--- a/07-Entregables/Requisitos/Rumbo — Requisitos.docx
+++ b/07-Entregables/Requisitos/Rumbo — Requisitos.docx
@@ -243,6 +243,30 @@
         </w:numPr>
       </w:pPr>
       <w:r>
+        <w:t xml:space="preserve">La</w:t>
+      </w:r>
+      <w:r>
+        <w:t xml:space="preserve"> </w:t>
+      </w:r>
+      <w:r>
+        <w:rPr>
+          <w:b/>
+          <w:bCs/>
+        </w:rPr>
+        <w:t xml:space="preserve">matriz de trazabilidad</w:t>
+      </w:r>
+      <w:r>
+        <w:t xml:space="preserve"> </w:t>
+      </w:r>
+      <w:r>
+        <w:t xml:space="preserve">entre requisitos y casos de uso.</w:t>
+      </w:r>
+    </w:p>
+    <w:p>
+      <w:pPr>
+        <w:pStyle w:val="FirstParagraph"/>
+      </w:pPr>
+      <w:r>
         <w:t xml:space="preserve">El</w:t>
       </w:r>
       <w:r>
@@ -256,35 +280,26 @@
         <w:t xml:space="preserve">alcance del sistema</w:t>
       </w:r>
       <w:r>
-        <w:t xml:space="preserve">, con los límites deliberados de esta etapa.</w:t>
-      </w:r>
-    </w:p>
-    <w:p>
-      <w:pPr>
-        <w:pStyle w:val="Compact"/>
-        <w:numPr>
-          <w:ilvl w:val="0"/>
-          <w:numId w:val="1001"/>
-        </w:numPr>
-      </w:pPr>
-      <w:r>
-        <w:t xml:space="preserve">La</w:t>
-      </w:r>
-      <w:r>
-        <w:t xml:space="preserve"> </w:t>
-      </w:r>
-      <w:r>
-        <w:rPr>
-          <w:b/>
-          <w:bCs/>
-        </w:rPr>
-        <w:t xml:space="preserve">matriz de trazabilidad</w:t>
-      </w:r>
-      <w:r>
-        <w:t xml:space="preserve"> </w:t>
-      </w:r>
-      <w:r>
-        <w:t xml:space="preserve">entre requisitos y casos de uso.</w:t>
+        <w:t xml:space="preserve"> </w:t>
+      </w:r>
+      <w:r>
+        <w:t xml:space="preserve">—los módulos que cubre, lo que queda fuera de esta etapa y lo previsto para una segunda— está definido en el</w:t>
+      </w:r>
+      <w:r>
+        <w:t xml:space="preserve"> </w:t>
+      </w:r>
+      <w:r>
+        <w:rPr>
+          <w:b/>
+          <w:bCs/>
+        </w:rPr>
+        <w:t xml:space="preserve">documento de relevamiento</w:t>
+      </w:r>
+      <w:r>
+        <w:t xml:space="preserve"> </w:t>
+      </w:r>
+      <w:r>
+        <w:t xml:space="preserve">y no se repite aquí: este documento especifica los requisitos dentro de ese alcance.</w:t>
       </w:r>
     </w:p>
     <w:bookmarkStart w:id="49" w:name="elaboración-de-los-requisitos"/>
@@ -907,6 +922,53 @@
       </w:r>
       <w:r>
         <w:t xml:space="preserve">, al final del documento.</w:t>
+      </w:r>
+    </w:p>
+    <w:p>
+      <w:pPr>
+        <w:pStyle w:val="BlockText"/>
+      </w:pPr>
+      <w:r>
+        <w:rPr>
+          <w:b/>
+          <w:bCs/>
+        </w:rPr>
+        <w:t xml:space="preserve">Alcance del sistema.</w:t>
+      </w:r>
+      <w:r>
+        <w:t xml:space="preserve"> </w:t>
+      </w:r>
+      <w:r>
+        <w:t xml:space="preserve">Los módulos que cubre Rumbo, lo que queda deliberadamente fuera de esta etapa y lo previsto para una segunda están definidos en el</w:t>
+      </w:r>
+      <w:r>
+        <w:t xml:space="preserve"> </w:t>
+      </w:r>
+      <w:r>
+        <w:rPr>
+          <w:b/>
+          <w:bCs/>
+        </w:rPr>
+        <w:t xml:space="preserve">documento de relevamiento</w:t>
+      </w:r>
+      <w:r>
+        <w:t xml:space="preserve">, y no se repiten acá para que exista una sola fuente. Este catálogo especifica los requisitos</w:t>
+      </w:r>
+      <w:r>
+        <w:t xml:space="preserve"> </w:t>
+      </w:r>
+      <w:r>
+        <w:rPr>
+          <w:b/>
+          <w:bCs/>
+        </w:rPr>
+        <w:t xml:space="preserve">dentro</w:t>
+      </w:r>
+      <w:r>
+        <w:t xml:space="preserve"> </w:t>
+      </w:r>
+      <w:r>
+        <w:t xml:space="preserve">de ese alcance.</w:t>
       </w:r>
     </w:p>
     <w:bookmarkEnd w:id="52"/>
@@ -24892,201 +24954,7 @@
     <w:bookmarkEnd w:id="242"/>
     <w:bookmarkEnd w:id="243"/>
     <w:bookmarkEnd w:id="244"/>
-    <w:bookmarkStart w:id="245" w:name="alcance-del-sistema"/>
-    <w:p>
-      <w:pPr>
-        <w:pStyle w:val="Heading1"/>
-      </w:pPr>
-      <w:r>
-        <w:t xml:space="preserve">Alcance del sistema</w:t>
-      </w:r>
-    </w:p>
-    <w:p>
-      <w:pPr>
-        <w:pStyle w:val="FirstParagraph"/>
-      </w:pPr>
-      <w:r>
-        <w:t xml:space="preserve">El sistema acompaña el circuito comercial de la agencia y deja deliberadamente fuera aquello que no le corresponde resolver:</w:t>
-      </w:r>
-    </w:p>
-    <w:p>
-      <w:pPr>
-        <w:pStyle w:val="Compact"/>
-        <w:numPr>
-          <w:ilvl w:val="0"/>
-          <w:numId w:val="1173"/>
-        </w:numPr>
-      </w:pPr>
-      <w:r>
-        <w:rPr>
-          <w:b/>
-          <w:bCs/>
-        </w:rPr>
-        <w:t xml:space="preserve">Registra</w:t>
-      </w:r>
-      <w:r>
-        <w:t xml:space="preserve"> </w:t>
-      </w:r>
-      <w:r>
-        <w:t xml:space="preserve">los pagos y su estado, pero</w:t>
-      </w:r>
-      <w:r>
-        <w:t xml:space="preserve"> </w:t>
-      </w:r>
-      <w:r>
-        <w:rPr>
-          <w:b/>
-          <w:bCs/>
-        </w:rPr>
-        <w:t xml:space="preserve">no los procesa</w:t>
-      </w:r>
-      <w:r>
-        <w:t xml:space="preserve">: no hay cobro en línea, ni reembolsos, ni penalidades.</w:t>
-      </w:r>
-    </w:p>
-    <w:p>
-      <w:pPr>
-        <w:pStyle w:val="Compact"/>
-        <w:numPr>
-          <w:ilvl w:val="0"/>
-          <w:numId w:val="1173"/>
-        </w:numPr>
-      </w:pPr>
-      <w:r>
-        <w:rPr>
-          <w:b/>
-          <w:bCs/>
-        </w:rPr>
-        <w:t xml:space="preserve">Planifica y propone</w:t>
-      </w:r>
-      <w:r>
-        <w:t xml:space="preserve"> </w:t>
-      </w:r>
-      <w:r>
-        <w:t xml:space="preserve">el contenido de redes, pero</w:t>
-      </w:r>
-      <w:r>
-        <w:t xml:space="preserve"> </w:t>
-      </w:r>
-      <w:r>
-        <w:rPr>
-          <w:b/>
-          <w:bCs/>
-        </w:rPr>
-        <w:t xml:space="preserve">no publica</w:t>
-      </w:r>
-      <w:r>
-        <w:t xml:space="preserve">: la publicación la realiza una persona.</w:t>
-      </w:r>
-    </w:p>
-    <w:p>
-      <w:pPr>
-        <w:pStyle w:val="Compact"/>
-        <w:numPr>
-          <w:ilvl w:val="0"/>
-          <w:numId w:val="1173"/>
-        </w:numPr>
-      </w:pPr>
-      <w:r>
-        <w:rPr>
-          <w:b/>
-          <w:bCs/>
-        </w:rPr>
-        <w:t xml:space="preserve">Asiste</w:t>
-      </w:r>
-      <w:r>
-        <w:t xml:space="preserve"> </w:t>
-      </w:r>
-      <w:r>
-        <w:t xml:space="preserve">la cotización mediante plantillas y formularios, con precios cargados por el asesor. No consulta precios de proveedores de forma automática.</w:t>
-      </w:r>
-    </w:p>
-    <w:p>
-      <w:pPr>
-        <w:pStyle w:val="Compact"/>
-        <w:numPr>
-          <w:ilvl w:val="0"/>
-          <w:numId w:val="1173"/>
-        </w:numPr>
-      </w:pPr>
-      <w:r>
-        <w:rPr>
-          <w:b/>
-          <w:bCs/>
-        </w:rPr>
-        <w:t xml:space="preserve">No se integra</w:t>
-      </w:r>
-      <w:r>
-        <w:t xml:space="preserve"> </w:t>
-      </w:r>
-      <w:r>
-        <w:t xml:space="preserve">con mayoristas ni con sistemas de distribución global.</w:t>
-      </w:r>
-    </w:p>
-    <w:p>
-      <w:pPr>
-        <w:pStyle w:val="Compact"/>
-        <w:numPr>
-          <w:ilvl w:val="0"/>
-          <w:numId w:val="1173"/>
-        </w:numPr>
-      </w:pPr>
-      <w:r>
-        <w:rPr>
-          <w:b/>
-          <w:bCs/>
-        </w:rPr>
-        <w:t xml:space="preserve">No reemplaza</w:t>
-      </w:r>
-      <w:r>
-        <w:t xml:space="preserve"> </w:t>
-      </w:r>
-      <w:r>
-        <w:t xml:space="preserve">el asesoramiento del agente: lo apoya con información y recordatorios.</w:t>
-      </w:r>
-    </w:p>
-    <w:p>
-      <w:pPr>
-        <w:pStyle w:val="Compact"/>
-        <w:numPr>
-          <w:ilvl w:val="0"/>
-          <w:numId w:val="1173"/>
-        </w:numPr>
-      </w:pPr>
-      <w:r>
-        <w:t xml:space="preserve">Los avisos al pasajero se generan dentro del sistema y el envío lo realiza una persona por el canal que corresponda.</w:t>
-      </w:r>
-    </w:p>
-    <w:p>
-      <w:pPr>
-        <w:pStyle w:val="Compact"/>
-        <w:numPr>
-          <w:ilvl w:val="0"/>
-          <w:numId w:val="1173"/>
-        </w:numPr>
-      </w:pPr>
-      <w:r>
-        <w:t xml:space="preserve">La</w:t>
-      </w:r>
-      <w:r>
-        <w:t xml:space="preserve"> </w:t>
-      </w:r>
-      <w:r>
-        <w:rPr>
-          <w:b/>
-          <w:bCs/>
-        </w:rPr>
-        <w:t xml:space="preserve">facturación</w:t>
-      </w:r>
-      <w:r>
-        <w:t xml:space="preserve"> </w:t>
-      </w:r>
-      <w:r>
-        <w:t xml:space="preserve">queda fuera del alcance de esta etapa.</w:t>
-      </w:r>
-    </w:p>
-    <w:bookmarkEnd w:id="245"/>
-    <w:bookmarkStart w:id="246" w:name="matriz-de-trazabilidad"/>
+    <w:bookmarkStart w:id="245" w:name="matriz-de-trazabilidad"/>
     <w:p>
       <w:pPr>
         <w:pStyle w:val="Heading1"/>
@@ -25936,7 +25804,7 @@
         <w:t xml:space="preserve">(registro de autor y fecha de cada cambio) son transversales: se aplican en la totalidad de los casos de uso, y por eso no se enumeran fila por fila.</w:t>
       </w:r>
     </w:p>
-    <w:bookmarkEnd w:id="246"/>
+    <w:bookmarkEnd w:id="245"/>
     <w:sectPr>
       <w:footerReference r:id="rId40" w:type="default"/>
       <w:footnotePr>
@@ -26719,9 +26587,6 @@
     <w:abstractNumId w:val="991"/>
   </w:num>
   <w:num w:numId="1172">
-    <w:abstractNumId w:val="991"/>
-  </w:num>
-  <w:num w:numId="1173">
     <w:abstractNumId w:val="991"/>
   </w:num>
 </w:numbering>

--- a/07-Entregables/Requisitos/Rumbo — Requisitos.docx
+++ b/07-Entregables/Requisitos/Rumbo — Requisitos.docx
@@ -4116,13 +4116,25 @@
         <w:rPr>
           <w:rStyle w:val="VerbatimChar"/>
         </w:rPr>
+        <w:t xml:space="preserve">perdida</w:t>
+      </w:r>
+      <w:r>
+        <w:t xml:space="preserve">, exigiendo un motivo de una lista fija: precio · fechas/disponibilidad · desistió · compró en otra agencia · sin respuesta · otro (con texto libre), o como</w:t>
+      </w:r>
+      <w:r>
+        <w:t xml:space="preserve"> </w:t>
+      </w:r>
+      <w:r>
+        <w:rPr>
+          <w:rStyle w:val="VerbatimChar"/>
+        </w:rPr>
         <w:t xml:space="preserve">ganada</w:t>
       </w:r>
       <w:r>
         <w:t xml:space="preserve"> </w:t>
       </w:r>
       <w:r>
-        <w:t xml:space="preserve">—con o sin Cotización formal previa— o como</w:t>
+        <w:t xml:space="preserve">cuando la venta se cierra sin Cotización formal. Cuando hay una cotización aceptada, la Oportunidad pasa a</w:t>
       </w:r>
       <w:r>
         <w:t xml:space="preserve"> </w:t>
@@ -4131,10 +4143,13 @@
         <w:rPr>
           <w:rStyle w:val="VerbatimChar"/>
         </w:rPr>
-        <w:t xml:space="preserve">perdida</w:t>
-      </w:r>
-      <w:r>
-        <w:t xml:space="preserve">, exigiendo en este último caso un motivo de una lista fija: precio · fechas/disponibilidad · desistió · compró en otra agencia · sin respuesta · otro (con texto libre). El motivo queda en el historial para el embudo y los reportes.</w:t>
+        <w:t xml:space="preserve">ganada</w:t>
+      </w:r>
+      <w:r>
+        <w:t xml:space="preserve"> </w:t>
+      </w:r>
+      <w:r>
+        <w:t xml:space="preserve">al confirmarse la reserva (RF-032). El motivo queda en el historial para el embudo y los reportes.</w:t>
       </w:r>
     </w:p>
     <w:p>
@@ -5578,7 +5593,7 @@
         <w:t xml:space="preserve"> </w:t>
       </w:r>
       <w:r>
-        <w:t xml:space="preserve">el sistema evalúa periódicamente el historial de cada Cliente y detecta a los candidatos a recontacto: los que llevan aproximadamente seis meses sin una nueva compra o viaje —umbral configurable— y no tienen marcado el opt-out. El criterio aplica a todos los clientes, identificando especialmente a los recurrentes (dos o más Viajes con la agencia).</w:t>
+        <w:t xml:space="preserve">el sistema evalúa todos los días, en el proceso automático de las 00:00, el historial de cada Cliente y detecta a los candidatos a recontacto: los que llevan aproximadamente seis meses sin una nueva compra o viaje —umbral configurable— y no tienen marcado el opt-out. El criterio aplica a todos los clientes, identificando especialmente a los recurrentes (dos o más Viajes con la agencia).</w:t>
       </w:r>
     </w:p>
     <w:p>
@@ -5723,7 +5738,7 @@
         <w:t xml:space="preserve"> </w:t>
       </w:r>
       <w:r>
-        <w:t xml:space="preserve">o lo lista en un panel de clientes a recontactar, y muestra el contexto del Cliente (último viaje, preferencias, historial). El sistema sugiere; el contacto lo hace una persona, sin envío automático.</w:t>
+        <w:t xml:space="preserve">asignada al responsable del Cliente —o a un administrador si no tiene un responsable activo— y muestra el contexto del cliente (último viaje, preferencias, historial). No genera una segunda alerta mientras el cliente tenga otra de recontacto sin resolver. El sistema sugiere; el contacto lo hace una persona, sin envío automático.</w:t>
       </w:r>
     </w:p>
     <w:p>
@@ -6297,7 +6312,7 @@
         <w:t xml:space="preserve"> </w:t>
       </w:r>
       <w:r>
-        <w:t xml:space="preserve">desde una Oportunidad</w:t>
+        <w:t xml:space="preserve">desde una Oportunidad con su Cotización aceptada, el sistema crea el Viaje en estado</w:t>
       </w:r>
       <w:r>
         <w:t xml:space="preserve"> </w:t>
@@ -6306,25 +6321,25 @@
         <w:rPr>
           <w:rStyle w:val="VerbatimChar"/>
         </w:rPr>
+        <w:t xml:space="preserve">reservado</w:t>
+      </w:r>
+      <w:r>
+        <w:t xml:space="preserve"> </w:t>
+      </w:r>
+      <w:r>
+        <w:t xml:space="preserve">con destino del catálogo, fechas de salida y regreso, categoría y responsable, vinculado al Cliente y a la Oportunidad de origen, y cierra esa oportunidad como</w:t>
+      </w:r>
+      <w:r>
+        <w:t xml:space="preserve"> </w:t>
+      </w:r>
+      <w:r>
+        <w:rPr>
+          <w:rStyle w:val="VerbatimChar"/>
+        </w:rPr>
         <w:t xml:space="preserve">ganada</w:t>
       </w:r>
       <w:r>
-        <w:t xml:space="preserve">, el sistema crea el Viaje en estado</w:t>
-      </w:r>
-      <w:r>
-        <w:t xml:space="preserve"> </w:t>
-      </w:r>
-      <w:r>
-        <w:rPr>
-          <w:rStyle w:val="VerbatimChar"/>
-        </w:rPr>
-        <w:t xml:space="preserve">reservado</w:t>
-      </w:r>
-      <w:r>
-        <w:t xml:space="preserve"> </w:t>
-      </w:r>
-      <w:r>
-        <w:t xml:space="preserve">con destino del catálogo, fechas de salida y regreso, categoría y responsable, vinculado al Cliente y a la Oportunidad de origen, que queda cerrada como ganada. La reserva también puede confirmarse sin Cotización formal previa.</w:t>
+        <w:t xml:space="preserve">. La reserva también puede confirmarse sin Cotización formal previa, desde una oportunidad ya cerrada como ganada.</w:t>
       </w:r>
     </w:p>
     <w:p>
@@ -6874,7 +6889,7 @@
         <w:t xml:space="preserve"> </w:t>
       </w:r>
       <w:r>
-        <w:t xml:space="preserve">al confirmar la reserva, el sistema encadena el registro del control económico y la definición del plan de cuotas con su seña, y ofrece armar el itinerario de hoteles. El Viaje no queda cerrado sin su economía y su plan cargados.</w:t>
+        <w:t xml:space="preserve">al confirmar la reserva, el sistema encadena el registro del control económico y la definición del plan de cuotas —con o sin seña— y ofrece armar el itinerario de hoteles. El Viaje no queda cerrado sin su economía y su plan cargados.</w:t>
       </w:r>
     </w:p>
     <w:p>
@@ -7164,7 +7179,7 @@
         <w:t xml:space="preserve"> </w:t>
       </w:r>
       <w:r>
-        <w:t xml:space="preserve">al cobrarse la seña y de</w:t>
+        <w:t xml:space="preserve">con el primer cobro registrado, sea la seña, una cuota o el pago único, y de</w:t>
       </w:r>
       <w:r>
         <w:t xml:space="preserve"> </w:t>
@@ -7194,7 +7209,7 @@
         <w:t xml:space="preserve"> </w:t>
       </w:r>
       <w:r>
-        <w:t xml:space="preserve">al saldarse el total. Son transiciones automáticas disparadas por el cobro, no acciones manuales.</w:t>
+        <w:t xml:space="preserve">al saldarse el total; si un mismo cobro salda el total, aplica las dos transiciones en orden. Son transiciones automáticas disparadas por el cobro, no acciones manuales.</w:t>
       </w:r>
     </w:p>
     <w:p>
@@ -7324,7 +7339,7 @@
         <w:t xml:space="preserve"> </w:t>
       </w:r>
       <w:r>
-        <w:t xml:space="preserve">el sistema sugiere el paso a</w:t>
+        <w:t xml:space="preserve">el día de salida y el de regreso, el sistema genera una Alerta de tipo</w:t>
       </w:r>
       <w:r>
         <w:t xml:space="preserve"> </w:t>
@@ -7333,13 +7348,28 @@
         <w:rPr>
           <w:rStyle w:val="VerbatimChar"/>
         </w:rPr>
+        <w:t xml:space="preserve">viaje</w:t>
+      </w:r>
+      <w:r>
+        <w:t xml:space="preserve"> </w:t>
+      </w:r>
+      <w:r>
+        <w:t xml:space="preserve">para el responsable, que sugiere el paso a</w:t>
+      </w:r>
+      <w:r>
+        <w:t xml:space="preserve"> </w:t>
+      </w:r>
+      <w:r>
+        <w:rPr>
+          <w:rStyle w:val="VerbatimChar"/>
+        </w:rPr>
         <w:t xml:space="preserve">en curso</w:t>
       </w:r>
       <w:r>
         <w:t xml:space="preserve"> </w:t>
       </w:r>
       <w:r>
-        <w:t xml:space="preserve">y a</w:t>
+        <w:t xml:space="preserve">o a</w:t>
       </w:r>
       <w:r>
         <w:t xml:space="preserve"> </w:t>
@@ -7351,10 +7381,7 @@
         <w:t xml:space="preserve">finalizado</w:t>
       </w:r>
       <w:r>
-        <w:t xml:space="preserve"> </w:t>
-      </w:r>
-      <w:r>
-        <w:t xml:space="preserve">según las fechas de salida y regreso, pero exige que el empleado lo confirme y nunca lo fuerza: si el regreso se demora, el viaje se mantiene</w:t>
+        <w:t xml:space="preserve">; exige que el empleado lo confirme y nunca lo fuerza: si el regreso se demora, el viaje se mantiene</w:t>
       </w:r>
       <w:r>
         <w:t xml:space="preserve"> </w:t>
@@ -9462,7 +9489,7 @@
         <w:t xml:space="preserve"> </w:t>
       </w:r>
       <w:r>
-        <w:t xml:space="preserve">según su fecha y sus Alertas se reabren.</w:t>
+        <w:t xml:space="preserve">según su fecha, se reabren solo las Alertas que había cerrado la cancelación y, si se había dejado constancia de que la comisión no se realizaba, la comisión vuelve a quedar proyectada.</w:t>
       </w:r>
     </w:p>
     <w:p>
@@ -11907,7 +11934,7 @@
         <w:t xml:space="preserve"> </w:t>
       </w:r>
       <w:r>
-        <w:t xml:space="preserve">según su fecha, su Alerta se reabre y, si el Viaje había pasado a</w:t>
+        <w:t xml:space="preserve">según su fecha y su Alerta se reabre. Si el Viaje había pasado a</w:t>
       </w:r>
       <w:r>
         <w:t xml:space="preserve"> </w:t>
@@ -11932,6 +11959,18 @@
           <w:rStyle w:val="VerbatimChar"/>
         </w:rPr>
         <w:t xml:space="preserve">vendido</w:t>
+      </w:r>
+      <w:r>
+        <w:t xml:space="preserve">; si era el único cobro del viaje, vuelve a</w:t>
+      </w:r>
+      <w:r>
+        <w:t xml:space="preserve"> </w:t>
+      </w:r>
+      <w:r>
+        <w:rPr>
+          <w:rStyle w:val="VerbatimChar"/>
+        </w:rPr>
+        <w:t xml:space="preserve">reservado</w:t>
       </w:r>
       <w:r>
         <w:t xml:space="preserve">.</w:t>
@@ -12194,7 +12233,7 @@
         <w:t xml:space="preserve"> </w:t>
       </w:r>
       <w:r>
-        <w:t xml:space="preserve">el Pago es indivisible: se cobra completo, sin cobros parciales. Un esquema de cobro distinto se modela cambiando el plan de cuotas, no partiendo un pago.</w:t>
+        <w:t xml:space="preserve">el Pago es indivisible: se cobra completo, sin cobros parciales. Si el cliente paga solo una parte, antes de cobrar se divide la cuota en dos dentro del plan de cuotas, respetando que la suma siga igual al precio de venta. La diferencia que produzca el tipo de cambio queda registrada en el monto cobrado.</w:t>
       </w:r>
     </w:p>
     <w:p>
@@ -12414,6 +12453,18 @@
         <w:t xml:space="preserve">manual</w:t>
       </w:r>
       <w:r>
+        <w:t xml:space="preserve">,</w:t>
+      </w:r>
+      <w:r>
+        <w:t xml:space="preserve"> </w:t>
+      </w:r>
+      <w:r>
+        <w:rPr>
+          <w:rStyle w:val="VerbatimChar"/>
+        </w:rPr>
+        <w:t xml:space="preserve">recontacto</w:t>
+      </w:r>
+      <w:r>
         <w:t xml:space="preserve"> </w:t>
       </w:r>
       <w:r>
@@ -12426,7 +12477,7 @@
         <w:rPr>
           <w:rStyle w:val="VerbatimChar"/>
         </w:rPr>
-        <w:t xml:space="preserve">recontacto</w:t>
+        <w:t xml:space="preserve">viaje</w:t>
       </w:r>
       <w:r>
         <w:t xml:space="preserve">, y ofrece la acción correspondiente a cada uno.</w:t>
@@ -23332,7 +23383,7 @@
         <w:t xml:space="preserve"> </w:t>
       </w:r>
       <w:r>
-        <w:t xml:space="preserve">el sistema registra quién creó y quién modificó por última vez cada registro, junto con la fecha, para poder identificar quién realizó cada acción dentro del CRM. Un log de acciones completo queda para una fase posterior.</w:t>
+        <w:t xml:space="preserve">el sistema registra quién creó y quién modificó por última vez cada registro de todas las entidades, operativas y de catálogo, junto con la fecha, para poder identificar quién realizó cada acción dentro del CRM. Un log de acciones completo queda para una fase posterior.</w:t>
       </w:r>
     </w:p>
     <w:p>
@@ -24206,7 +24257,7 @@
         <w:t xml:space="preserve"> </w:t>
       </w:r>
       <w:r>
-        <w:t xml:space="preserve">la información se respalda periódicamente y el respaldo permite restaurar el sistema a un estado consistente anterior.</w:t>
+        <w:t xml:space="preserve">la base de datos se respalda de forma automática una vez por día, después del proceso automático de las 00:00. Cada respaldo se conserva 30 días, con una copia guardada fuera del servidor, y permite restaurar el sistema a un estado consistente anterior.</w:t>
       </w:r>
     </w:p>
     <w:p>
@@ -24250,7 +24301,7 @@
         <w:t xml:space="preserve"> </w:t>
       </w:r>
       <w:r>
-        <w:t xml:space="preserve">existe un respaldo verificable y probado mediante una restauración completa.</w:t>
+        <w:t xml:space="preserve">existe un respaldo de cada uno de los últimos 30 días, con su copia externa, y se prueba mediante una restauración completa.</w:t>
       </w:r>
     </w:p>
     <w:bookmarkEnd w:id="228"/>
@@ -24292,7 +24343,7 @@
         <w:t xml:space="preserve"> </w:t>
       </w:r>
       <w:r>
-        <w:t xml:space="preserve">las pantallas de uso frecuente —la agenda de alertas, la búsqueda de clientes y hoteles, y la ficha del viaje— responden con fluidez y sin esperas perceptibles en condiciones normales de uso.</w:t>
+        <w:t xml:space="preserve">las pantallas de uso frecuente —la agenda de alertas, la búsqueda de clientes y hoteles, y la ficha del viaje— responden en 2 segundos o menos en el 95 % de los casos, con hasta 10 usuarios trabajando en simultáneo.</w:t>
       </w:r>
     </w:p>
     <w:p>
@@ -24336,7 +24387,7 @@
         <w:t xml:space="preserve"> </w:t>
       </w:r>
       <w:r>
-        <w:t xml:space="preserve">las consultas frecuentes se resuelven en tiempos que no interrumpen el ritmo de la atención.</w:t>
+        <w:t xml:space="preserve">una prueba de carga con 10 usuarios simultáneos mide el percentil 95 de las pantallas frecuentes en 2 segundos o menos.</w:t>
       </w:r>
     </w:p>
     <w:bookmarkEnd w:id="230"/>
@@ -24368,7 +24419,7 @@
         <w:t xml:space="preserve"> </w:t>
       </w:r>
       <w:r>
-        <w:t xml:space="preserve">el rendimiento de las consultas se sostiene a medida que se acumulan clientes, viajes y pagos de sucesivas temporadas. Los listados extensos se entregan paginados y los reportes se acotan al período solicitado.</w:t>
+        <w:t xml:space="preserve">el rendimiento de las consultas se sostiene a medida que se acumulan clientes, viajes y pagos de sucesivas temporadas, y cumple la meta de RNF-09 con al menos 5.000 clientes y su historial cargados. Los listados extensos se entregan paginados y los reportes se acotan al período solicitado.</w:t>
       </w:r>
     </w:p>
     <w:p>
@@ -24412,7 +24463,7 @@
         <w:t xml:space="preserve"> </w:t>
       </w:r>
       <w:r>
-        <w:t xml:space="preserve">los tiempos de respuesta se mantienen estables al crecer el volumen de datos históricos.</w:t>
+        <w:t xml:space="preserve">con una base de prueba de 5.000 clientes y su historial, los tiempos de respuesta siguen dentro de la meta de RNF-09.</w:t>
       </w:r>
     </w:p>
     <w:bookmarkEnd w:id="231"/>
@@ -24588,13 +24639,13 @@
         <w:t xml:space="preserve">Disponibilidad</w:t>
       </w:r>
     </w:p>
-    <w:bookmarkStart w:id="236" w:name="X2339074a1f82e9abc9c37f1a76f2df5bb0124fc"/>
+    <w:bookmarkStart w:id="236" w:name="rnf-13-disponibilidad-permanente"/>
     <w:p>
       <w:pPr>
         <w:pStyle w:val="Heading4"/>
       </w:pPr>
       <w:r>
-        <w:t xml:space="preserve">RNF-13 — Disponibilidad en el horario de operación</w:t>
+        <w:t xml:space="preserve">RNF-13 — Disponibilidad permanente</w:t>
       </w:r>
     </w:p>
     <w:p>
@@ -24616,7 +24667,7 @@
         <w:t xml:space="preserve"> </w:t>
       </w:r>
       <w:r>
-        <w:t xml:space="preserve">el sistema está disponible durante el horario de atención de la agencia. Las tareas de mantenimiento se realizan fuera de ese horario.</w:t>
+        <w:t xml:space="preserve">el sistema está disponible las 24 horas, todos los días. Las tareas de mantenimiento planificado se programan en la franja de menor uso y se avisan a los usuarios con anticipación.</w:t>
       </w:r>
     </w:p>
     <w:p>
@@ -24638,7 +24689,7 @@
         <w:t xml:space="preserve"> </w:t>
       </w:r>
       <w:r>
-        <w:t xml:space="preserve">durante la atención el sistema es la única fuente de la información del cliente y del estado de su viaje. Una caída en horario comercial deja al asesor sin poder cotizar, cobrar ni responder.</w:t>
+        <w:t xml:space="preserve">durante la atención el sistema es la única fuente de la información del cliente y del estado de su viaje. Además, las consultas llegan por Instagram y WhatsApp a cualquier hora y el proceso automático corre a medianoche. Una caída en horario comercial deja al asesor sin poder cotizar, cobrar ni responder.</w:t>
       </w:r>
     </w:p>
     <w:p>
@@ -24660,7 +24711,7 @@
         <w:t xml:space="preserve"> </w:t>
       </w:r>
       <w:r>
-        <w:t xml:space="preserve">las interrupciones planificadas quedan fuera del horario de atención.</w:t>
+        <w:t xml:space="preserve">el sistema responde a cualquier hora, y toda interrupción planificada se anuncia antes y se hace en la franja de menor uso.</w:t>
       </w:r>
     </w:p>
     <w:bookmarkEnd w:id="236"/>
@@ -24702,7 +24753,7 @@
         <w:t xml:space="preserve"> </w:t>
       </w:r>
       <w:r>
-        <w:t xml:space="preserve">el sistema ofrece una aplicación web para la gestión completa y una aplicación mobile para el acceso a la agenda, las alertas y los clientes. Ambas comparten la misma información en tiempo real y funcionan sobre navegadores y dispositivos de uso corriente.</w:t>
+        <w:t xml:space="preserve">el sistema ofrece una aplicación web para la gestión completa y una aplicación mobile para el acceso a la agenda, las alertas y los clientes. Ambas comparten la misma información en tiempo real. La web soporta las dos últimas versiones de Chrome, Edge y Firefox (Safari, sin garantía); la mobile, Android 10 o superior e iOS 15 o superior.</w:t>
       </w:r>
     </w:p>
     <w:p>
@@ -24746,7 +24797,7 @@
         <w:t xml:space="preserve"> </w:t>
       </w:r>
       <w:r>
-        <w:t xml:space="preserve">agenda, alertas y clientes son accesibles y operables desde ambas plataformas, con la misma información.</w:t>
+        <w:t xml:space="preserve">agenda, alertas y clientes son accesibles y operables desde ambas plataformas, con la misma información, en los navegadores y versiones de sistema indicados.</w:t>
       </w:r>
     </w:p>
     <w:bookmarkEnd w:id="238"/>

--- a/07-Entregables/Requisitos/Rumbo — Requisitos.docx
+++ b/07-Entregables/Requisitos/Rumbo — Requisitos.docx
@@ -209,7 +209,7 @@
           <w:b/>
           <w:bCs/>
         </w:rPr>
-        <w:t xml:space="preserve">153 requisitos funcionales</w:t>
+        <w:t xml:space="preserve">155 requisitos funcionales</w:t>
       </w:r>
       <w:r>
         <w:t xml:space="preserve">, agrupados en los once módulos del sistema.</w:t>
@@ -1546,7 +1546,7 @@
               <w:pStyle w:val="Compact"/>
             </w:pPr>
             <w:r>
-              <w:t xml:space="preserve">RF-073 → RF-082</w:t>
+              <w:t xml:space="preserve">RF-073 → RF-082, RF-154 y RF-155</w:t>
             </w:r>
           </w:p>
         </w:tc>
@@ -1848,7 +1848,7 @@
           <w:b/>
           <w:bCs/>
         </w:rPr>
-        <w:t xml:space="preserve">Total: 153 requisitos funcionales y 16 requisitos no funcionales.</w:t>
+        <w:t xml:space="preserve">Total: 155 requisitos funcionales y 16 requisitos no funcionales.</w:t>
       </w:r>
     </w:p>
     <w:bookmarkEnd w:id="54"/>
@@ -12336,7 +12336,7 @@
     </w:p>
     <w:bookmarkEnd w:id="130"/>
     <w:bookmarkEnd w:id="131"/>
-    <w:bookmarkStart w:id="142" w:name="alertas"/>
+    <w:bookmarkStart w:id="144" w:name="alertas"/>
     <w:p>
       <w:pPr>
         <w:pStyle w:val="Heading1"/>
@@ -13431,12 +13431,302 @@
       </w:r>
     </w:p>
     <w:bookmarkEnd w:id="138"/>
-    <w:bookmarkStart w:id="139" w:name="rf-080-crear-un-recordatorio-manual"/>
+    <w:bookmarkStart w:id="139" w:name="rf-154-listar-las-próximas-alertas"/>
     <w:p>
       <w:pPr>
         <w:pStyle w:val="Heading4"/>
       </w:pPr>
       <w:r>
+        <w:t xml:space="preserve">RF-154 — Listar las próximas alertas</w:t>
+      </w:r>
+    </w:p>
+    <w:p>
+      <w:pPr>
+        <w:pStyle w:val="Compact"/>
+        <w:numPr>
+          <w:ilvl w:val="0"/>
+          <w:numId w:val="1083"/>
+        </w:numPr>
+      </w:pPr>
+      <w:r>
+        <w:rPr>
+          <w:b/>
+          <w:bCs/>
+        </w:rPr>
+        <w:t xml:space="preserve">Descripción:</w:t>
+      </w:r>
+      <w:r>
+        <w:t xml:space="preserve"> </w:t>
+      </w:r>
+      <w:r>
+        <w:t xml:space="preserve">el sistema permite ver las Alertas en estado</w:t>
+      </w:r>
+      <w:r>
+        <w:t xml:space="preserve"> </w:t>
+      </w:r>
+      <w:r>
+        <w:rPr>
+          <w:rStyle w:val="VerbatimChar"/>
+        </w:rPr>
+        <w:t xml:space="preserve">pendiente</w:t>
+      </w:r>
+      <w:r>
+        <w:t xml:space="preserve"> </w:t>
+      </w:r>
+      <w:r>
+        <w:t xml:space="preserve">con fecha posterior a hoy, ordenadas por fecha y filtradas por propietario, para que el empleado adelante trabajo y las atienda antes de su fecha.</w:t>
+      </w:r>
+    </w:p>
+    <w:p>
+      <w:pPr>
+        <w:pStyle w:val="Compact"/>
+        <w:numPr>
+          <w:ilvl w:val="0"/>
+          <w:numId w:val="1083"/>
+        </w:numPr>
+      </w:pPr>
+      <w:r>
+        <w:rPr>
+          <w:b/>
+          <w:bCs/>
+        </w:rPr>
+        <w:t xml:space="preserve">Actor:</w:t>
+      </w:r>
+      <w:r>
+        <w:t xml:space="preserve"> </w:t>
+      </w:r>
+      <w:r>
+        <w:t xml:space="preserve">empleado ·</w:t>
+      </w:r>
+      <w:r>
+        <w:t xml:space="preserve"> </w:t>
+      </w:r>
+      <w:r>
+        <w:rPr>
+          <w:b/>
+          <w:bCs/>
+        </w:rPr>
+        <w:t xml:space="preserve">Tipo:</w:t>
+      </w:r>
+      <w:r>
+        <w:t xml:space="preserve"> </w:t>
+      </w:r>
+      <w:r>
+        <w:t xml:space="preserve">consulta ·</w:t>
+      </w:r>
+      <w:r>
+        <w:t xml:space="preserve"> </w:t>
+      </w:r>
+      <w:r>
+        <w:rPr>
+          <w:b/>
+          <w:bCs/>
+        </w:rPr>
+        <w:t xml:space="preserve">Prioridad:</w:t>
+      </w:r>
+      <w:r>
+        <w:t xml:space="preserve"> </w:t>
+      </w:r>
+      <w:r>
+        <w:t xml:space="preserve">media</w:t>
+      </w:r>
+    </w:p>
+    <w:p>
+      <w:pPr>
+        <w:pStyle w:val="Compact"/>
+        <w:numPr>
+          <w:ilvl w:val="0"/>
+          <w:numId w:val="1083"/>
+        </w:numPr>
+      </w:pPr>
+      <w:r>
+        <w:rPr>
+          <w:b/>
+          <w:bCs/>
+        </w:rPr>
+        <w:t xml:space="preserve">Casos de uso:</w:t>
+      </w:r>
+      <w:r>
+        <w:t xml:space="preserve"> </w:t>
+      </w:r>
+      <w:r>
+        <w:t xml:space="preserve">CU-14 Ver y atender alertas del día</w:t>
+      </w:r>
+    </w:p>
+    <w:p>
+      <w:pPr>
+        <w:pStyle w:val="Compact"/>
+        <w:numPr>
+          <w:ilvl w:val="0"/>
+          <w:numId w:val="1083"/>
+        </w:numPr>
+      </w:pPr>
+      <w:r>
+        <w:rPr>
+          <w:b/>
+          <w:bCs/>
+        </w:rPr>
+        <w:t xml:space="preserve">Entidades:</w:t>
+      </w:r>
+      <w:r>
+        <w:t xml:space="preserve"> </w:t>
+      </w:r>
+      <w:r>
+        <w:t xml:space="preserve">Alerta</w:t>
+      </w:r>
+    </w:p>
+    <w:bookmarkEnd w:id="139"/>
+    <w:bookmarkStart w:id="140" w:name="rf-155-mostrar-el-progreso-del-día"/>
+    <w:p>
+      <w:pPr>
+        <w:pStyle w:val="Heading4"/>
+      </w:pPr>
+      <w:r>
+        <w:t xml:space="preserve">RF-155 — Mostrar el progreso del día</w:t>
+      </w:r>
+    </w:p>
+    <w:p>
+      <w:pPr>
+        <w:pStyle w:val="Compact"/>
+        <w:numPr>
+          <w:ilvl w:val="0"/>
+          <w:numId w:val="1084"/>
+        </w:numPr>
+      </w:pPr>
+      <w:r>
+        <w:rPr>
+          <w:b/>
+          <w:bCs/>
+        </w:rPr>
+        <w:t xml:space="preserve">Descripción:</w:t>
+      </w:r>
+      <w:r>
+        <w:t xml:space="preserve"> </w:t>
+      </w:r>
+      <w:r>
+        <w:t xml:space="preserve">el sistema muestra, junto a la agenda, cuántas Alertas del propietario se resolvieron en el día sobre el total del día (las resueltas hoy más las vigentes), y lo actualiza con cada resolución, incluidas las automáticas. Las alertas pospuestas salen del total y marcar una alerta como</w:t>
+      </w:r>
+      <w:r>
+        <w:t xml:space="preserve"> </w:t>
+      </w:r>
+      <w:r>
+        <w:rPr>
+          <w:rStyle w:val="VerbatimChar"/>
+        </w:rPr>
+        <w:t xml:space="preserve">vista</w:t>
+      </w:r>
+      <w:r>
+        <w:t xml:space="preserve"> </w:t>
+      </w:r>
+      <w:r>
+        <w:t xml:space="preserve">no cuenta como avance.</w:t>
+      </w:r>
+    </w:p>
+    <w:p>
+      <w:pPr>
+        <w:pStyle w:val="Compact"/>
+        <w:numPr>
+          <w:ilvl w:val="0"/>
+          <w:numId w:val="1084"/>
+        </w:numPr>
+      </w:pPr>
+      <w:r>
+        <w:rPr>
+          <w:b/>
+          <w:bCs/>
+        </w:rPr>
+        <w:t xml:space="preserve">Actor:</w:t>
+      </w:r>
+      <w:r>
+        <w:t xml:space="preserve"> </w:t>
+      </w:r>
+      <w:r>
+        <w:t xml:space="preserve">empleado ·</w:t>
+      </w:r>
+      <w:r>
+        <w:t xml:space="preserve"> </w:t>
+      </w:r>
+      <w:r>
+        <w:rPr>
+          <w:b/>
+          <w:bCs/>
+        </w:rPr>
+        <w:t xml:space="preserve">Tipo:</w:t>
+      </w:r>
+      <w:r>
+        <w:t xml:space="preserve"> </w:t>
+      </w:r>
+      <w:r>
+        <w:t xml:space="preserve">consulta ·</w:t>
+      </w:r>
+      <w:r>
+        <w:t xml:space="preserve"> </w:t>
+      </w:r>
+      <w:r>
+        <w:rPr>
+          <w:b/>
+          <w:bCs/>
+        </w:rPr>
+        <w:t xml:space="preserve">Prioridad:</w:t>
+      </w:r>
+      <w:r>
+        <w:t xml:space="preserve"> </w:t>
+      </w:r>
+      <w:r>
+        <w:t xml:space="preserve">baja</w:t>
+      </w:r>
+    </w:p>
+    <w:p>
+      <w:pPr>
+        <w:pStyle w:val="Compact"/>
+        <w:numPr>
+          <w:ilvl w:val="0"/>
+          <w:numId w:val="1084"/>
+        </w:numPr>
+      </w:pPr>
+      <w:r>
+        <w:rPr>
+          <w:b/>
+          <w:bCs/>
+        </w:rPr>
+        <w:t xml:space="preserve">Casos de uso:</w:t>
+      </w:r>
+      <w:r>
+        <w:t xml:space="preserve"> </w:t>
+      </w:r>
+      <w:r>
+        <w:t xml:space="preserve">CU-14 Ver y atender alertas del día</w:t>
+      </w:r>
+    </w:p>
+    <w:p>
+      <w:pPr>
+        <w:pStyle w:val="Compact"/>
+        <w:numPr>
+          <w:ilvl w:val="0"/>
+          <w:numId w:val="1084"/>
+        </w:numPr>
+      </w:pPr>
+      <w:r>
+        <w:rPr>
+          <w:b/>
+          <w:bCs/>
+        </w:rPr>
+        <w:t xml:space="preserve">Entidades:</w:t>
+      </w:r>
+      <w:r>
+        <w:t xml:space="preserve"> </w:t>
+      </w:r>
+      <w:r>
+        <w:t xml:space="preserve">Alerta</w:t>
+      </w:r>
+    </w:p>
+    <w:bookmarkEnd w:id="140"/>
+    <w:bookmarkStart w:id="141" w:name="rf-080-crear-un-recordatorio-manual"/>
+    <w:p>
+      <w:pPr>
+        <w:pStyle w:val="Heading4"/>
+      </w:pPr>
+      <w:r>
         <w:t xml:space="preserve">RF-080 — Crear un recordatorio manual</w:t>
       </w:r>
     </w:p>
@@ -13445,7 +13735,7 @@
         <w:pStyle w:val="Compact"/>
         <w:numPr>
           <w:ilvl w:val="0"/>
-          <w:numId w:val="1083"/>
+          <w:numId w:val="1085"/>
         </w:numPr>
       </w:pPr>
       <w:r>
@@ -13494,7 +13784,7 @@
         <w:pStyle w:val="Compact"/>
         <w:numPr>
           <w:ilvl w:val="0"/>
-          <w:numId w:val="1083"/>
+          <w:numId w:val="1085"/>
         </w:numPr>
       </w:pPr>
       <w:r>
@@ -13548,7 +13838,7 @@
         <w:pStyle w:val="Compact"/>
         <w:numPr>
           <w:ilvl w:val="0"/>
-          <w:numId w:val="1083"/>
+          <w:numId w:val="1085"/>
         </w:numPr>
       </w:pPr>
       <w:r>
@@ -13570,7 +13860,7 @@
         <w:pStyle w:val="Compact"/>
         <w:numPr>
           <w:ilvl w:val="0"/>
-          <w:numId w:val="1083"/>
+          <w:numId w:val="1085"/>
         </w:numPr>
       </w:pPr>
       <w:r>
@@ -13587,8 +13877,8 @@
         <w:t xml:space="preserve">Alerta · Usuario</w:t>
       </w:r>
     </w:p>
-    <w:bookmarkEnd w:id="139"/>
-    <w:bookmarkStart w:id="140" w:name="Xe226a8cb3400124a2edc9277562999ad16bbaae"/>
+    <w:bookmarkEnd w:id="141"/>
+    <w:bookmarkStart w:id="142" w:name="Xe226a8cb3400124a2edc9277562999ad16bbaae"/>
     <w:p>
       <w:pPr>
         <w:pStyle w:val="Heading4"/>
@@ -13602,7 +13892,7 @@
         <w:pStyle w:val="Compact"/>
         <w:numPr>
           <w:ilvl w:val="0"/>
-          <w:numId w:val="1084"/>
+          <w:numId w:val="1086"/>
         </w:numPr>
       </w:pPr>
       <w:r>
@@ -13624,7 +13914,7 @@
         <w:pStyle w:val="Compact"/>
         <w:numPr>
           <w:ilvl w:val="0"/>
-          <w:numId w:val="1084"/>
+          <w:numId w:val="1086"/>
         </w:numPr>
       </w:pPr>
       <w:r>
@@ -13678,7 +13968,7 @@
         <w:pStyle w:val="Compact"/>
         <w:numPr>
           <w:ilvl w:val="0"/>
-          <w:numId w:val="1084"/>
+          <w:numId w:val="1086"/>
         </w:numPr>
       </w:pPr>
       <w:r>
@@ -13700,7 +13990,7 @@
         <w:pStyle w:val="Compact"/>
         <w:numPr>
           <w:ilvl w:val="0"/>
-          <w:numId w:val="1084"/>
+          <w:numId w:val="1086"/>
         </w:numPr>
       </w:pPr>
       <w:r>
@@ -13717,8 +14007,8 @@
         <w:t xml:space="preserve">Alerta · Viaje · Cliente · Oportunidad</w:t>
       </w:r>
     </w:p>
-    <w:bookmarkEnd w:id="140"/>
-    <w:bookmarkStart w:id="141" w:name="rf-082-editar-un-recordatorio-pendiente"/>
+    <w:bookmarkEnd w:id="142"/>
+    <w:bookmarkStart w:id="143" w:name="rf-082-editar-un-recordatorio-pendiente"/>
     <w:p>
       <w:pPr>
         <w:pStyle w:val="Heading4"/>
@@ -13732,7 +14022,7 @@
         <w:pStyle w:val="Compact"/>
         <w:numPr>
           <w:ilvl w:val="0"/>
-          <w:numId w:val="1085"/>
+          <w:numId w:val="1087"/>
         </w:numPr>
       </w:pPr>
       <w:r>
@@ -13766,7 +14056,7 @@
         <w:pStyle w:val="Compact"/>
         <w:numPr>
           <w:ilvl w:val="0"/>
-          <w:numId w:val="1085"/>
+          <w:numId w:val="1087"/>
         </w:numPr>
       </w:pPr>
       <w:r>
@@ -13820,7 +14110,7 @@
         <w:pStyle w:val="Compact"/>
         <w:numPr>
           <w:ilvl w:val="0"/>
-          <w:numId w:val="1085"/>
+          <w:numId w:val="1087"/>
         </w:numPr>
       </w:pPr>
       <w:r>
@@ -13842,7 +14132,7 @@
         <w:pStyle w:val="Compact"/>
         <w:numPr>
           <w:ilvl w:val="0"/>
-          <w:numId w:val="1085"/>
+          <w:numId w:val="1087"/>
         </w:numPr>
       </w:pPr>
       <w:r>
@@ -13859,9 +14149,9 @@
         <w:t xml:space="preserve">Alerta</w:t>
       </w:r>
     </w:p>
-    <w:bookmarkEnd w:id="141"/>
-    <w:bookmarkEnd w:id="142"/>
-    <w:bookmarkStart w:id="157" w:name="configuración-y-catálogos"/>
+    <w:bookmarkEnd w:id="143"/>
+    <w:bookmarkEnd w:id="144"/>
+    <w:bookmarkStart w:id="159" w:name="configuración-y-catálogos"/>
     <w:p>
       <w:pPr>
         <w:pStyle w:val="Heading1"/>
@@ -13905,7 +14195,7 @@
         <w:t xml:space="preserve">habilitado.</w:t>
       </w:r>
     </w:p>
-    <w:bookmarkStart w:id="143" w:name="X68778cd10861e3f049949e15c7e7e59e1bbe635"/>
+    <w:bookmarkStart w:id="145" w:name="X68778cd10861e3f049949e15c7e7e59e1bbe635"/>
     <w:p>
       <w:pPr>
         <w:pStyle w:val="Heading4"/>
@@ -13919,7 +14209,7 @@
         <w:pStyle w:val="Compact"/>
         <w:numPr>
           <w:ilvl w:val="0"/>
-          <w:numId w:val="1086"/>
+          <w:numId w:val="1088"/>
         </w:numPr>
       </w:pPr>
       <w:r>
@@ -13941,7 +14231,7 @@
         <w:pStyle w:val="Compact"/>
         <w:numPr>
           <w:ilvl w:val="0"/>
-          <w:numId w:val="1086"/>
+          <w:numId w:val="1088"/>
         </w:numPr>
       </w:pPr>
       <w:r>
@@ -13995,7 +14285,7 @@
         <w:pStyle w:val="Compact"/>
         <w:numPr>
           <w:ilvl w:val="0"/>
-          <w:numId w:val="1086"/>
+          <w:numId w:val="1088"/>
         </w:numPr>
       </w:pPr>
       <w:r>
@@ -14017,7 +14307,7 @@
         <w:pStyle w:val="Compact"/>
         <w:numPr>
           <w:ilvl w:val="0"/>
-          <w:numId w:val="1086"/>
+          <w:numId w:val="1088"/>
         </w:numPr>
       </w:pPr>
       <w:r>
@@ -14034,8 +14324,8 @@
         <w:t xml:space="preserve">Usuario · Viaje</w:t>
       </w:r>
     </w:p>
-    <w:bookmarkEnd w:id="143"/>
-    <w:bookmarkStart w:id="144" w:name="X6d1f1bed1073176cb5f6375abdde77ae1faf7e1"/>
+    <w:bookmarkEnd w:id="145"/>
+    <w:bookmarkStart w:id="146" w:name="X6d1f1bed1073176cb5f6375abdde77ae1faf7e1"/>
     <w:p>
       <w:pPr>
         <w:pStyle w:val="Heading4"/>
@@ -14049,7 +14339,7 @@
         <w:pStyle w:val="Compact"/>
         <w:numPr>
           <w:ilvl w:val="0"/>
-          <w:numId w:val="1087"/>
+          <w:numId w:val="1089"/>
         </w:numPr>
       </w:pPr>
       <w:r>
@@ -14071,7 +14361,7 @@
         <w:pStyle w:val="Compact"/>
         <w:numPr>
           <w:ilvl w:val="0"/>
-          <w:numId w:val="1087"/>
+          <w:numId w:val="1089"/>
         </w:numPr>
       </w:pPr>
       <w:r>
@@ -14125,7 +14415,7 @@
         <w:pStyle w:val="Compact"/>
         <w:numPr>
           <w:ilvl w:val="0"/>
-          <w:numId w:val="1087"/>
+          <w:numId w:val="1089"/>
         </w:numPr>
       </w:pPr>
       <w:r>
@@ -14147,7 +14437,7 @@
         <w:pStyle w:val="Compact"/>
         <w:numPr>
           <w:ilvl w:val="0"/>
-          <w:numId w:val="1087"/>
+          <w:numId w:val="1089"/>
         </w:numPr>
       </w:pPr>
       <w:r>
@@ -14164,8 +14454,8 @@
         <w:t xml:space="preserve">Usuario</w:t>
       </w:r>
     </w:p>
-    <w:bookmarkEnd w:id="144"/>
-    <w:bookmarkStart w:id="145" w:name="X7b3d5d0825829aaef2373ff793a30c6a8bbde0e"/>
+    <w:bookmarkEnd w:id="146"/>
+    <w:bookmarkStart w:id="147" w:name="X7b3d5d0825829aaef2373ff793a30c6a8bbde0e"/>
     <w:p>
       <w:pPr>
         <w:pStyle w:val="Heading4"/>
@@ -14179,7 +14469,7 @@
         <w:pStyle w:val="Compact"/>
         <w:numPr>
           <w:ilvl w:val="0"/>
-          <w:numId w:val="1088"/>
+          <w:numId w:val="1090"/>
         </w:numPr>
       </w:pPr>
       <w:r>
@@ -14201,7 +14491,7 @@
         <w:pStyle w:val="Compact"/>
         <w:numPr>
           <w:ilvl w:val="0"/>
-          <w:numId w:val="1088"/>
+          <w:numId w:val="1090"/>
         </w:numPr>
       </w:pPr>
       <w:r>
@@ -14255,7 +14545,7 @@
         <w:pStyle w:val="Compact"/>
         <w:numPr>
           <w:ilvl w:val="0"/>
-          <w:numId w:val="1088"/>
+          <w:numId w:val="1090"/>
         </w:numPr>
       </w:pPr>
       <w:r>
@@ -14277,7 +14567,7 @@
         <w:pStyle w:val="Compact"/>
         <w:numPr>
           <w:ilvl w:val="0"/>
-          <w:numId w:val="1088"/>
+          <w:numId w:val="1090"/>
         </w:numPr>
       </w:pPr>
       <w:r>
@@ -14294,8 +14584,8 @@
         <w:t xml:space="preserve">Usuario · Viaje</w:t>
       </w:r>
     </w:p>
-    <w:bookmarkEnd w:id="145"/>
-    <w:bookmarkStart w:id="146" w:name="X1963c1921c985227e99f3c13097f6600de45e5b"/>
+    <w:bookmarkEnd w:id="147"/>
+    <w:bookmarkStart w:id="148" w:name="X1963c1921c985227e99f3c13097f6600de45e5b"/>
     <w:p>
       <w:pPr>
         <w:pStyle w:val="Heading4"/>
@@ -14309,7 +14599,7 @@
         <w:pStyle w:val="Compact"/>
         <w:numPr>
           <w:ilvl w:val="0"/>
-          <w:numId w:val="1089"/>
+          <w:numId w:val="1091"/>
         </w:numPr>
       </w:pPr>
       <w:r>
@@ -14331,7 +14621,7 @@
         <w:pStyle w:val="Compact"/>
         <w:numPr>
           <w:ilvl w:val="0"/>
-          <w:numId w:val="1089"/>
+          <w:numId w:val="1091"/>
         </w:numPr>
       </w:pPr>
       <w:r>
@@ -14385,7 +14675,7 @@
         <w:pStyle w:val="Compact"/>
         <w:numPr>
           <w:ilvl w:val="0"/>
-          <w:numId w:val="1089"/>
+          <w:numId w:val="1091"/>
         </w:numPr>
       </w:pPr>
       <w:r>
@@ -14407,7 +14697,7 @@
         <w:pStyle w:val="Compact"/>
         <w:numPr>
           <w:ilvl w:val="0"/>
-          <w:numId w:val="1089"/>
+          <w:numId w:val="1091"/>
         </w:numPr>
       </w:pPr>
       <w:r>
@@ -14424,8 +14714,8 @@
         <w:t xml:space="preserve">RequisitoDestino · Destino</w:t>
       </w:r>
     </w:p>
-    <w:bookmarkEnd w:id="146"/>
-    <w:bookmarkStart w:id="147" w:name="X12d24a7ff1b10f0aed85d8a871972ebf664ba9f"/>
+    <w:bookmarkEnd w:id="148"/>
+    <w:bookmarkStart w:id="149" w:name="X12d24a7ff1b10f0aed85d8a871972ebf664ba9f"/>
     <w:p>
       <w:pPr>
         <w:pStyle w:val="Heading4"/>
@@ -14439,7 +14729,7 @@
         <w:pStyle w:val="Compact"/>
         <w:numPr>
           <w:ilvl w:val="0"/>
-          <w:numId w:val="1090"/>
+          <w:numId w:val="1092"/>
         </w:numPr>
       </w:pPr>
       <w:r>
@@ -14461,7 +14751,7 @@
         <w:pStyle w:val="Compact"/>
         <w:numPr>
           <w:ilvl w:val="0"/>
-          <w:numId w:val="1090"/>
+          <w:numId w:val="1092"/>
         </w:numPr>
       </w:pPr>
       <w:r>
@@ -14515,7 +14805,7 @@
         <w:pStyle w:val="Compact"/>
         <w:numPr>
           <w:ilvl w:val="0"/>
-          <w:numId w:val="1090"/>
+          <w:numId w:val="1092"/>
         </w:numPr>
       </w:pPr>
       <w:r>
@@ -14537,7 +14827,7 @@
         <w:pStyle w:val="Compact"/>
         <w:numPr>
           <w:ilvl w:val="0"/>
-          <w:numId w:val="1090"/>
+          <w:numId w:val="1092"/>
         </w:numPr>
       </w:pPr>
       <w:r>
@@ -14554,8 +14844,8 @@
         <w:t xml:space="preserve">RequisitoDestino · Alerta</w:t>
       </w:r>
     </w:p>
-    <w:bookmarkEnd w:id="147"/>
-    <w:bookmarkStart w:id="148" w:name="Xfd35488b36f3724ae76a9322425150639464d69"/>
+    <w:bookmarkEnd w:id="149"/>
+    <w:bookmarkStart w:id="150" w:name="Xfd35488b36f3724ae76a9322425150639464d69"/>
     <w:p>
       <w:pPr>
         <w:pStyle w:val="Heading4"/>
@@ -14569,7 +14859,7 @@
         <w:pStyle w:val="Compact"/>
         <w:numPr>
           <w:ilvl w:val="0"/>
-          <w:numId w:val="1091"/>
+          <w:numId w:val="1093"/>
         </w:numPr>
       </w:pPr>
       <w:r>
@@ -14591,7 +14881,7 @@
         <w:pStyle w:val="Compact"/>
         <w:numPr>
           <w:ilvl w:val="0"/>
-          <w:numId w:val="1091"/>
+          <w:numId w:val="1093"/>
         </w:numPr>
       </w:pPr>
       <w:r>
@@ -14645,7 +14935,7 @@
         <w:pStyle w:val="Compact"/>
         <w:numPr>
           <w:ilvl w:val="0"/>
-          <w:numId w:val="1091"/>
+          <w:numId w:val="1093"/>
         </w:numPr>
       </w:pPr>
       <w:r>
@@ -14667,7 +14957,7 @@
         <w:pStyle w:val="Compact"/>
         <w:numPr>
           <w:ilvl w:val="0"/>
-          <w:numId w:val="1091"/>
+          <w:numId w:val="1093"/>
         </w:numPr>
       </w:pPr>
       <w:r>
@@ -14684,8 +14974,8 @@
         <w:t xml:space="preserve">RequisitoDestino</w:t>
       </w:r>
     </w:p>
-    <w:bookmarkEnd w:id="148"/>
-    <w:bookmarkStart w:id="149" w:name="rf-089-gestionar-el-catálogo-de-destinos"/>
+    <w:bookmarkEnd w:id="150"/>
+    <w:bookmarkStart w:id="151" w:name="rf-089-gestionar-el-catálogo-de-destinos"/>
     <w:p>
       <w:pPr>
         <w:pStyle w:val="Heading4"/>
@@ -14699,7 +14989,7 @@
         <w:pStyle w:val="Compact"/>
         <w:numPr>
           <w:ilvl w:val="0"/>
-          <w:numId w:val="1092"/>
+          <w:numId w:val="1094"/>
         </w:numPr>
       </w:pPr>
       <w:r>
@@ -14721,7 +15011,7 @@
         <w:pStyle w:val="Compact"/>
         <w:numPr>
           <w:ilvl w:val="0"/>
-          <w:numId w:val="1092"/>
+          <w:numId w:val="1094"/>
         </w:numPr>
       </w:pPr>
       <w:r>
@@ -14775,7 +15065,7 @@
         <w:pStyle w:val="Compact"/>
         <w:numPr>
           <w:ilvl w:val="0"/>
-          <w:numId w:val="1092"/>
+          <w:numId w:val="1094"/>
         </w:numPr>
       </w:pPr>
       <w:r>
@@ -14797,7 +15087,7 @@
         <w:pStyle w:val="Compact"/>
         <w:numPr>
           <w:ilvl w:val="0"/>
-          <w:numId w:val="1092"/>
+          <w:numId w:val="1094"/>
         </w:numPr>
       </w:pPr>
       <w:r>
@@ -14814,8 +15104,8 @@
         <w:t xml:space="preserve">Destino</w:t>
       </w:r>
     </w:p>
-    <w:bookmarkEnd w:id="149"/>
-    <w:bookmarkStart w:id="150" w:name="rf-090-impedir-destinos-duplicados"/>
+    <w:bookmarkEnd w:id="151"/>
+    <w:bookmarkStart w:id="152" w:name="rf-090-impedir-destinos-duplicados"/>
     <w:p>
       <w:pPr>
         <w:pStyle w:val="Heading4"/>
@@ -14829,7 +15119,7 @@
         <w:pStyle w:val="Compact"/>
         <w:numPr>
           <w:ilvl w:val="0"/>
-          <w:numId w:val="1093"/>
+          <w:numId w:val="1095"/>
         </w:numPr>
       </w:pPr>
       <w:r>
@@ -14851,7 +15141,7 @@
         <w:pStyle w:val="Compact"/>
         <w:numPr>
           <w:ilvl w:val="0"/>
-          <w:numId w:val="1093"/>
+          <w:numId w:val="1095"/>
         </w:numPr>
       </w:pPr>
       <w:r>
@@ -14905,7 +15195,7 @@
         <w:pStyle w:val="Compact"/>
         <w:numPr>
           <w:ilvl w:val="0"/>
-          <w:numId w:val="1093"/>
+          <w:numId w:val="1095"/>
         </w:numPr>
       </w:pPr>
       <w:r>
@@ -14927,7 +15217,7 @@
         <w:pStyle w:val="Compact"/>
         <w:numPr>
           <w:ilvl w:val="0"/>
-          <w:numId w:val="1093"/>
+          <w:numId w:val="1095"/>
         </w:numPr>
       </w:pPr>
       <w:r>
@@ -14944,8 +15234,8 @@
         <w:t xml:space="preserve">Destino</w:t>
       </w:r>
     </w:p>
-    <w:bookmarkEnd w:id="150"/>
-    <w:bookmarkStart w:id="151" w:name="Xa09afbb136401c67fbe2dbc317c811690e4ab02"/>
+    <w:bookmarkEnd w:id="152"/>
+    <w:bookmarkStart w:id="153" w:name="Xa09afbb136401c67fbe2dbc317c811690e4ab02"/>
     <w:p>
       <w:pPr>
         <w:pStyle w:val="Heading4"/>
@@ -14959,7 +15249,7 @@
         <w:pStyle w:val="Compact"/>
         <w:numPr>
           <w:ilvl w:val="0"/>
-          <w:numId w:val="1094"/>
+          <w:numId w:val="1096"/>
         </w:numPr>
       </w:pPr>
       <w:r>
@@ -14981,7 +15271,7 @@
         <w:pStyle w:val="Compact"/>
         <w:numPr>
           <w:ilvl w:val="0"/>
-          <w:numId w:val="1094"/>
+          <w:numId w:val="1096"/>
         </w:numPr>
       </w:pPr>
       <w:r>
@@ -15035,7 +15325,7 @@
         <w:pStyle w:val="Compact"/>
         <w:numPr>
           <w:ilvl w:val="0"/>
-          <w:numId w:val="1094"/>
+          <w:numId w:val="1096"/>
         </w:numPr>
       </w:pPr>
       <w:r>
@@ -15057,7 +15347,7 @@
         <w:pStyle w:val="Compact"/>
         <w:numPr>
           <w:ilvl w:val="0"/>
-          <w:numId w:val="1094"/>
+          <w:numId w:val="1096"/>
         </w:numPr>
       </w:pPr>
       <w:r>
@@ -15074,8 +15364,8 @@
         <w:t xml:space="preserve">Destino · Viaje · Hotel · RequisitoDestino</w:t>
       </w:r>
     </w:p>
-    <w:bookmarkEnd w:id="151"/>
-    <w:bookmarkStart w:id="152" w:name="rf-092-reactivar-un-destino"/>
+    <w:bookmarkEnd w:id="153"/>
+    <w:bookmarkStart w:id="154" w:name="rf-092-reactivar-un-destino"/>
     <w:p>
       <w:pPr>
         <w:pStyle w:val="Heading4"/>
@@ -15089,7 +15379,7 @@
         <w:pStyle w:val="Compact"/>
         <w:numPr>
           <w:ilvl w:val="0"/>
-          <w:numId w:val="1095"/>
+          <w:numId w:val="1097"/>
         </w:numPr>
       </w:pPr>
       <w:r>
@@ -15111,7 +15401,7 @@
         <w:pStyle w:val="Compact"/>
         <w:numPr>
           <w:ilvl w:val="0"/>
-          <w:numId w:val="1095"/>
+          <w:numId w:val="1097"/>
         </w:numPr>
       </w:pPr>
       <w:r>
@@ -15165,7 +15455,7 @@
         <w:pStyle w:val="Compact"/>
         <w:numPr>
           <w:ilvl w:val="0"/>
-          <w:numId w:val="1095"/>
+          <w:numId w:val="1097"/>
         </w:numPr>
       </w:pPr>
       <w:r>
@@ -15187,7 +15477,7 @@
         <w:pStyle w:val="Compact"/>
         <w:numPr>
           <w:ilvl w:val="0"/>
-          <w:numId w:val="1095"/>
+          <w:numId w:val="1097"/>
         </w:numPr>
       </w:pPr>
       <w:r>
@@ -15204,8 +15494,8 @@
         <w:t xml:space="preserve">Destino</w:t>
       </w:r>
     </w:p>
-    <w:bookmarkEnd w:id="152"/>
-    <w:bookmarkStart w:id="153" w:name="X6a1d825bc06c00ff39779c51c52a41af6861e2d"/>
+    <w:bookmarkEnd w:id="154"/>
+    <w:bookmarkStart w:id="155" w:name="X6a1d825bc06c00ff39779c51c52a41af6861e2d"/>
     <w:p>
       <w:pPr>
         <w:pStyle w:val="Heading4"/>
@@ -15219,7 +15509,7 @@
         <w:pStyle w:val="Compact"/>
         <w:numPr>
           <w:ilvl w:val="0"/>
-          <w:numId w:val="1096"/>
+          <w:numId w:val="1098"/>
         </w:numPr>
       </w:pPr>
       <w:r>
@@ -15241,7 +15531,7 @@
         <w:pStyle w:val="Compact"/>
         <w:numPr>
           <w:ilvl w:val="0"/>
-          <w:numId w:val="1096"/>
+          <w:numId w:val="1098"/>
         </w:numPr>
       </w:pPr>
       <w:r>
@@ -15295,7 +15585,7 @@
         <w:pStyle w:val="Compact"/>
         <w:numPr>
           <w:ilvl w:val="0"/>
-          <w:numId w:val="1096"/>
+          <w:numId w:val="1098"/>
         </w:numPr>
       </w:pPr>
       <w:r>
@@ -15317,7 +15607,7 @@
         <w:pStyle w:val="Compact"/>
         <w:numPr>
           <w:ilvl w:val="0"/>
-          <w:numId w:val="1096"/>
+          <w:numId w:val="1098"/>
         </w:numPr>
       </w:pPr>
       <w:r>
@@ -15334,8 +15624,8 @@
         <w:t xml:space="preserve">Operador</w:t>
       </w:r>
     </w:p>
-    <w:bookmarkEnd w:id="153"/>
-    <w:bookmarkStart w:id="154" w:name="rf-094-impedir-operadores-duplicados"/>
+    <w:bookmarkEnd w:id="155"/>
+    <w:bookmarkStart w:id="156" w:name="rf-094-impedir-operadores-duplicados"/>
     <w:p>
       <w:pPr>
         <w:pStyle w:val="Heading4"/>
@@ -15349,7 +15639,7 @@
         <w:pStyle w:val="Compact"/>
         <w:numPr>
           <w:ilvl w:val="0"/>
-          <w:numId w:val="1097"/>
+          <w:numId w:val="1099"/>
         </w:numPr>
       </w:pPr>
       <w:r>
@@ -15371,7 +15661,7 @@
         <w:pStyle w:val="Compact"/>
         <w:numPr>
           <w:ilvl w:val="0"/>
-          <w:numId w:val="1097"/>
+          <w:numId w:val="1099"/>
         </w:numPr>
       </w:pPr>
       <w:r>
@@ -15425,7 +15715,7 @@
         <w:pStyle w:val="Compact"/>
         <w:numPr>
           <w:ilvl w:val="0"/>
-          <w:numId w:val="1097"/>
+          <w:numId w:val="1099"/>
         </w:numPr>
       </w:pPr>
       <w:r>
@@ -15447,7 +15737,7 @@
         <w:pStyle w:val="Compact"/>
         <w:numPr>
           <w:ilvl w:val="0"/>
-          <w:numId w:val="1097"/>
+          <w:numId w:val="1099"/>
         </w:numPr>
       </w:pPr>
       <w:r>
@@ -15464,8 +15754,8 @@
         <w:t xml:space="preserve">Operador</w:t>
       </w:r>
     </w:p>
-    <w:bookmarkEnd w:id="154"/>
-    <w:bookmarkStart w:id="155" w:name="Xc8e6e840b95d1294618614beafe83cb07d6f742"/>
+    <w:bookmarkEnd w:id="156"/>
+    <w:bookmarkStart w:id="157" w:name="Xc8e6e840b95d1294618614beafe83cb07d6f742"/>
     <w:p>
       <w:pPr>
         <w:pStyle w:val="Heading4"/>
@@ -15479,7 +15769,7 @@
         <w:pStyle w:val="Compact"/>
         <w:numPr>
           <w:ilvl w:val="0"/>
-          <w:numId w:val="1098"/>
+          <w:numId w:val="1100"/>
         </w:numPr>
       </w:pPr>
       <w:r>
@@ -15501,7 +15791,7 @@
         <w:pStyle w:val="Compact"/>
         <w:numPr>
           <w:ilvl w:val="0"/>
-          <w:numId w:val="1098"/>
+          <w:numId w:val="1100"/>
         </w:numPr>
       </w:pPr>
       <w:r>
@@ -15555,7 +15845,7 @@
         <w:pStyle w:val="Compact"/>
         <w:numPr>
           <w:ilvl w:val="0"/>
-          <w:numId w:val="1098"/>
+          <w:numId w:val="1100"/>
         </w:numPr>
       </w:pPr>
       <w:r>
@@ -15577,7 +15867,7 @@
         <w:pStyle w:val="Compact"/>
         <w:numPr>
           <w:ilvl w:val="0"/>
-          <w:numId w:val="1098"/>
+          <w:numId w:val="1100"/>
         </w:numPr>
       </w:pPr>
       <w:r>
@@ -15594,8 +15884,8 @@
         <w:t xml:space="preserve">Operador · Viaje</w:t>
       </w:r>
     </w:p>
-    <w:bookmarkEnd w:id="155"/>
-    <w:bookmarkStart w:id="156" w:name="rf-096-reactivar-un-operador"/>
+    <w:bookmarkEnd w:id="157"/>
+    <w:bookmarkStart w:id="158" w:name="rf-096-reactivar-un-operador"/>
     <w:p>
       <w:pPr>
         <w:pStyle w:val="Heading4"/>
@@ -15609,7 +15899,7 @@
         <w:pStyle w:val="Compact"/>
         <w:numPr>
           <w:ilvl w:val="0"/>
-          <w:numId w:val="1099"/>
+          <w:numId w:val="1101"/>
         </w:numPr>
       </w:pPr>
       <w:r>
@@ -15631,7 +15921,7 @@
         <w:pStyle w:val="Compact"/>
         <w:numPr>
           <w:ilvl w:val="0"/>
-          <w:numId w:val="1099"/>
+          <w:numId w:val="1101"/>
         </w:numPr>
       </w:pPr>
       <w:r>
@@ -15685,7 +15975,7 @@
         <w:pStyle w:val="Compact"/>
         <w:numPr>
           <w:ilvl w:val="0"/>
-          <w:numId w:val="1099"/>
+          <w:numId w:val="1101"/>
         </w:numPr>
       </w:pPr>
       <w:r>
@@ -15707,7 +15997,7 @@
         <w:pStyle w:val="Compact"/>
         <w:numPr>
           <w:ilvl w:val="0"/>
-          <w:numId w:val="1099"/>
+          <w:numId w:val="1101"/>
         </w:numPr>
       </w:pPr>
       <w:r>
@@ -15724,9 +16014,9 @@
         <w:t xml:space="preserve">Operador</w:t>
       </w:r>
     </w:p>
-    <w:bookmarkEnd w:id="156"/>
-    <w:bookmarkEnd w:id="157"/>
-    <w:bookmarkStart w:id="174" w:name="catálogo-de-hoteles"/>
+    <w:bookmarkEnd w:id="158"/>
+    <w:bookmarkEnd w:id="159"/>
+    <w:bookmarkStart w:id="176" w:name="catálogo-de-hoteles"/>
     <w:p>
       <w:pPr>
         <w:pStyle w:val="Heading1"/>
@@ -15743,7 +16033,7 @@
         <w:t xml:space="preserve">Casos de uso que los realizan: CU-16 Gestionar hotel en catálogo, CU-17 Registrar reseña de hotel, CU-18 Buscar y recomendar hoteles y CU-29 Eliminar reseña. El catálogo es compartido por toda la agencia y alimenta la recomendación al cliente.</w:t>
       </w:r>
     </w:p>
-    <w:bookmarkStart w:id="158" w:name="rf-097-dar-de-alta-y-editar-un-hotel"/>
+    <w:bookmarkStart w:id="160" w:name="rf-097-dar-de-alta-y-editar-un-hotel"/>
     <w:p>
       <w:pPr>
         <w:pStyle w:val="Heading4"/>
@@ -15757,7 +16047,7 @@
         <w:pStyle w:val="Compact"/>
         <w:numPr>
           <w:ilvl w:val="0"/>
-          <w:numId w:val="1100"/>
+          <w:numId w:val="1102"/>
         </w:numPr>
       </w:pPr>
       <w:r>
@@ -15779,7 +16069,7 @@
         <w:pStyle w:val="Compact"/>
         <w:numPr>
           <w:ilvl w:val="0"/>
-          <w:numId w:val="1100"/>
+          <w:numId w:val="1102"/>
         </w:numPr>
       </w:pPr>
       <w:r>
@@ -15833,7 +16123,7 @@
         <w:pStyle w:val="Compact"/>
         <w:numPr>
           <w:ilvl w:val="0"/>
-          <w:numId w:val="1100"/>
+          <w:numId w:val="1102"/>
         </w:numPr>
       </w:pPr>
       <w:r>
@@ -15855,7 +16145,7 @@
         <w:pStyle w:val="Compact"/>
         <w:numPr>
           <w:ilvl w:val="0"/>
-          <w:numId w:val="1100"/>
+          <w:numId w:val="1102"/>
         </w:numPr>
       </w:pPr>
       <w:r>
@@ -15872,8 +16162,8 @@
         <w:t xml:space="preserve">Hotel · Destino</w:t>
       </w:r>
     </w:p>
-    <w:bookmarkEnd w:id="158"/>
-    <w:bookmarkStart w:id="159" w:name="X1f695dc0c181fca710df9667aae54b7a6000edf"/>
+    <w:bookmarkEnd w:id="160"/>
+    <w:bookmarkStart w:id="161" w:name="X1f695dc0c181fca710df9667aae54b7a6000edf"/>
     <w:p>
       <w:pPr>
         <w:pStyle w:val="Heading4"/>
@@ -15887,7 +16177,7 @@
         <w:pStyle w:val="Compact"/>
         <w:numPr>
           <w:ilvl w:val="0"/>
-          <w:numId w:val="1101"/>
+          <w:numId w:val="1103"/>
         </w:numPr>
       </w:pPr>
       <w:r>
@@ -15909,7 +16199,7 @@
         <w:pStyle w:val="Compact"/>
         <w:numPr>
           <w:ilvl w:val="0"/>
-          <w:numId w:val="1101"/>
+          <w:numId w:val="1103"/>
         </w:numPr>
       </w:pPr>
       <w:r>
@@ -15963,7 +16253,7 @@
         <w:pStyle w:val="Compact"/>
         <w:numPr>
           <w:ilvl w:val="0"/>
-          <w:numId w:val="1101"/>
+          <w:numId w:val="1103"/>
         </w:numPr>
       </w:pPr>
       <w:r>
@@ -15985,7 +16275,7 @@
         <w:pStyle w:val="Compact"/>
         <w:numPr>
           <w:ilvl w:val="0"/>
-          <w:numId w:val="1101"/>
+          <w:numId w:val="1103"/>
         </w:numPr>
       </w:pPr>
       <w:r>
@@ -16002,8 +16292,8 @@
         <w:t xml:space="preserve">Hotel</w:t>
       </w:r>
     </w:p>
-    <w:bookmarkEnd w:id="159"/>
-    <w:bookmarkStart w:id="160" w:name="rf-099-detectar-hoteles-duplicados"/>
+    <w:bookmarkEnd w:id="161"/>
+    <w:bookmarkStart w:id="162" w:name="rf-099-detectar-hoteles-duplicados"/>
     <w:p>
       <w:pPr>
         <w:pStyle w:val="Heading4"/>
@@ -16017,7 +16307,7 @@
         <w:pStyle w:val="Compact"/>
         <w:numPr>
           <w:ilvl w:val="0"/>
-          <w:numId w:val="1102"/>
+          <w:numId w:val="1104"/>
         </w:numPr>
       </w:pPr>
       <w:r>
@@ -16039,7 +16329,7 @@
         <w:pStyle w:val="Compact"/>
         <w:numPr>
           <w:ilvl w:val="0"/>
-          <w:numId w:val="1102"/>
+          <w:numId w:val="1104"/>
         </w:numPr>
       </w:pPr>
       <w:r>
@@ -16093,7 +16383,7 @@
         <w:pStyle w:val="Compact"/>
         <w:numPr>
           <w:ilvl w:val="0"/>
-          <w:numId w:val="1102"/>
+          <w:numId w:val="1104"/>
         </w:numPr>
       </w:pPr>
       <w:r>
@@ -16115,7 +16405,7 @@
         <w:pStyle w:val="Compact"/>
         <w:numPr>
           <w:ilvl w:val="0"/>
-          <w:numId w:val="1102"/>
+          <w:numId w:val="1104"/>
         </w:numPr>
       </w:pPr>
       <w:r>
@@ -16132,8 +16422,8 @@
         <w:t xml:space="preserve">Hotel</w:t>
       </w:r>
     </w:p>
-    <w:bookmarkEnd w:id="160"/>
-    <w:bookmarkStart w:id="161" w:name="rf-100-dar-de-baja-un-hotel"/>
+    <w:bookmarkEnd w:id="162"/>
+    <w:bookmarkStart w:id="163" w:name="rf-100-dar-de-baja-un-hotel"/>
     <w:p>
       <w:pPr>
         <w:pStyle w:val="Heading4"/>
@@ -16147,7 +16437,7 @@
         <w:pStyle w:val="Compact"/>
         <w:numPr>
           <w:ilvl w:val="0"/>
-          <w:numId w:val="1103"/>
+          <w:numId w:val="1105"/>
         </w:numPr>
       </w:pPr>
       <w:r>
@@ -16169,7 +16459,7 @@
         <w:pStyle w:val="Compact"/>
         <w:numPr>
           <w:ilvl w:val="0"/>
-          <w:numId w:val="1103"/>
+          <w:numId w:val="1105"/>
         </w:numPr>
       </w:pPr>
       <w:r>
@@ -16223,7 +16513,7 @@
         <w:pStyle w:val="Compact"/>
         <w:numPr>
           <w:ilvl w:val="0"/>
-          <w:numId w:val="1103"/>
+          <w:numId w:val="1105"/>
         </w:numPr>
       </w:pPr>
       <w:r>
@@ -16245,7 +16535,7 @@
         <w:pStyle w:val="Compact"/>
         <w:numPr>
           <w:ilvl w:val="0"/>
-          <w:numId w:val="1103"/>
+          <w:numId w:val="1105"/>
         </w:numPr>
       </w:pPr>
       <w:r>
@@ -16262,8 +16552,8 @@
         <w:t xml:space="preserve">Hotel</w:t>
       </w:r>
     </w:p>
-    <w:bookmarkEnd w:id="161"/>
-    <w:bookmarkStart w:id="162" w:name="rf-101-registrar-una-reseña-de-hotel"/>
+    <w:bookmarkEnd w:id="163"/>
+    <w:bookmarkStart w:id="164" w:name="rf-101-registrar-una-reseña-de-hotel"/>
     <w:p>
       <w:pPr>
         <w:pStyle w:val="Heading4"/>
@@ -16277,7 +16567,7 @@
         <w:pStyle w:val="Compact"/>
         <w:numPr>
           <w:ilvl w:val="0"/>
-          <w:numId w:val="1104"/>
+          <w:numId w:val="1106"/>
         </w:numPr>
       </w:pPr>
       <w:r>
@@ -16314,7 +16604,7 @@
         <w:pStyle w:val="Compact"/>
         <w:numPr>
           <w:ilvl w:val="0"/>
-          <w:numId w:val="1104"/>
+          <w:numId w:val="1106"/>
         </w:numPr>
       </w:pPr>
       <w:r>
@@ -16368,7 +16658,7 @@
         <w:pStyle w:val="Compact"/>
         <w:numPr>
           <w:ilvl w:val="0"/>
-          <w:numId w:val="1104"/>
+          <w:numId w:val="1106"/>
         </w:numPr>
       </w:pPr>
       <w:r>
@@ -16390,7 +16680,7 @@
         <w:pStyle w:val="Compact"/>
         <w:numPr>
           <w:ilvl w:val="0"/>
-          <w:numId w:val="1104"/>
+          <w:numId w:val="1106"/>
         </w:numPr>
       </w:pPr>
       <w:r>
@@ -16407,8 +16697,8 @@
         <w:t xml:space="preserve">Reseña · Cliente · Hotel</w:t>
       </w:r>
     </w:p>
-    <w:bookmarkEnd w:id="162"/>
-    <w:bookmarkStart w:id="163" w:name="X4d05507e29081a2db1d1bae192b5f3576a998e5"/>
+    <w:bookmarkEnd w:id="164"/>
+    <w:bookmarkStart w:id="165" w:name="X4d05507e29081a2db1d1bae192b5f3576a998e5"/>
     <w:p>
       <w:pPr>
         <w:pStyle w:val="Heading4"/>
@@ -16422,7 +16712,7 @@
         <w:pStyle w:val="Compact"/>
         <w:numPr>
           <w:ilvl w:val="0"/>
-          <w:numId w:val="1105"/>
+          <w:numId w:val="1107"/>
         </w:numPr>
       </w:pPr>
       <w:r>
@@ -16444,7 +16734,7 @@
         <w:pStyle w:val="Compact"/>
         <w:numPr>
           <w:ilvl w:val="0"/>
-          <w:numId w:val="1105"/>
+          <w:numId w:val="1107"/>
         </w:numPr>
       </w:pPr>
       <w:r>
@@ -16498,7 +16788,7 @@
         <w:pStyle w:val="Compact"/>
         <w:numPr>
           <w:ilvl w:val="0"/>
-          <w:numId w:val="1105"/>
+          <w:numId w:val="1107"/>
         </w:numPr>
       </w:pPr>
       <w:r>
@@ -16520,7 +16810,7 @@
         <w:pStyle w:val="Compact"/>
         <w:numPr>
           <w:ilvl w:val="0"/>
-          <w:numId w:val="1105"/>
+          <w:numId w:val="1107"/>
         </w:numPr>
       </w:pPr>
       <w:r>
@@ -16537,8 +16827,8 @@
         <w:t xml:space="preserve">Reseña · Viaje</w:t>
       </w:r>
     </w:p>
-    <w:bookmarkEnd w:id="163"/>
-    <w:bookmarkStart w:id="164" w:name="rf-103-validar-la-reseña"/>
+    <w:bookmarkEnd w:id="165"/>
+    <w:bookmarkStart w:id="166" w:name="rf-103-validar-la-reseña"/>
     <w:p>
       <w:pPr>
         <w:pStyle w:val="Heading4"/>
@@ -16552,7 +16842,7 @@
         <w:pStyle w:val="Compact"/>
         <w:numPr>
           <w:ilvl w:val="0"/>
-          <w:numId w:val="1106"/>
+          <w:numId w:val="1108"/>
         </w:numPr>
       </w:pPr>
       <w:r>
@@ -16574,7 +16864,7 @@
         <w:pStyle w:val="Compact"/>
         <w:numPr>
           <w:ilvl w:val="0"/>
-          <w:numId w:val="1106"/>
+          <w:numId w:val="1108"/>
         </w:numPr>
       </w:pPr>
       <w:r>
@@ -16628,7 +16918,7 @@
         <w:pStyle w:val="Compact"/>
         <w:numPr>
           <w:ilvl w:val="0"/>
-          <w:numId w:val="1106"/>
+          <w:numId w:val="1108"/>
         </w:numPr>
       </w:pPr>
       <w:r>
@@ -16650,7 +16940,7 @@
         <w:pStyle w:val="Compact"/>
         <w:numPr>
           <w:ilvl w:val="0"/>
-          <w:numId w:val="1106"/>
+          <w:numId w:val="1108"/>
         </w:numPr>
       </w:pPr>
       <w:r>
@@ -16667,8 +16957,8 @@
         <w:t xml:space="preserve">Reseña</w:t>
       </w:r>
     </w:p>
-    <w:bookmarkEnd w:id="164"/>
-    <w:bookmarkStart w:id="165" w:name="X5360a3393dfae35d209ed3070aa1589ee41aa5a"/>
+    <w:bookmarkEnd w:id="166"/>
+    <w:bookmarkStart w:id="167" w:name="X5360a3393dfae35d209ed3070aa1589ee41aa5a"/>
     <w:p>
       <w:pPr>
         <w:pStyle w:val="Heading4"/>
@@ -16682,7 +16972,7 @@
         <w:pStyle w:val="Compact"/>
         <w:numPr>
           <w:ilvl w:val="0"/>
-          <w:numId w:val="1107"/>
+          <w:numId w:val="1109"/>
         </w:numPr>
       </w:pPr>
       <w:r>
@@ -16704,7 +16994,7 @@
         <w:pStyle w:val="Compact"/>
         <w:numPr>
           <w:ilvl w:val="0"/>
-          <w:numId w:val="1107"/>
+          <w:numId w:val="1109"/>
         </w:numPr>
       </w:pPr>
       <w:r>
@@ -16758,7 +17048,7 @@
         <w:pStyle w:val="Compact"/>
         <w:numPr>
           <w:ilvl w:val="0"/>
-          <w:numId w:val="1107"/>
+          <w:numId w:val="1109"/>
         </w:numPr>
       </w:pPr>
       <w:r>
@@ -16780,7 +17070,7 @@
         <w:pStyle w:val="Compact"/>
         <w:numPr>
           <w:ilvl w:val="0"/>
-          <w:numId w:val="1107"/>
+          <w:numId w:val="1109"/>
         </w:numPr>
       </w:pPr>
       <w:r>
@@ -16797,8 +17087,8 @@
         <w:t xml:space="preserve">Reseña · Cliente · Hotel</w:t>
       </w:r>
     </w:p>
-    <w:bookmarkEnd w:id="165"/>
-    <w:bookmarkStart w:id="166" w:name="rf-105-editar-una-reseña"/>
+    <w:bookmarkEnd w:id="167"/>
+    <w:bookmarkStart w:id="168" w:name="rf-105-editar-una-reseña"/>
     <w:p>
       <w:pPr>
         <w:pStyle w:val="Heading4"/>
@@ -16812,7 +17102,7 @@
         <w:pStyle w:val="Compact"/>
         <w:numPr>
           <w:ilvl w:val="0"/>
-          <w:numId w:val="1108"/>
+          <w:numId w:val="1110"/>
         </w:numPr>
       </w:pPr>
       <w:r>
@@ -16834,7 +17124,7 @@
         <w:pStyle w:val="Compact"/>
         <w:numPr>
           <w:ilvl w:val="0"/>
-          <w:numId w:val="1108"/>
+          <w:numId w:val="1110"/>
         </w:numPr>
       </w:pPr>
       <w:r>
@@ -16888,7 +17178,7 @@
         <w:pStyle w:val="Compact"/>
         <w:numPr>
           <w:ilvl w:val="0"/>
-          <w:numId w:val="1108"/>
+          <w:numId w:val="1110"/>
         </w:numPr>
       </w:pPr>
       <w:r>
@@ -16910,7 +17200,7 @@
         <w:pStyle w:val="Compact"/>
         <w:numPr>
           <w:ilvl w:val="0"/>
-          <w:numId w:val="1108"/>
+          <w:numId w:val="1110"/>
         </w:numPr>
       </w:pPr>
       <w:r>
@@ -16927,8 +17217,8 @@
         <w:t xml:space="preserve">Reseña</w:t>
       </w:r>
     </w:p>
-    <w:bookmarkEnd w:id="166"/>
-    <w:bookmarkStart w:id="167" w:name="rf-106-buscar-hoteles-del-catálogo"/>
+    <w:bookmarkEnd w:id="168"/>
+    <w:bookmarkStart w:id="169" w:name="rf-106-buscar-hoteles-del-catálogo"/>
     <w:p>
       <w:pPr>
         <w:pStyle w:val="Heading4"/>
@@ -16942,7 +17232,7 @@
         <w:pStyle w:val="Compact"/>
         <w:numPr>
           <w:ilvl w:val="0"/>
-          <w:numId w:val="1109"/>
+          <w:numId w:val="1111"/>
         </w:numPr>
       </w:pPr>
       <w:r>
@@ -16964,7 +17254,7 @@
         <w:pStyle w:val="Compact"/>
         <w:numPr>
           <w:ilvl w:val="0"/>
-          <w:numId w:val="1109"/>
+          <w:numId w:val="1111"/>
         </w:numPr>
       </w:pPr>
       <w:r>
@@ -17018,7 +17308,7 @@
         <w:pStyle w:val="Compact"/>
         <w:numPr>
           <w:ilvl w:val="0"/>
-          <w:numId w:val="1109"/>
+          <w:numId w:val="1111"/>
         </w:numPr>
       </w:pPr>
       <w:r>
@@ -17040,7 +17330,7 @@
         <w:pStyle w:val="Compact"/>
         <w:numPr>
           <w:ilvl w:val="0"/>
-          <w:numId w:val="1109"/>
+          <w:numId w:val="1111"/>
         </w:numPr>
       </w:pPr>
       <w:r>
@@ -17057,8 +17347,8 @@
         <w:t xml:space="preserve">Hotel</w:t>
       </w:r>
     </w:p>
-    <w:bookmarkEnd w:id="167"/>
-    <w:bookmarkStart w:id="168" w:name="Xcf795dc260b94eaf7169be92baedd9b97698727"/>
+    <w:bookmarkEnd w:id="169"/>
+    <w:bookmarkStart w:id="170" w:name="Xcf795dc260b94eaf7169be92baedd9b97698727"/>
     <w:p>
       <w:pPr>
         <w:pStyle w:val="Heading4"/>
@@ -17072,7 +17362,7 @@
         <w:pStyle w:val="Compact"/>
         <w:numPr>
           <w:ilvl w:val="0"/>
-          <w:numId w:val="1110"/>
+          <w:numId w:val="1112"/>
         </w:numPr>
       </w:pPr>
       <w:r>
@@ -17094,7 +17384,7 @@
         <w:pStyle w:val="Compact"/>
         <w:numPr>
           <w:ilvl w:val="0"/>
-          <w:numId w:val="1110"/>
+          <w:numId w:val="1112"/>
         </w:numPr>
       </w:pPr>
       <w:r>
@@ -17148,7 +17438,7 @@
         <w:pStyle w:val="Compact"/>
         <w:numPr>
           <w:ilvl w:val="0"/>
-          <w:numId w:val="1110"/>
+          <w:numId w:val="1112"/>
         </w:numPr>
       </w:pPr>
       <w:r>
@@ -17170,7 +17460,7 @@
         <w:pStyle w:val="Compact"/>
         <w:numPr>
           <w:ilvl w:val="0"/>
-          <w:numId w:val="1110"/>
+          <w:numId w:val="1112"/>
         </w:numPr>
       </w:pPr>
       <w:r>
@@ -17187,8 +17477,8 @@
         <w:t xml:space="preserve">Hotel · Reseña</w:t>
       </w:r>
     </w:p>
-    <w:bookmarkEnd w:id="168"/>
-    <w:bookmarkStart w:id="169" w:name="Xcc3de65d9cb395f2e9e513115f655530e474f01"/>
+    <w:bookmarkEnd w:id="170"/>
+    <w:bookmarkStart w:id="171" w:name="Xcc3de65d9cb395f2e9e513115f655530e474f01"/>
     <w:p>
       <w:pPr>
         <w:pStyle w:val="Heading4"/>
@@ -17202,7 +17492,7 @@
         <w:pStyle w:val="Compact"/>
         <w:numPr>
           <w:ilvl w:val="0"/>
-          <w:numId w:val="1111"/>
+          <w:numId w:val="1113"/>
         </w:numPr>
       </w:pPr>
       <w:r>
@@ -17224,7 +17514,7 @@
         <w:pStyle w:val="Compact"/>
         <w:numPr>
           <w:ilvl w:val="0"/>
-          <w:numId w:val="1111"/>
+          <w:numId w:val="1113"/>
         </w:numPr>
       </w:pPr>
       <w:r>
@@ -17278,7 +17568,7 @@
         <w:pStyle w:val="Compact"/>
         <w:numPr>
           <w:ilvl w:val="0"/>
-          <w:numId w:val="1111"/>
+          <w:numId w:val="1113"/>
         </w:numPr>
       </w:pPr>
       <w:r>
@@ -17300,7 +17590,7 @@
         <w:pStyle w:val="Compact"/>
         <w:numPr>
           <w:ilvl w:val="0"/>
-          <w:numId w:val="1111"/>
+          <w:numId w:val="1113"/>
         </w:numPr>
       </w:pPr>
       <w:r>
@@ -17317,8 +17607,8 @@
         <w:t xml:space="preserve">Hotel · Reseña</w:t>
       </w:r>
     </w:p>
-    <w:bookmarkEnd w:id="169"/>
-    <w:bookmarkStart w:id="170" w:name="X273980b768de40094487765088ef317119425ba"/>
+    <w:bookmarkEnd w:id="171"/>
+    <w:bookmarkStart w:id="172" w:name="X273980b768de40094487765088ef317119425ba"/>
     <w:p>
       <w:pPr>
         <w:pStyle w:val="Heading4"/>
@@ -17332,7 +17622,7 @@
         <w:pStyle w:val="Compact"/>
         <w:numPr>
           <w:ilvl w:val="0"/>
-          <w:numId w:val="1112"/>
+          <w:numId w:val="1114"/>
         </w:numPr>
       </w:pPr>
       <w:r>
@@ -17354,7 +17644,7 @@
         <w:pStyle w:val="Compact"/>
         <w:numPr>
           <w:ilvl w:val="0"/>
-          <w:numId w:val="1112"/>
+          <w:numId w:val="1114"/>
         </w:numPr>
       </w:pPr>
       <w:r>
@@ -17408,7 +17698,7 @@
         <w:pStyle w:val="Compact"/>
         <w:numPr>
           <w:ilvl w:val="0"/>
-          <w:numId w:val="1112"/>
+          <w:numId w:val="1114"/>
         </w:numPr>
       </w:pPr>
       <w:r>
@@ -17430,7 +17720,7 @@
         <w:pStyle w:val="Compact"/>
         <w:numPr>
           <w:ilvl w:val="0"/>
-          <w:numId w:val="1112"/>
+          <w:numId w:val="1114"/>
         </w:numPr>
       </w:pPr>
       <w:r>
@@ -17447,8 +17737,8 @@
         <w:t xml:space="preserve">Hotel · Reseña</w:t>
       </w:r>
     </w:p>
-    <w:bookmarkEnd w:id="170"/>
-    <w:bookmarkStart w:id="171" w:name="X4044d76728e836dcce16f0b72b57f474c4a8ea6"/>
+    <w:bookmarkEnd w:id="172"/>
+    <w:bookmarkStart w:id="173" w:name="X4044d76728e836dcce16f0b72b57f474c4a8ea6"/>
     <w:p>
       <w:pPr>
         <w:pStyle w:val="Heading4"/>
@@ -17462,7 +17752,7 @@
         <w:pStyle w:val="Compact"/>
         <w:numPr>
           <w:ilvl w:val="0"/>
-          <w:numId w:val="1113"/>
+          <w:numId w:val="1115"/>
         </w:numPr>
       </w:pPr>
       <w:r>
@@ -17484,7 +17774,7 @@
         <w:pStyle w:val="Compact"/>
         <w:numPr>
           <w:ilvl w:val="0"/>
-          <w:numId w:val="1113"/>
+          <w:numId w:val="1115"/>
         </w:numPr>
       </w:pPr>
       <w:r>
@@ -17538,7 +17828,7 @@
         <w:pStyle w:val="Compact"/>
         <w:numPr>
           <w:ilvl w:val="0"/>
-          <w:numId w:val="1113"/>
+          <w:numId w:val="1115"/>
         </w:numPr>
       </w:pPr>
       <w:r>
@@ -17560,7 +17850,7 @@
         <w:pStyle w:val="Compact"/>
         <w:numPr>
           <w:ilvl w:val="0"/>
-          <w:numId w:val="1113"/>
+          <w:numId w:val="1115"/>
         </w:numPr>
       </w:pPr>
       <w:r>
@@ -17577,8 +17867,8 @@
         <w:t xml:space="preserve">Hotel</w:t>
       </w:r>
     </w:p>
-    <w:bookmarkEnd w:id="171"/>
-    <w:bookmarkStart w:id="172" w:name="rf-111-ocultar-una-reseña"/>
+    <w:bookmarkEnd w:id="173"/>
+    <w:bookmarkStart w:id="174" w:name="rf-111-ocultar-una-reseña"/>
     <w:p>
       <w:pPr>
         <w:pStyle w:val="Heading4"/>
@@ -17592,7 +17882,7 @@
         <w:pStyle w:val="Compact"/>
         <w:numPr>
           <w:ilvl w:val="0"/>
-          <w:numId w:val="1114"/>
+          <w:numId w:val="1116"/>
         </w:numPr>
       </w:pPr>
       <w:r>
@@ -17614,7 +17904,7 @@
         <w:pStyle w:val="Compact"/>
         <w:numPr>
           <w:ilvl w:val="0"/>
-          <w:numId w:val="1114"/>
+          <w:numId w:val="1116"/>
         </w:numPr>
       </w:pPr>
       <w:r>
@@ -17668,7 +17958,7 @@
         <w:pStyle w:val="Compact"/>
         <w:numPr>
           <w:ilvl w:val="0"/>
-          <w:numId w:val="1114"/>
+          <w:numId w:val="1116"/>
         </w:numPr>
       </w:pPr>
       <w:r>
@@ -17690,7 +17980,7 @@
         <w:pStyle w:val="Compact"/>
         <w:numPr>
           <w:ilvl w:val="0"/>
-          <w:numId w:val="1114"/>
+          <w:numId w:val="1116"/>
         </w:numPr>
       </w:pPr>
       <w:r>
@@ -17707,8 +17997,8 @@
         <w:t xml:space="preserve">Reseña · Hotel</w:t>
       </w:r>
     </w:p>
-    <w:bookmarkEnd w:id="172"/>
-    <w:bookmarkStart w:id="173" w:name="rf-112-restaurar-una-reseña-oculta"/>
+    <w:bookmarkEnd w:id="174"/>
+    <w:bookmarkStart w:id="175" w:name="rf-112-restaurar-una-reseña-oculta"/>
     <w:p>
       <w:pPr>
         <w:pStyle w:val="Heading4"/>
@@ -17722,7 +18012,7 @@
         <w:pStyle w:val="Compact"/>
         <w:numPr>
           <w:ilvl w:val="0"/>
-          <w:numId w:val="1115"/>
+          <w:numId w:val="1117"/>
         </w:numPr>
       </w:pPr>
       <w:r>
@@ -17744,7 +18034,7 @@
         <w:pStyle w:val="Compact"/>
         <w:numPr>
           <w:ilvl w:val="0"/>
-          <w:numId w:val="1115"/>
+          <w:numId w:val="1117"/>
         </w:numPr>
       </w:pPr>
       <w:r>
@@ -17798,7 +18088,7 @@
         <w:pStyle w:val="Compact"/>
         <w:numPr>
           <w:ilvl w:val="0"/>
-          <w:numId w:val="1115"/>
+          <w:numId w:val="1117"/>
         </w:numPr>
       </w:pPr>
       <w:r>
@@ -17820,7 +18110,7 @@
         <w:pStyle w:val="Compact"/>
         <w:numPr>
           <w:ilvl w:val="0"/>
-          <w:numId w:val="1115"/>
+          <w:numId w:val="1117"/>
         </w:numPr>
       </w:pPr>
       <w:r>
@@ -17837,9 +18127,9 @@
         <w:t xml:space="preserve">Reseña</w:t>
       </w:r>
     </w:p>
-    <w:bookmarkEnd w:id="173"/>
-    <w:bookmarkEnd w:id="174"/>
-    <w:bookmarkStart w:id="185" w:name="redes"/>
+    <w:bookmarkEnd w:id="175"/>
+    <w:bookmarkEnd w:id="176"/>
+    <w:bookmarkStart w:id="187" w:name="redes"/>
     <w:p>
       <w:pPr>
         <w:pStyle w:val="Heading1"/>
@@ -17856,7 +18146,7 @@
         <w:t xml:space="preserve">Casos de uso que los realizan: CU-19 Planificar contenido en redes y CU-20 Generar propuesta de contenido con IA. El sistema planifica y asiste, pero no publica: la publicación en la red la hace una persona.</w:t>
       </w:r>
     </w:p>
-    <w:bookmarkStart w:id="175" w:name="rf-113-crear-una-pieza-de-contenido"/>
+    <w:bookmarkStart w:id="177" w:name="rf-113-crear-una-pieza-de-contenido"/>
     <w:p>
       <w:pPr>
         <w:pStyle w:val="Heading4"/>
@@ -17870,7 +18160,7 @@
         <w:pStyle w:val="Compact"/>
         <w:numPr>
           <w:ilvl w:val="0"/>
-          <w:numId w:val="1116"/>
+          <w:numId w:val="1118"/>
         </w:numPr>
       </w:pPr>
       <w:r>
@@ -17907,7 +18197,7 @@
         <w:pStyle w:val="Compact"/>
         <w:numPr>
           <w:ilvl w:val="0"/>
-          <w:numId w:val="1116"/>
+          <w:numId w:val="1118"/>
         </w:numPr>
       </w:pPr>
       <w:r>
@@ -17961,7 +18251,7 @@
         <w:pStyle w:val="Compact"/>
         <w:numPr>
           <w:ilvl w:val="0"/>
-          <w:numId w:val="1116"/>
+          <w:numId w:val="1118"/>
         </w:numPr>
       </w:pPr>
       <w:r>
@@ -17983,7 +18273,7 @@
         <w:pStyle w:val="Compact"/>
         <w:numPr>
           <w:ilvl w:val="0"/>
-          <w:numId w:val="1116"/>
+          <w:numId w:val="1118"/>
         </w:numPr>
       </w:pPr>
       <w:r>
@@ -18000,8 +18290,8 @@
         <w:t xml:space="preserve">ContenidoRed</w:t>
       </w:r>
     </w:p>
-    <w:bookmarkEnd w:id="175"/>
-    <w:bookmarkStart w:id="176" w:name="X4d452aee8b1a1e8362b1d1d7ee5fbeb658dbc8d"/>
+    <w:bookmarkEnd w:id="177"/>
+    <w:bookmarkStart w:id="178" w:name="X4d452aee8b1a1e8362b1d1d7ee5fbeb658dbc8d"/>
     <w:p>
       <w:pPr>
         <w:pStyle w:val="Heading4"/>
@@ -18015,7 +18305,7 @@
         <w:pStyle w:val="Compact"/>
         <w:numPr>
           <w:ilvl w:val="0"/>
-          <w:numId w:val="1117"/>
+          <w:numId w:val="1119"/>
         </w:numPr>
       </w:pPr>
       <w:r>
@@ -18115,7 +18405,7 @@
         <w:pStyle w:val="Compact"/>
         <w:numPr>
           <w:ilvl w:val="0"/>
-          <w:numId w:val="1117"/>
+          <w:numId w:val="1119"/>
         </w:numPr>
       </w:pPr>
       <w:r>
@@ -18169,7 +18459,7 @@
         <w:pStyle w:val="Compact"/>
         <w:numPr>
           <w:ilvl w:val="0"/>
-          <w:numId w:val="1117"/>
+          <w:numId w:val="1119"/>
         </w:numPr>
       </w:pPr>
       <w:r>
@@ -18191,7 +18481,7 @@
         <w:pStyle w:val="Compact"/>
         <w:numPr>
           <w:ilvl w:val="0"/>
-          <w:numId w:val="1117"/>
+          <w:numId w:val="1119"/>
         </w:numPr>
       </w:pPr>
       <w:r>
@@ -18208,8 +18498,8 @@
         <w:t xml:space="preserve">ContenidoRed</w:t>
       </w:r>
     </w:p>
-    <w:bookmarkEnd w:id="176"/>
-    <w:bookmarkStart w:id="177" w:name="rf-115-editar-y-reprogramar-una-pieza"/>
+    <w:bookmarkEnd w:id="178"/>
+    <w:bookmarkStart w:id="179" w:name="rf-115-editar-y-reprogramar-una-pieza"/>
     <w:p>
       <w:pPr>
         <w:pStyle w:val="Heading4"/>
@@ -18223,7 +18513,7 @@
         <w:pStyle w:val="Compact"/>
         <w:numPr>
           <w:ilvl w:val="0"/>
-          <w:numId w:val="1118"/>
+          <w:numId w:val="1120"/>
         </w:numPr>
       </w:pPr>
       <w:r>
@@ -18245,7 +18535,7 @@
         <w:pStyle w:val="Compact"/>
         <w:numPr>
           <w:ilvl w:val="0"/>
-          <w:numId w:val="1118"/>
+          <w:numId w:val="1120"/>
         </w:numPr>
       </w:pPr>
       <w:r>
@@ -18299,7 +18589,7 @@
         <w:pStyle w:val="Compact"/>
         <w:numPr>
           <w:ilvl w:val="0"/>
-          <w:numId w:val="1118"/>
+          <w:numId w:val="1120"/>
         </w:numPr>
       </w:pPr>
       <w:r>
@@ -18321,7 +18611,7 @@
         <w:pStyle w:val="Compact"/>
         <w:numPr>
           <w:ilvl w:val="0"/>
-          <w:numId w:val="1118"/>
+          <w:numId w:val="1120"/>
         </w:numPr>
       </w:pPr>
       <w:r>
@@ -18338,8 +18628,8 @@
         <w:t xml:space="preserve">ContenidoRed</w:t>
       </w:r>
     </w:p>
-    <w:bookmarkEnd w:id="177"/>
-    <w:bookmarkStart w:id="178" w:name="X088f0cff780f92884ae6542404ac4bb7f01393b"/>
+    <w:bookmarkEnd w:id="179"/>
+    <w:bookmarkStart w:id="180" w:name="X088f0cff780f92884ae6542404ac4bb7f01393b"/>
     <w:p>
       <w:pPr>
         <w:pStyle w:val="Heading4"/>
@@ -18353,7 +18643,7 @@
         <w:pStyle w:val="Compact"/>
         <w:numPr>
           <w:ilvl w:val="0"/>
-          <w:numId w:val="1119"/>
+          <w:numId w:val="1121"/>
         </w:numPr>
       </w:pPr>
       <w:r>
@@ -18375,7 +18665,7 @@
         <w:pStyle w:val="Compact"/>
         <w:numPr>
           <w:ilvl w:val="0"/>
-          <w:numId w:val="1119"/>
+          <w:numId w:val="1121"/>
         </w:numPr>
       </w:pPr>
       <w:r>
@@ -18429,7 +18719,7 @@
         <w:pStyle w:val="Compact"/>
         <w:numPr>
           <w:ilvl w:val="0"/>
-          <w:numId w:val="1119"/>
+          <w:numId w:val="1121"/>
         </w:numPr>
       </w:pPr>
       <w:r>
@@ -18451,7 +18741,7 @@
         <w:pStyle w:val="Compact"/>
         <w:numPr>
           <w:ilvl w:val="0"/>
-          <w:numId w:val="1119"/>
+          <w:numId w:val="1121"/>
         </w:numPr>
       </w:pPr>
       <w:r>
@@ -18468,8 +18758,8 @@
         <w:t xml:space="preserve">ContenidoRed</w:t>
       </w:r>
     </w:p>
-    <w:bookmarkEnd w:id="178"/>
-    <w:bookmarkStart w:id="179" w:name="rf-117-descartar-una-pieza-de-contenido"/>
+    <w:bookmarkEnd w:id="180"/>
+    <w:bookmarkStart w:id="181" w:name="rf-117-descartar-una-pieza-de-contenido"/>
     <w:p>
       <w:pPr>
         <w:pStyle w:val="Heading4"/>
@@ -18483,7 +18773,7 @@
         <w:pStyle w:val="Compact"/>
         <w:numPr>
           <w:ilvl w:val="0"/>
-          <w:numId w:val="1120"/>
+          <w:numId w:val="1122"/>
         </w:numPr>
       </w:pPr>
       <w:r>
@@ -18517,7 +18807,7 @@
         <w:pStyle w:val="Compact"/>
         <w:numPr>
           <w:ilvl w:val="0"/>
-          <w:numId w:val="1120"/>
+          <w:numId w:val="1122"/>
         </w:numPr>
       </w:pPr>
       <w:r>
@@ -18571,7 +18861,7 @@
         <w:pStyle w:val="Compact"/>
         <w:numPr>
           <w:ilvl w:val="0"/>
-          <w:numId w:val="1120"/>
+          <w:numId w:val="1122"/>
         </w:numPr>
       </w:pPr>
       <w:r>
@@ -18593,7 +18883,7 @@
         <w:pStyle w:val="Compact"/>
         <w:numPr>
           <w:ilvl w:val="0"/>
-          <w:numId w:val="1120"/>
+          <w:numId w:val="1122"/>
         </w:numPr>
       </w:pPr>
       <w:r>
@@ -18610,8 +18900,8 @@
         <w:t xml:space="preserve">ContenidoRed</w:t>
       </w:r>
     </w:p>
-    <w:bookmarkEnd w:id="179"/>
-    <w:bookmarkStart w:id="180" w:name="Xbfcf2d81f82d841a56b4d96fafd10d452194dff"/>
+    <w:bookmarkEnd w:id="181"/>
+    <w:bookmarkStart w:id="182" w:name="Xbfcf2d81f82d841a56b4d96fafd10d452194dff"/>
     <w:p>
       <w:pPr>
         <w:pStyle w:val="Heading4"/>
@@ -18625,7 +18915,7 @@
         <w:pStyle w:val="Compact"/>
         <w:numPr>
           <w:ilvl w:val="0"/>
-          <w:numId w:val="1121"/>
+          <w:numId w:val="1123"/>
         </w:numPr>
       </w:pPr>
       <w:r>
@@ -18662,7 +18952,7 @@
         <w:pStyle w:val="Compact"/>
         <w:numPr>
           <w:ilvl w:val="0"/>
-          <w:numId w:val="1121"/>
+          <w:numId w:val="1123"/>
         </w:numPr>
       </w:pPr>
       <w:r>
@@ -18716,7 +19006,7 @@
         <w:pStyle w:val="Compact"/>
         <w:numPr>
           <w:ilvl w:val="0"/>
-          <w:numId w:val="1121"/>
+          <w:numId w:val="1123"/>
         </w:numPr>
       </w:pPr>
       <w:r>
@@ -18738,7 +19028,7 @@
         <w:pStyle w:val="Compact"/>
         <w:numPr>
           <w:ilvl w:val="0"/>
-          <w:numId w:val="1121"/>
+          <w:numId w:val="1123"/>
         </w:numPr>
       </w:pPr>
       <w:r>
@@ -18755,8 +19045,8 @@
         <w:t xml:space="preserve">ContenidoRed</w:t>
       </w:r>
     </w:p>
-    <w:bookmarkEnd w:id="180"/>
-    <w:bookmarkStart w:id="181" w:name="X11328e1f00dbfd81d54990aee8d17090d59da0d"/>
+    <w:bookmarkEnd w:id="182"/>
+    <w:bookmarkStart w:id="183" w:name="X11328e1f00dbfd81d54990aee8d17090d59da0d"/>
     <w:p>
       <w:pPr>
         <w:pStyle w:val="Heading4"/>
@@ -18770,7 +19060,7 @@
         <w:pStyle w:val="Compact"/>
         <w:numPr>
           <w:ilvl w:val="0"/>
-          <w:numId w:val="1122"/>
+          <w:numId w:val="1124"/>
         </w:numPr>
       </w:pPr>
       <w:r>
@@ -18792,7 +19082,7 @@
         <w:pStyle w:val="Compact"/>
         <w:numPr>
           <w:ilvl w:val="0"/>
-          <w:numId w:val="1122"/>
+          <w:numId w:val="1124"/>
         </w:numPr>
       </w:pPr>
       <w:r>
@@ -18846,7 +19136,7 @@
         <w:pStyle w:val="Compact"/>
         <w:numPr>
           <w:ilvl w:val="0"/>
-          <w:numId w:val="1122"/>
+          <w:numId w:val="1124"/>
         </w:numPr>
       </w:pPr>
       <w:r>
@@ -18868,7 +19158,7 @@
         <w:pStyle w:val="Compact"/>
         <w:numPr>
           <w:ilvl w:val="0"/>
-          <w:numId w:val="1122"/>
+          <w:numId w:val="1124"/>
         </w:numPr>
       </w:pPr>
       <w:r>
@@ -18885,8 +19175,8 @@
         <w:t xml:space="preserve">ContenidoRed</w:t>
       </w:r>
     </w:p>
-    <w:bookmarkEnd w:id="181"/>
-    <w:bookmarkStart w:id="182" w:name="Xed9b28ffb53924495f2a632632c9ecb13fe7b0b"/>
+    <w:bookmarkEnd w:id="183"/>
+    <w:bookmarkStart w:id="184" w:name="Xed9b28ffb53924495f2a632632c9ecb13fe7b0b"/>
     <w:p>
       <w:pPr>
         <w:pStyle w:val="Heading4"/>
@@ -18900,7 +19190,7 @@
         <w:pStyle w:val="Compact"/>
         <w:numPr>
           <w:ilvl w:val="0"/>
-          <w:numId w:val="1123"/>
+          <w:numId w:val="1125"/>
         </w:numPr>
       </w:pPr>
       <w:r>
@@ -18922,7 +19212,7 @@
         <w:pStyle w:val="Compact"/>
         <w:numPr>
           <w:ilvl w:val="0"/>
-          <w:numId w:val="1123"/>
+          <w:numId w:val="1125"/>
         </w:numPr>
       </w:pPr>
       <w:r>
@@ -18976,7 +19266,7 @@
         <w:pStyle w:val="Compact"/>
         <w:numPr>
           <w:ilvl w:val="0"/>
-          <w:numId w:val="1123"/>
+          <w:numId w:val="1125"/>
         </w:numPr>
       </w:pPr>
       <w:r>
@@ -18998,7 +19288,7 @@
         <w:pStyle w:val="Compact"/>
         <w:numPr>
           <w:ilvl w:val="0"/>
-          <w:numId w:val="1123"/>
+          <w:numId w:val="1125"/>
         </w:numPr>
       </w:pPr>
       <w:r>
@@ -19015,8 +19305,8 @@
         <w:t xml:space="preserve">ContenidoRed</w:t>
       </w:r>
     </w:p>
-    <w:bookmarkEnd w:id="182"/>
-    <w:bookmarkStart w:id="183" w:name="X2d45888c0ef4b9a35410f1491d55daf64e7fefb"/>
+    <w:bookmarkEnd w:id="184"/>
+    <w:bookmarkStart w:id="185" w:name="X2d45888c0ef4b9a35410f1491d55daf64e7fefb"/>
     <w:p>
       <w:pPr>
         <w:pStyle w:val="Heading4"/>
@@ -19030,7 +19320,7 @@
         <w:pStyle w:val="Compact"/>
         <w:numPr>
           <w:ilvl w:val="0"/>
-          <w:numId w:val="1124"/>
+          <w:numId w:val="1126"/>
         </w:numPr>
       </w:pPr>
       <w:r>
@@ -19079,7 +19369,7 @@
         <w:pStyle w:val="Compact"/>
         <w:numPr>
           <w:ilvl w:val="0"/>
-          <w:numId w:val="1124"/>
+          <w:numId w:val="1126"/>
         </w:numPr>
       </w:pPr>
       <w:r>
@@ -19133,7 +19423,7 @@
         <w:pStyle w:val="Compact"/>
         <w:numPr>
           <w:ilvl w:val="0"/>
-          <w:numId w:val="1124"/>
+          <w:numId w:val="1126"/>
         </w:numPr>
       </w:pPr>
       <w:r>
@@ -19155,7 +19445,7 @@
         <w:pStyle w:val="Compact"/>
         <w:numPr>
           <w:ilvl w:val="0"/>
-          <w:numId w:val="1124"/>
+          <w:numId w:val="1126"/>
         </w:numPr>
       </w:pPr>
       <w:r>
@@ -19172,8 +19462,8 @@
         <w:t xml:space="preserve">ContenidoRed</w:t>
       </w:r>
     </w:p>
-    <w:bookmarkEnd w:id="183"/>
-    <w:bookmarkStart w:id="184" w:name="X7e0d741b8e73c2ed700de9514509246a06ee7c8"/>
+    <w:bookmarkEnd w:id="185"/>
+    <w:bookmarkStart w:id="186" w:name="X7e0d741b8e73c2ed700de9514509246a06ee7c8"/>
     <w:p>
       <w:pPr>
         <w:pStyle w:val="Heading4"/>
@@ -19187,7 +19477,7 @@
         <w:pStyle w:val="Compact"/>
         <w:numPr>
           <w:ilvl w:val="0"/>
-          <w:numId w:val="1125"/>
+          <w:numId w:val="1127"/>
         </w:numPr>
       </w:pPr>
       <w:r>
@@ -19209,7 +19499,7 @@
         <w:pStyle w:val="Compact"/>
         <w:numPr>
           <w:ilvl w:val="0"/>
-          <w:numId w:val="1125"/>
+          <w:numId w:val="1127"/>
         </w:numPr>
       </w:pPr>
       <w:r>
@@ -19263,7 +19553,7 @@
         <w:pStyle w:val="Compact"/>
         <w:numPr>
           <w:ilvl w:val="0"/>
-          <w:numId w:val="1125"/>
+          <w:numId w:val="1127"/>
         </w:numPr>
       </w:pPr>
       <w:r>
@@ -19285,7 +19575,7 @@
         <w:pStyle w:val="Compact"/>
         <w:numPr>
           <w:ilvl w:val="0"/>
-          <w:numId w:val="1125"/>
+          <w:numId w:val="1127"/>
         </w:numPr>
       </w:pPr>
       <w:r>
@@ -19302,9 +19592,9 @@
         <w:t xml:space="preserve">ContenidoRed</w:t>
       </w:r>
     </w:p>
-    <w:bookmarkEnd w:id="184"/>
-    <w:bookmarkEnd w:id="185"/>
-    <w:bookmarkStart w:id="199" w:name="dashboard-y-reportes"/>
+    <w:bookmarkEnd w:id="186"/>
+    <w:bookmarkEnd w:id="187"/>
+    <w:bookmarkStart w:id="201" w:name="dashboard-y-reportes"/>
     <w:p>
       <w:pPr>
         <w:pStyle w:val="Heading1"/>
@@ -19321,7 +19611,7 @@
         <w:t xml:space="preserve">Casos de uso que los realizan: CU-21 Ver dashboard y embudo y CU-22 Generar reportes y estadísticas. Los indicadores y las métricas se derivan de los datos operativos: se calculan sobre el período, no se almacenan. Ambas vistas son de solo lectura.</w:t>
       </w:r>
     </w:p>
-    <w:bookmarkStart w:id="186" w:name="rf-123-mostrar-el-embudo-de-ventas"/>
+    <w:bookmarkStart w:id="188" w:name="rf-123-mostrar-el-embudo-de-ventas"/>
     <w:p>
       <w:pPr>
         <w:pStyle w:val="Heading4"/>
@@ -19335,7 +19625,7 @@
         <w:pStyle w:val="Compact"/>
         <w:numPr>
           <w:ilvl w:val="0"/>
-          <w:numId w:val="1126"/>
+          <w:numId w:val="1128"/>
         </w:numPr>
       </w:pPr>
       <w:r>
@@ -19366,7 +19656,7 @@
         <w:pStyle w:val="Compact"/>
         <w:numPr>
           <w:ilvl w:val="0"/>
-          <w:numId w:val="1126"/>
+          <w:numId w:val="1128"/>
         </w:numPr>
       </w:pPr>
       <w:r>
@@ -19420,7 +19710,7 @@
         <w:pStyle w:val="Compact"/>
         <w:numPr>
           <w:ilvl w:val="0"/>
-          <w:numId w:val="1126"/>
+          <w:numId w:val="1128"/>
         </w:numPr>
       </w:pPr>
       <w:r>
@@ -19442,7 +19732,7 @@
         <w:pStyle w:val="Compact"/>
         <w:numPr>
           <w:ilvl w:val="0"/>
-          <w:numId w:val="1126"/>
+          <w:numId w:val="1128"/>
         </w:numPr>
       </w:pPr>
       <w:r>
@@ -19459,8 +19749,8 @@
         <w:t xml:space="preserve">Oportunidad</w:t>
       </w:r>
     </w:p>
-    <w:bookmarkEnd w:id="186"/>
-    <w:bookmarkStart w:id="187" w:name="X5f7857deb156ed456e4b1916f8a5028511b7d7e"/>
+    <w:bookmarkEnd w:id="188"/>
+    <w:bookmarkStart w:id="189" w:name="X5f7857deb156ed456e4b1916f8a5028511b7d7e"/>
     <w:p>
       <w:pPr>
         <w:pStyle w:val="Heading4"/>
@@ -19474,7 +19764,7 @@
         <w:pStyle w:val="Compact"/>
         <w:numPr>
           <w:ilvl w:val="0"/>
-          <w:numId w:val="1127"/>
+          <w:numId w:val="1129"/>
         </w:numPr>
       </w:pPr>
       <w:r>
@@ -19496,7 +19786,7 @@
         <w:pStyle w:val="Compact"/>
         <w:numPr>
           <w:ilvl w:val="0"/>
-          <w:numId w:val="1127"/>
+          <w:numId w:val="1129"/>
         </w:numPr>
       </w:pPr>
       <w:r>
@@ -19550,7 +19840,7 @@
         <w:pStyle w:val="Compact"/>
         <w:numPr>
           <w:ilvl w:val="0"/>
-          <w:numId w:val="1127"/>
+          <w:numId w:val="1129"/>
         </w:numPr>
       </w:pPr>
       <w:r>
@@ -19572,7 +19862,7 @@
         <w:pStyle w:val="Compact"/>
         <w:numPr>
           <w:ilvl w:val="0"/>
-          <w:numId w:val="1127"/>
+          <w:numId w:val="1129"/>
         </w:numPr>
       </w:pPr>
       <w:r>
@@ -19589,8 +19879,8 @@
         <w:t xml:space="preserve">Viaje · Pago · Operador</w:t>
       </w:r>
     </w:p>
-    <w:bookmarkEnd w:id="187"/>
-    <w:bookmarkStart w:id="188" w:name="Xe28457863a67290209cd2a845e5927c30cff5af"/>
+    <w:bookmarkEnd w:id="189"/>
+    <w:bookmarkStart w:id="190" w:name="Xe28457863a67290209cd2a845e5927c30cff5af"/>
     <w:p>
       <w:pPr>
         <w:pStyle w:val="Heading4"/>
@@ -19604,7 +19894,7 @@
         <w:pStyle w:val="Compact"/>
         <w:numPr>
           <w:ilvl w:val="0"/>
-          <w:numId w:val="1128"/>
+          <w:numId w:val="1130"/>
         </w:numPr>
       </w:pPr>
       <w:r>
@@ -19626,7 +19916,7 @@
         <w:pStyle w:val="Compact"/>
         <w:numPr>
           <w:ilvl w:val="0"/>
-          <w:numId w:val="1128"/>
+          <w:numId w:val="1130"/>
         </w:numPr>
       </w:pPr>
       <w:r>
@@ -19680,7 +19970,7 @@
         <w:pStyle w:val="Compact"/>
         <w:numPr>
           <w:ilvl w:val="0"/>
-          <w:numId w:val="1128"/>
+          <w:numId w:val="1130"/>
         </w:numPr>
       </w:pPr>
       <w:r>
@@ -19702,7 +19992,7 @@
         <w:pStyle w:val="Compact"/>
         <w:numPr>
           <w:ilvl w:val="0"/>
-          <w:numId w:val="1128"/>
+          <w:numId w:val="1130"/>
         </w:numPr>
       </w:pPr>
       <w:r>
@@ -19719,8 +20009,8 @@
         <w:t xml:space="preserve">Viaje · Oportunidad · Alerta</w:t>
       </w:r>
     </w:p>
-    <w:bookmarkEnd w:id="188"/>
-    <w:bookmarkStart w:id="189" w:name="rf-126-mostrar-la-analítica-comercial"/>
+    <w:bookmarkEnd w:id="190"/>
+    <w:bookmarkStart w:id="191" w:name="rf-126-mostrar-la-analítica-comercial"/>
     <w:p>
       <w:pPr>
         <w:pStyle w:val="Heading4"/>
@@ -19734,7 +20024,7 @@
         <w:pStyle w:val="Compact"/>
         <w:numPr>
           <w:ilvl w:val="0"/>
-          <w:numId w:val="1129"/>
+          <w:numId w:val="1131"/>
         </w:numPr>
       </w:pPr>
       <w:r>
@@ -19756,7 +20046,7 @@
         <w:pStyle w:val="Compact"/>
         <w:numPr>
           <w:ilvl w:val="0"/>
-          <w:numId w:val="1129"/>
+          <w:numId w:val="1131"/>
         </w:numPr>
       </w:pPr>
       <w:r>
@@ -19810,7 +20100,7 @@
         <w:pStyle w:val="Compact"/>
         <w:numPr>
           <w:ilvl w:val="0"/>
-          <w:numId w:val="1129"/>
+          <w:numId w:val="1131"/>
         </w:numPr>
       </w:pPr>
       <w:r>
@@ -19832,7 +20122,7 @@
         <w:pStyle w:val="Compact"/>
         <w:numPr>
           <w:ilvl w:val="0"/>
-          <w:numId w:val="1129"/>
+          <w:numId w:val="1131"/>
         </w:numPr>
       </w:pPr>
       <w:r>
@@ -19849,8 +20139,8 @@
         <w:t xml:space="preserve">Viaje · Destino · Cliente · Usuario</w:t>
       </w:r>
     </w:p>
-    <w:bookmarkEnd w:id="189"/>
-    <w:bookmarkStart w:id="190" w:name="X3d4af15bbfbf2f6c20d1c48f6ce778c8ae264a4"/>
+    <w:bookmarkEnd w:id="191"/>
+    <w:bookmarkStart w:id="192" w:name="X3d4af15bbfbf2f6c20d1c48f6ce778c8ae264a4"/>
     <w:p>
       <w:pPr>
         <w:pStyle w:val="Heading4"/>
@@ -19864,7 +20154,7 @@
         <w:pStyle w:val="Compact"/>
         <w:numPr>
           <w:ilvl w:val="0"/>
-          <w:numId w:val="1130"/>
+          <w:numId w:val="1132"/>
         </w:numPr>
       </w:pPr>
       <w:r>
@@ -19886,7 +20176,7 @@
         <w:pStyle w:val="Compact"/>
         <w:numPr>
           <w:ilvl w:val="0"/>
-          <w:numId w:val="1130"/>
+          <w:numId w:val="1132"/>
         </w:numPr>
       </w:pPr>
       <w:r>
@@ -19940,7 +20230,7 @@
         <w:pStyle w:val="Compact"/>
         <w:numPr>
           <w:ilvl w:val="0"/>
-          <w:numId w:val="1130"/>
+          <w:numId w:val="1132"/>
         </w:numPr>
       </w:pPr>
       <w:r>
@@ -19962,7 +20252,7 @@
         <w:pStyle w:val="Compact"/>
         <w:numPr>
           <w:ilvl w:val="0"/>
-          <w:numId w:val="1130"/>
+          <w:numId w:val="1132"/>
         </w:numPr>
       </w:pPr>
       <w:r>
@@ -19979,8 +20269,8 @@
         <w:t xml:space="preserve">Viaje · Oportunidad · Pago · Usuario</w:t>
       </w:r>
     </w:p>
-    <w:bookmarkEnd w:id="190"/>
-    <w:bookmarkStart w:id="191" w:name="X8aa25ec19a8ce4c131fa7d4767e7c22e4b61bc5"/>
+    <w:bookmarkEnd w:id="192"/>
+    <w:bookmarkStart w:id="193" w:name="X8aa25ec19a8ce4c131fa7d4767e7c22e4b61bc5"/>
     <w:p>
       <w:pPr>
         <w:pStyle w:val="Heading4"/>
@@ -19994,7 +20284,7 @@
         <w:pStyle w:val="Compact"/>
         <w:numPr>
           <w:ilvl w:val="0"/>
-          <w:numId w:val="1131"/>
+          <w:numId w:val="1133"/>
         </w:numPr>
       </w:pPr>
       <w:r>
@@ -20016,7 +20306,7 @@
         <w:pStyle w:val="Compact"/>
         <w:numPr>
           <w:ilvl w:val="0"/>
-          <w:numId w:val="1131"/>
+          <w:numId w:val="1133"/>
         </w:numPr>
       </w:pPr>
       <w:r>
@@ -20070,7 +20360,7 @@
         <w:pStyle w:val="Compact"/>
         <w:numPr>
           <w:ilvl w:val="0"/>
-          <w:numId w:val="1131"/>
+          <w:numId w:val="1133"/>
         </w:numPr>
       </w:pPr>
       <w:r>
@@ -20092,7 +20382,7 @@
         <w:pStyle w:val="Compact"/>
         <w:numPr>
           <w:ilvl w:val="0"/>
-          <w:numId w:val="1131"/>
+          <w:numId w:val="1133"/>
         </w:numPr>
       </w:pPr>
       <w:r>
@@ -20109,8 +20399,8 @@
         <w:t xml:space="preserve">Oportunidad · Viaje · Alerta</w:t>
       </w:r>
     </w:p>
-    <w:bookmarkEnd w:id="191"/>
-    <w:bookmarkStart w:id="192" w:name="rf-129-acotar-el-dashboard-según-el-rol"/>
+    <w:bookmarkEnd w:id="193"/>
+    <w:bookmarkStart w:id="194" w:name="rf-129-acotar-el-dashboard-según-el-rol"/>
     <w:p>
       <w:pPr>
         <w:pStyle w:val="Heading4"/>
@@ -20124,7 +20414,7 @@
         <w:pStyle w:val="Compact"/>
         <w:numPr>
           <w:ilvl w:val="0"/>
-          <w:numId w:val="1132"/>
+          <w:numId w:val="1134"/>
         </w:numPr>
       </w:pPr>
       <w:r>
@@ -20203,7 +20493,7 @@
         <w:pStyle w:val="Compact"/>
         <w:numPr>
           <w:ilvl w:val="0"/>
-          <w:numId w:val="1132"/>
+          <w:numId w:val="1134"/>
         </w:numPr>
       </w:pPr>
       <w:r>
@@ -20257,7 +20547,7 @@
         <w:pStyle w:val="Compact"/>
         <w:numPr>
           <w:ilvl w:val="0"/>
-          <w:numId w:val="1132"/>
+          <w:numId w:val="1134"/>
         </w:numPr>
       </w:pPr>
       <w:r>
@@ -20279,7 +20569,7 @@
         <w:pStyle w:val="Compact"/>
         <w:numPr>
           <w:ilvl w:val="0"/>
-          <w:numId w:val="1132"/>
+          <w:numId w:val="1134"/>
         </w:numPr>
       </w:pPr>
       <w:r>
@@ -20296,8 +20586,8 @@
         <w:t xml:space="preserve">Usuario · Viaje · Oportunidad</w:t>
       </w:r>
     </w:p>
-    <w:bookmarkEnd w:id="192"/>
-    <w:bookmarkStart w:id="193" w:name="rf-130-calcular-los-indicadores-en-vivo"/>
+    <w:bookmarkEnd w:id="194"/>
+    <w:bookmarkStart w:id="195" w:name="rf-130-calcular-los-indicadores-en-vivo"/>
     <w:p>
       <w:pPr>
         <w:pStyle w:val="Heading4"/>
@@ -20311,7 +20601,7 @@
         <w:pStyle w:val="Compact"/>
         <w:numPr>
           <w:ilvl w:val="0"/>
-          <w:numId w:val="1133"/>
+          <w:numId w:val="1135"/>
         </w:numPr>
       </w:pPr>
       <w:r>
@@ -20333,7 +20623,7 @@
         <w:pStyle w:val="Compact"/>
         <w:numPr>
           <w:ilvl w:val="0"/>
-          <w:numId w:val="1133"/>
+          <w:numId w:val="1135"/>
         </w:numPr>
       </w:pPr>
       <w:r>
@@ -20387,7 +20677,7 @@
         <w:pStyle w:val="Compact"/>
         <w:numPr>
           <w:ilvl w:val="0"/>
-          <w:numId w:val="1133"/>
+          <w:numId w:val="1135"/>
         </w:numPr>
       </w:pPr>
       <w:r>
@@ -20409,7 +20699,7 @@
         <w:pStyle w:val="Compact"/>
         <w:numPr>
           <w:ilvl w:val="0"/>
-          <w:numId w:val="1133"/>
+          <w:numId w:val="1135"/>
         </w:numPr>
       </w:pPr>
       <w:r>
@@ -20426,8 +20716,8 @@
         <w:t xml:space="preserve">Oportunidad · Viaje · Pago · Cliente</w:t>
       </w:r>
     </w:p>
-    <w:bookmarkEnd w:id="193"/>
-    <w:bookmarkStart w:id="194" w:name="rf-131-generar-un-reporte-del-período"/>
+    <w:bookmarkEnd w:id="195"/>
+    <w:bookmarkStart w:id="196" w:name="rf-131-generar-un-reporte-del-período"/>
     <w:p>
       <w:pPr>
         <w:pStyle w:val="Heading4"/>
@@ -20441,7 +20731,7 @@
         <w:pStyle w:val="Compact"/>
         <w:numPr>
           <w:ilvl w:val="0"/>
-          <w:numId w:val="1134"/>
+          <w:numId w:val="1136"/>
         </w:numPr>
       </w:pPr>
       <w:r>
@@ -20463,7 +20753,7 @@
         <w:pStyle w:val="Compact"/>
         <w:numPr>
           <w:ilvl w:val="0"/>
-          <w:numId w:val="1134"/>
+          <w:numId w:val="1136"/>
         </w:numPr>
       </w:pPr>
       <w:r>
@@ -20517,7 +20807,7 @@
         <w:pStyle w:val="Compact"/>
         <w:numPr>
           <w:ilvl w:val="0"/>
-          <w:numId w:val="1134"/>
+          <w:numId w:val="1136"/>
         </w:numPr>
       </w:pPr>
       <w:r>
@@ -20539,7 +20829,7 @@
         <w:pStyle w:val="Compact"/>
         <w:numPr>
           <w:ilvl w:val="0"/>
-          <w:numId w:val="1134"/>
+          <w:numId w:val="1136"/>
         </w:numPr>
       </w:pPr>
       <w:r>
@@ -20556,8 +20846,8 @@
         <w:t xml:space="preserve">Viaje · Pago · Oportunidad · Cliente · Destino · Operador · Usuario</w:t>
       </w:r>
     </w:p>
-    <w:bookmarkEnd w:id="194"/>
-    <w:bookmarkStart w:id="195" w:name="rf-132-visualizar-el-reporte"/>
+    <w:bookmarkEnd w:id="196"/>
+    <w:bookmarkStart w:id="197" w:name="rf-132-visualizar-el-reporte"/>
     <w:p>
       <w:pPr>
         <w:pStyle w:val="Heading4"/>
@@ -20571,7 +20861,7 @@
         <w:pStyle w:val="Compact"/>
         <w:numPr>
           <w:ilvl w:val="0"/>
-          <w:numId w:val="1135"/>
+          <w:numId w:val="1137"/>
         </w:numPr>
       </w:pPr>
       <w:r>
@@ -20593,7 +20883,7 @@
         <w:pStyle w:val="Compact"/>
         <w:numPr>
           <w:ilvl w:val="0"/>
-          <w:numId w:val="1135"/>
+          <w:numId w:val="1137"/>
         </w:numPr>
       </w:pPr>
       <w:r>
@@ -20647,7 +20937,7 @@
         <w:pStyle w:val="Compact"/>
         <w:numPr>
           <w:ilvl w:val="0"/>
-          <w:numId w:val="1135"/>
+          <w:numId w:val="1137"/>
         </w:numPr>
       </w:pPr>
       <w:r>
@@ -20669,7 +20959,7 @@
         <w:pStyle w:val="Compact"/>
         <w:numPr>
           <w:ilvl w:val="0"/>
-          <w:numId w:val="1135"/>
+          <w:numId w:val="1137"/>
         </w:numPr>
       </w:pPr>
       <w:r>
@@ -20686,8 +20976,8 @@
         <w:t xml:space="preserve">Viaje · Pago</w:t>
       </w:r>
     </w:p>
-    <w:bookmarkEnd w:id="195"/>
-    <w:bookmarkStart w:id="196" w:name="rf-133-exportar-el-reporte"/>
+    <w:bookmarkEnd w:id="197"/>
+    <w:bookmarkStart w:id="198" w:name="rf-133-exportar-el-reporte"/>
     <w:p>
       <w:pPr>
         <w:pStyle w:val="Heading4"/>
@@ -20701,7 +20991,7 @@
         <w:pStyle w:val="Compact"/>
         <w:numPr>
           <w:ilvl w:val="0"/>
-          <w:numId w:val="1136"/>
+          <w:numId w:val="1138"/>
         </w:numPr>
       </w:pPr>
       <w:r>
@@ -20723,7 +21013,7 @@
         <w:pStyle w:val="Compact"/>
         <w:numPr>
           <w:ilvl w:val="0"/>
-          <w:numId w:val="1136"/>
+          <w:numId w:val="1138"/>
         </w:numPr>
       </w:pPr>
       <w:r>
@@ -20777,7 +21067,7 @@
         <w:pStyle w:val="Compact"/>
         <w:numPr>
           <w:ilvl w:val="0"/>
-          <w:numId w:val="1136"/>
+          <w:numId w:val="1138"/>
         </w:numPr>
       </w:pPr>
       <w:r>
@@ -20799,7 +21089,7 @@
         <w:pStyle w:val="Compact"/>
         <w:numPr>
           <w:ilvl w:val="0"/>
-          <w:numId w:val="1136"/>
+          <w:numId w:val="1138"/>
         </w:numPr>
       </w:pPr>
       <w:r>
@@ -20816,8 +21106,8 @@
         <w:t xml:space="preserve">Viaje · Pago</w:t>
       </w:r>
     </w:p>
-    <w:bookmarkEnd w:id="196"/>
-    <w:bookmarkStart w:id="197" w:name="rf-134-comparar-dos-períodos"/>
+    <w:bookmarkEnd w:id="198"/>
+    <w:bookmarkStart w:id="199" w:name="rf-134-comparar-dos-períodos"/>
     <w:p>
       <w:pPr>
         <w:pStyle w:val="Heading4"/>
@@ -20831,7 +21121,7 @@
         <w:pStyle w:val="Compact"/>
         <w:numPr>
           <w:ilvl w:val="0"/>
-          <w:numId w:val="1137"/>
+          <w:numId w:val="1139"/>
         </w:numPr>
       </w:pPr>
       <w:r>
@@ -20853,7 +21143,7 @@
         <w:pStyle w:val="Compact"/>
         <w:numPr>
           <w:ilvl w:val="0"/>
-          <w:numId w:val="1137"/>
+          <w:numId w:val="1139"/>
         </w:numPr>
       </w:pPr>
       <w:r>
@@ -20907,7 +21197,7 @@
         <w:pStyle w:val="Compact"/>
         <w:numPr>
           <w:ilvl w:val="0"/>
-          <w:numId w:val="1137"/>
+          <w:numId w:val="1139"/>
         </w:numPr>
       </w:pPr>
       <w:r>
@@ -20929,7 +21219,7 @@
         <w:pStyle w:val="Compact"/>
         <w:numPr>
           <w:ilvl w:val="0"/>
-          <w:numId w:val="1137"/>
+          <w:numId w:val="1139"/>
         </w:numPr>
       </w:pPr>
       <w:r>
@@ -20946,8 +21236,8 @@
         <w:t xml:space="preserve">Viaje · Pago</w:t>
       </w:r>
     </w:p>
-    <w:bookmarkEnd w:id="197"/>
-    <w:bookmarkStart w:id="198" w:name="rf-135-resolver-períodos-sin-datos"/>
+    <w:bookmarkEnd w:id="199"/>
+    <w:bookmarkStart w:id="200" w:name="rf-135-resolver-períodos-sin-datos"/>
     <w:p>
       <w:pPr>
         <w:pStyle w:val="Heading4"/>
@@ -20961,7 +21251,7 @@
         <w:pStyle w:val="Compact"/>
         <w:numPr>
           <w:ilvl w:val="0"/>
-          <w:numId w:val="1138"/>
+          <w:numId w:val="1140"/>
         </w:numPr>
       </w:pPr>
       <w:r>
@@ -20983,7 +21273,7 @@
         <w:pStyle w:val="Compact"/>
         <w:numPr>
           <w:ilvl w:val="0"/>
-          <w:numId w:val="1138"/>
+          <w:numId w:val="1140"/>
         </w:numPr>
       </w:pPr>
       <w:r>
@@ -21037,7 +21327,7 @@
         <w:pStyle w:val="Compact"/>
         <w:numPr>
           <w:ilvl w:val="0"/>
-          <w:numId w:val="1138"/>
+          <w:numId w:val="1140"/>
         </w:numPr>
       </w:pPr>
       <w:r>
@@ -21059,7 +21349,7 @@
         <w:pStyle w:val="Compact"/>
         <w:numPr>
           <w:ilvl w:val="0"/>
-          <w:numId w:val="1138"/>
+          <w:numId w:val="1140"/>
         </w:numPr>
       </w:pPr>
       <w:r>
@@ -21076,9 +21366,9 @@
         <w:t xml:space="preserve">Viaje · Pago</w:t>
       </w:r>
     </w:p>
-    <w:bookmarkEnd w:id="198"/>
-    <w:bookmarkEnd w:id="199"/>
-    <w:bookmarkStart w:id="204" w:name="calendario"/>
+    <w:bookmarkEnd w:id="200"/>
+    <w:bookmarkEnd w:id="201"/>
+    <w:bookmarkStart w:id="206" w:name="calendario"/>
     <w:p>
       <w:pPr>
         <w:pStyle w:val="Heading1"/>
@@ -21095,7 +21385,7 @@
         <w:t xml:space="preserve">Caso de uso que los realiza: CU-23 Ver calendario de viajes y vencimientos. Es una vista consolidada de fechas de toda la agencia, de solo lectura, con navegación a la gestión de cada ítem.</w:t>
       </w:r>
     </w:p>
-    <w:bookmarkStart w:id="200" w:name="rf-136-mostrar-el-calendario-consolidado"/>
+    <w:bookmarkStart w:id="202" w:name="rf-136-mostrar-el-calendario-consolidado"/>
     <w:p>
       <w:pPr>
         <w:pStyle w:val="Heading4"/>
@@ -21109,7 +21399,7 @@
         <w:pStyle w:val="Compact"/>
         <w:numPr>
           <w:ilvl w:val="0"/>
-          <w:numId w:val="1139"/>
+          <w:numId w:val="1141"/>
         </w:numPr>
       </w:pPr>
       <w:r>
@@ -21131,7 +21421,7 @@
         <w:pStyle w:val="Compact"/>
         <w:numPr>
           <w:ilvl w:val="0"/>
-          <w:numId w:val="1139"/>
+          <w:numId w:val="1141"/>
         </w:numPr>
       </w:pPr>
       <w:r>
@@ -21185,7 +21475,7 @@
         <w:pStyle w:val="Compact"/>
         <w:numPr>
           <w:ilvl w:val="0"/>
-          <w:numId w:val="1139"/>
+          <w:numId w:val="1141"/>
         </w:numPr>
       </w:pPr>
       <w:r>
@@ -21207,7 +21497,7 @@
         <w:pStyle w:val="Compact"/>
         <w:numPr>
           <w:ilvl w:val="0"/>
-          <w:numId w:val="1139"/>
+          <w:numId w:val="1141"/>
         </w:numPr>
       </w:pPr>
       <w:r>
@@ -21224,8 +21514,8 @@
         <w:t xml:space="preserve">Viaje · Pago · Alerta</w:t>
       </w:r>
     </w:p>
-    <w:bookmarkEnd w:id="200"/>
-    <w:bookmarkStart w:id="201" w:name="Xb8ce495b500e04e0deb1f4ef40a450538f66726"/>
+    <w:bookmarkEnd w:id="202"/>
+    <w:bookmarkStart w:id="203" w:name="Xb8ce495b500e04e0deb1f4ef40a450538f66726"/>
     <w:p>
       <w:pPr>
         <w:pStyle w:val="Heading4"/>
@@ -21239,7 +21529,7 @@
         <w:pStyle w:val="Compact"/>
         <w:numPr>
           <w:ilvl w:val="0"/>
-          <w:numId w:val="1140"/>
+          <w:numId w:val="1142"/>
         </w:numPr>
       </w:pPr>
       <w:r>
@@ -21261,7 +21551,7 @@
         <w:pStyle w:val="Compact"/>
         <w:numPr>
           <w:ilvl w:val="0"/>
-          <w:numId w:val="1140"/>
+          <w:numId w:val="1142"/>
         </w:numPr>
       </w:pPr>
       <w:r>
@@ -21315,7 +21605,7 @@
         <w:pStyle w:val="Compact"/>
         <w:numPr>
           <w:ilvl w:val="0"/>
-          <w:numId w:val="1140"/>
+          <w:numId w:val="1142"/>
         </w:numPr>
       </w:pPr>
       <w:r>
@@ -21337,7 +21627,7 @@
         <w:pStyle w:val="Compact"/>
         <w:numPr>
           <w:ilvl w:val="0"/>
-          <w:numId w:val="1140"/>
+          <w:numId w:val="1142"/>
         </w:numPr>
       </w:pPr>
       <w:r>
@@ -21354,8 +21644,8 @@
         <w:t xml:space="preserve">Viaje · Pago · Alerta</w:t>
       </w:r>
     </w:p>
-    <w:bookmarkEnd w:id="201"/>
-    <w:bookmarkStart w:id="202" w:name="rf-138-filtrar-el-calendario"/>
+    <w:bookmarkEnd w:id="203"/>
+    <w:bookmarkStart w:id="204" w:name="rf-138-filtrar-el-calendario"/>
     <w:p>
       <w:pPr>
         <w:pStyle w:val="Heading4"/>
@@ -21369,7 +21659,7 @@
         <w:pStyle w:val="Compact"/>
         <w:numPr>
           <w:ilvl w:val="0"/>
-          <w:numId w:val="1141"/>
+          <w:numId w:val="1143"/>
         </w:numPr>
       </w:pPr>
       <w:r>
@@ -21391,7 +21681,7 @@
         <w:pStyle w:val="Compact"/>
         <w:numPr>
           <w:ilvl w:val="0"/>
-          <w:numId w:val="1141"/>
+          <w:numId w:val="1143"/>
         </w:numPr>
       </w:pPr>
       <w:r>
@@ -21445,7 +21735,7 @@
         <w:pStyle w:val="Compact"/>
         <w:numPr>
           <w:ilvl w:val="0"/>
-          <w:numId w:val="1141"/>
+          <w:numId w:val="1143"/>
         </w:numPr>
       </w:pPr>
       <w:r>
@@ -21467,7 +21757,7 @@
         <w:pStyle w:val="Compact"/>
         <w:numPr>
           <w:ilvl w:val="0"/>
-          <w:numId w:val="1141"/>
+          <w:numId w:val="1143"/>
         </w:numPr>
       </w:pPr>
       <w:r>
@@ -21484,8 +21774,8 @@
         <w:t xml:space="preserve">Viaje · Pago · Alerta</w:t>
       </w:r>
     </w:p>
-    <w:bookmarkEnd w:id="202"/>
-    <w:bookmarkStart w:id="203" w:name="X72fffd0adddc5806d434d71d5dae3152e9f2bab"/>
+    <w:bookmarkEnd w:id="204"/>
+    <w:bookmarkStart w:id="205" w:name="X72fffd0adddc5806d434d71d5dae3152e9f2bab"/>
     <w:p>
       <w:pPr>
         <w:pStyle w:val="Heading4"/>
@@ -21499,7 +21789,7 @@
         <w:pStyle w:val="Compact"/>
         <w:numPr>
           <w:ilvl w:val="0"/>
-          <w:numId w:val="1142"/>
+          <w:numId w:val="1144"/>
         </w:numPr>
       </w:pPr>
       <w:r>
@@ -21521,7 +21811,7 @@
         <w:pStyle w:val="Compact"/>
         <w:numPr>
           <w:ilvl w:val="0"/>
-          <w:numId w:val="1142"/>
+          <w:numId w:val="1144"/>
         </w:numPr>
       </w:pPr>
       <w:r>
@@ -21575,7 +21865,7 @@
         <w:pStyle w:val="Compact"/>
         <w:numPr>
           <w:ilvl w:val="0"/>
-          <w:numId w:val="1142"/>
+          <w:numId w:val="1144"/>
         </w:numPr>
       </w:pPr>
       <w:r>
@@ -21597,7 +21887,7 @@
         <w:pStyle w:val="Compact"/>
         <w:numPr>
           <w:ilvl w:val="0"/>
-          <w:numId w:val="1142"/>
+          <w:numId w:val="1144"/>
         </w:numPr>
       </w:pPr>
       <w:r>
@@ -21614,9 +21904,9 @@
         <w:t xml:space="preserve">Viaje · Pago · Alerta</w:t>
       </w:r>
     </w:p>
-    <w:bookmarkEnd w:id="203"/>
-    <w:bookmarkEnd w:id="204"/>
-    <w:bookmarkStart w:id="219" w:name="X372e14414a63d5d17a8fc641a85930640cdde28"/>
+    <w:bookmarkEnd w:id="205"/>
+    <w:bookmarkEnd w:id="206"/>
+    <w:bookmarkStart w:id="221" w:name="X372e14414a63d5d17a8fc641a85930640cdde28"/>
     <w:p>
       <w:pPr>
         <w:pStyle w:val="Heading1"/>
@@ -21633,7 +21923,7 @@
         <w:t xml:space="preserve">Casos de uso que los realizan: CU-24 Iniciar sesión y CU-25 Gestionar usuarios y roles. Los tres últimos requisitos son transversales: no pertenecen a un caso de uso puntual, sino que se aplican a todos los módulos.</w:t>
       </w:r>
     </w:p>
-    <w:bookmarkStart w:id="205" w:name="rf-140-autenticar-al-usuario"/>
+    <w:bookmarkStart w:id="207" w:name="rf-140-autenticar-al-usuario"/>
     <w:p>
       <w:pPr>
         <w:pStyle w:val="Heading4"/>
@@ -21647,7 +21937,7 @@
         <w:pStyle w:val="Compact"/>
         <w:numPr>
           <w:ilvl w:val="0"/>
-          <w:numId w:val="1143"/>
+          <w:numId w:val="1145"/>
         </w:numPr>
       </w:pPr>
       <w:r>
@@ -21669,7 +21959,7 @@
         <w:pStyle w:val="Compact"/>
         <w:numPr>
           <w:ilvl w:val="0"/>
-          <w:numId w:val="1143"/>
+          <w:numId w:val="1145"/>
         </w:numPr>
       </w:pPr>
       <w:r>
@@ -21723,7 +22013,7 @@
         <w:pStyle w:val="Compact"/>
         <w:numPr>
           <w:ilvl w:val="0"/>
-          <w:numId w:val="1143"/>
+          <w:numId w:val="1145"/>
         </w:numPr>
       </w:pPr>
       <w:r>
@@ -21745,7 +22035,7 @@
         <w:pStyle w:val="Compact"/>
         <w:numPr>
           <w:ilvl w:val="0"/>
-          <w:numId w:val="1143"/>
+          <w:numId w:val="1145"/>
         </w:numPr>
       </w:pPr>
       <w:r>
@@ -21762,8 +22052,8 @@
         <w:t xml:space="preserve">Usuario</w:t>
       </w:r>
     </w:p>
-    <w:bookmarkEnd w:id="205"/>
-    <w:bookmarkStart w:id="206" w:name="X20d5e162034ed525bebf92e1f9035d73b5c6cc6"/>
+    <w:bookmarkEnd w:id="207"/>
+    <w:bookmarkStart w:id="208" w:name="X20d5e162034ed525bebf92e1f9035d73b5c6cc6"/>
     <w:p>
       <w:pPr>
         <w:pStyle w:val="Heading4"/>
@@ -21777,7 +22067,7 @@
         <w:pStyle w:val="Compact"/>
         <w:numPr>
           <w:ilvl w:val="0"/>
-          <w:numId w:val="1144"/>
+          <w:numId w:val="1146"/>
         </w:numPr>
       </w:pPr>
       <w:r>
@@ -21850,7 +22140,7 @@
         <w:pStyle w:val="Compact"/>
         <w:numPr>
           <w:ilvl w:val="0"/>
-          <w:numId w:val="1144"/>
+          <w:numId w:val="1146"/>
         </w:numPr>
       </w:pPr>
       <w:r>
@@ -21904,7 +22194,7 @@
         <w:pStyle w:val="Compact"/>
         <w:numPr>
           <w:ilvl w:val="0"/>
-          <w:numId w:val="1144"/>
+          <w:numId w:val="1146"/>
         </w:numPr>
       </w:pPr>
       <w:r>
@@ -21926,7 +22216,7 @@
         <w:pStyle w:val="Compact"/>
         <w:numPr>
           <w:ilvl w:val="0"/>
-          <w:numId w:val="1144"/>
+          <w:numId w:val="1146"/>
         </w:numPr>
       </w:pPr>
       <w:r>
@@ -21943,8 +22233,8 @@
         <w:t xml:space="preserve">Usuario</w:t>
       </w:r>
     </w:p>
-    <w:bookmarkEnd w:id="206"/>
-    <w:bookmarkStart w:id="207" w:name="rf-142-rechazar-credenciales-inválidas"/>
+    <w:bookmarkEnd w:id="208"/>
+    <w:bookmarkStart w:id="209" w:name="rf-142-rechazar-credenciales-inválidas"/>
     <w:p>
       <w:pPr>
         <w:pStyle w:val="Heading4"/>
@@ -21958,7 +22248,7 @@
         <w:pStyle w:val="Compact"/>
         <w:numPr>
           <w:ilvl w:val="0"/>
-          <w:numId w:val="1145"/>
+          <w:numId w:val="1147"/>
         </w:numPr>
       </w:pPr>
       <w:r>
@@ -21980,7 +22270,7 @@
         <w:pStyle w:val="Compact"/>
         <w:numPr>
           <w:ilvl w:val="0"/>
-          <w:numId w:val="1145"/>
+          <w:numId w:val="1147"/>
         </w:numPr>
       </w:pPr>
       <w:r>
@@ -22034,7 +22324,7 @@
         <w:pStyle w:val="Compact"/>
         <w:numPr>
           <w:ilvl w:val="0"/>
-          <w:numId w:val="1145"/>
+          <w:numId w:val="1147"/>
         </w:numPr>
       </w:pPr>
       <w:r>
@@ -22056,7 +22346,7 @@
         <w:pStyle w:val="Compact"/>
         <w:numPr>
           <w:ilvl w:val="0"/>
-          <w:numId w:val="1145"/>
+          <w:numId w:val="1147"/>
         </w:numPr>
       </w:pPr>
       <w:r>
@@ -22073,8 +22363,8 @@
         <w:t xml:space="preserve">Usuario</w:t>
       </w:r>
     </w:p>
-    <w:bookmarkEnd w:id="207"/>
-    <w:bookmarkStart w:id="208" w:name="rf-143-cerrar-la-sesión"/>
+    <w:bookmarkEnd w:id="209"/>
+    <w:bookmarkStart w:id="210" w:name="rf-143-cerrar-la-sesión"/>
     <w:p>
       <w:pPr>
         <w:pStyle w:val="Heading4"/>
@@ -22088,7 +22378,7 @@
         <w:pStyle w:val="Compact"/>
         <w:numPr>
           <w:ilvl w:val="0"/>
-          <w:numId w:val="1146"/>
+          <w:numId w:val="1148"/>
         </w:numPr>
       </w:pPr>
       <w:r>
@@ -22110,7 +22400,7 @@
         <w:pStyle w:val="Compact"/>
         <w:numPr>
           <w:ilvl w:val="0"/>
-          <w:numId w:val="1146"/>
+          <w:numId w:val="1148"/>
         </w:numPr>
       </w:pPr>
       <w:r>
@@ -22164,7 +22454,7 @@
         <w:pStyle w:val="Compact"/>
         <w:numPr>
           <w:ilvl w:val="0"/>
-          <w:numId w:val="1146"/>
+          <w:numId w:val="1148"/>
         </w:numPr>
       </w:pPr>
       <w:r>
@@ -22186,7 +22476,7 @@
         <w:pStyle w:val="Compact"/>
         <w:numPr>
           <w:ilvl w:val="0"/>
-          <w:numId w:val="1146"/>
+          <w:numId w:val="1148"/>
         </w:numPr>
       </w:pPr>
       <w:r>
@@ -22203,8 +22493,8 @@
         <w:t xml:space="preserve">Usuario</w:t>
       </w:r>
     </w:p>
-    <w:bookmarkEnd w:id="208"/>
-    <w:bookmarkStart w:id="209" w:name="rf-144-listar-y-dar-de-alta-usuarios"/>
+    <w:bookmarkEnd w:id="210"/>
+    <w:bookmarkStart w:id="211" w:name="rf-144-listar-y-dar-de-alta-usuarios"/>
     <w:p>
       <w:pPr>
         <w:pStyle w:val="Heading4"/>
@@ -22218,7 +22508,7 @@
         <w:pStyle w:val="Compact"/>
         <w:numPr>
           <w:ilvl w:val="0"/>
-          <w:numId w:val="1147"/>
+          <w:numId w:val="1149"/>
         </w:numPr>
       </w:pPr>
       <w:r>
@@ -22294,7 +22584,7 @@
         <w:pStyle w:val="Compact"/>
         <w:numPr>
           <w:ilvl w:val="0"/>
-          <w:numId w:val="1147"/>
+          <w:numId w:val="1149"/>
         </w:numPr>
       </w:pPr>
       <w:r>
@@ -22348,7 +22638,7 @@
         <w:pStyle w:val="Compact"/>
         <w:numPr>
           <w:ilvl w:val="0"/>
-          <w:numId w:val="1147"/>
+          <w:numId w:val="1149"/>
         </w:numPr>
       </w:pPr>
       <w:r>
@@ -22370,7 +22660,7 @@
         <w:pStyle w:val="Compact"/>
         <w:numPr>
           <w:ilvl w:val="0"/>
-          <w:numId w:val="1147"/>
+          <w:numId w:val="1149"/>
         </w:numPr>
       </w:pPr>
       <w:r>
@@ -22387,8 +22677,8 @@
         <w:t xml:space="preserve">Usuario</w:t>
       </w:r>
     </w:p>
-    <w:bookmarkEnd w:id="209"/>
-    <w:bookmarkStart w:id="210" w:name="X4f8770500b0da8756b5a5025defd05780a811cf"/>
+    <w:bookmarkEnd w:id="211"/>
+    <w:bookmarkStart w:id="212" w:name="X4f8770500b0da8756b5a5025defd05780a811cf"/>
     <w:p>
       <w:pPr>
         <w:pStyle w:val="Heading4"/>
@@ -22402,7 +22692,7 @@
         <w:pStyle w:val="Compact"/>
         <w:numPr>
           <w:ilvl w:val="0"/>
-          <w:numId w:val="1148"/>
+          <w:numId w:val="1150"/>
         </w:numPr>
       </w:pPr>
       <w:r>
@@ -22424,7 +22714,7 @@
         <w:pStyle w:val="Compact"/>
         <w:numPr>
           <w:ilvl w:val="0"/>
-          <w:numId w:val="1148"/>
+          <w:numId w:val="1150"/>
         </w:numPr>
       </w:pPr>
       <w:r>
@@ -22478,7 +22768,7 @@
         <w:pStyle w:val="Compact"/>
         <w:numPr>
           <w:ilvl w:val="0"/>
-          <w:numId w:val="1148"/>
+          <w:numId w:val="1150"/>
         </w:numPr>
       </w:pPr>
       <w:r>
@@ -22500,7 +22790,7 @@
         <w:pStyle w:val="Compact"/>
         <w:numPr>
           <w:ilvl w:val="0"/>
-          <w:numId w:val="1148"/>
+          <w:numId w:val="1150"/>
         </w:numPr>
       </w:pPr>
       <w:r>
@@ -22517,8 +22807,8 @@
         <w:t xml:space="preserve">Usuario · ContenidoRed</w:t>
       </w:r>
     </w:p>
-    <w:bookmarkEnd w:id="210"/>
-    <w:bookmarkStart w:id="211" w:name="Xb2a738fb96ba916c03736f78f4f2649abf3692e"/>
+    <w:bookmarkEnd w:id="212"/>
+    <w:bookmarkStart w:id="213" w:name="Xb2a738fb96ba916c03736f78f4f2649abf3692e"/>
     <w:p>
       <w:pPr>
         <w:pStyle w:val="Heading4"/>
@@ -22532,7 +22822,7 @@
         <w:pStyle w:val="Compact"/>
         <w:numPr>
           <w:ilvl w:val="0"/>
-          <w:numId w:val="1149"/>
+          <w:numId w:val="1151"/>
         </w:numPr>
       </w:pPr>
       <w:r>
@@ -22554,7 +22844,7 @@
         <w:pStyle w:val="Compact"/>
         <w:numPr>
           <w:ilvl w:val="0"/>
-          <w:numId w:val="1149"/>
+          <w:numId w:val="1151"/>
         </w:numPr>
       </w:pPr>
       <w:r>
@@ -22608,7 +22898,7 @@
         <w:pStyle w:val="Compact"/>
         <w:numPr>
           <w:ilvl w:val="0"/>
-          <w:numId w:val="1149"/>
+          <w:numId w:val="1151"/>
         </w:numPr>
       </w:pPr>
       <w:r>
@@ -22630,7 +22920,7 @@
         <w:pStyle w:val="Compact"/>
         <w:numPr>
           <w:ilvl w:val="0"/>
-          <w:numId w:val="1149"/>
+          <w:numId w:val="1151"/>
         </w:numPr>
       </w:pPr>
       <w:r>
@@ -22647,8 +22937,8 @@
         <w:t xml:space="preserve">Usuario</w:t>
       </w:r>
     </w:p>
-    <w:bookmarkEnd w:id="211"/>
-    <w:bookmarkStart w:id="212" w:name="Xaf463b2bc205ee54fd8e179071e9f774d70d657"/>
+    <w:bookmarkEnd w:id="213"/>
+    <w:bookmarkStart w:id="214" w:name="Xaf463b2bc205ee54fd8e179071e9f774d70d657"/>
     <w:p>
       <w:pPr>
         <w:pStyle w:val="Heading4"/>
@@ -22662,7 +22952,7 @@
         <w:pStyle w:val="Compact"/>
         <w:numPr>
           <w:ilvl w:val="0"/>
-          <w:numId w:val="1150"/>
+          <w:numId w:val="1152"/>
         </w:numPr>
       </w:pPr>
       <w:r>
@@ -22684,7 +22974,7 @@
         <w:pStyle w:val="Compact"/>
         <w:numPr>
           <w:ilvl w:val="0"/>
-          <w:numId w:val="1150"/>
+          <w:numId w:val="1152"/>
         </w:numPr>
       </w:pPr>
       <w:r>
@@ -22738,7 +23028,7 @@
         <w:pStyle w:val="Compact"/>
         <w:numPr>
           <w:ilvl w:val="0"/>
-          <w:numId w:val="1150"/>
+          <w:numId w:val="1152"/>
         </w:numPr>
       </w:pPr>
       <w:r>
@@ -22760,7 +23050,7 @@
         <w:pStyle w:val="Compact"/>
         <w:numPr>
           <w:ilvl w:val="0"/>
-          <w:numId w:val="1150"/>
+          <w:numId w:val="1152"/>
         </w:numPr>
       </w:pPr>
       <w:r>
@@ -22777,8 +23067,8 @@
         <w:t xml:space="preserve">Usuario</w:t>
       </w:r>
     </w:p>
-    <w:bookmarkEnd w:id="212"/>
-    <w:bookmarkStart w:id="213" w:name="rf-148-dar-de-baja-lógica-un-usuario"/>
+    <w:bookmarkEnd w:id="214"/>
+    <w:bookmarkStart w:id="215" w:name="rf-148-dar-de-baja-lógica-un-usuario"/>
     <w:p>
       <w:pPr>
         <w:pStyle w:val="Heading4"/>
@@ -22792,7 +23082,7 @@
         <w:pStyle w:val="Compact"/>
         <w:numPr>
           <w:ilvl w:val="0"/>
-          <w:numId w:val="1151"/>
+          <w:numId w:val="1153"/>
         </w:numPr>
       </w:pPr>
       <w:r>
@@ -22814,7 +23104,7 @@
         <w:pStyle w:val="Compact"/>
         <w:numPr>
           <w:ilvl w:val="0"/>
-          <w:numId w:val="1151"/>
+          <w:numId w:val="1153"/>
         </w:numPr>
       </w:pPr>
       <w:r>
@@ -22868,7 +23158,7 @@
         <w:pStyle w:val="Compact"/>
         <w:numPr>
           <w:ilvl w:val="0"/>
-          <w:numId w:val="1151"/>
+          <w:numId w:val="1153"/>
         </w:numPr>
       </w:pPr>
       <w:r>
@@ -22890,7 +23180,7 @@
         <w:pStyle w:val="Compact"/>
         <w:numPr>
           <w:ilvl w:val="0"/>
-          <w:numId w:val="1151"/>
+          <w:numId w:val="1153"/>
         </w:numPr>
       </w:pPr>
       <w:r>
@@ -22907,8 +23197,8 @@
         <w:t xml:space="preserve">Usuario</w:t>
       </w:r>
     </w:p>
-    <w:bookmarkEnd w:id="213"/>
-    <w:bookmarkStart w:id="214" w:name="rf-149-proteger-al-último-administrador"/>
+    <w:bookmarkEnd w:id="215"/>
+    <w:bookmarkStart w:id="216" w:name="rf-149-proteger-al-último-administrador"/>
     <w:p>
       <w:pPr>
         <w:pStyle w:val="Heading4"/>
@@ -22922,7 +23212,7 @@
         <w:pStyle w:val="Compact"/>
         <w:numPr>
           <w:ilvl w:val="0"/>
-          <w:numId w:val="1152"/>
+          <w:numId w:val="1154"/>
         </w:numPr>
       </w:pPr>
       <w:r>
@@ -22959,7 +23249,7 @@
         <w:pStyle w:val="Compact"/>
         <w:numPr>
           <w:ilvl w:val="0"/>
-          <w:numId w:val="1152"/>
+          <w:numId w:val="1154"/>
         </w:numPr>
       </w:pPr>
       <w:r>
@@ -23013,7 +23303,7 @@
         <w:pStyle w:val="Compact"/>
         <w:numPr>
           <w:ilvl w:val="0"/>
-          <w:numId w:val="1152"/>
+          <w:numId w:val="1154"/>
         </w:numPr>
       </w:pPr>
       <w:r>
@@ -23035,7 +23325,7 @@
         <w:pStyle w:val="Compact"/>
         <w:numPr>
           <w:ilvl w:val="0"/>
-          <w:numId w:val="1152"/>
+          <w:numId w:val="1154"/>
         </w:numPr>
       </w:pPr>
       <w:r>
@@ -23052,8 +23342,8 @@
         <w:t xml:space="preserve">Usuario</w:t>
       </w:r>
     </w:p>
-    <w:bookmarkEnd w:id="214"/>
-    <w:bookmarkStart w:id="215" w:name="X57fe8bc10b4f4e22871ea74aad61d9fece97fbf"/>
+    <w:bookmarkEnd w:id="216"/>
+    <w:bookmarkStart w:id="217" w:name="X57fe8bc10b4f4e22871ea74aad61d9fece97fbf"/>
     <w:p>
       <w:pPr>
         <w:pStyle w:val="Heading4"/>
@@ -23067,7 +23357,7 @@
         <w:pStyle w:val="Compact"/>
         <w:numPr>
           <w:ilvl w:val="0"/>
-          <w:numId w:val="1153"/>
+          <w:numId w:val="1155"/>
         </w:numPr>
       </w:pPr>
       <w:r>
@@ -23104,7 +23394,7 @@
         <w:pStyle w:val="Compact"/>
         <w:numPr>
           <w:ilvl w:val="0"/>
-          <w:numId w:val="1153"/>
+          <w:numId w:val="1155"/>
         </w:numPr>
       </w:pPr>
       <w:r>
@@ -23158,7 +23448,7 @@
         <w:pStyle w:val="Compact"/>
         <w:numPr>
           <w:ilvl w:val="0"/>
-          <w:numId w:val="1153"/>
+          <w:numId w:val="1155"/>
         </w:numPr>
       </w:pPr>
       <w:r>
@@ -23180,7 +23470,7 @@
         <w:pStyle w:val="Compact"/>
         <w:numPr>
           <w:ilvl w:val="0"/>
-          <w:numId w:val="1153"/>
+          <w:numId w:val="1155"/>
         </w:numPr>
       </w:pPr>
       <w:r>
@@ -23197,8 +23487,8 @@
         <w:t xml:space="preserve">Usuario · Cliente</w:t>
       </w:r>
     </w:p>
-    <w:bookmarkEnd w:id="215"/>
-    <w:bookmarkStart w:id="216" w:name="Xd4dd5a8d2290d1099913e71519353d270d08e67"/>
+    <w:bookmarkEnd w:id="217"/>
+    <w:bookmarkStart w:id="218" w:name="Xd4dd5a8d2290d1099913e71519353d270d08e67"/>
     <w:p>
       <w:pPr>
         <w:pStyle w:val="Heading4"/>
@@ -23212,7 +23502,7 @@
         <w:pStyle w:val="Compact"/>
         <w:numPr>
           <w:ilvl w:val="0"/>
-          <w:numId w:val="1154"/>
+          <w:numId w:val="1156"/>
         </w:numPr>
       </w:pPr>
       <w:r>
@@ -23261,7 +23551,7 @@
         <w:pStyle w:val="Compact"/>
         <w:numPr>
           <w:ilvl w:val="0"/>
-          <w:numId w:val="1154"/>
+          <w:numId w:val="1156"/>
         </w:numPr>
       </w:pPr>
       <w:r>
@@ -23315,7 +23605,7 @@
         <w:pStyle w:val="Compact"/>
         <w:numPr>
           <w:ilvl w:val="0"/>
-          <w:numId w:val="1154"/>
+          <w:numId w:val="1156"/>
         </w:numPr>
       </w:pPr>
       <w:r>
@@ -23337,7 +23627,7 @@
         <w:pStyle w:val="Compact"/>
         <w:numPr>
           <w:ilvl w:val="0"/>
-          <w:numId w:val="1154"/>
+          <w:numId w:val="1156"/>
         </w:numPr>
       </w:pPr>
       <w:r>
@@ -23354,8 +23644,8 @@
         <w:t xml:space="preserve">Usuario · Cliente · Oportunidad · Viaje · Pago · Alerta</w:t>
       </w:r>
     </w:p>
-    <w:bookmarkEnd w:id="216"/>
-    <w:bookmarkStart w:id="217" w:name="X495a0dd1a93ed416803b168cc83086211a75eb4"/>
+    <w:bookmarkEnd w:id="218"/>
+    <w:bookmarkStart w:id="219" w:name="X495a0dd1a93ed416803b168cc83086211a75eb4"/>
     <w:p>
       <w:pPr>
         <w:pStyle w:val="Heading4"/>
@@ -23369,7 +23659,7 @@
         <w:pStyle w:val="Compact"/>
         <w:numPr>
           <w:ilvl w:val="0"/>
-          <w:numId w:val="1155"/>
+          <w:numId w:val="1157"/>
         </w:numPr>
       </w:pPr>
       <w:r>
@@ -23391,7 +23681,7 @@
         <w:pStyle w:val="Compact"/>
         <w:numPr>
           <w:ilvl w:val="0"/>
-          <w:numId w:val="1155"/>
+          <w:numId w:val="1157"/>
         </w:numPr>
       </w:pPr>
       <w:r>
@@ -23445,7 +23735,7 @@
         <w:pStyle w:val="Compact"/>
         <w:numPr>
           <w:ilvl w:val="0"/>
-          <w:numId w:val="1155"/>
+          <w:numId w:val="1157"/>
         </w:numPr>
       </w:pPr>
       <w:r>
@@ -23467,7 +23757,7 @@
         <w:pStyle w:val="Compact"/>
         <w:numPr>
           <w:ilvl w:val="0"/>
-          <w:numId w:val="1155"/>
+          <w:numId w:val="1157"/>
         </w:numPr>
       </w:pPr>
       <w:r>
@@ -23484,8 +23774,8 @@
         <w:t xml:space="preserve">todas las entidades operativas</w:t>
       </w:r>
     </w:p>
-    <w:bookmarkEnd w:id="217"/>
-    <w:bookmarkStart w:id="218" w:name="X9329596266bbe32751d14998b83b5984cd4310f"/>
+    <w:bookmarkEnd w:id="219"/>
+    <w:bookmarkStart w:id="220" w:name="X9329596266bbe32751d14998b83b5984cd4310f"/>
     <w:p>
       <w:pPr>
         <w:pStyle w:val="Heading4"/>
@@ -23499,7 +23789,7 @@
         <w:pStyle w:val="Compact"/>
         <w:numPr>
           <w:ilvl w:val="0"/>
-          <w:numId w:val="1156"/>
+          <w:numId w:val="1158"/>
         </w:numPr>
       </w:pPr>
       <w:r>
@@ -23521,7 +23811,7 @@
         <w:pStyle w:val="Compact"/>
         <w:numPr>
           <w:ilvl w:val="0"/>
-          <w:numId w:val="1156"/>
+          <w:numId w:val="1158"/>
         </w:numPr>
       </w:pPr>
       <w:r>
@@ -23575,7 +23865,7 @@
         <w:pStyle w:val="Compact"/>
         <w:numPr>
           <w:ilvl w:val="0"/>
-          <w:numId w:val="1156"/>
+          <w:numId w:val="1158"/>
         </w:numPr>
       </w:pPr>
       <w:r>
@@ -23597,7 +23887,7 @@
         <w:pStyle w:val="Compact"/>
         <w:numPr>
           <w:ilvl w:val="0"/>
-          <w:numId w:val="1156"/>
+          <w:numId w:val="1158"/>
         </w:numPr>
       </w:pPr>
       <w:r>
@@ -23614,9 +23904,9 @@
         <w:t xml:space="preserve">Hotel · Reseña · Destino · Operador · Usuario · Pago · Viaje · ContenidoRed</w:t>
       </w:r>
     </w:p>
-    <w:bookmarkEnd w:id="218"/>
-    <w:bookmarkEnd w:id="219"/>
-    <w:bookmarkStart w:id="244" w:name="requisitos-no-funcionales"/>
+    <w:bookmarkEnd w:id="220"/>
+    <w:bookmarkEnd w:id="221"/>
+    <w:bookmarkStart w:id="246" w:name="requisitos-no-funcionales"/>
     <w:p>
       <w:pPr>
         <w:pStyle w:val="Heading1"/>
@@ -23678,7 +23968,7 @@
         <w:t xml:space="preserve">con el que se comprueba.</w:t>
       </w:r>
     </w:p>
-    <w:bookmarkStart w:id="224" w:name="seguridad"/>
+    <w:bookmarkStart w:id="226" w:name="seguridad"/>
     <w:p>
       <w:pPr>
         <w:pStyle w:val="Heading2"/>
@@ -23687,7 +23977,7 @@
         <w:t xml:space="preserve">Seguridad</w:t>
       </w:r>
     </w:p>
-    <w:bookmarkStart w:id="220" w:name="Xaec881bbbb2cc2da411c5fa94cc4f4225c6bfb2"/>
+    <w:bookmarkStart w:id="222" w:name="Xaec881bbbb2cc2da411c5fa94cc4f4225c6bfb2"/>
     <w:p>
       <w:pPr>
         <w:pStyle w:val="Heading4"/>
@@ -23701,7 +23991,7 @@
         <w:pStyle w:val="Compact"/>
         <w:numPr>
           <w:ilvl w:val="0"/>
-          <w:numId w:val="1157"/>
+          <w:numId w:val="1159"/>
         </w:numPr>
       </w:pPr>
       <w:r>
@@ -23723,7 +24013,7 @@
         <w:pStyle w:val="Compact"/>
         <w:numPr>
           <w:ilvl w:val="0"/>
-          <w:numId w:val="1157"/>
+          <w:numId w:val="1159"/>
         </w:numPr>
       </w:pPr>
       <w:r>
@@ -23745,7 +24035,7 @@
         <w:pStyle w:val="Compact"/>
         <w:numPr>
           <w:ilvl w:val="0"/>
-          <w:numId w:val="1157"/>
+          <w:numId w:val="1159"/>
         </w:numPr>
       </w:pPr>
       <w:r>
@@ -23762,8 +24052,8 @@
         <w:t xml:space="preserve">el padrón no admite usuarios genéricos; toda sesión queda asociada a una persona.</w:t>
       </w:r>
     </w:p>
-    <w:bookmarkEnd w:id="220"/>
-    <w:bookmarkStart w:id="221" w:name="X178598f79d04f64a483b6abfe32b64cda7340e3"/>
+    <w:bookmarkEnd w:id="222"/>
+    <w:bookmarkStart w:id="223" w:name="X178598f79d04f64a483b6abfe32b64cda7340e3"/>
     <w:p>
       <w:pPr>
         <w:pStyle w:val="Heading4"/>
@@ -23777,7 +24067,7 @@
         <w:pStyle w:val="Compact"/>
         <w:numPr>
           <w:ilvl w:val="0"/>
-          <w:numId w:val="1158"/>
+          <w:numId w:val="1160"/>
         </w:numPr>
       </w:pPr>
       <w:r>
@@ -23799,7 +24089,7 @@
         <w:pStyle w:val="Compact"/>
         <w:numPr>
           <w:ilvl w:val="0"/>
-          <w:numId w:val="1158"/>
+          <w:numId w:val="1160"/>
         </w:numPr>
       </w:pPr>
       <w:r>
@@ -23821,7 +24111,7 @@
         <w:pStyle w:val="Compact"/>
         <w:numPr>
           <w:ilvl w:val="0"/>
-          <w:numId w:val="1158"/>
+          <w:numId w:val="1160"/>
         </w:numPr>
       </w:pPr>
       <w:r>
@@ -23838,8 +24128,8 @@
         <w:t xml:space="preserve">un usuario con visibilidad restringida no obtiene registros ajenos por ninguna vía de acceso, incluida la interfaz de servicios.</w:t>
       </w:r>
     </w:p>
-    <w:bookmarkEnd w:id="221"/>
-    <w:bookmarkStart w:id="222" w:name="rnf-03-protección-de-las-credenciales"/>
+    <w:bookmarkEnd w:id="223"/>
+    <w:bookmarkStart w:id="224" w:name="rnf-03-protección-de-las-credenciales"/>
     <w:p>
       <w:pPr>
         <w:pStyle w:val="Heading4"/>
@@ -23853,7 +24143,7 @@
         <w:pStyle w:val="Compact"/>
         <w:numPr>
           <w:ilvl w:val="0"/>
-          <w:numId w:val="1159"/>
+          <w:numId w:val="1161"/>
         </w:numPr>
       </w:pPr>
       <w:r>
@@ -23875,7 +24165,7 @@
         <w:pStyle w:val="Compact"/>
         <w:numPr>
           <w:ilvl w:val="0"/>
-          <w:numId w:val="1159"/>
+          <w:numId w:val="1161"/>
         </w:numPr>
       </w:pPr>
       <w:r>
@@ -23897,7 +24187,7 @@
         <w:pStyle w:val="Compact"/>
         <w:numPr>
           <w:ilvl w:val="0"/>
-          <w:numId w:val="1159"/>
+          <w:numId w:val="1161"/>
         </w:numPr>
       </w:pPr>
       <w:r>
@@ -23914,8 +24204,8 @@
         <w:t xml:space="preserve">la base no contiene contraseñas recuperables y todo tráfico de las aplicaciones usa canal cifrado.</w:t>
       </w:r>
     </w:p>
-    <w:bookmarkEnd w:id="222"/>
-    <w:bookmarkStart w:id="223" w:name="rnf-04-trazabilidad-de-las-operaciones"/>
+    <w:bookmarkEnd w:id="224"/>
+    <w:bookmarkStart w:id="225" w:name="rnf-04-trazabilidad-de-las-operaciones"/>
     <w:p>
       <w:pPr>
         <w:pStyle w:val="Heading4"/>
@@ -23929,7 +24219,7 @@
         <w:pStyle w:val="Compact"/>
         <w:numPr>
           <w:ilvl w:val="0"/>
-          <w:numId w:val="1160"/>
+          <w:numId w:val="1162"/>
         </w:numPr>
       </w:pPr>
       <w:r>
@@ -23951,7 +24241,7 @@
         <w:pStyle w:val="Compact"/>
         <w:numPr>
           <w:ilvl w:val="0"/>
-          <w:numId w:val="1160"/>
+          <w:numId w:val="1162"/>
         </w:numPr>
       </w:pPr>
       <w:r>
@@ -23973,7 +24263,7 @@
         <w:pStyle w:val="Compact"/>
         <w:numPr>
           <w:ilvl w:val="0"/>
-          <w:numId w:val="1160"/>
+          <w:numId w:val="1162"/>
         </w:numPr>
       </w:pPr>
       <w:r>
@@ -23990,9 +24280,9 @@
         <w:t xml:space="preserve">todo registro operativo expone autor y fecha de alta y de última modificación.</w:t>
       </w:r>
     </w:p>
-    <w:bookmarkEnd w:id="223"/>
-    <w:bookmarkEnd w:id="224"/>
-    <w:bookmarkStart w:id="229" w:name="fiabilidad-y-robustez"/>
+    <w:bookmarkEnd w:id="225"/>
+    <w:bookmarkEnd w:id="226"/>
+    <w:bookmarkStart w:id="231" w:name="fiabilidad-y-robustez"/>
     <w:p>
       <w:pPr>
         <w:pStyle w:val="Heading2"/>
@@ -24001,7 +24291,7 @@
         <w:t xml:space="preserve">Fiabilidad y robustez</w:t>
       </w:r>
     </w:p>
-    <w:bookmarkStart w:id="225" w:name="X102730d760764af8ed806c24dcfad92c8afd156"/>
+    <w:bookmarkStart w:id="227" w:name="X102730d760764af8ed806c24dcfad92c8afd156"/>
     <w:p>
       <w:pPr>
         <w:pStyle w:val="Heading4"/>
@@ -24015,7 +24305,7 @@
         <w:pStyle w:val="Compact"/>
         <w:numPr>
           <w:ilvl w:val="0"/>
-          <w:numId w:val="1161"/>
+          <w:numId w:val="1163"/>
         </w:numPr>
       </w:pPr>
       <w:r>
@@ -24037,7 +24327,7 @@
         <w:pStyle w:val="Compact"/>
         <w:numPr>
           <w:ilvl w:val="0"/>
-          <w:numId w:val="1161"/>
+          <w:numId w:val="1163"/>
         </w:numPr>
       </w:pPr>
       <w:r>
@@ -24059,7 +24349,7 @@
         <w:pStyle w:val="Compact"/>
         <w:numPr>
           <w:ilvl w:val="0"/>
-          <w:numId w:val="1161"/>
+          <w:numId w:val="1163"/>
         </w:numPr>
       </w:pPr>
       <w:r>
@@ -24076,8 +24366,8 @@
         <w:t xml:space="preserve">ante una interrupción durante una operación compuesta, el sistema no queda en un estado intermedio.</w:t>
       </w:r>
     </w:p>
-    <w:bookmarkEnd w:id="225"/>
-    <w:bookmarkStart w:id="226" w:name="rnf-06-tolerancia-al-error-del-usuario"/>
+    <w:bookmarkEnd w:id="227"/>
+    <w:bookmarkStart w:id="228" w:name="rnf-06-tolerancia-al-error-del-usuario"/>
     <w:p>
       <w:pPr>
         <w:pStyle w:val="Heading4"/>
@@ -24091,7 +24381,7 @@
         <w:pStyle w:val="Compact"/>
         <w:numPr>
           <w:ilvl w:val="0"/>
-          <w:numId w:val="1162"/>
+          <w:numId w:val="1164"/>
         </w:numPr>
       </w:pPr>
       <w:r>
@@ -24113,7 +24403,7 @@
         <w:pStyle w:val="Compact"/>
         <w:numPr>
           <w:ilvl w:val="0"/>
-          <w:numId w:val="1162"/>
+          <w:numId w:val="1164"/>
         </w:numPr>
       </w:pPr>
       <w:r>
@@ -24135,7 +24425,7 @@
         <w:pStyle w:val="Compact"/>
         <w:numPr>
           <w:ilvl w:val="0"/>
-          <w:numId w:val="1162"/>
+          <w:numId w:val="1164"/>
         </w:numPr>
       </w:pPr>
       <w:r>
@@ -24152,8 +24442,8 @@
         <w:t xml:space="preserve">las operaciones reversibles vuelven al estado anterior y ninguna validación fallida descarta lo que el usuario ya había cargado.</w:t>
       </w:r>
     </w:p>
-    <w:bookmarkEnd w:id="226"/>
-    <w:bookmarkStart w:id="227" w:name="rnf-07-preservación-del-historial"/>
+    <w:bookmarkEnd w:id="228"/>
+    <w:bookmarkStart w:id="229" w:name="rnf-07-preservación-del-historial"/>
     <w:p>
       <w:pPr>
         <w:pStyle w:val="Heading4"/>
@@ -24167,7 +24457,7 @@
         <w:pStyle w:val="Compact"/>
         <w:numPr>
           <w:ilvl w:val="0"/>
-          <w:numId w:val="1163"/>
+          <w:numId w:val="1165"/>
         </w:numPr>
       </w:pPr>
       <w:r>
@@ -24189,7 +24479,7 @@
         <w:pStyle w:val="Compact"/>
         <w:numPr>
           <w:ilvl w:val="0"/>
-          <w:numId w:val="1163"/>
+          <w:numId w:val="1165"/>
         </w:numPr>
       </w:pPr>
       <w:r>
@@ -24211,7 +24501,7 @@
         <w:pStyle w:val="Compact"/>
         <w:numPr>
           <w:ilvl w:val="0"/>
-          <w:numId w:val="1163"/>
+          <w:numId w:val="1165"/>
         </w:numPr>
       </w:pPr>
       <w:r>
@@ -24228,8 +24518,8 @@
         <w:t xml:space="preserve">ninguna operación deja registros huérfanos ni altera reportes de períodos ya cerrados.</w:t>
       </w:r>
     </w:p>
-    <w:bookmarkEnd w:id="227"/>
-    <w:bookmarkStart w:id="228" w:name="rnf-08-resguardo-y-recuperación"/>
+    <w:bookmarkEnd w:id="229"/>
+    <w:bookmarkStart w:id="230" w:name="rnf-08-resguardo-y-recuperación"/>
     <w:p>
       <w:pPr>
         <w:pStyle w:val="Heading4"/>
@@ -24243,7 +24533,7 @@
         <w:pStyle w:val="Compact"/>
         <w:numPr>
           <w:ilvl w:val="0"/>
-          <w:numId w:val="1164"/>
+          <w:numId w:val="1166"/>
         </w:numPr>
       </w:pPr>
       <w:r>
@@ -24265,7 +24555,7 @@
         <w:pStyle w:val="Compact"/>
         <w:numPr>
           <w:ilvl w:val="0"/>
-          <w:numId w:val="1164"/>
+          <w:numId w:val="1166"/>
         </w:numPr>
       </w:pPr>
       <w:r>
@@ -24287,7 +24577,7 @@
         <w:pStyle w:val="Compact"/>
         <w:numPr>
           <w:ilvl w:val="0"/>
-          <w:numId w:val="1164"/>
+          <w:numId w:val="1166"/>
         </w:numPr>
       </w:pPr>
       <w:r>
@@ -24304,9 +24594,9 @@
         <w:t xml:space="preserve">existe un respaldo de cada uno de los últimos 30 días, con su copia externa, y se prueba mediante una restauración completa.</w:t>
       </w:r>
     </w:p>
-    <w:bookmarkEnd w:id="228"/>
-    <w:bookmarkEnd w:id="229"/>
-    <w:bookmarkStart w:id="232" w:name="rendimiento"/>
+    <w:bookmarkEnd w:id="230"/>
+    <w:bookmarkEnd w:id="231"/>
+    <w:bookmarkStart w:id="234" w:name="rendimiento"/>
     <w:p>
       <w:pPr>
         <w:pStyle w:val="Heading2"/>
@@ -24315,7 +24605,7 @@
         <w:t xml:space="preserve">Rendimiento</w:t>
       </w:r>
     </w:p>
-    <w:bookmarkStart w:id="230" w:name="X51a6473284e85a6f469b242ab8ed93e4b8476aa"/>
+    <w:bookmarkStart w:id="232" w:name="X51a6473284e85a6f469b242ab8ed93e4b8476aa"/>
     <w:p>
       <w:pPr>
         <w:pStyle w:val="Heading4"/>
@@ -24329,7 +24619,7 @@
         <w:pStyle w:val="Compact"/>
         <w:numPr>
           <w:ilvl w:val="0"/>
-          <w:numId w:val="1165"/>
+          <w:numId w:val="1167"/>
         </w:numPr>
       </w:pPr>
       <w:r>
@@ -24351,7 +24641,7 @@
         <w:pStyle w:val="Compact"/>
         <w:numPr>
           <w:ilvl w:val="0"/>
-          <w:numId w:val="1165"/>
+          <w:numId w:val="1167"/>
         </w:numPr>
       </w:pPr>
       <w:r>
@@ -24373,7 +24663,7 @@
         <w:pStyle w:val="Compact"/>
         <w:numPr>
           <w:ilvl w:val="0"/>
-          <w:numId w:val="1165"/>
+          <w:numId w:val="1167"/>
         </w:numPr>
       </w:pPr>
       <w:r>
@@ -24390,8 +24680,8 @@
         <w:t xml:space="preserve">una prueba de carga con 10 usuarios simultáneos mide el percentil 95 de las pantallas frecuentes en 2 segundos o menos.</w:t>
       </w:r>
     </w:p>
-    <w:bookmarkEnd w:id="230"/>
-    <w:bookmarkStart w:id="231" w:name="Xcc17109278ec2bc0d350e34478bddf8b4d8a51d"/>
+    <w:bookmarkEnd w:id="232"/>
+    <w:bookmarkStart w:id="233" w:name="Xcc17109278ec2bc0d350e34478bddf8b4d8a51d"/>
     <w:p>
       <w:pPr>
         <w:pStyle w:val="Heading4"/>
@@ -24405,7 +24695,7 @@
         <w:pStyle w:val="Compact"/>
         <w:numPr>
           <w:ilvl w:val="0"/>
-          <w:numId w:val="1166"/>
+          <w:numId w:val="1168"/>
         </w:numPr>
       </w:pPr>
       <w:r>
@@ -24427,7 +24717,7 @@
         <w:pStyle w:val="Compact"/>
         <w:numPr>
           <w:ilvl w:val="0"/>
-          <w:numId w:val="1166"/>
+          <w:numId w:val="1168"/>
         </w:numPr>
       </w:pPr>
       <w:r>
@@ -24449,7 +24739,7 @@
         <w:pStyle w:val="Compact"/>
         <w:numPr>
           <w:ilvl w:val="0"/>
-          <w:numId w:val="1166"/>
+          <w:numId w:val="1168"/>
         </w:numPr>
       </w:pPr>
       <w:r>
@@ -24466,9 +24756,9 @@
         <w:t xml:space="preserve">con una base de prueba de 5.000 clientes y su historial, los tiempos de respuesta siguen dentro de la meta de RNF-09.</w:t>
       </w:r>
     </w:p>
-    <w:bookmarkEnd w:id="231"/>
-    <w:bookmarkEnd w:id="232"/>
-    <w:bookmarkStart w:id="235" w:name="usabilidad"/>
+    <w:bookmarkEnd w:id="233"/>
+    <w:bookmarkEnd w:id="234"/>
+    <w:bookmarkStart w:id="237" w:name="usabilidad"/>
     <w:p>
       <w:pPr>
         <w:pStyle w:val="Heading2"/>
@@ -24477,7 +24767,7 @@
         <w:t xml:space="preserve">Usabilidad</w:t>
       </w:r>
     </w:p>
-    <w:bookmarkStart w:id="233" w:name="Xd45db0fd6965d4abd07e6ae81ab181068ce905e"/>
+    <w:bookmarkStart w:id="235" w:name="Xd45db0fd6965d4abd07e6ae81ab181068ce905e"/>
     <w:p>
       <w:pPr>
         <w:pStyle w:val="Heading4"/>
@@ -24491,7 +24781,7 @@
         <w:pStyle w:val="Compact"/>
         <w:numPr>
           <w:ilvl w:val="0"/>
-          <w:numId w:val="1167"/>
+          <w:numId w:val="1169"/>
         </w:numPr>
       </w:pPr>
       <w:r>
@@ -24513,7 +24803,7 @@
         <w:pStyle w:val="Compact"/>
         <w:numPr>
           <w:ilvl w:val="0"/>
-          <w:numId w:val="1167"/>
+          <w:numId w:val="1169"/>
         </w:numPr>
       </w:pPr>
       <w:r>
@@ -24535,7 +24825,7 @@
         <w:pStyle w:val="Compact"/>
         <w:numPr>
           <w:ilvl w:val="0"/>
-          <w:numId w:val="1167"/>
+          <w:numId w:val="1169"/>
         </w:numPr>
       </w:pPr>
       <w:r>
@@ -24552,8 +24842,8 @@
         <w:t xml:space="preserve">una persona del equipo completa el circuito de consulta a venta sin asistencia.</w:t>
       </w:r>
     </w:p>
-    <w:bookmarkEnd w:id="233"/>
-    <w:bookmarkStart w:id="234" w:name="rnf-12-prevención-de-errores-de-carga"/>
+    <w:bookmarkEnd w:id="235"/>
+    <w:bookmarkStart w:id="236" w:name="rnf-12-prevención-de-errores-de-carga"/>
     <w:p>
       <w:pPr>
         <w:pStyle w:val="Heading4"/>
@@ -24567,7 +24857,7 @@
         <w:pStyle w:val="Compact"/>
         <w:numPr>
           <w:ilvl w:val="0"/>
-          <w:numId w:val="1168"/>
+          <w:numId w:val="1170"/>
         </w:numPr>
       </w:pPr>
       <w:r>
@@ -24589,7 +24879,7 @@
         <w:pStyle w:val="Compact"/>
         <w:numPr>
           <w:ilvl w:val="0"/>
-          <w:numId w:val="1168"/>
+          <w:numId w:val="1170"/>
         </w:numPr>
       </w:pPr>
       <w:r>
@@ -24611,7 +24901,7 @@
         <w:pStyle w:val="Compact"/>
         <w:numPr>
           <w:ilvl w:val="0"/>
-          <w:numId w:val="1168"/>
+          <w:numId w:val="1170"/>
         </w:numPr>
       </w:pPr>
       <w:r>
@@ -24626,120 +24916,34 @@
       </w:r>
       <w:r>
         <w:t xml:space="preserve">los datos obligatorios y las reglas del negocio se validan antes de persistir, con mensajes que indican la corrección concreta.</w:t>
-      </w:r>
-    </w:p>
-    <w:bookmarkEnd w:id="234"/>
-    <w:bookmarkEnd w:id="235"/>
-    <w:bookmarkStart w:id="237" w:name="disponibilidad"/>
-    <w:p>
-      <w:pPr>
-        <w:pStyle w:val="Heading2"/>
-      </w:pPr>
-      <w:r>
-        <w:t xml:space="preserve">Disponibilidad</w:t>
-      </w:r>
-    </w:p>
-    <w:bookmarkStart w:id="236" w:name="rnf-13-disponibilidad-permanente"/>
-    <w:p>
-      <w:pPr>
-        <w:pStyle w:val="Heading4"/>
-      </w:pPr>
-      <w:r>
-        <w:t xml:space="preserve">RNF-13 — Disponibilidad permanente</w:t>
-      </w:r>
-    </w:p>
-    <w:p>
-      <w:pPr>
-        <w:pStyle w:val="Compact"/>
-        <w:numPr>
-          <w:ilvl w:val="0"/>
-          <w:numId w:val="1169"/>
-        </w:numPr>
-      </w:pPr>
-      <w:r>
-        <w:rPr>
-          <w:b/>
-          <w:bCs/>
-        </w:rPr>
-        <w:t xml:space="preserve">Descripción:</w:t>
-      </w:r>
-      <w:r>
-        <w:t xml:space="preserve"> </w:t>
-      </w:r>
-      <w:r>
-        <w:t xml:space="preserve">el sistema está disponible las 24 horas, todos los días. Las tareas de mantenimiento planificado se programan en la franja de menor uso y se avisan a los usuarios con anticipación.</w:t>
-      </w:r>
-    </w:p>
-    <w:p>
-      <w:pPr>
-        <w:pStyle w:val="Compact"/>
-        <w:numPr>
-          <w:ilvl w:val="0"/>
-          <w:numId w:val="1169"/>
-        </w:numPr>
-      </w:pPr>
-      <w:r>
-        <w:rPr>
-          <w:b/>
-          <w:bCs/>
-        </w:rPr>
-        <w:t xml:space="preserve">Justificación:</w:t>
-      </w:r>
-      <w:r>
-        <w:t xml:space="preserve"> </w:t>
-      </w:r>
-      <w:r>
-        <w:t xml:space="preserve">durante la atención el sistema es la única fuente de la información del cliente y del estado de su viaje. Además, las consultas llegan por Instagram y WhatsApp a cualquier hora y el proceso automático corre a medianoche. Una caída en horario comercial deja al asesor sin poder cotizar, cobrar ni responder.</w:t>
-      </w:r>
-    </w:p>
-    <w:p>
-      <w:pPr>
-        <w:pStyle w:val="Compact"/>
-        <w:numPr>
-          <w:ilvl w:val="0"/>
-          <w:numId w:val="1169"/>
-        </w:numPr>
-      </w:pPr>
-      <w:r>
-        <w:rPr>
-          <w:b/>
-          <w:bCs/>
-        </w:rPr>
-        <w:t xml:space="preserve">Verificación:</w:t>
-      </w:r>
-      <w:r>
-        <w:t xml:space="preserve"> </w:t>
-      </w:r>
-      <w:r>
-        <w:t xml:space="preserve">el sistema responde a cualquier hora, y toda interrupción planificada se anuncia antes y se hace en la franja de menor uso.</w:t>
       </w:r>
     </w:p>
     <w:bookmarkEnd w:id="236"/>
     <w:bookmarkEnd w:id="237"/>
-    <w:bookmarkStart w:id="239" w:name="portabilidad-y-compatibilidad"/>
+    <w:bookmarkStart w:id="239" w:name="disponibilidad"/>
     <w:p>
       <w:pPr>
         <w:pStyle w:val="Heading2"/>
       </w:pPr>
       <w:r>
-        <w:t xml:space="preserve">Portabilidad y compatibilidad</w:t>
-      </w:r>
-    </w:p>
-    <w:bookmarkStart w:id="238" w:name="X0aba705bcc96e5b76597fadf1477553eccdd6da"/>
+        <w:t xml:space="preserve">Disponibilidad</w:t>
+      </w:r>
+    </w:p>
+    <w:bookmarkStart w:id="238" w:name="rnf-13-disponibilidad-permanente"/>
     <w:p>
       <w:pPr>
         <w:pStyle w:val="Heading4"/>
       </w:pPr>
       <w:r>
-        <w:t xml:space="preserve">RNF-14 — Acceso desde escritorio y desde el teléfono</w:t>
-      </w:r>
-    </w:p>
-    <w:p>
-      <w:pPr>
-        <w:pStyle w:val="Compact"/>
-        <w:numPr>
-          <w:ilvl w:val="0"/>
-          <w:numId w:val="1170"/>
+        <w:t xml:space="preserve">RNF-13 — Disponibilidad permanente</w:t>
+      </w:r>
+    </w:p>
+    <w:p>
+      <w:pPr>
+        <w:pStyle w:val="Compact"/>
+        <w:numPr>
+          <w:ilvl w:val="0"/>
+          <w:numId w:val="1171"/>
         </w:numPr>
       </w:pPr>
       <w:r>
@@ -24753,15 +24957,15 @@
         <w:t xml:space="preserve"> </w:t>
       </w:r>
       <w:r>
-        <w:t xml:space="preserve">el sistema ofrece una aplicación web para la gestión completa y una aplicación mobile para el acceso a la agenda, las alertas y los clientes. Ambas comparten la misma información en tiempo real. La web soporta las dos últimas versiones de Chrome, Edge y Firefox (Safari, sin garantía); la mobile, Android 10 o superior e iOS 15 o superior.</w:t>
-      </w:r>
-    </w:p>
-    <w:p>
-      <w:pPr>
-        <w:pStyle w:val="Compact"/>
-        <w:numPr>
-          <w:ilvl w:val="0"/>
-          <w:numId w:val="1170"/>
+        <w:t xml:space="preserve">el sistema está disponible las 24 horas, todos los días. Las tareas de mantenimiento planificado se programan en la franja de menor uso y se avisan a los usuarios con anticipación.</w:t>
+      </w:r>
+    </w:p>
+    <w:p>
+      <w:pPr>
+        <w:pStyle w:val="Compact"/>
+        <w:numPr>
+          <w:ilvl w:val="0"/>
+          <w:numId w:val="1171"/>
         </w:numPr>
       </w:pPr>
       <w:r>
@@ -24775,15 +24979,15 @@
         <w:t xml:space="preserve"> </w:t>
       </w:r>
       <w:r>
-        <w:t xml:space="preserve">el trabajo de la agencia no ocurre solo frente al escritorio: la consulta llega por Instagram o WhatsApp a cualquier hora y los vencimientos hay que poder verlos fuera de la oficina. Sin acceso desde el teléfono, la parte del circuito que sucede fuera del mostrador queda sin registrar.</w:t>
-      </w:r>
-    </w:p>
-    <w:p>
-      <w:pPr>
-        <w:pStyle w:val="Compact"/>
-        <w:numPr>
-          <w:ilvl w:val="0"/>
-          <w:numId w:val="1170"/>
+        <w:t xml:space="preserve">durante la atención el sistema es la única fuente de la información del cliente y del estado de su viaje. Además, las consultas llegan por Instagram y WhatsApp a cualquier hora y el proceso automático corre a medianoche. Una caída en horario comercial deja al asesor sin poder cotizar, cobrar ni responder.</w:t>
+      </w:r>
+    </w:p>
+    <w:p>
+      <w:pPr>
+        <w:pStyle w:val="Compact"/>
+        <w:numPr>
+          <w:ilvl w:val="0"/>
+          <w:numId w:val="1171"/>
         </w:numPr>
       </w:pPr>
       <w:r>
@@ -24797,35 +25001,35 @@
         <w:t xml:space="preserve"> </w:t>
       </w:r>
       <w:r>
-        <w:t xml:space="preserve">agenda, alertas y clientes son accesibles y operables desde ambas plataformas, con la misma información, en los navegadores y versiones de sistema indicados.</w:t>
+        <w:t xml:space="preserve">el sistema responde a cualquier hora, y toda interrupción planificada se anuncia antes y se hace en la franja de menor uso.</w:t>
       </w:r>
     </w:p>
     <w:bookmarkEnd w:id="238"/>
     <w:bookmarkEnd w:id="239"/>
-    <w:bookmarkStart w:id="241" w:name="mantenibilidad"/>
+    <w:bookmarkStart w:id="241" w:name="portabilidad-y-compatibilidad"/>
     <w:p>
       <w:pPr>
         <w:pStyle w:val="Heading2"/>
       </w:pPr>
       <w:r>
-        <w:t xml:space="preserve">Mantenibilidad</w:t>
-      </w:r>
-    </w:p>
-    <w:bookmarkStart w:id="240" w:name="rnf-15-evolución-sin-regresiones"/>
+        <w:t xml:space="preserve">Portabilidad y compatibilidad</w:t>
+      </w:r>
+    </w:p>
+    <w:bookmarkStart w:id="240" w:name="X0aba705bcc96e5b76597fadf1477553eccdd6da"/>
     <w:p>
       <w:pPr>
         <w:pStyle w:val="Heading4"/>
       </w:pPr>
       <w:r>
-        <w:t xml:space="preserve">RNF-15 — Evolución sin regresiones</w:t>
-      </w:r>
-    </w:p>
-    <w:p>
-      <w:pPr>
-        <w:pStyle w:val="Compact"/>
-        <w:numPr>
-          <w:ilvl w:val="0"/>
-          <w:numId w:val="1171"/>
+        <w:t xml:space="preserve">RNF-14 — Acceso desde escritorio y desde el teléfono</w:t>
+      </w:r>
+    </w:p>
+    <w:p>
+      <w:pPr>
+        <w:pStyle w:val="Compact"/>
+        <w:numPr>
+          <w:ilvl w:val="0"/>
+          <w:numId w:val="1172"/>
         </w:numPr>
       </w:pPr>
       <w:r>
@@ -24839,15 +25043,15 @@
         <w:t xml:space="preserve"> </w:t>
       </w:r>
       <w:r>
-        <w:t xml:space="preserve">el sistema se construye de forma modular, con pruebas automatizadas y controles de calidad que se ejecutan ante cada cambio, de modo que una modificación en un módulo no rompa silenciosamente otro.</w:t>
-      </w:r>
-    </w:p>
-    <w:p>
-      <w:pPr>
-        <w:pStyle w:val="Compact"/>
-        <w:numPr>
-          <w:ilvl w:val="0"/>
-          <w:numId w:val="1171"/>
+        <w:t xml:space="preserve">el sistema ofrece una aplicación web para la gestión completa y una aplicación mobile para el acceso a la agenda, las alertas y los clientes. Ambas comparten la misma información en tiempo real. La web soporta las dos últimas versiones de Chrome, Edge y Firefox (Safari, sin garantía); la mobile, Android 10 o superior e iOS 15 o superior.</w:t>
+      </w:r>
+    </w:p>
+    <w:p>
+      <w:pPr>
+        <w:pStyle w:val="Compact"/>
+        <w:numPr>
+          <w:ilvl w:val="0"/>
+          <w:numId w:val="1172"/>
         </w:numPr>
       </w:pPr>
       <w:r>
@@ -24861,15 +25065,15 @@
         <w:t xml:space="preserve"> </w:t>
       </w:r>
       <w:r>
-        <w:t xml:space="preserve">el alcance del sistema es amplio y quedan funcionalidades previstas para etapas posteriores. Sin controles automáticos, cada incorporación arriesga la operación ya en marcha, y el costo de corregirlo crece con el tamaño del sistema.</w:t>
-      </w:r>
-    </w:p>
-    <w:p>
-      <w:pPr>
-        <w:pStyle w:val="Compact"/>
-        <w:numPr>
-          <w:ilvl w:val="0"/>
-          <w:numId w:val="1171"/>
+        <w:t xml:space="preserve">el trabajo de la agencia no ocurre solo frente al escritorio: la consulta llega por Instagram o WhatsApp a cualquier hora y los vencimientos hay que poder verlos fuera de la oficina. Sin acceso desde el teléfono, la parte del circuito que sucede fuera del mostrador queda sin registrar.</w:t>
+      </w:r>
+    </w:p>
+    <w:p>
+      <w:pPr>
+        <w:pStyle w:val="Compact"/>
+        <w:numPr>
+          <w:ilvl w:val="0"/>
+          <w:numId w:val="1172"/>
         </w:numPr>
       </w:pPr>
       <w:r>
@@ -24883,35 +25087,35 @@
         <w:t xml:space="preserve"> </w:t>
       </w:r>
       <w:r>
-        <w:t xml:space="preserve">los controles de calidad y las pruebas se ejecutan ante cada cambio y bloquean su avance ante un fallo.</w:t>
+        <w:t xml:space="preserve">agenda, alertas y clientes son accesibles y operables desde ambas plataformas, con la misma información, en los navegadores y versiones de sistema indicados.</w:t>
       </w:r>
     </w:p>
     <w:bookmarkEnd w:id="240"/>
     <w:bookmarkEnd w:id="241"/>
-    <w:bookmarkStart w:id="243" w:name="localización-y-privacidad"/>
+    <w:bookmarkStart w:id="243" w:name="mantenibilidad"/>
     <w:p>
       <w:pPr>
         <w:pStyle w:val="Heading2"/>
       </w:pPr>
       <w:r>
-        <w:t xml:space="preserve">Localización y privacidad</w:t>
-      </w:r>
-    </w:p>
-    <w:bookmarkStart w:id="242" w:name="X5be458164d2607eb21adc2d140d0c52dea7ede5"/>
+        <w:t xml:space="preserve">Mantenibilidad</w:t>
+      </w:r>
+    </w:p>
+    <w:bookmarkStart w:id="242" w:name="rnf-15-evolución-sin-regresiones"/>
     <w:p>
       <w:pPr>
         <w:pStyle w:val="Heading4"/>
       </w:pPr>
       <w:r>
-        <w:t xml:space="preserve">RNF-16 — Convenciones locales y confidencialidad de los datos</w:t>
-      </w:r>
-    </w:p>
-    <w:p>
-      <w:pPr>
-        <w:pStyle w:val="Compact"/>
-        <w:numPr>
-          <w:ilvl w:val="0"/>
-          <w:numId w:val="1172"/>
+        <w:t xml:space="preserve">RNF-15 — Evolución sin regresiones</w:t>
+      </w:r>
+    </w:p>
+    <w:p>
+      <w:pPr>
+        <w:pStyle w:val="Compact"/>
+        <w:numPr>
+          <w:ilvl w:val="0"/>
+          <w:numId w:val="1173"/>
         </w:numPr>
       </w:pPr>
       <w:r>
@@ -24925,15 +25129,15 @@
         <w:t xml:space="preserve"> </w:t>
       </w:r>
       <w:r>
-        <w:t xml:space="preserve">el sistema opera en español, con el vocabulario del negocio turístico, importes en pesos argentinos y dólares según la moneda de cada operación, y fechas en formato día/mes/año. Los datos personales de los pasajeros y la información comercial de la agencia se usan únicamente dentro del sistema: no se ceden ni se envían a servicios externos, incluidas las funciones asistidas por inteligencia artificial, que operan solo con lo que la persona escribe en el pedido.</w:t>
-      </w:r>
-    </w:p>
-    <w:p>
-      <w:pPr>
-        <w:pStyle w:val="Compact"/>
-        <w:numPr>
-          <w:ilvl w:val="0"/>
-          <w:numId w:val="1172"/>
+        <w:t xml:space="preserve">el sistema se construye de forma modular, con pruebas automatizadas y controles de calidad que se ejecutan ante cada cambio, de modo que una modificación en un módulo no rompa silenciosamente otro.</w:t>
+      </w:r>
+    </w:p>
+    <w:p>
+      <w:pPr>
+        <w:pStyle w:val="Compact"/>
+        <w:numPr>
+          <w:ilvl w:val="0"/>
+          <w:numId w:val="1173"/>
         </w:numPr>
       </w:pPr>
       <w:r>
@@ -24947,15 +25151,15 @@
         <w:t xml:space="preserve"> </w:t>
       </w:r>
       <w:r>
-        <w:t xml:space="preserve">es información de terceros que la agencia administra por su relación comercial, y su uso indebido compromete tanto la confianza del pasajero como la responsabilidad de la agencia. Las convenciones locales, además, evitan errores de interpretación en fechas y montos, que en este negocio se traducen en vencimientos mal leídos.</w:t>
-      </w:r>
-    </w:p>
-    <w:p>
-      <w:pPr>
-        <w:pStyle w:val="Compact"/>
-        <w:numPr>
-          <w:ilvl w:val="0"/>
-          <w:numId w:val="1172"/>
+        <w:t xml:space="preserve">el alcance del sistema es amplio y quedan funcionalidades previstas para etapas posteriores. Sin controles automáticos, cada incorporación arriesga la operación ya en marcha, y el costo de corregirlo crece con el tamaño del sistema.</w:t>
+      </w:r>
+    </w:p>
+    <w:p>
+      <w:pPr>
+        <w:pStyle w:val="Compact"/>
+        <w:numPr>
+          <w:ilvl w:val="0"/>
+          <w:numId w:val="1173"/>
         </w:numPr>
       </w:pPr>
       <w:r>
@@ -24969,13 +25173,99 @@
         <w:t xml:space="preserve"> </w:t>
       </w:r>
       <w:r>
-        <w:t xml:space="preserve">no se transmiten datos de clientes ni operaciones a servicios externos, y los formatos de fecha y moneda se corresponden con los acordados.</w:t>
+        <w:t xml:space="preserve">los controles de calidad y las pruebas se ejecutan ante cada cambio y bloquean su avance ante un fallo.</w:t>
       </w:r>
     </w:p>
     <w:bookmarkEnd w:id="242"/>
     <w:bookmarkEnd w:id="243"/>
+    <w:bookmarkStart w:id="245" w:name="localización-y-privacidad"/>
+    <w:p>
+      <w:pPr>
+        <w:pStyle w:val="Heading2"/>
+      </w:pPr>
+      <w:r>
+        <w:t xml:space="preserve">Localización y privacidad</w:t>
+      </w:r>
+    </w:p>
+    <w:bookmarkStart w:id="244" w:name="X5be458164d2607eb21adc2d140d0c52dea7ede5"/>
+    <w:p>
+      <w:pPr>
+        <w:pStyle w:val="Heading4"/>
+      </w:pPr>
+      <w:r>
+        <w:t xml:space="preserve">RNF-16 — Convenciones locales y confidencialidad de los datos</w:t>
+      </w:r>
+    </w:p>
+    <w:p>
+      <w:pPr>
+        <w:pStyle w:val="Compact"/>
+        <w:numPr>
+          <w:ilvl w:val="0"/>
+          <w:numId w:val="1174"/>
+        </w:numPr>
+      </w:pPr>
+      <w:r>
+        <w:rPr>
+          <w:b/>
+          <w:bCs/>
+        </w:rPr>
+        <w:t xml:space="preserve">Descripción:</w:t>
+      </w:r>
+      <w:r>
+        <w:t xml:space="preserve"> </w:t>
+      </w:r>
+      <w:r>
+        <w:t xml:space="preserve">el sistema opera en español, con el vocabulario del negocio turístico, importes en pesos argentinos y dólares según la moneda de cada operación, y fechas en formato día/mes/año. Los datos personales de los pasajeros y la información comercial de la agencia se usan únicamente dentro del sistema: no se ceden ni se envían a servicios externos, incluidas las funciones asistidas por inteligencia artificial, que operan solo con lo que la persona escribe en el pedido.</w:t>
+      </w:r>
+    </w:p>
+    <w:p>
+      <w:pPr>
+        <w:pStyle w:val="Compact"/>
+        <w:numPr>
+          <w:ilvl w:val="0"/>
+          <w:numId w:val="1174"/>
+        </w:numPr>
+      </w:pPr>
+      <w:r>
+        <w:rPr>
+          <w:b/>
+          <w:bCs/>
+        </w:rPr>
+        <w:t xml:space="preserve">Justificación:</w:t>
+      </w:r>
+      <w:r>
+        <w:t xml:space="preserve"> </w:t>
+      </w:r>
+      <w:r>
+        <w:t xml:space="preserve">es información de terceros que la agencia administra por su relación comercial, y su uso indebido compromete tanto la confianza del pasajero como la responsabilidad de la agencia. Las convenciones locales, además, evitan errores de interpretación en fechas y montos, que en este negocio se traducen en vencimientos mal leídos.</w:t>
+      </w:r>
+    </w:p>
+    <w:p>
+      <w:pPr>
+        <w:pStyle w:val="Compact"/>
+        <w:numPr>
+          <w:ilvl w:val="0"/>
+          <w:numId w:val="1174"/>
+        </w:numPr>
+      </w:pPr>
+      <w:r>
+        <w:rPr>
+          <w:b/>
+          <w:bCs/>
+        </w:rPr>
+        <w:t xml:space="preserve">Verificación:</w:t>
+      </w:r>
+      <w:r>
+        <w:t xml:space="preserve"> </w:t>
+      </w:r>
+      <w:r>
+        <w:t xml:space="preserve">no se transmiten datos de clientes ni operaciones a servicios externos, y los formatos de fecha y moneda se corresponden con los acordados.</w:t>
+      </w:r>
+    </w:p>
     <w:bookmarkEnd w:id="244"/>
-    <w:bookmarkStart w:id="245" w:name="matriz-de-trazabilidad"/>
+    <w:bookmarkEnd w:id="245"/>
+    <w:bookmarkEnd w:id="246"/>
+    <w:bookmarkStart w:id="247" w:name="matriz-de-trazabilidad"/>
     <w:p>
       <w:pPr>
         <w:pStyle w:val="Heading1"/>
@@ -25371,7 +25661,7 @@
               <w:pStyle w:val="Compact"/>
             </w:pPr>
             <w:r>
-              <w:t xml:space="preserve">RF-073, RF-074, RF-075, RF-076, RF-077, RF-078, RF-079</w:t>
+              <w:t xml:space="preserve">RF-073, RF-074, RF-075, RF-076, RF-077, RF-078, RF-079, RF-154, RF-155</w:t>
             </w:r>
           </w:p>
         </w:tc>
@@ -25825,7 +26115,7 @@
         <w:t xml:space="preserve">(registro de autor y fecha de cada cambio) son transversales: se aplican en la totalidad de los casos de uso, y por eso no se enumeran fila por fila.</w:t>
       </w:r>
     </w:p>
-    <w:bookmarkEnd w:id="245"/>
+    <w:bookmarkEnd w:id="247"/>
     <w:sectPr>
       <w:footerReference r:id="rId40" w:type="default"/>
       <w:footnotePr>
@@ -26614,6 +26904,12 @@
     <w:abstractNumId w:val="991"/>
   </w:num>
   <w:num w:numId="1172">
+    <w:abstractNumId w:val="991"/>
+  </w:num>
+  <w:num w:numId="1173">
+    <w:abstractNumId w:val="991"/>
+  </w:num>
+  <w:num w:numId="1174">
     <w:abstractNumId w:val="991"/>
   </w:num>
 </w:numbering>

--- a/07-Entregables/Requisitos/Rumbo — Requisitos.docx
+++ b/07-Entregables/Requisitos/Rumbo — Requisitos.docx
@@ -47,7 +47,7 @@
         <w:pStyle w:val="Date"/>
       </w:pPr>
       <w:r>
-        <w:t xml:space="preserve">2.º cuatrimestre 2026 · Entrega: 23/10/26</w:t>
+        <w:t xml:space="preserve">2.º cuatrimestre 2026 · Entrega: 02/10/26</w:t>
       </w:r>
     </w:p>
     <w:sdt>

--- a/07-Entregables/Requisitos/Rumbo — Requisitos.docx
+++ b/07-Entregables/Requisitos/Rumbo — Requisitos.docx
@@ -76,7 +76,7 @@
         </w:p>
       </w:sdtContent>
     </w:sdt>
-    <w:bookmarkStart w:id="51" w:name="introducción"/>
+    <w:bookmarkStart w:id="51" w:name="_introducción"/>
     <w:p>
       <w:pPr>
         <w:pStyle w:val="Heading1"/>
@@ -302,7 +302,7 @@
         <w:t xml:space="preserve">y no se repite aquí: este documento especifica los requisitos dentro de ese alcance.</w:t>
       </w:r>
     </w:p>
-    <w:bookmarkStart w:id="49" w:name="elaboración-de-los-requisitos"/>
+    <w:bookmarkStart w:id="49" w:name="_56b44566a96e736b683102e8c3b179d18d76d00"/>
     <w:p>
       <w:pPr>
         <w:pStyle w:val="Heading2"/>
@@ -426,7 +426,7 @@
       </w:r>
     </w:p>
     <w:bookmarkEnd w:id="49"/>
-    <w:bookmarkStart w:id="50" w:name="convenciones"/>
+    <w:bookmarkStart w:id="50" w:name="_convenciones"/>
     <w:p>
       <w:pPr>
         <w:pStyle w:val="Heading2"/>
@@ -813,7 +813,7 @@
     </w:p>
     <w:bookmarkEnd w:id="50"/>
     <w:bookmarkEnd w:id="51"/>
-    <w:bookmarkStart w:id="55" w:name="requisitos-funcionales-y-no-funcionales"/>
+    <w:bookmarkStart w:id="55" w:name="_588f7d9ba8a36cea807a5cd6d5342e524f42411"/>
     <w:p>
       <w:pPr>
         <w:pStyle w:val="Heading1"/>
@@ -878,7 +878,7 @@
         <w:t xml:space="preserve">de estos requisitos, y cada requisito indica en cuáles se concreta.</w:t>
       </w:r>
     </w:p>
-    <w:bookmarkStart w:id="52" w:name="origen-de-los-requisitos"/>
+    <w:bookmarkStart w:id="52" w:name="_511ccfbf9463a49233d87505fc1e25acab520e6"/>
     <w:p>
       <w:pPr>
         <w:pStyle w:val="Heading2"/>
@@ -972,7 +972,7 @@
       </w:r>
     </w:p>
     <w:bookmarkEnd w:id="52"/>
-    <w:bookmarkStart w:id="53" w:name="convenciones-de-este-catálogo"/>
+    <w:bookmarkStart w:id="53" w:name="_f1d6045a0e2a8f4e3848c610af35dfb86f94ccf"/>
     <w:p>
       <w:pPr>
         <w:pStyle w:val="Heading2"/>
@@ -1261,7 +1261,7 @@
       </w:r>
     </w:p>
     <w:bookmarkEnd w:id="53"/>
-    <w:bookmarkStart w:id="54" w:name="índice-por-módulo"/>
+    <w:bookmarkStart w:id="54" w:name="_2c94d0efa6fbb666cd736ea07c4dddb6c18d9df"/>
     <w:p>
       <w:pPr>
         <w:pStyle w:val="Heading2"/>
@@ -1841,7 +1841,7 @@
     </w:tbl>
     <w:p>
       <w:pPr>
-        <w:pStyle w:val="BodyText"/>
+        <w:pStyle w:val="FirstParagraph"/>
       </w:pPr>
       <w:r>
         <w:rPr>
@@ -1853,7 +1853,7 @@
     </w:p>
     <w:bookmarkEnd w:id="54"/>
     <w:bookmarkEnd w:id="55"/>
-    <w:bookmarkStart w:id="65" w:name="clientes"/>
+    <w:bookmarkStart w:id="65" w:name="_clientes"/>
     <w:p>
       <w:pPr>
         <w:pStyle w:val="Heading1"/>
@@ -1870,7 +1870,7 @@
         <w:t xml:space="preserve">Casos de uso que los realizan: CU-02 Registrar cliente y CU-03 Gestionar ficha del cliente. El Cliente es la memoria del negocio: no es un Usuario y no opera el sistema.</w:t>
       </w:r>
     </w:p>
-    <w:bookmarkStart w:id="56" w:name="rf-001-registrar-un-cliente-nuevo"/>
+    <w:bookmarkStart w:id="56" w:name="_6a815bc915753bd31e2d4c13a3e7571b742922c"/>
     <w:p>
       <w:pPr>
         <w:pStyle w:val="Heading4"/>
@@ -2000,7 +2000,7 @@
       </w:r>
     </w:p>
     <w:bookmarkEnd w:id="56"/>
-    <w:bookmarkStart w:id="57" w:name="X7cfab64518c96599a3d969816f47f2973b0756a"/>
+    <w:bookmarkStart w:id="57" w:name="_7cfab64518c96599a3d969816f47f2973b0756a"/>
     <w:p>
       <w:pPr>
         <w:pStyle w:val="Heading4"/>
@@ -2130,7 +2130,7 @@
       </w:r>
     </w:p>
     <w:bookmarkEnd w:id="57"/>
-    <w:bookmarkStart w:id="58" w:name="X539ad4987674bb309caad549cbd346c6226b77d"/>
+    <w:bookmarkStart w:id="58" w:name="_539ad4987674bb309caad549cbd346c6226b77d"/>
     <w:p>
       <w:pPr>
         <w:pStyle w:val="Heading4"/>
@@ -2260,7 +2260,7 @@
       </w:r>
     </w:p>
     <w:bookmarkEnd w:id="58"/>
-    <w:bookmarkStart w:id="59" w:name="X923890bd6aaf4a8747428846e4a6277dc7d41a1"/>
+    <w:bookmarkStart w:id="59" w:name="_923890bd6aaf4a8747428846e4a6277dc7d41a1"/>
     <w:p>
       <w:pPr>
         <w:pStyle w:val="Heading4"/>
@@ -2390,7 +2390,7 @@
       </w:r>
     </w:p>
     <w:bookmarkEnd w:id="59"/>
-    <w:bookmarkStart w:id="60" w:name="X34b3898145223603d7c01130b5f815e1fbf7cad"/>
+    <w:bookmarkStart w:id="60" w:name="_34b3898145223603d7c01130b5f815e1fbf7cad"/>
     <w:p>
       <w:pPr>
         <w:pStyle w:val="Heading4"/>
@@ -2520,7 +2520,7 @@
       </w:r>
     </w:p>
     <w:bookmarkEnd w:id="60"/>
-    <w:bookmarkStart w:id="61" w:name="rf-006-mostrar-el-historial-del-cliente"/>
+    <w:bookmarkStart w:id="61" w:name="_569c419b97e6c7698e548462af26028fa40450f"/>
     <w:p>
       <w:pPr>
         <w:pStyle w:val="Heading4"/>
@@ -2650,7 +2650,7 @@
       </w:r>
     </w:p>
     <w:bookmarkEnd w:id="61"/>
-    <w:bookmarkStart w:id="62" w:name="rf-007-editar-la-ficha-del-cliente"/>
+    <w:bookmarkStart w:id="62" w:name="_90340845410600ffc88a03be905ab08f3ca59eb"/>
     <w:p>
       <w:pPr>
         <w:pStyle w:val="Heading4"/>
@@ -2780,7 +2780,7 @@
       </w:r>
     </w:p>
     <w:bookmarkEnd w:id="62"/>
-    <w:bookmarkStart w:id="63" w:name="rf-008-conservar-la-ficha-del-cliente"/>
+    <w:bookmarkStart w:id="63" w:name="_ea33009a3c251e96c4bb5e84bad1d5d23c45db6"/>
     <w:p>
       <w:pPr>
         <w:pStyle w:val="Heading4"/>
@@ -2910,7 +2910,7 @@
       </w:r>
     </w:p>
     <w:bookmarkEnd w:id="63"/>
-    <w:bookmarkStart w:id="64" w:name="Xbe84b74f9c1ae55beb9472f7dfd355072550f99"/>
+    <w:bookmarkStart w:id="64" w:name="_be84b74f9c1ae55beb9472f7dfd355072550f99"/>
     <w:p>
       <w:pPr>
         <w:pStyle w:val="Heading4"/>
@@ -3053,7 +3053,7 @@
     </w:p>
     <w:bookmarkEnd w:id="64"/>
     <w:bookmarkEnd w:id="65"/>
-    <w:bookmarkStart w:id="88" w:name="oportunidades-y-cotización"/>
+    <w:bookmarkStart w:id="88" w:name="_8786e8aaf7a5ac4546ac835c053754c1de2716e"/>
     <w:p>
       <w:pPr>
         <w:pStyle w:val="Heading1"/>
@@ -3082,7 +3082,7 @@
         <w:t xml:space="preserve">.</w:t>
       </w:r>
     </w:p>
-    <w:bookmarkStart w:id="66" w:name="Xd1ab101f3e59e28835364fae089687ef4d21732"/>
+    <w:bookmarkStart w:id="66" w:name="_d1ab101f3e59e28835364fae089687ef4d21732"/>
     <w:p>
       <w:pPr>
         <w:pStyle w:val="Heading4"/>
@@ -3227,7 +3227,7 @@
       </w:r>
     </w:p>
     <w:bookmarkEnd w:id="66"/>
-    <w:bookmarkStart w:id="67" w:name="X07700ff2e518b4997770fae1c6096bf8dd8298b"/>
+    <w:bookmarkStart w:id="67" w:name="_07700ff2e518b4997770fae1c6096bf8dd8298b"/>
     <w:p>
       <w:pPr>
         <w:pStyle w:val="Heading4"/>
@@ -3357,7 +3357,7 @@
       </w:r>
     </w:p>
     <w:bookmarkEnd w:id="67"/>
-    <w:bookmarkStart w:id="68" w:name="Xe8ac073b0cbf5c4347b27c4aba94a035edb6e2f"/>
+    <w:bookmarkStart w:id="68" w:name="_e8ac073b0cbf5c4347b27c4aba94a035edb6e2f"/>
     <w:p>
       <w:pPr>
         <w:pStyle w:val="Heading4"/>
@@ -3487,7 +3487,7 @@
       </w:r>
     </w:p>
     <w:bookmarkEnd w:id="68"/>
-    <w:bookmarkStart w:id="69" w:name="X9cc97362558bab249598023b1fca772d021f5ec"/>
+    <w:bookmarkStart w:id="69" w:name="_9cc97362558bab249598023b1fca772d021f5ec"/>
     <w:p>
       <w:pPr>
         <w:pStyle w:val="Heading4"/>
@@ -3632,7 +3632,7 @@
       </w:r>
     </w:p>
     <w:bookmarkEnd w:id="69"/>
-    <w:bookmarkStart w:id="70" w:name="X6c069ee9a61a0951272b757d286f597cbc860a7"/>
+    <w:bookmarkStart w:id="70" w:name="_6c069ee9a61a0951272b757d286f597cbc860a7"/>
     <w:p>
       <w:pPr>
         <w:pStyle w:val="Heading4"/>
@@ -3762,7 +3762,7 @@
       </w:r>
     </w:p>
     <w:bookmarkEnd w:id="70"/>
-    <w:bookmarkStart w:id="71" w:name="rf-015-agendar-una-insistencia"/>
+    <w:bookmarkStart w:id="71" w:name="_35b2c142aacc27671c921e3ee6876874d3fa143"/>
     <w:p>
       <w:pPr>
         <w:pStyle w:val="Heading4"/>
@@ -3907,7 +3907,7 @@
       </w:r>
     </w:p>
     <w:bookmarkEnd w:id="71"/>
-    <w:bookmarkStart w:id="72" w:name="X185fa9c7d9d7c34a8f94cd9a864518ddf0dbd69"/>
+    <w:bookmarkStart w:id="72" w:name="_185fa9c7d9d7c34a8f94cd9a864518ddf0dbd69"/>
     <w:p>
       <w:pPr>
         <w:pStyle w:val="Heading4"/>
@@ -4079,7 +4079,7 @@
       </w:r>
     </w:p>
     <w:bookmarkEnd w:id="72"/>
-    <w:bookmarkStart w:id="73" w:name="rf-017-cerrar-la-oportunidad"/>
+    <w:bookmarkStart w:id="73" w:name="_eda251f35b34b3cd6da1056e707981fcd00afeb"/>
     <w:p>
       <w:pPr>
         <w:pStyle w:val="Heading4"/>
@@ -4251,7 +4251,7 @@
       </w:r>
     </w:p>
     <w:bookmarkEnd w:id="73"/>
-    <w:bookmarkStart w:id="74" w:name="X15b9d259c51277869c977847b0c37b07935a73e"/>
+    <w:bookmarkStart w:id="74" w:name="_15b9d259c51277869c977847b0c37b07935a73e"/>
     <w:p>
       <w:pPr>
         <w:pStyle w:val="Heading4"/>
@@ -4381,7 +4381,7 @@
       </w:r>
     </w:p>
     <w:bookmarkEnd w:id="74"/>
-    <w:bookmarkStart w:id="75" w:name="X8ce581bec1ec882f8842b3963e9ebda6ef7f914"/>
+    <w:bookmarkStart w:id="75" w:name="_8ce581bec1ec882f8842b3963e9ebda6ef7f914"/>
     <w:p>
       <w:pPr>
         <w:pStyle w:val="Heading4"/>
@@ -4511,7 +4511,7 @@
       </w:r>
     </w:p>
     <w:bookmarkEnd w:id="75"/>
-    <w:bookmarkStart w:id="76" w:name="rf-020-reactivar-una-oportunidad-perdida"/>
+    <w:bookmarkStart w:id="76" w:name="_0a61cb5ff4d96e0f817712a455ab9663fe1f99e"/>
     <w:p>
       <w:pPr>
         <w:pStyle w:val="Heading4"/>
@@ -4665,7 +4665,7 @@
       </w:r>
     </w:p>
     <w:bookmarkEnd w:id="76"/>
-    <w:bookmarkStart w:id="77" w:name="X424611a846d7d27c900ec9fd1fb16e828702ce3"/>
+    <w:bookmarkStart w:id="77" w:name="_424611a846d7d27c900ec9fd1fb16e828702ce3"/>
     <w:p>
       <w:pPr>
         <w:pStyle w:val="Heading4"/>
@@ -4807,7 +4807,7 @@
       </w:r>
     </w:p>
     <w:bookmarkEnd w:id="77"/>
-    <w:bookmarkStart w:id="78" w:name="X8b1e7f6b2c47d2ad1656d47acd23f2e46dc041a"/>
+    <w:bookmarkStart w:id="78" w:name="_8b1e7f6b2c47d2ad1656d47acd23f2e46dc041a"/>
     <w:p>
       <w:pPr>
         <w:pStyle w:val="Heading4"/>
@@ -4946,7 +4946,7 @@
       </w:r>
     </w:p>
     <w:bookmarkEnd w:id="78"/>
-    <w:bookmarkStart w:id="79" w:name="X833a19dd82210a04c9ffc29174bfd5ee1696d04"/>
+    <w:bookmarkStart w:id="79" w:name="_833a19dd82210a04c9ffc29174bfd5ee1696d04"/>
     <w:p>
       <w:pPr>
         <w:pStyle w:val="Heading4"/>
@@ -5103,7 +5103,7 @@
       </w:r>
     </w:p>
     <w:bookmarkEnd w:id="79"/>
-    <w:bookmarkStart w:id="80" w:name="rf-024-versionar-las-cotizaciones"/>
+    <w:bookmarkStart w:id="80" w:name="_b471d1dc24226920052457cee10bb907cf49f1c"/>
     <w:p>
       <w:pPr>
         <w:pStyle w:val="Heading4"/>
@@ -5233,7 +5233,7 @@
       </w:r>
     </w:p>
     <w:bookmarkEnd w:id="80"/>
-    <w:bookmarkStart w:id="81" w:name="X42218d2d799b21dc75f011e69adb05758cf5a1d"/>
+    <w:bookmarkStart w:id="81" w:name="_42218d2d799b21dc75f011e69adb05758cf5a1d"/>
     <w:p>
       <w:pPr>
         <w:pStyle w:val="Heading4"/>
@@ -5390,7 +5390,7 @@
       </w:r>
     </w:p>
     <w:bookmarkEnd w:id="81"/>
-    <w:bookmarkStart w:id="82" w:name="X3bedad0c5fb1e464143c58cccecea55ef3c0207"/>
+    <w:bookmarkStart w:id="82" w:name="_3bedad0c5fb1e464143c58cccecea55ef3c0207"/>
     <w:p>
       <w:pPr>
         <w:pStyle w:val="Heading4"/>
@@ -5565,7 +5565,7 @@
       </w:r>
     </w:p>
     <w:bookmarkEnd w:id="82"/>
-    <w:bookmarkStart w:id="83" w:name="X1246cd3c0c8179e5ac0fb3f1dc9cae89b7db950"/>
+    <w:bookmarkStart w:id="83" w:name="_1246cd3c0c8179e5ac0fb3f1dc9cae89b7db950"/>
     <w:p>
       <w:pPr>
         <w:pStyle w:val="Heading4"/>
@@ -5695,7 +5695,7 @@
       </w:r>
     </w:p>
     <w:bookmarkEnd w:id="83"/>
-    <w:bookmarkStart w:id="84" w:name="rf-028-sugerir-el-recontacto"/>
+    <w:bookmarkStart w:id="84" w:name="_5ea6076400e2affef1b8bccd0875068a3b23b46"/>
     <w:p>
       <w:pPr>
         <w:pStyle w:val="Heading4"/>
@@ -5840,7 +5840,7 @@
       </w:r>
     </w:p>
     <w:bookmarkEnd w:id="84"/>
-    <w:bookmarkStart w:id="85" w:name="X7271c63fadb173c097c987bba4a4281faeb578b"/>
+    <w:bookmarkStart w:id="85" w:name="_7271c63fadb173c097c987bba4a4281faeb578b"/>
     <w:p>
       <w:pPr>
         <w:pStyle w:val="Heading4"/>
@@ -5970,7 +5970,7 @@
       </w:r>
     </w:p>
     <w:bookmarkEnd w:id="85"/>
-    <w:bookmarkStart w:id="86" w:name="rf-030-excluir-clientes-del-recontacto"/>
+    <w:bookmarkStart w:id="86" w:name="_e2c92cf16aba308d734e557bf8ab06947635f41"/>
     <w:p>
       <w:pPr>
         <w:pStyle w:val="Heading4"/>
@@ -6112,7 +6112,7 @@
       </w:r>
     </w:p>
     <w:bookmarkEnd w:id="86"/>
-    <w:bookmarkStart w:id="87" w:name="X3fab0786637ce0dca57d0243b8703ad02b42c55"/>
+    <w:bookmarkStart w:id="87" w:name="_3fab0786637ce0dca57d0243b8703ad02b42c55"/>
     <w:p>
       <w:pPr>
         <w:pStyle w:val="Heading4"/>
@@ -6243,7 +6243,7 @@
     </w:p>
     <w:bookmarkEnd w:id="87"/>
     <w:bookmarkEnd w:id="88"/>
-    <w:bookmarkStart w:id="111" w:name="viajes"/>
+    <w:bookmarkStart w:id="111" w:name="_viajes"/>
     <w:p>
       <w:pPr>
         <w:pStyle w:val="Heading1"/>
@@ -6284,7 +6284,7 @@
         <w:t xml:space="preserve">.</w:t>
       </w:r>
     </w:p>
-    <w:bookmarkStart w:id="89" w:name="X7179a4859f32b45ce55a67c78ca7a737291a9d0"/>
+    <w:bookmarkStart w:id="89" w:name="_7179a4859f32b45ce55a67c78ca7a737291a9d0"/>
     <w:p>
       <w:pPr>
         <w:pStyle w:val="Heading4"/>
@@ -6441,7 +6441,7 @@
       </w:r>
     </w:p>
     <w:bookmarkEnd w:id="89"/>
-    <w:bookmarkStart w:id="90" w:name="Xbfe1eafabff0761ad8782a77e981b0697c5581c"/>
+    <w:bookmarkStart w:id="90" w:name="_bfe1eafabff0761ad8782a77e981b0697c5581c"/>
     <w:p>
       <w:pPr>
         <w:pStyle w:val="Heading4"/>
@@ -6571,7 +6571,7 @@
       </w:r>
     </w:p>
     <w:bookmarkEnd w:id="90"/>
-    <w:bookmarkStart w:id="91" w:name="Xe38bdc6ad1d8e7feaad308b282345ec5ecca497"/>
+    <w:bookmarkStart w:id="91" w:name="_e38bdc6ad1d8e7feaad308b282345ec5ecca497"/>
     <w:p>
       <w:pPr>
         <w:pStyle w:val="Heading4"/>
@@ -6716,7 +6716,7 @@
       </w:r>
     </w:p>
     <w:bookmarkEnd w:id="91"/>
-    <w:bookmarkStart w:id="92" w:name="X4cb404a396274726b9552a14776d26b322cf9c6"/>
+    <w:bookmarkStart w:id="92" w:name="_4cb404a396274726b9552a14776d26b322cf9c6"/>
     <w:p>
       <w:pPr>
         <w:pStyle w:val="Heading4"/>
@@ -6861,7 +6861,7 @@
       </w:r>
     </w:p>
     <w:bookmarkEnd w:id="92"/>
-    <w:bookmarkStart w:id="93" w:name="Xde41bc2ec3882883d6131de5a0ae9d4ecae1823"/>
+    <w:bookmarkStart w:id="93" w:name="_de41bc2ec3882883d6131de5a0ae9d4ecae1823"/>
     <w:p>
       <w:pPr>
         <w:pStyle w:val="Heading4"/>
@@ -6991,7 +6991,7 @@
       </w:r>
     </w:p>
     <w:bookmarkEnd w:id="93"/>
-    <w:bookmarkStart w:id="94" w:name="rf-037-consultar-la-situación-del-viaje"/>
+    <w:bookmarkStart w:id="94" w:name="_a2425786b12d83ac20a50b1eced7ac47222703c"/>
     <w:p>
       <w:pPr>
         <w:pStyle w:val="Heading4"/>
@@ -7121,7 +7121,7 @@
       </w:r>
     </w:p>
     <w:bookmarkEnd w:id="94"/>
-    <w:bookmarkStart w:id="95" w:name="X97a14aa535677561928514041fe2c6fc249b067"/>
+    <w:bookmarkStart w:id="95" w:name="_97a14aa535677561928514041fe2c6fc249b067"/>
     <w:p>
       <w:pPr>
         <w:pStyle w:val="Heading4"/>
@@ -7311,7 +7311,7 @@
       </w:r>
     </w:p>
     <w:bookmarkEnd w:id="95"/>
-    <w:bookmarkStart w:id="96" w:name="Xdc455a7839c00e11bd8b08511cbd96c7c8fac34"/>
+    <w:bookmarkStart w:id="96" w:name="_dc455a7839c00e11bd8b08511cbd96c7c8fac34"/>
     <w:p>
       <w:pPr>
         <w:pStyle w:val="Heading4"/>
@@ -7498,7 +7498,7 @@
       </w:r>
     </w:p>
     <w:bookmarkEnd w:id="96"/>
-    <w:bookmarkStart w:id="97" w:name="X2a65693ea4bdd9d9e13cc96aea2a21843515a24"/>
+    <w:bookmarkStart w:id="97" w:name="_2a65693ea4bdd9d9e13cc96aea2a21843515a24"/>
     <w:p>
       <w:pPr>
         <w:pStyle w:val="Heading4"/>
@@ -7628,7 +7628,7 @@
       </w:r>
     </w:p>
     <w:bookmarkEnd w:id="97"/>
-    <w:bookmarkStart w:id="98" w:name="rf-041-agendar-la-reseña-post-viaje"/>
+    <w:bookmarkStart w:id="98" w:name="_a9a34ad1fc4ed84b833e892637d7de919589417"/>
     <w:p>
       <w:pPr>
         <w:pStyle w:val="Heading4"/>
@@ -7782,7 +7782,7 @@
       </w:r>
     </w:p>
     <w:bookmarkEnd w:id="98"/>
-    <w:bookmarkStart w:id="99" w:name="X79f735491889a02a25da8e049372c076a87f57c"/>
+    <w:bookmarkStart w:id="99" w:name="_79f735491889a02a25da8e049372c076a87f57c"/>
     <w:p>
       <w:pPr>
         <w:pStyle w:val="Heading4"/>
@@ -7939,7 +7939,7 @@
       </w:r>
     </w:p>
     <w:bookmarkEnd w:id="99"/>
-    <w:bookmarkStart w:id="100" w:name="rf-043-armar-el-itinerario-de-hoteles"/>
+    <w:bookmarkStart w:id="100" w:name="_7a227bf6dd3fd353e9d20bcfde6a8735dde17fc"/>
     <w:p>
       <w:pPr>
         <w:pStyle w:val="Heading4"/>
@@ -8069,7 +8069,7 @@
       </w:r>
     </w:p>
     <w:bookmarkEnd w:id="100"/>
-    <w:bookmarkStart w:id="101" w:name="rf-044-repetir-un-hotel-en-varios-tramos"/>
+    <w:bookmarkStart w:id="101" w:name="_8da36a79f3295dc7c2183a526aee338686c8100"/>
     <w:p>
       <w:pPr>
         <w:pStyle w:val="Heading4"/>
@@ -8199,7 +8199,7 @@
       </w:r>
     </w:p>
     <w:bookmarkEnd w:id="101"/>
-    <w:bookmarkStart w:id="102" w:name="X1a8d044c82e52c1cb7a87c1a71511f530de02ab"/>
+    <w:bookmarkStart w:id="102" w:name="_1a8d044c82e52c1cb7a87c1a71511f530de02ab"/>
     <w:p>
       <w:pPr>
         <w:pStyle w:val="Heading4"/>
@@ -8344,7 +8344,7 @@
       </w:r>
     </w:p>
     <w:bookmarkEnd w:id="102"/>
-    <w:bookmarkStart w:id="103" w:name="X59b5197e57529137d2eec3156d0114ed94c614c"/>
+    <w:bookmarkStart w:id="103" w:name="_59b5197e57529137d2eec3156d0114ed94c614c"/>
     <w:p>
       <w:pPr>
         <w:pStyle w:val="Heading4"/>
@@ -8474,7 +8474,7 @@
       </w:r>
     </w:p>
     <w:bookmarkEnd w:id="103"/>
-    <w:bookmarkStart w:id="104" w:name="rf-047-registrar-el-pago-al-proveedor"/>
+    <w:bookmarkStart w:id="104" w:name="_2a55db4a90a554ba9c48bd3c03328e84c078e74"/>
     <w:p>
       <w:pPr>
         <w:pStyle w:val="Heading4"/>
@@ -8604,7 +8604,7 @@
       </w:r>
     </w:p>
     <w:bookmarkEnd w:id="104"/>
-    <w:bookmarkStart w:id="105" w:name="rf-048-cancelar-un-viaje"/>
+    <w:bookmarkStart w:id="105" w:name="_92d2b1772e7dae644b208f386a7484068e98546"/>
     <w:p>
       <w:pPr>
         <w:pStyle w:val="Heading4"/>
@@ -8797,7 +8797,7 @@
       </w:r>
     </w:p>
     <w:bookmarkEnd w:id="105"/>
-    <w:bookmarkStart w:id="106" w:name="Xf13d8c1b91d2adcd74e1eb410b139da86455d12"/>
+    <w:bookmarkStart w:id="106" w:name="_f13d8c1b91d2adcd74e1eb410b139da86455d12"/>
     <w:p>
       <w:pPr>
         <w:pStyle w:val="Heading4"/>
@@ -8939,7 +8939,7 @@
       </w:r>
     </w:p>
     <w:bookmarkEnd w:id="106"/>
-    <w:bookmarkStart w:id="107" w:name="Xb12ed3dcc7e36b75b860f600292c8254fd2b3e2"/>
+    <w:bookmarkStart w:id="107" w:name="_b12ed3dcc7e36b75b860f600292c8254fd2b3e2"/>
     <w:p>
       <w:pPr>
         <w:pStyle w:val="Heading4"/>
@@ -9111,7 +9111,7 @@
       </w:r>
     </w:p>
     <w:bookmarkEnd w:id="107"/>
-    <w:bookmarkStart w:id="108" w:name="X37b5de033015b3905472fe22b3b413045ed8c04"/>
+    <w:bookmarkStart w:id="108" w:name="_37b5de033015b3905472fe22b3b413045ed8c04"/>
     <w:p>
       <w:pPr>
         <w:pStyle w:val="Heading4"/>
@@ -9289,7 +9289,7 @@
       </w:r>
     </w:p>
     <w:bookmarkEnd w:id="108"/>
-    <w:bookmarkStart w:id="109" w:name="X1f0c6367277a77ed62a3ba1f3ab24831ce4f475"/>
+    <w:bookmarkStart w:id="109" w:name="_1f0c6367277a77ed62a3ba1f3ab24831ce4f475"/>
     <w:p>
       <w:pPr>
         <w:pStyle w:val="Heading4"/>
@@ -9419,7 +9419,7 @@
       </w:r>
     </w:p>
     <w:bookmarkEnd w:id="109"/>
-    <w:bookmarkStart w:id="110" w:name="Xd4efe67d70597f862f88936b294357b2a0cf7b2"/>
+    <w:bookmarkStart w:id="110" w:name="_d4efe67d70597f862f88936b294357b2a0cf7b2"/>
     <w:p>
       <w:pPr>
         <w:pStyle w:val="Heading4"/>
@@ -9592,7 +9592,7 @@
     </w:p>
     <w:bookmarkEnd w:id="110"/>
     <w:bookmarkEnd w:id="111"/>
-    <w:bookmarkStart w:id="131" w:name="economía-y-pagos"/>
+    <w:bookmarkStart w:id="131" w:name="_1f7488dc20aa6c0bd511361ed6548d3fc91aa96"/>
     <w:p>
       <w:pPr>
         <w:pStyle w:val="Heading1"/>
@@ -9636,7 +9636,7 @@
         <w:t xml:space="preserve">y comisión del vendedor como concepto separado.</w:t>
       </w:r>
     </w:p>
-    <w:bookmarkStart w:id="112" w:name="rf-054-registrar-la-economía-del-viaje"/>
+    <w:bookmarkStart w:id="112" w:name="_482f7c512719ec3a53aa7c60839df1d23d0bea9"/>
     <w:p>
       <w:pPr>
         <w:pStyle w:val="Heading4"/>
@@ -9766,7 +9766,7 @@
       </w:r>
     </w:p>
     <w:bookmarkEnd w:id="112"/>
-    <w:bookmarkStart w:id="113" w:name="rf-055-calcular-la-ganancia-y-el-margen"/>
+    <w:bookmarkStart w:id="113" w:name="_aab3d8e1a4b217a2c6ab58634e417f7b7eb1b31"/>
     <w:p>
       <w:pPr>
         <w:pStyle w:val="Heading4"/>
@@ -9918,7 +9918,7 @@
       </w:r>
     </w:p>
     <w:bookmarkEnd w:id="113"/>
-    <w:bookmarkStart w:id="114" w:name="Xf2488308b6fd8cdc155a1eb492a6f81fd7b604f"/>
+    <w:bookmarkStart w:id="114" w:name="_f2488308b6fd8cdc155a1eb492a6f81fd7b604f"/>
     <w:p>
       <w:pPr>
         <w:pStyle w:val="Heading4"/>
@@ -10048,7 +10048,7 @@
       </w:r>
     </w:p>
     <w:bookmarkEnd w:id="114"/>
-    <w:bookmarkStart w:id="115" w:name="rf-057-registrar-un-viaje-sin-vendedor"/>
+    <w:bookmarkStart w:id="115" w:name="_e40c83f254e90efb1f7a7f9d87ae1e289bb5f3c"/>
     <w:p>
       <w:pPr>
         <w:pStyle w:val="Heading4"/>
@@ -10178,7 +10178,7 @@
       </w:r>
     </w:p>
     <w:bookmarkEnd w:id="115"/>
-    <w:bookmarkStart w:id="116" w:name="X1f10b9a713dbc8449d76629e06162ee0094f36c"/>
+    <w:bookmarkStart w:id="116" w:name="_1f10b9a713dbc8449d76629e06162ee0094f36c"/>
     <w:p>
       <w:pPr>
         <w:pStyle w:val="Heading4"/>
@@ -10308,7 +10308,7 @@
       </w:r>
     </w:p>
     <w:bookmarkEnd w:id="116"/>
-    <w:bookmarkStart w:id="117" w:name="Xc8d98331a6b870d911d5aa29190ce1cd04cde7c"/>
+    <w:bookmarkStart w:id="117" w:name="_c8d98331a6b870d911d5aa29190ce1cd04cde7c"/>
     <w:p>
       <w:pPr>
         <w:pStyle w:val="Heading4"/>
@@ -10438,7 +10438,7 @@
       </w:r>
     </w:p>
     <w:bookmarkEnd w:id="117"/>
-    <w:bookmarkStart w:id="118" w:name="Xfd4a49a14d8203b549ae01c2205f7c636bbfff0"/>
+    <w:bookmarkStart w:id="118" w:name="_fd4a49a14d8203b549ae01c2205f7c636bbfff0"/>
     <w:p>
       <w:pPr>
         <w:pStyle w:val="Heading4"/>
@@ -10568,7 +10568,7 @@
       </w:r>
     </w:p>
     <w:bookmarkEnd w:id="118"/>
-    <w:bookmarkStart w:id="119" w:name="Xb09f4387e1cb2cd58c675a1227dbd8a4bb303cb"/>
+    <w:bookmarkStart w:id="119" w:name="_b09f4387e1cb2cd58c675a1227dbd8a4bb303cb"/>
     <w:p>
       <w:pPr>
         <w:pStyle w:val="Heading4"/>
@@ -10698,7 +10698,7 @@
       </w:r>
     </w:p>
     <w:bookmarkEnd w:id="119"/>
-    <w:bookmarkStart w:id="120" w:name="Xd0cb2d954c4cdf6ca4193ad519975a539e176e4"/>
+    <w:bookmarkStart w:id="120" w:name="_d0cb2d954c4cdf6ca4193ad519975a539e176e4"/>
     <w:p>
       <w:pPr>
         <w:pStyle w:val="Heading4"/>
@@ -10840,7 +10840,7 @@
       </w:r>
     </w:p>
     <w:bookmarkEnd w:id="120"/>
-    <w:bookmarkStart w:id="121" w:name="X945535e9954a1257f5b6ed9b11b4f5d8551a919"/>
+    <w:bookmarkStart w:id="121" w:name="_945535e9954a1257f5b6ed9b11b4f5d8551a919"/>
     <w:p>
       <w:pPr>
         <w:pStyle w:val="Heading4"/>
@@ -10970,7 +10970,7 @@
       </w:r>
     </w:p>
     <w:bookmarkEnd w:id="121"/>
-    <w:bookmarkStart w:id="122" w:name="Xfee83c1dcd99367500cf474e6456155c5618058"/>
+    <w:bookmarkStart w:id="122" w:name="_fee83c1dcd99367500cf474e6456155c5618058"/>
     <w:p>
       <w:pPr>
         <w:pStyle w:val="Heading4"/>
@@ -11115,7 +11115,7 @@
       </w:r>
     </w:p>
     <w:bookmarkEnd w:id="122"/>
-    <w:bookmarkStart w:id="123" w:name="rf-065-reprogramar-un-pago-no-cobrado"/>
+    <w:bookmarkStart w:id="123" w:name="_261504640e5adca8a428d603f89827b35cd9113"/>
     <w:p>
       <w:pPr>
         <w:pStyle w:val="Heading4"/>
@@ -11299,7 +11299,7 @@
       </w:r>
     </w:p>
     <w:bookmarkEnd w:id="123"/>
-    <w:bookmarkStart w:id="124" w:name="rf-066-anular-un-pago-del-plan"/>
+    <w:bookmarkStart w:id="124" w:name="_e390e70670baebec51d9a2d9ddc6e24c822a13d"/>
     <w:p>
       <w:pPr>
         <w:pStyle w:val="Heading4"/>
@@ -11444,7 +11444,7 @@
       </w:r>
     </w:p>
     <w:bookmarkEnd w:id="124"/>
-    <w:bookmarkStart w:id="125" w:name="rf-067-registrar-el-cobro-de-un-pago"/>
+    <w:bookmarkStart w:id="125" w:name="_dbb01d81756893249ae2171275b3ff5b40cda24"/>
     <w:p>
       <w:pPr>
         <w:pStyle w:val="Heading4"/>
@@ -11616,7 +11616,7 @@
       </w:r>
     </w:p>
     <w:bookmarkEnd w:id="125"/>
-    <w:bookmarkStart w:id="126" w:name="rf-068-registrar-el-cobro-en-otra-moneda"/>
+    <w:bookmarkStart w:id="126" w:name="_4c5d6d930e7a88fc8e15b1a3b638664969991a8"/>
     <w:p>
       <w:pPr>
         <w:pStyle w:val="Heading4"/>
@@ -11746,7 +11746,7 @@
       </w:r>
     </w:p>
     <w:bookmarkEnd w:id="126"/>
-    <w:bookmarkStart w:id="127" w:name="X599175ddb16ecc8432787d5cfc147fbfabc9225"/>
+    <w:bookmarkStart w:id="127" w:name="_599175ddb16ecc8432787d5cfc147fbfabc9225"/>
     <w:p>
       <w:pPr>
         <w:pStyle w:val="Heading4"/>
@@ -11876,7 +11876,7 @@
       </w:r>
     </w:p>
     <w:bookmarkEnd w:id="127"/>
-    <w:bookmarkStart w:id="128" w:name="X259427e3fb99afd4b302ea42e192dc1b2be1ca9"/>
+    <w:bookmarkStart w:id="128" w:name="_259427e3fb99afd4b302ea42e192dc1b2be1ca9"/>
     <w:p>
       <w:pPr>
         <w:pStyle w:val="Heading4"/>
@@ -12075,7 +12075,7 @@
       </w:r>
     </w:p>
     <w:bookmarkEnd w:id="128"/>
-    <w:bookmarkStart w:id="129" w:name="X68b11f0083e7e937990c43e22bda5dc32f5acd5"/>
+    <w:bookmarkStart w:id="129" w:name="_68b11f0083e7e937990c43e22bda5dc32f5acd5"/>
     <w:p>
       <w:pPr>
         <w:pStyle w:val="Heading4"/>
@@ -12205,7 +12205,7 @@
       </w:r>
     </w:p>
     <w:bookmarkEnd w:id="129"/>
-    <w:bookmarkStart w:id="130" w:name="rf-072-cobrar-cada-pago-de-forma-íntegra"/>
+    <w:bookmarkStart w:id="130" w:name="_f7f222c15cbfc35dd5d09c9800e0377ff6c07b1"/>
     <w:p>
       <w:pPr>
         <w:pStyle w:val="Heading4"/>
@@ -12336,7 +12336,7 @@
     </w:p>
     <w:bookmarkEnd w:id="130"/>
     <w:bookmarkEnd w:id="131"/>
-    <w:bookmarkStart w:id="144" w:name="alertas"/>
+    <w:bookmarkStart w:id="144" w:name="_alertas"/>
     <w:p>
       <w:pPr>
         <w:pStyle w:val="Heading1"/>
@@ -12353,7 +12353,7 @@
         <w:t xml:space="preserve">Casos de uso que los realizan: CU-14 Ver y atender alertas del día y CU-28 Crear recordatorio manual. La mayoría de las Alertas las genera el sistema desde otros módulos; este módulo las consolida en una agenda y permite crearlas a mano.</w:t>
       </w:r>
     </w:p>
-    <w:bookmarkStart w:id="132" w:name="rf-073-clasificar-las-alertas-por-tipo"/>
+    <w:bookmarkStart w:id="132" w:name="_845fa381e18b60af717c1e17d42b7e8f705308a"/>
     <w:p>
       <w:pPr>
         <w:pStyle w:val="Heading4"/>
@@ -12582,7 +12582,7 @@
       </w:r>
     </w:p>
     <w:bookmarkEnd w:id="132"/>
-    <w:bookmarkStart w:id="133" w:name="Xe2b08df1aca5d6a1ce0620879054f11c5faca77"/>
+    <w:bookmarkStart w:id="133" w:name="_e2b08df1aca5d6a1ce0620879054f11c5faca77"/>
     <w:p>
       <w:pPr>
         <w:pStyle w:val="Heading4"/>
@@ -12724,7 +12724,7 @@
       </w:r>
     </w:p>
     <w:bookmarkEnd w:id="133"/>
-    <w:bookmarkStart w:id="134" w:name="rf-075-mostrar-el-contexto-de-una-alerta"/>
+    <w:bookmarkStart w:id="134" w:name="_8041d21b9030f19dc4a27785b05e6aacafa0b75"/>
     <w:p>
       <w:pPr>
         <w:pStyle w:val="Heading4"/>
@@ -12854,7 +12854,7 @@
       </w:r>
     </w:p>
     <w:bookmarkEnd w:id="134"/>
-    <w:bookmarkStart w:id="135" w:name="X1cb955bbc9062b41bf1ac19992242cb8a7673da"/>
+    <w:bookmarkStart w:id="135" w:name="_1cb955bbc9062b41bf1ac19992242cb8a7673da"/>
     <w:p>
       <w:pPr>
         <w:pStyle w:val="Heading4"/>
@@ -13014,7 +13014,7 @@
       </w:r>
     </w:p>
     <w:bookmarkEnd w:id="135"/>
-    <w:bookmarkStart w:id="136" w:name="rf-077-posponer-una-alerta"/>
+    <w:bookmarkStart w:id="136" w:name="_4e4537b48d50d4824f057e62173c55a65e6e579"/>
     <w:p>
       <w:pPr>
         <w:pStyle w:val="Heading4"/>
@@ -13144,7 +13144,7 @@
       </w:r>
     </w:p>
     <w:bookmarkEnd w:id="136"/>
-    <w:bookmarkStart w:id="137" w:name="Xd8ca0a9f4c372bfa9fba40250d3cac49738cc74"/>
+    <w:bookmarkStart w:id="137" w:name="_d8ca0a9f4c372bfa9fba40250d3cac49738cc74"/>
     <w:p>
       <w:pPr>
         <w:pStyle w:val="Heading4"/>
@@ -13301,7 +13301,7 @@
       </w:r>
     </w:p>
     <w:bookmarkEnd w:id="137"/>
-    <w:bookmarkStart w:id="138" w:name="X897712b274f4245a09b6098fa23b97c55fbf342"/>
+    <w:bookmarkStart w:id="138" w:name="_897712b274f4245a09b6098fa23b97c55fbf342"/>
     <w:p>
       <w:pPr>
         <w:pStyle w:val="Heading4"/>
@@ -13431,7 +13431,7 @@
       </w:r>
     </w:p>
     <w:bookmarkEnd w:id="138"/>
-    <w:bookmarkStart w:id="139" w:name="rf-154-listar-las-próximas-alertas"/>
+    <w:bookmarkStart w:id="139" w:name="_82627a29cf88e6c950a10290a08df74b418950d"/>
     <w:p>
       <w:pPr>
         <w:pStyle w:val="Heading4"/>
@@ -13576,7 +13576,7 @@
       </w:r>
     </w:p>
     <w:bookmarkEnd w:id="139"/>
-    <w:bookmarkStart w:id="140" w:name="rf-155-mostrar-el-progreso-del-día"/>
+    <w:bookmarkStart w:id="140" w:name="_92b9e63136c1acf827a8d59129bb3c91b3e35f3"/>
     <w:p>
       <w:pPr>
         <w:pStyle w:val="Heading4"/>
@@ -13721,7 +13721,7 @@
       </w:r>
     </w:p>
     <w:bookmarkEnd w:id="140"/>
-    <w:bookmarkStart w:id="141" w:name="rf-080-crear-un-recordatorio-manual"/>
+    <w:bookmarkStart w:id="141" w:name="_1796e425ec21395f6c8087d58f47d5bc6cde8f1"/>
     <w:p>
       <w:pPr>
         <w:pStyle w:val="Heading4"/>
@@ -13878,7 +13878,7 @@
       </w:r>
     </w:p>
     <w:bookmarkEnd w:id="141"/>
-    <w:bookmarkStart w:id="142" w:name="Xe226a8cb3400124a2edc9277562999ad16bbaae"/>
+    <w:bookmarkStart w:id="142" w:name="_e226a8cb3400124a2edc9277562999ad16bbaae"/>
     <w:p>
       <w:pPr>
         <w:pStyle w:val="Heading4"/>
@@ -14008,7 +14008,7 @@
       </w:r>
     </w:p>
     <w:bookmarkEnd w:id="142"/>
-    <w:bookmarkStart w:id="143" w:name="rf-082-editar-un-recordatorio-pendiente"/>
+    <w:bookmarkStart w:id="143" w:name="_d339871898216af14cb908ed292281719bde908"/>
     <w:p>
       <w:pPr>
         <w:pStyle w:val="Heading4"/>
@@ -14151,7 +14151,7 @@
     </w:p>
     <w:bookmarkEnd w:id="143"/>
     <w:bookmarkEnd w:id="144"/>
-    <w:bookmarkStart w:id="159" w:name="configuración-y-catálogos"/>
+    <w:bookmarkStart w:id="159" w:name="_22cf672f621a9ad43be29d2c3a0b5b6a74c621c"/>
     <w:p>
       <w:pPr>
         <w:pStyle w:val="Heading1"/>
@@ -14195,7 +14195,7 @@
         <w:t xml:space="preserve">habilitado.</w:t>
       </w:r>
     </w:p>
-    <w:bookmarkStart w:id="145" w:name="X68778cd10861e3f049949e15c7e7e59e1bbe635"/>
+    <w:bookmarkStart w:id="145" w:name="_68778cd10861e3f049949e15c7e7e59e1bbe635"/>
     <w:p>
       <w:pPr>
         <w:pStyle w:val="Heading4"/>
@@ -14325,7 +14325,7 @@
       </w:r>
     </w:p>
     <w:bookmarkEnd w:id="145"/>
-    <w:bookmarkStart w:id="146" w:name="X6d1f1bed1073176cb5f6375abdde77ae1faf7e1"/>
+    <w:bookmarkStart w:id="146" w:name="_6d1f1bed1073176cb5f6375abdde77ae1faf7e1"/>
     <w:p>
       <w:pPr>
         <w:pStyle w:val="Heading4"/>
@@ -14455,7 +14455,7 @@
       </w:r>
     </w:p>
     <w:bookmarkEnd w:id="146"/>
-    <w:bookmarkStart w:id="147" w:name="X7b3d5d0825829aaef2373ff793a30c6a8bbde0e"/>
+    <w:bookmarkStart w:id="147" w:name="_7b3d5d0825829aaef2373ff793a30c6a8bbde0e"/>
     <w:p>
       <w:pPr>
         <w:pStyle w:val="Heading4"/>
@@ -14585,7 +14585,7 @@
       </w:r>
     </w:p>
     <w:bookmarkEnd w:id="147"/>
-    <w:bookmarkStart w:id="148" w:name="X1963c1921c985227e99f3c13097f6600de45e5b"/>
+    <w:bookmarkStart w:id="148" w:name="_1963c1921c985227e99f3c13097f6600de45e5b"/>
     <w:p>
       <w:pPr>
         <w:pStyle w:val="Heading4"/>
@@ -14715,7 +14715,7 @@
       </w:r>
     </w:p>
     <w:bookmarkEnd w:id="148"/>
-    <w:bookmarkStart w:id="149" w:name="X12d24a7ff1b10f0aed85d8a871972ebf664ba9f"/>
+    <w:bookmarkStart w:id="149" w:name="_12d24a7ff1b10f0aed85d8a871972ebf664ba9f"/>
     <w:p>
       <w:pPr>
         <w:pStyle w:val="Heading4"/>
@@ -14845,7 +14845,7 @@
       </w:r>
     </w:p>
     <w:bookmarkEnd w:id="149"/>
-    <w:bookmarkStart w:id="150" w:name="Xfd35488b36f3724ae76a9322425150639464d69"/>
+    <w:bookmarkStart w:id="150" w:name="_fd35488b36f3724ae76a9322425150639464d69"/>
     <w:p>
       <w:pPr>
         <w:pStyle w:val="Heading4"/>
@@ -14975,7 +14975,7 @@
       </w:r>
     </w:p>
     <w:bookmarkEnd w:id="150"/>
-    <w:bookmarkStart w:id="151" w:name="rf-089-gestionar-el-catálogo-de-destinos"/>
+    <w:bookmarkStart w:id="151" w:name="_3dfe416a80ffa3bd4d66461ca5f95c1c729776e"/>
     <w:p>
       <w:pPr>
         <w:pStyle w:val="Heading4"/>
@@ -15105,7 +15105,7 @@
       </w:r>
     </w:p>
     <w:bookmarkEnd w:id="151"/>
-    <w:bookmarkStart w:id="152" w:name="rf-090-impedir-destinos-duplicados"/>
+    <w:bookmarkStart w:id="152" w:name="_2936a1f3f1860f5fb41eb79d8e986b3932f17b1"/>
     <w:p>
       <w:pPr>
         <w:pStyle w:val="Heading4"/>
@@ -15235,7 +15235,7 @@
       </w:r>
     </w:p>
     <w:bookmarkEnd w:id="152"/>
-    <w:bookmarkStart w:id="153" w:name="Xa09afbb136401c67fbe2dbc317c811690e4ab02"/>
+    <w:bookmarkStart w:id="153" w:name="_a09afbb136401c67fbe2dbc317c811690e4ab02"/>
     <w:p>
       <w:pPr>
         <w:pStyle w:val="Heading4"/>
@@ -15365,7 +15365,7 @@
       </w:r>
     </w:p>
     <w:bookmarkEnd w:id="153"/>
-    <w:bookmarkStart w:id="154" w:name="rf-092-reactivar-un-destino"/>
+    <w:bookmarkStart w:id="154" w:name="_bd42683fdc67af89b66232e92eceac4f601c383"/>
     <w:p>
       <w:pPr>
         <w:pStyle w:val="Heading4"/>
@@ -15495,7 +15495,7 @@
       </w:r>
     </w:p>
     <w:bookmarkEnd w:id="154"/>
-    <w:bookmarkStart w:id="155" w:name="X6a1d825bc06c00ff39779c51c52a41af6861e2d"/>
+    <w:bookmarkStart w:id="155" w:name="_6a1d825bc06c00ff39779c51c52a41af6861e2d"/>
     <w:p>
       <w:pPr>
         <w:pStyle w:val="Heading4"/>
@@ -15625,7 +15625,7 @@
       </w:r>
     </w:p>
     <w:bookmarkEnd w:id="155"/>
-    <w:bookmarkStart w:id="156" w:name="rf-094-impedir-operadores-duplicados"/>
+    <w:bookmarkStart w:id="156" w:name="_bfcf68f9e97cab6e37f01308c279eb696668a19"/>
     <w:p>
       <w:pPr>
         <w:pStyle w:val="Heading4"/>
@@ -15755,7 +15755,7 @@
       </w:r>
     </w:p>
     <w:bookmarkEnd w:id="156"/>
-    <w:bookmarkStart w:id="157" w:name="Xc8e6e840b95d1294618614beafe83cb07d6f742"/>
+    <w:bookmarkStart w:id="157" w:name="_c8e6e840b95d1294618614beafe83cb07d6f742"/>
     <w:p>
       <w:pPr>
         <w:pStyle w:val="Heading4"/>
@@ -15885,7 +15885,7 @@
       </w:r>
     </w:p>
     <w:bookmarkEnd w:id="157"/>
-    <w:bookmarkStart w:id="158" w:name="rf-096-reactivar-un-operador"/>
+    <w:bookmarkStart w:id="158" w:name="_e895b7b8f552d3651e5b9f214274d4eff7caa1f"/>
     <w:p>
       <w:pPr>
         <w:pStyle w:val="Heading4"/>
@@ -16016,7 +16016,7 @@
     </w:p>
     <w:bookmarkEnd w:id="158"/>
     <w:bookmarkEnd w:id="159"/>
-    <w:bookmarkStart w:id="176" w:name="catálogo-de-hoteles"/>
+    <w:bookmarkStart w:id="176" w:name="_53fa968383fef0c11d16b634bd695b6cc12ca2c"/>
     <w:p>
       <w:pPr>
         <w:pStyle w:val="Heading1"/>
@@ -16033,7 +16033,7 @@
         <w:t xml:space="preserve">Casos de uso que los realizan: CU-16 Gestionar hotel en catálogo, CU-17 Registrar reseña de hotel, CU-18 Buscar y recomendar hoteles y CU-29 Eliminar reseña. El catálogo es compartido por toda la agencia y alimenta la recomendación al cliente.</w:t>
       </w:r>
     </w:p>
-    <w:bookmarkStart w:id="160" w:name="rf-097-dar-de-alta-y-editar-un-hotel"/>
+    <w:bookmarkStart w:id="160" w:name="_38ecdf77db1883ca1083019035ef67d90deeed0"/>
     <w:p>
       <w:pPr>
         <w:pStyle w:val="Heading4"/>
@@ -16163,7 +16163,7 @@
       </w:r>
     </w:p>
     <w:bookmarkEnd w:id="160"/>
-    <w:bookmarkStart w:id="161" w:name="X1f695dc0c181fca710df9667aae54b7a6000edf"/>
+    <w:bookmarkStart w:id="161" w:name="_1f695dc0c181fca710df9667aae54b7a6000edf"/>
     <w:p>
       <w:pPr>
         <w:pStyle w:val="Heading4"/>
@@ -16293,7 +16293,7 @@
       </w:r>
     </w:p>
     <w:bookmarkEnd w:id="161"/>
-    <w:bookmarkStart w:id="162" w:name="rf-099-detectar-hoteles-duplicados"/>
+    <w:bookmarkStart w:id="162" w:name="_cadb1661c7e9ed627b8be436e55b1d128208d47"/>
     <w:p>
       <w:pPr>
         <w:pStyle w:val="Heading4"/>
@@ -16423,7 +16423,7 @@
       </w:r>
     </w:p>
     <w:bookmarkEnd w:id="162"/>
-    <w:bookmarkStart w:id="163" w:name="rf-100-dar-de-baja-un-hotel"/>
+    <w:bookmarkStart w:id="163" w:name="_bca5bea5e246c383e0d3fdf898e17a8b485ccf3"/>
     <w:p>
       <w:pPr>
         <w:pStyle w:val="Heading4"/>
@@ -16553,7 +16553,7 @@
       </w:r>
     </w:p>
     <w:bookmarkEnd w:id="163"/>
-    <w:bookmarkStart w:id="164" w:name="rf-101-registrar-una-reseña-de-hotel"/>
+    <w:bookmarkStart w:id="164" w:name="_014461e05af6b371b9d2ca707ea41110df64c8d"/>
     <w:p>
       <w:pPr>
         <w:pStyle w:val="Heading4"/>
@@ -16698,7 +16698,7 @@
       </w:r>
     </w:p>
     <w:bookmarkEnd w:id="164"/>
-    <w:bookmarkStart w:id="165" w:name="X4d05507e29081a2db1d1bae192b5f3576a998e5"/>
+    <w:bookmarkStart w:id="165" w:name="_4d05507e29081a2db1d1bae192b5f3576a998e5"/>
     <w:p>
       <w:pPr>
         <w:pStyle w:val="Heading4"/>
@@ -16828,7 +16828,7 @@
       </w:r>
     </w:p>
     <w:bookmarkEnd w:id="165"/>
-    <w:bookmarkStart w:id="166" w:name="rf-103-validar-la-reseña"/>
+    <w:bookmarkStart w:id="166" w:name="_3650e1bab72f1425c7427823dd07c9fb1956807"/>
     <w:p>
       <w:pPr>
         <w:pStyle w:val="Heading4"/>
@@ -16958,7 +16958,7 @@
       </w:r>
     </w:p>
     <w:bookmarkEnd w:id="166"/>
-    <w:bookmarkStart w:id="167" w:name="X5360a3393dfae35d209ed3070aa1589ee41aa5a"/>
+    <w:bookmarkStart w:id="167" w:name="_5360a3393dfae35d209ed3070aa1589ee41aa5a"/>
     <w:p>
       <w:pPr>
         <w:pStyle w:val="Heading4"/>
@@ -17088,7 +17088,7 @@
       </w:r>
     </w:p>
     <w:bookmarkEnd w:id="167"/>
-    <w:bookmarkStart w:id="168" w:name="rf-105-editar-una-reseña"/>
+    <w:bookmarkStart w:id="168" w:name="_50ca400200550f27972fdc63b5746d5bb14099a"/>
     <w:p>
       <w:pPr>
         <w:pStyle w:val="Heading4"/>
@@ -17218,7 +17218,7 @@
       </w:r>
     </w:p>
     <w:bookmarkEnd w:id="168"/>
-    <w:bookmarkStart w:id="169" w:name="rf-106-buscar-hoteles-del-catálogo"/>
+    <w:bookmarkStart w:id="169" w:name="_dc47af82714804159de48eecd772fbf5cdc7a81"/>
     <w:p>
       <w:pPr>
         <w:pStyle w:val="Heading4"/>
@@ -17348,7 +17348,7 @@
       </w:r>
     </w:p>
     <w:bookmarkEnd w:id="169"/>
-    <w:bookmarkStart w:id="170" w:name="Xcf795dc260b94eaf7169be92baedd9b97698727"/>
+    <w:bookmarkStart w:id="170" w:name="_cf795dc260b94eaf7169be92baedd9b97698727"/>
     <w:p>
       <w:pPr>
         <w:pStyle w:val="Heading4"/>
@@ -17478,7 +17478,7 @@
       </w:r>
     </w:p>
     <w:bookmarkEnd w:id="170"/>
-    <w:bookmarkStart w:id="171" w:name="Xcc3de65d9cb395f2e9e513115f655530e474f01"/>
+    <w:bookmarkStart w:id="171" w:name="_cc3de65d9cb395f2e9e513115f655530e474f01"/>
     <w:p>
       <w:pPr>
         <w:pStyle w:val="Heading4"/>
@@ -17608,7 +17608,7 @@
       </w:r>
     </w:p>
     <w:bookmarkEnd w:id="171"/>
-    <w:bookmarkStart w:id="172" w:name="X273980b768de40094487765088ef317119425ba"/>
+    <w:bookmarkStart w:id="172" w:name="_273980b768de40094487765088ef317119425ba"/>
     <w:p>
       <w:pPr>
         <w:pStyle w:val="Heading4"/>
@@ -17738,7 +17738,7 @@
       </w:r>
     </w:p>
     <w:bookmarkEnd w:id="172"/>
-    <w:bookmarkStart w:id="173" w:name="X4044d76728e836dcce16f0b72b57f474c4a8ea6"/>
+    <w:bookmarkStart w:id="173" w:name="_4044d76728e836dcce16f0b72b57f474c4a8ea6"/>
     <w:p>
       <w:pPr>
         <w:pStyle w:val="Heading4"/>
@@ -17868,7 +17868,7 @@
       </w:r>
     </w:p>
     <w:bookmarkEnd w:id="173"/>
-    <w:bookmarkStart w:id="174" w:name="rf-111-ocultar-una-reseña"/>
+    <w:bookmarkStart w:id="174" w:name="_97f90ab95c317e565553c77e6ac19e087fdf74c"/>
     <w:p>
       <w:pPr>
         <w:pStyle w:val="Heading4"/>
@@ -17998,7 +17998,7 @@
       </w:r>
     </w:p>
     <w:bookmarkEnd w:id="174"/>
-    <w:bookmarkStart w:id="175" w:name="rf-112-restaurar-una-reseña-oculta"/>
+    <w:bookmarkStart w:id="175" w:name="_b8435924c0d77784e9fe7b5647f3e51e5d5d529"/>
     <w:p>
       <w:pPr>
         <w:pStyle w:val="Heading4"/>
@@ -18129,7 +18129,7 @@
     </w:p>
     <w:bookmarkEnd w:id="175"/>
     <w:bookmarkEnd w:id="176"/>
-    <w:bookmarkStart w:id="187" w:name="redes"/>
+    <w:bookmarkStart w:id="187" w:name="_redes"/>
     <w:p>
       <w:pPr>
         <w:pStyle w:val="Heading1"/>
@@ -18146,7 +18146,7 @@
         <w:t xml:space="preserve">Casos de uso que los realizan: CU-19 Planificar contenido en redes y CU-20 Generar propuesta de contenido con IA. El sistema planifica y asiste, pero no publica: la publicación en la red la hace una persona.</w:t>
       </w:r>
     </w:p>
-    <w:bookmarkStart w:id="177" w:name="rf-113-crear-una-pieza-de-contenido"/>
+    <w:bookmarkStart w:id="177" w:name="_8c1c15c5964e2a635e07b162b703182b60ce6ef"/>
     <w:p>
       <w:pPr>
         <w:pStyle w:val="Heading4"/>
@@ -18291,7 +18291,7 @@
       </w:r>
     </w:p>
     <w:bookmarkEnd w:id="177"/>
-    <w:bookmarkStart w:id="178" w:name="X4d452aee8b1a1e8362b1d1d7ee5fbeb658dbc8d"/>
+    <w:bookmarkStart w:id="178" w:name="_4d452aee8b1a1e8362b1d1d7ee5fbeb658dbc8d"/>
     <w:p>
       <w:pPr>
         <w:pStyle w:val="Heading4"/>
@@ -18499,7 +18499,7 @@
       </w:r>
     </w:p>
     <w:bookmarkEnd w:id="178"/>
-    <w:bookmarkStart w:id="179" w:name="rf-115-editar-y-reprogramar-una-pieza"/>
+    <w:bookmarkStart w:id="179" w:name="_9bb46db642873b2f271a21e6b7fbf886ff3ea03"/>
     <w:p>
       <w:pPr>
         <w:pStyle w:val="Heading4"/>
@@ -18629,7 +18629,7 @@
       </w:r>
     </w:p>
     <w:bookmarkEnd w:id="179"/>
-    <w:bookmarkStart w:id="180" w:name="X088f0cff780f92884ae6542404ac4bb7f01393b"/>
+    <w:bookmarkStart w:id="180" w:name="_088f0cff780f92884ae6542404ac4bb7f01393b"/>
     <w:p>
       <w:pPr>
         <w:pStyle w:val="Heading4"/>
@@ -18759,7 +18759,7 @@
       </w:r>
     </w:p>
     <w:bookmarkEnd w:id="180"/>
-    <w:bookmarkStart w:id="181" w:name="rf-117-descartar-una-pieza-de-contenido"/>
+    <w:bookmarkStart w:id="181" w:name="_20b9a450706a99baabc612f9fcb8a9eb102627a"/>
     <w:p>
       <w:pPr>
         <w:pStyle w:val="Heading4"/>
@@ -18901,7 +18901,7 @@
       </w:r>
     </w:p>
     <w:bookmarkEnd w:id="181"/>
-    <w:bookmarkStart w:id="182" w:name="Xbfcf2d81f82d841a56b4d96fafd10d452194dff"/>
+    <w:bookmarkStart w:id="182" w:name="_bfcf2d81f82d841a56b4d96fafd10d452194dff"/>
     <w:p>
       <w:pPr>
         <w:pStyle w:val="Heading4"/>
@@ -19046,7 +19046,7 @@
       </w:r>
     </w:p>
     <w:bookmarkEnd w:id="182"/>
-    <w:bookmarkStart w:id="183" w:name="X11328e1f00dbfd81d54990aee8d17090d59da0d"/>
+    <w:bookmarkStart w:id="183" w:name="_11328e1f00dbfd81d54990aee8d17090d59da0d"/>
     <w:p>
       <w:pPr>
         <w:pStyle w:val="Heading4"/>
@@ -19176,7 +19176,7 @@
       </w:r>
     </w:p>
     <w:bookmarkEnd w:id="183"/>
-    <w:bookmarkStart w:id="184" w:name="Xed9b28ffb53924495f2a632632c9ecb13fe7b0b"/>
+    <w:bookmarkStart w:id="184" w:name="_ed9b28ffb53924495f2a632632c9ecb13fe7b0b"/>
     <w:p>
       <w:pPr>
         <w:pStyle w:val="Heading4"/>
@@ -19306,7 +19306,7 @@
       </w:r>
     </w:p>
     <w:bookmarkEnd w:id="184"/>
-    <w:bookmarkStart w:id="185" w:name="X2d45888c0ef4b9a35410f1491d55daf64e7fefb"/>
+    <w:bookmarkStart w:id="185" w:name="_2d45888c0ef4b9a35410f1491d55daf64e7fefb"/>
     <w:p>
       <w:pPr>
         <w:pStyle w:val="Heading4"/>
@@ -19463,7 +19463,7 @@
       </w:r>
     </w:p>
     <w:bookmarkEnd w:id="185"/>
-    <w:bookmarkStart w:id="186" w:name="X7e0d741b8e73c2ed700de9514509246a06ee7c8"/>
+    <w:bookmarkStart w:id="186" w:name="_7e0d741b8e73c2ed700de9514509246a06ee7c8"/>
     <w:p>
       <w:pPr>
         <w:pStyle w:val="Heading4"/>
@@ -19594,7 +19594,7 @@
     </w:p>
     <w:bookmarkEnd w:id="186"/>
     <w:bookmarkEnd w:id="187"/>
-    <w:bookmarkStart w:id="201" w:name="dashboard-y-reportes"/>
+    <w:bookmarkStart w:id="201" w:name="_a76dc780222b06da3f13657df0fd7fe7e2fa00c"/>
     <w:p>
       <w:pPr>
         <w:pStyle w:val="Heading1"/>
@@ -19611,7 +19611,7 @@
         <w:t xml:space="preserve">Casos de uso que los realizan: CU-21 Ver dashboard y embudo y CU-22 Generar reportes y estadísticas. Los indicadores y las métricas se derivan de los datos operativos: se calculan sobre el período, no se almacenan. Ambas vistas son de solo lectura.</w:t>
       </w:r>
     </w:p>
-    <w:bookmarkStart w:id="188" w:name="rf-123-mostrar-el-embudo-de-ventas"/>
+    <w:bookmarkStart w:id="188" w:name="_ee5147a08dbe8b3a286c45629cdf6bdb05e1e62"/>
     <w:p>
       <w:pPr>
         <w:pStyle w:val="Heading4"/>
@@ -19750,7 +19750,7 @@
       </w:r>
     </w:p>
     <w:bookmarkEnd w:id="188"/>
-    <w:bookmarkStart w:id="189" w:name="X5f7857deb156ed456e4b1916f8a5028511b7d7e"/>
+    <w:bookmarkStart w:id="189" w:name="_5f7857deb156ed456e4b1916f8a5028511b7d7e"/>
     <w:p>
       <w:pPr>
         <w:pStyle w:val="Heading4"/>
@@ -19880,7 +19880,7 @@
       </w:r>
     </w:p>
     <w:bookmarkEnd w:id="189"/>
-    <w:bookmarkStart w:id="190" w:name="Xe28457863a67290209cd2a845e5927c30cff5af"/>
+    <w:bookmarkStart w:id="190" w:name="_e28457863a67290209cd2a845e5927c30cff5af"/>
     <w:p>
       <w:pPr>
         <w:pStyle w:val="Heading4"/>
@@ -20010,7 +20010,7 @@
       </w:r>
     </w:p>
     <w:bookmarkEnd w:id="190"/>
-    <w:bookmarkStart w:id="191" w:name="rf-126-mostrar-la-analítica-comercial"/>
+    <w:bookmarkStart w:id="191" w:name="_a1e4375caf58a09d9975b30d7870ec51dc18297"/>
     <w:p>
       <w:pPr>
         <w:pStyle w:val="Heading4"/>
@@ -20140,7 +20140,7 @@
       </w:r>
     </w:p>
     <w:bookmarkEnd w:id="191"/>
-    <w:bookmarkStart w:id="192" w:name="X3d4af15bbfbf2f6c20d1c48f6ce778c8ae264a4"/>
+    <w:bookmarkStart w:id="192" w:name="_3d4af15bbfbf2f6c20d1c48f6ce778c8ae264a4"/>
     <w:p>
       <w:pPr>
         <w:pStyle w:val="Heading4"/>
@@ -20270,7 +20270,7 @@
       </w:r>
     </w:p>
     <w:bookmarkEnd w:id="192"/>
-    <w:bookmarkStart w:id="193" w:name="X8aa25ec19a8ce4c131fa7d4767e7c22e4b61bc5"/>
+    <w:bookmarkStart w:id="193" w:name="_8aa25ec19a8ce4c131fa7d4767e7c22e4b61bc5"/>
     <w:p>
       <w:pPr>
         <w:pStyle w:val="Heading4"/>
@@ -20400,7 +20400,7 @@
       </w:r>
     </w:p>
     <w:bookmarkEnd w:id="193"/>
-    <w:bookmarkStart w:id="194" w:name="rf-129-acotar-el-dashboard-según-el-rol"/>
+    <w:bookmarkStart w:id="194" w:name="_9cc9945e23550e9ce75a7060c90397c90255376"/>
     <w:p>
       <w:pPr>
         <w:pStyle w:val="Heading4"/>
@@ -20587,7 +20587,7 @@
       </w:r>
     </w:p>
     <w:bookmarkEnd w:id="194"/>
-    <w:bookmarkStart w:id="195" w:name="rf-130-calcular-los-indicadores-en-vivo"/>
+    <w:bookmarkStart w:id="195" w:name="_4c1932ac24ea488a17f9994be49752f644b1b4a"/>
     <w:p>
       <w:pPr>
         <w:pStyle w:val="Heading4"/>
@@ -20717,7 +20717,7 @@
       </w:r>
     </w:p>
     <w:bookmarkEnd w:id="195"/>
-    <w:bookmarkStart w:id="196" w:name="rf-131-generar-un-reporte-del-período"/>
+    <w:bookmarkStart w:id="196" w:name="_bc38acbaf03db036e256573f6b9078b89bc7ec7"/>
     <w:p>
       <w:pPr>
         <w:pStyle w:val="Heading4"/>
@@ -20847,7 +20847,7 @@
       </w:r>
     </w:p>
     <w:bookmarkEnd w:id="196"/>
-    <w:bookmarkStart w:id="197" w:name="rf-132-visualizar-el-reporte"/>
+    <w:bookmarkStart w:id="197" w:name="_515adbb148107ac12418c8968cf8389122502d7"/>
     <w:p>
       <w:pPr>
         <w:pStyle w:val="Heading4"/>
@@ -20977,7 +20977,7 @@
       </w:r>
     </w:p>
     <w:bookmarkEnd w:id="197"/>
-    <w:bookmarkStart w:id="198" w:name="rf-133-exportar-el-reporte"/>
+    <w:bookmarkStart w:id="198" w:name="_2731a50cb974dc7d2fa7f5fe8c09cbb746ae916"/>
     <w:p>
       <w:pPr>
         <w:pStyle w:val="Heading4"/>
@@ -21107,7 +21107,7 @@
       </w:r>
     </w:p>
     <w:bookmarkEnd w:id="198"/>
-    <w:bookmarkStart w:id="199" w:name="rf-134-comparar-dos-períodos"/>
+    <w:bookmarkStart w:id="199" w:name="_fe2dd8ae337459ad9e0dcaef8b1fb4effc2306a"/>
     <w:p>
       <w:pPr>
         <w:pStyle w:val="Heading4"/>
@@ -21237,7 +21237,7 @@
       </w:r>
     </w:p>
     <w:bookmarkEnd w:id="199"/>
-    <w:bookmarkStart w:id="200" w:name="rf-135-resolver-períodos-sin-datos"/>
+    <w:bookmarkStart w:id="200" w:name="_2e59ea2c2bc240631273c77d8f2087012bc8695"/>
     <w:p>
       <w:pPr>
         <w:pStyle w:val="Heading4"/>
@@ -21368,7 +21368,7 @@
     </w:p>
     <w:bookmarkEnd w:id="200"/>
     <w:bookmarkEnd w:id="201"/>
-    <w:bookmarkStart w:id="206" w:name="calendario"/>
+    <w:bookmarkStart w:id="206" w:name="_calendario"/>
     <w:p>
       <w:pPr>
         <w:pStyle w:val="Heading1"/>
@@ -21385,7 +21385,7 @@
         <w:t xml:space="preserve">Caso de uso que los realiza: CU-23 Ver calendario de viajes y vencimientos. Es una vista consolidada de fechas de toda la agencia, de solo lectura, con navegación a la gestión de cada ítem.</w:t>
       </w:r>
     </w:p>
-    <w:bookmarkStart w:id="202" w:name="rf-136-mostrar-el-calendario-consolidado"/>
+    <w:bookmarkStart w:id="202" w:name="_ceca69b3a695d7c04be79409986c9d45a7fa045"/>
     <w:p>
       <w:pPr>
         <w:pStyle w:val="Heading4"/>
@@ -21515,7 +21515,7 @@
       </w:r>
     </w:p>
     <w:bookmarkEnd w:id="202"/>
-    <w:bookmarkStart w:id="203" w:name="Xb8ce495b500e04e0deb1f4ef40a450538f66726"/>
+    <w:bookmarkStart w:id="203" w:name="_b8ce495b500e04e0deb1f4ef40a450538f66726"/>
     <w:p>
       <w:pPr>
         <w:pStyle w:val="Heading4"/>
@@ -21645,7 +21645,7 @@
       </w:r>
     </w:p>
     <w:bookmarkEnd w:id="203"/>
-    <w:bookmarkStart w:id="204" w:name="rf-138-filtrar-el-calendario"/>
+    <w:bookmarkStart w:id="204" w:name="_c73bee0b0bdd5a795eb8a7453b42be2d427f88c"/>
     <w:p>
       <w:pPr>
         <w:pStyle w:val="Heading4"/>
@@ -21775,7 +21775,7 @@
       </w:r>
     </w:p>
     <w:bookmarkEnd w:id="204"/>
-    <w:bookmarkStart w:id="205" w:name="X72fffd0adddc5806d434d71d5dae3152e9f2bab"/>
+    <w:bookmarkStart w:id="205" w:name="_72fffd0adddc5806d434d71d5dae3152e9f2bab"/>
     <w:p>
       <w:pPr>
         <w:pStyle w:val="Heading4"/>
@@ -21906,7 +21906,7 @@
     </w:p>
     <w:bookmarkEnd w:id="205"/>
     <w:bookmarkEnd w:id="206"/>
-    <w:bookmarkStart w:id="221" w:name="X372e14414a63d5d17a8fc641a85930640cdde28"/>
+    <w:bookmarkStart w:id="221" w:name="_372e14414a63d5d17a8fc641a85930640cdde28"/>
     <w:p>
       <w:pPr>
         <w:pStyle w:val="Heading1"/>
@@ -21923,7 +21923,7 @@
         <w:t xml:space="preserve">Casos de uso que los realizan: CU-24 Iniciar sesión y CU-25 Gestionar usuarios y roles. Los tres últimos requisitos son transversales: no pertenecen a un caso de uso puntual, sino que se aplican a todos los módulos.</w:t>
       </w:r>
     </w:p>
-    <w:bookmarkStart w:id="207" w:name="rf-140-autenticar-al-usuario"/>
+    <w:bookmarkStart w:id="207" w:name="_9dfde36b5eed70841950e69a9c8e0764f4616c9"/>
     <w:p>
       <w:pPr>
         <w:pStyle w:val="Heading4"/>
@@ -22053,7 +22053,7 @@
       </w:r>
     </w:p>
     <w:bookmarkEnd w:id="207"/>
-    <w:bookmarkStart w:id="208" w:name="X20d5e162034ed525bebf92e1f9035d73b5c6cc6"/>
+    <w:bookmarkStart w:id="208" w:name="_20d5e162034ed525bebf92e1f9035d73b5c6cc6"/>
     <w:p>
       <w:pPr>
         <w:pStyle w:val="Heading4"/>
@@ -22234,7 +22234,7 @@
       </w:r>
     </w:p>
     <w:bookmarkEnd w:id="208"/>
-    <w:bookmarkStart w:id="209" w:name="rf-142-rechazar-credenciales-inválidas"/>
+    <w:bookmarkStart w:id="209" w:name="_cd9bd3fc44c183de7fa1b5c5ed14c7dc8967f6d"/>
     <w:p>
       <w:pPr>
         <w:pStyle w:val="Heading4"/>
@@ -22364,7 +22364,7 @@
       </w:r>
     </w:p>
     <w:bookmarkEnd w:id="209"/>
-    <w:bookmarkStart w:id="210" w:name="rf-143-cerrar-la-sesión"/>
+    <w:bookmarkStart w:id="210" w:name="_e8a34711c2edba4d80685d72840cf77fbf0331b"/>
     <w:p>
       <w:pPr>
         <w:pStyle w:val="Heading4"/>
@@ -22494,7 +22494,7 @@
       </w:r>
     </w:p>
     <w:bookmarkEnd w:id="210"/>
-    <w:bookmarkStart w:id="211" w:name="rf-144-listar-y-dar-de-alta-usuarios"/>
+    <w:bookmarkStart w:id="211" w:name="_1ab48f26f427334831be10a218a6048c737aa66"/>
     <w:p>
       <w:pPr>
         <w:pStyle w:val="Heading4"/>
@@ -22678,7 +22678,7 @@
       </w:r>
     </w:p>
     <w:bookmarkEnd w:id="211"/>
-    <w:bookmarkStart w:id="212" w:name="X4f8770500b0da8756b5a5025defd05780a811cf"/>
+    <w:bookmarkStart w:id="212" w:name="_4f8770500b0da8756b5a5025defd05780a811cf"/>
     <w:p>
       <w:pPr>
         <w:pStyle w:val="Heading4"/>
@@ -22808,7 +22808,7 @@
       </w:r>
     </w:p>
     <w:bookmarkEnd w:id="212"/>
-    <w:bookmarkStart w:id="213" w:name="Xb2a738fb96ba916c03736f78f4f2649abf3692e"/>
+    <w:bookmarkStart w:id="213" w:name="_b2a738fb96ba916c03736f78f4f2649abf3692e"/>
     <w:p>
       <w:pPr>
         <w:pStyle w:val="Heading4"/>
@@ -22938,7 +22938,7 @@
       </w:r>
     </w:p>
     <w:bookmarkEnd w:id="213"/>
-    <w:bookmarkStart w:id="214" w:name="Xaf463b2bc205ee54fd8e179071e9f774d70d657"/>
+    <w:bookmarkStart w:id="214" w:name="_af463b2bc205ee54fd8e179071e9f774d70d657"/>
     <w:p>
       <w:pPr>
         <w:pStyle w:val="Heading4"/>
@@ -23068,7 +23068,7 @@
       </w:r>
     </w:p>
     <w:bookmarkEnd w:id="214"/>
-    <w:bookmarkStart w:id="215" w:name="rf-148-dar-de-baja-lógica-un-usuario"/>
+    <w:bookmarkStart w:id="215" w:name="_4bb38750358b0a59d384b3f48a17c6c65ff9aed"/>
     <w:p>
       <w:pPr>
         <w:pStyle w:val="Heading4"/>
@@ -23198,7 +23198,7 @@
       </w:r>
     </w:p>
     <w:bookmarkEnd w:id="215"/>
-    <w:bookmarkStart w:id="216" w:name="rf-149-proteger-al-último-administrador"/>
+    <w:bookmarkStart w:id="216" w:name="_01c7e8d279a99b7bd15c0f96371bf620914147e"/>
     <w:p>
       <w:pPr>
         <w:pStyle w:val="Heading4"/>
@@ -23343,7 +23343,7 @@
       </w:r>
     </w:p>
     <w:bookmarkEnd w:id="216"/>
-    <w:bookmarkStart w:id="217" w:name="X57fe8bc10b4f4e22871ea74aad61d9fece97fbf"/>
+    <w:bookmarkStart w:id="217" w:name="_57fe8bc10b4f4e22871ea74aad61d9fece97fbf"/>
     <w:p>
       <w:pPr>
         <w:pStyle w:val="Heading4"/>
@@ -23488,7 +23488,7 @@
       </w:r>
     </w:p>
     <w:bookmarkEnd w:id="217"/>
-    <w:bookmarkStart w:id="218" w:name="Xd4dd5a8d2290d1099913e71519353d270d08e67"/>
+    <w:bookmarkStart w:id="218" w:name="_d4dd5a8d2290d1099913e71519353d270d08e67"/>
     <w:p>
       <w:pPr>
         <w:pStyle w:val="Heading4"/>
@@ -23645,7 +23645,7 @@
       </w:r>
     </w:p>
     <w:bookmarkEnd w:id="218"/>
-    <w:bookmarkStart w:id="219" w:name="X495a0dd1a93ed416803b168cc83086211a75eb4"/>
+    <w:bookmarkStart w:id="219" w:name="_495a0dd1a93ed416803b168cc83086211a75eb4"/>
     <w:p>
       <w:pPr>
         <w:pStyle w:val="Heading4"/>
@@ -23775,7 +23775,7 @@
       </w:r>
     </w:p>
     <w:bookmarkEnd w:id="219"/>
-    <w:bookmarkStart w:id="220" w:name="X9329596266bbe32751d14998b83b5984cd4310f"/>
+    <w:bookmarkStart w:id="220" w:name="_9329596266bbe32751d14998b83b5984cd4310f"/>
     <w:p>
       <w:pPr>
         <w:pStyle w:val="Heading4"/>
@@ -23906,7 +23906,7 @@
     </w:p>
     <w:bookmarkEnd w:id="220"/>
     <w:bookmarkEnd w:id="221"/>
-    <w:bookmarkStart w:id="246" w:name="requisitos-no-funcionales"/>
+    <w:bookmarkStart w:id="246" w:name="_49ddc605a55c686252368480f1d3ee80cdaa742"/>
     <w:p>
       <w:pPr>
         <w:pStyle w:val="Heading1"/>
@@ -23968,7 +23968,7 @@
         <w:t xml:space="preserve">con el que se comprueba.</w:t>
       </w:r>
     </w:p>
-    <w:bookmarkStart w:id="226" w:name="seguridad"/>
+    <w:bookmarkStart w:id="226" w:name="_seguridad"/>
     <w:p>
       <w:pPr>
         <w:pStyle w:val="Heading2"/>
@@ -23977,7 +23977,7 @@
         <w:t xml:space="preserve">Seguridad</w:t>
       </w:r>
     </w:p>
-    <w:bookmarkStart w:id="222" w:name="Xaec881bbbb2cc2da411c5fa94cc4f4225c6bfb2"/>
+    <w:bookmarkStart w:id="222" w:name="_aec881bbbb2cc2da411c5fa94cc4f4225c6bfb2"/>
     <w:p>
       <w:pPr>
         <w:pStyle w:val="Heading4"/>
@@ -24053,7 +24053,7 @@
       </w:r>
     </w:p>
     <w:bookmarkEnd w:id="222"/>
-    <w:bookmarkStart w:id="223" w:name="X178598f79d04f64a483b6abfe32b64cda7340e3"/>
+    <w:bookmarkStart w:id="223" w:name="_178598f79d04f64a483b6abfe32b64cda7340e3"/>
     <w:p>
       <w:pPr>
         <w:pStyle w:val="Heading4"/>
@@ -24129,7 +24129,7 @@
       </w:r>
     </w:p>
     <w:bookmarkEnd w:id="223"/>
-    <w:bookmarkStart w:id="224" w:name="rnf-03-protección-de-las-credenciales"/>
+    <w:bookmarkStart w:id="224" w:name="_912d4855bfae45c77c4dbea1f09806c85cdf7d1"/>
     <w:p>
       <w:pPr>
         <w:pStyle w:val="Heading4"/>
@@ -24205,7 +24205,7 @@
       </w:r>
     </w:p>
     <w:bookmarkEnd w:id="224"/>
-    <w:bookmarkStart w:id="225" w:name="rnf-04-trazabilidad-de-las-operaciones"/>
+    <w:bookmarkStart w:id="225" w:name="_eeec367fd95e4517705b6618d9626810aa4f540"/>
     <w:p>
       <w:pPr>
         <w:pStyle w:val="Heading4"/>
@@ -24282,7 +24282,7 @@
     </w:p>
     <w:bookmarkEnd w:id="225"/>
     <w:bookmarkEnd w:id="226"/>
-    <w:bookmarkStart w:id="231" w:name="fiabilidad-y-robustez"/>
+    <w:bookmarkStart w:id="231" w:name="_3891bef5d07eb5d4dbe88dd3f28b3faff6da02f"/>
     <w:p>
       <w:pPr>
         <w:pStyle w:val="Heading2"/>
@@ -24291,7 +24291,7 @@
         <w:t xml:space="preserve">Fiabilidad y robustez</w:t>
       </w:r>
     </w:p>
-    <w:bookmarkStart w:id="227" w:name="X102730d760764af8ed806c24dcfad92c8afd156"/>
+    <w:bookmarkStart w:id="227" w:name="_102730d760764af8ed806c24dcfad92c8afd156"/>
     <w:p>
       <w:pPr>
         <w:pStyle w:val="Heading4"/>
@@ -24367,7 +24367,7 @@
       </w:r>
     </w:p>
     <w:bookmarkEnd w:id="227"/>
-    <w:bookmarkStart w:id="228" w:name="rnf-06-tolerancia-al-error-del-usuario"/>
+    <w:bookmarkStart w:id="228" w:name="_2c65476595c99d3875f916aa4245c011a28e593"/>
     <w:p>
       <w:pPr>
         <w:pStyle w:val="Heading4"/>
@@ -24443,7 +24443,7 @@
       </w:r>
     </w:p>
     <w:bookmarkEnd w:id="228"/>
-    <w:bookmarkStart w:id="229" w:name="rnf-07-preservación-del-historial"/>
+    <w:bookmarkStart w:id="229" w:name="_257266bfc5d3b2441c157e618f7c4a2e4270b27"/>
     <w:p>
       <w:pPr>
         <w:pStyle w:val="Heading4"/>
@@ -24519,7 +24519,7 @@
       </w:r>
     </w:p>
     <w:bookmarkEnd w:id="229"/>
-    <w:bookmarkStart w:id="230" w:name="rnf-08-resguardo-y-recuperación"/>
+    <w:bookmarkStart w:id="230" w:name="_d0de6e2624136f4cc9cdc1d8d494de185f565f9"/>
     <w:p>
       <w:pPr>
         <w:pStyle w:val="Heading4"/>
@@ -24596,7 +24596,7 @@
     </w:p>
     <w:bookmarkEnd w:id="230"/>
     <w:bookmarkEnd w:id="231"/>
-    <w:bookmarkStart w:id="234" w:name="rendimiento"/>
+    <w:bookmarkStart w:id="234" w:name="_rendimiento"/>
     <w:p>
       <w:pPr>
         <w:pStyle w:val="Heading2"/>
@@ -24605,7 +24605,7 @@
         <w:t xml:space="preserve">Rendimiento</w:t>
       </w:r>
     </w:p>
-    <w:bookmarkStart w:id="232" w:name="X51a6473284e85a6f469b242ab8ed93e4b8476aa"/>
+    <w:bookmarkStart w:id="232" w:name="_51a6473284e85a6f469b242ab8ed93e4b8476aa"/>
     <w:p>
       <w:pPr>
         <w:pStyle w:val="Heading4"/>
@@ -24681,7 +24681,7 @@
       </w:r>
     </w:p>
     <w:bookmarkEnd w:id="232"/>
-    <w:bookmarkStart w:id="233" w:name="Xcc17109278ec2bc0d350e34478bddf8b4d8a51d"/>
+    <w:bookmarkStart w:id="233" w:name="_cc17109278ec2bc0d350e34478bddf8b4d8a51d"/>
     <w:p>
       <w:pPr>
         <w:pStyle w:val="Heading4"/>
@@ -24758,7 +24758,7 @@
     </w:p>
     <w:bookmarkEnd w:id="233"/>
     <w:bookmarkEnd w:id="234"/>
-    <w:bookmarkStart w:id="237" w:name="usabilidad"/>
+    <w:bookmarkStart w:id="237" w:name="_usabilidad"/>
     <w:p>
       <w:pPr>
         <w:pStyle w:val="Heading2"/>
@@ -24767,7 +24767,7 @@
         <w:t xml:space="preserve">Usabilidad</w:t>
       </w:r>
     </w:p>
-    <w:bookmarkStart w:id="235" w:name="Xd45db0fd6965d4abd07e6ae81ab181068ce905e"/>
+    <w:bookmarkStart w:id="235" w:name="_d45db0fd6965d4abd07e6ae81ab181068ce905e"/>
     <w:p>
       <w:pPr>
         <w:pStyle w:val="Heading4"/>
@@ -24843,7 +24843,7 @@
       </w:r>
     </w:p>
     <w:bookmarkEnd w:id="235"/>
-    <w:bookmarkStart w:id="236" w:name="rnf-12-prevención-de-errores-de-carga"/>
+    <w:bookmarkStart w:id="236" w:name="_6f9035ce647c78eda97c74a53eb052dd0520bae"/>
     <w:p>
       <w:pPr>
         <w:pStyle w:val="Heading4"/>
@@ -24920,7 +24920,7 @@
     </w:p>
     <w:bookmarkEnd w:id="236"/>
     <w:bookmarkEnd w:id="237"/>
-    <w:bookmarkStart w:id="239" w:name="disponibilidad"/>
+    <w:bookmarkStart w:id="239" w:name="_disponibilidad"/>
     <w:p>
       <w:pPr>
         <w:pStyle w:val="Heading2"/>
@@ -24929,7 +24929,7 @@
         <w:t xml:space="preserve">Disponibilidad</w:t>
       </w:r>
     </w:p>
-    <w:bookmarkStart w:id="238" w:name="rnf-13-disponibilidad-permanente"/>
+    <w:bookmarkStart w:id="238" w:name="_211cbc0c2b3c5bdde3f11035ea3d11a2a687f85"/>
     <w:p>
       <w:pPr>
         <w:pStyle w:val="Heading4"/>
@@ -25006,7 +25006,7 @@
     </w:p>
     <w:bookmarkEnd w:id="238"/>
     <w:bookmarkEnd w:id="239"/>
-    <w:bookmarkStart w:id="241" w:name="portabilidad-y-compatibilidad"/>
+    <w:bookmarkStart w:id="241" w:name="_ae34cc7edf4f060db25c610a7f993505344a73f"/>
     <w:p>
       <w:pPr>
         <w:pStyle w:val="Heading2"/>
@@ -25015,7 +25015,7 @@
         <w:t xml:space="preserve">Portabilidad y compatibilidad</w:t>
       </w:r>
     </w:p>
-    <w:bookmarkStart w:id="240" w:name="X0aba705bcc96e5b76597fadf1477553eccdd6da"/>
+    <w:bookmarkStart w:id="240" w:name="_0aba705bcc96e5b76597fadf1477553eccdd6da"/>
     <w:p>
       <w:pPr>
         <w:pStyle w:val="Heading4"/>
@@ -25092,7 +25092,7 @@
     </w:p>
     <w:bookmarkEnd w:id="240"/>
     <w:bookmarkEnd w:id="241"/>
-    <w:bookmarkStart w:id="243" w:name="mantenibilidad"/>
+    <w:bookmarkStart w:id="243" w:name="_mantenibilidad"/>
     <w:p>
       <w:pPr>
         <w:pStyle w:val="Heading2"/>
@@ -25101,7 +25101,7 @@
         <w:t xml:space="preserve">Mantenibilidad</w:t>
       </w:r>
     </w:p>
-    <w:bookmarkStart w:id="242" w:name="rnf-15-evolución-sin-regresiones"/>
+    <w:bookmarkStart w:id="242" w:name="_0a378e6e4e3360f8a9f95584c79d75cbe557d30"/>
     <w:p>
       <w:pPr>
         <w:pStyle w:val="Heading4"/>
@@ -25178,7 +25178,7 @@
     </w:p>
     <w:bookmarkEnd w:id="242"/>
     <w:bookmarkEnd w:id="243"/>
-    <w:bookmarkStart w:id="245" w:name="localización-y-privacidad"/>
+    <w:bookmarkStart w:id="245" w:name="_7c62cfc23b8195b57ead9f17a846f0b3a774662"/>
     <w:p>
       <w:pPr>
         <w:pStyle w:val="Heading2"/>
@@ -25187,7 +25187,7 @@
         <w:t xml:space="preserve">Localización y privacidad</w:t>
       </w:r>
     </w:p>
-    <w:bookmarkStart w:id="244" w:name="X5be458164d2607eb21adc2d140d0c52dea7ede5"/>
+    <w:bookmarkStart w:id="244" w:name="_5be458164d2607eb21adc2d140d0c52dea7ede5"/>
     <w:p>
       <w:pPr>
         <w:pStyle w:val="Heading4"/>
@@ -25265,7 +25265,7 @@
     <w:bookmarkEnd w:id="244"/>
     <w:bookmarkEnd w:id="245"/>
     <w:bookmarkEnd w:id="246"/>
-    <w:bookmarkStart w:id="247" w:name="matriz-de-trazabilidad"/>
+    <w:bookmarkStart w:id="247" w:name="_7b7a73e0518380d71791912246da32213184fe5"/>
     <w:p>
       <w:pPr>
         <w:pStyle w:val="Heading1"/>
@@ -26077,7 +26077,7 @@
     </w:tbl>
     <w:p>
       <w:pPr>
-        <w:pStyle w:val="BodyText"/>
+        <w:pStyle w:val="FirstParagraph"/>
       </w:pPr>
       <w:r>
         <w:t xml:space="preserve">Los requisitos</w:t>

--- a/07-Entregables/Requisitos/Rumbo — Requisitos.docx
+++ b/07-Entregables/Requisitos/Rumbo — Requisitos.docx
@@ -76,7 +76,7 @@
         </w:p>
       </w:sdtContent>
     </w:sdt>
-    <w:bookmarkStart w:id="51" w:name="_introducción"/>
+    <w:bookmarkStart w:id="51" w:name="introducción"/>
     <w:p>
       <w:pPr>
         <w:pStyle w:val="Heading1"/>
@@ -302,7 +302,7 @@
         <w:t xml:space="preserve">y no se repite aquí: este documento especifica los requisitos dentro de ese alcance.</w:t>
       </w:r>
     </w:p>
-    <w:bookmarkStart w:id="49" w:name="_56b44566a96e736b683102e8c3b179d18d76d00"/>
+    <w:bookmarkStart w:id="49" w:name="elaboración-de-los-requisitos"/>
     <w:p>
       <w:pPr>
         <w:pStyle w:val="Heading2"/>
@@ -426,7 +426,7 @@
       </w:r>
     </w:p>
     <w:bookmarkEnd w:id="49"/>
-    <w:bookmarkStart w:id="50" w:name="_convenciones"/>
+    <w:bookmarkStart w:id="50" w:name="convenciones"/>
     <w:p>
       <w:pPr>
         <w:pStyle w:val="Heading2"/>
@@ -813,7 +813,7 @@
     </w:p>
     <w:bookmarkEnd w:id="50"/>
     <w:bookmarkEnd w:id="51"/>
-    <w:bookmarkStart w:id="55" w:name="_588f7d9ba8a36cea807a5cd6d5342e524f42411"/>
+    <w:bookmarkStart w:id="55" w:name="requisitos-funcionales-y-no-funcionales"/>
     <w:p>
       <w:pPr>
         <w:pStyle w:val="Heading1"/>
@@ -878,7 +878,7 @@
         <w:t xml:space="preserve">de estos requisitos, y cada requisito indica en cuáles se concreta.</w:t>
       </w:r>
     </w:p>
-    <w:bookmarkStart w:id="52" w:name="_511ccfbf9463a49233d87505fc1e25acab520e6"/>
+    <w:bookmarkStart w:id="52" w:name="origen-de-los-requisitos"/>
     <w:p>
       <w:pPr>
         <w:pStyle w:val="Heading2"/>
@@ -972,7 +972,7 @@
       </w:r>
     </w:p>
     <w:bookmarkEnd w:id="52"/>
-    <w:bookmarkStart w:id="53" w:name="_f1d6045a0e2a8f4e3848c610af35dfb86f94ccf"/>
+    <w:bookmarkStart w:id="53" w:name="convenciones-de-este-catálogo"/>
     <w:p>
       <w:pPr>
         <w:pStyle w:val="Heading2"/>
@@ -1261,7 +1261,7 @@
       </w:r>
     </w:p>
     <w:bookmarkEnd w:id="53"/>
-    <w:bookmarkStart w:id="54" w:name="_2c94d0efa6fbb666cd736ea07c4dddb6c18d9df"/>
+    <w:bookmarkStart w:id="54" w:name="índice-por-módulo"/>
     <w:p>
       <w:pPr>
         <w:pStyle w:val="Heading2"/>
@@ -1841,7 +1841,7 @@
     </w:tbl>
     <w:p>
       <w:pPr>
-        <w:pStyle w:val="FirstParagraph"/>
+        <w:pStyle w:val="BodyText"/>
       </w:pPr>
       <w:r>
         <w:rPr>
@@ -1853,7 +1853,7 @@
     </w:p>
     <w:bookmarkEnd w:id="54"/>
     <w:bookmarkEnd w:id="55"/>
-    <w:bookmarkStart w:id="65" w:name="_clientes"/>
+    <w:bookmarkStart w:id="65" w:name="clientes"/>
     <w:p>
       <w:pPr>
         <w:pStyle w:val="Heading1"/>
@@ -1870,7 +1870,7 @@
         <w:t xml:space="preserve">Casos de uso que los realizan: CU-02 Registrar cliente y CU-03 Gestionar ficha del cliente. El Cliente es la memoria del negocio: no es un Usuario y no opera el sistema.</w:t>
       </w:r>
     </w:p>
-    <w:bookmarkStart w:id="56" w:name="_6a815bc915753bd31e2d4c13a3e7571b742922c"/>
+    <w:bookmarkStart w:id="56" w:name="rf-001-registrar-un-cliente-nuevo"/>
     <w:p>
       <w:pPr>
         <w:pStyle w:val="Heading4"/>
@@ -2000,7 +2000,7 @@
       </w:r>
     </w:p>
     <w:bookmarkEnd w:id="56"/>
-    <w:bookmarkStart w:id="57" w:name="_7cfab64518c96599a3d969816f47f2973b0756a"/>
+    <w:bookmarkStart w:id="57" w:name="X7cfab64518c96599a3d969816f47f2973b0756a"/>
     <w:p>
       <w:pPr>
         <w:pStyle w:val="Heading4"/>
@@ -2130,7 +2130,7 @@
       </w:r>
     </w:p>
     <w:bookmarkEnd w:id="57"/>
-    <w:bookmarkStart w:id="58" w:name="_539ad4987674bb309caad549cbd346c6226b77d"/>
+    <w:bookmarkStart w:id="58" w:name="X539ad4987674bb309caad549cbd346c6226b77d"/>
     <w:p>
       <w:pPr>
         <w:pStyle w:val="Heading4"/>
@@ -2260,7 +2260,7 @@
       </w:r>
     </w:p>
     <w:bookmarkEnd w:id="58"/>
-    <w:bookmarkStart w:id="59" w:name="_923890bd6aaf4a8747428846e4a6277dc7d41a1"/>
+    <w:bookmarkStart w:id="59" w:name="X923890bd6aaf4a8747428846e4a6277dc7d41a1"/>
     <w:p>
       <w:pPr>
         <w:pStyle w:val="Heading4"/>
@@ -2390,7 +2390,7 @@
       </w:r>
     </w:p>
     <w:bookmarkEnd w:id="59"/>
-    <w:bookmarkStart w:id="60" w:name="_34b3898145223603d7c01130b5f815e1fbf7cad"/>
+    <w:bookmarkStart w:id="60" w:name="X34b3898145223603d7c01130b5f815e1fbf7cad"/>
     <w:p>
       <w:pPr>
         <w:pStyle w:val="Heading4"/>
@@ -2520,7 +2520,7 @@
       </w:r>
     </w:p>
     <w:bookmarkEnd w:id="60"/>
-    <w:bookmarkStart w:id="61" w:name="_569c419b97e6c7698e548462af26028fa40450f"/>
+    <w:bookmarkStart w:id="61" w:name="rf-006-mostrar-el-historial-del-cliente"/>
     <w:p>
       <w:pPr>
         <w:pStyle w:val="Heading4"/>
@@ -2650,7 +2650,7 @@
       </w:r>
     </w:p>
     <w:bookmarkEnd w:id="61"/>
-    <w:bookmarkStart w:id="62" w:name="_90340845410600ffc88a03be905ab08f3ca59eb"/>
+    <w:bookmarkStart w:id="62" w:name="rf-007-editar-la-ficha-del-cliente"/>
     <w:p>
       <w:pPr>
         <w:pStyle w:val="Heading4"/>
@@ -2780,7 +2780,7 @@
       </w:r>
     </w:p>
     <w:bookmarkEnd w:id="62"/>
-    <w:bookmarkStart w:id="63" w:name="_ea33009a3c251e96c4bb5e84bad1d5d23c45db6"/>
+    <w:bookmarkStart w:id="63" w:name="rf-008-conservar-la-ficha-del-cliente"/>
     <w:p>
       <w:pPr>
         <w:pStyle w:val="Heading4"/>
@@ -2910,7 +2910,7 @@
       </w:r>
     </w:p>
     <w:bookmarkEnd w:id="63"/>
-    <w:bookmarkStart w:id="64" w:name="_be84b74f9c1ae55beb9472f7dfd355072550f99"/>
+    <w:bookmarkStart w:id="64" w:name="Xbe84b74f9c1ae55beb9472f7dfd355072550f99"/>
     <w:p>
       <w:pPr>
         <w:pStyle w:val="Heading4"/>
@@ -3053,7 +3053,7 @@
     </w:p>
     <w:bookmarkEnd w:id="64"/>
     <w:bookmarkEnd w:id="65"/>
-    <w:bookmarkStart w:id="88" w:name="_8786e8aaf7a5ac4546ac835c053754c1de2716e"/>
+    <w:bookmarkStart w:id="88" w:name="oportunidades-y-cotización"/>
     <w:p>
       <w:pPr>
         <w:pStyle w:val="Heading1"/>
@@ -3082,7 +3082,7 @@
         <w:t xml:space="preserve">.</w:t>
       </w:r>
     </w:p>
-    <w:bookmarkStart w:id="66" w:name="_d1ab101f3e59e28835364fae089687ef4d21732"/>
+    <w:bookmarkStart w:id="66" w:name="Xd1ab101f3e59e28835364fae089687ef4d21732"/>
     <w:p>
       <w:pPr>
         <w:pStyle w:val="Heading4"/>
@@ -3227,7 +3227,7 @@
       </w:r>
     </w:p>
     <w:bookmarkEnd w:id="66"/>
-    <w:bookmarkStart w:id="67" w:name="_07700ff2e518b4997770fae1c6096bf8dd8298b"/>
+    <w:bookmarkStart w:id="67" w:name="X07700ff2e518b4997770fae1c6096bf8dd8298b"/>
     <w:p>
       <w:pPr>
         <w:pStyle w:val="Heading4"/>
@@ -3357,7 +3357,7 @@
       </w:r>
     </w:p>
     <w:bookmarkEnd w:id="67"/>
-    <w:bookmarkStart w:id="68" w:name="_e8ac073b0cbf5c4347b27c4aba94a035edb6e2f"/>
+    <w:bookmarkStart w:id="68" w:name="Xe8ac073b0cbf5c4347b27c4aba94a035edb6e2f"/>
     <w:p>
       <w:pPr>
         <w:pStyle w:val="Heading4"/>
@@ -3487,7 +3487,7 @@
       </w:r>
     </w:p>
     <w:bookmarkEnd w:id="68"/>
-    <w:bookmarkStart w:id="69" w:name="_9cc97362558bab249598023b1fca772d021f5ec"/>
+    <w:bookmarkStart w:id="69" w:name="X9cc97362558bab249598023b1fca772d021f5ec"/>
     <w:p>
       <w:pPr>
         <w:pStyle w:val="Heading4"/>
@@ -3632,7 +3632,7 @@
       </w:r>
     </w:p>
     <w:bookmarkEnd w:id="69"/>
-    <w:bookmarkStart w:id="70" w:name="_6c069ee9a61a0951272b757d286f597cbc860a7"/>
+    <w:bookmarkStart w:id="70" w:name="X6c069ee9a61a0951272b757d286f597cbc860a7"/>
     <w:p>
       <w:pPr>
         <w:pStyle w:val="Heading4"/>
@@ -3762,7 +3762,7 @@
       </w:r>
     </w:p>
     <w:bookmarkEnd w:id="70"/>
-    <w:bookmarkStart w:id="71" w:name="_35b2c142aacc27671c921e3ee6876874d3fa143"/>
+    <w:bookmarkStart w:id="71" w:name="rf-015-agendar-una-insistencia"/>
     <w:p>
       <w:pPr>
         <w:pStyle w:val="Heading4"/>
@@ -3907,7 +3907,7 @@
       </w:r>
     </w:p>
     <w:bookmarkEnd w:id="71"/>
-    <w:bookmarkStart w:id="72" w:name="_185fa9c7d9d7c34a8f94cd9a864518ddf0dbd69"/>
+    <w:bookmarkStart w:id="72" w:name="X185fa9c7d9d7c34a8f94cd9a864518ddf0dbd69"/>
     <w:p>
       <w:pPr>
         <w:pStyle w:val="Heading4"/>
@@ -4079,7 +4079,7 @@
       </w:r>
     </w:p>
     <w:bookmarkEnd w:id="72"/>
-    <w:bookmarkStart w:id="73" w:name="_eda251f35b34b3cd6da1056e707981fcd00afeb"/>
+    <w:bookmarkStart w:id="73" w:name="rf-017-cerrar-la-oportunidad"/>
     <w:p>
       <w:pPr>
         <w:pStyle w:val="Heading4"/>
@@ -4251,7 +4251,7 @@
       </w:r>
     </w:p>
     <w:bookmarkEnd w:id="73"/>
-    <w:bookmarkStart w:id="74" w:name="_15b9d259c51277869c977847b0c37b07935a73e"/>
+    <w:bookmarkStart w:id="74" w:name="X15b9d259c51277869c977847b0c37b07935a73e"/>
     <w:p>
       <w:pPr>
         <w:pStyle w:val="Heading4"/>
@@ -4381,7 +4381,7 @@
       </w:r>
     </w:p>
     <w:bookmarkEnd w:id="74"/>
-    <w:bookmarkStart w:id="75" w:name="_8ce581bec1ec882f8842b3963e9ebda6ef7f914"/>
+    <w:bookmarkStart w:id="75" w:name="X8ce581bec1ec882f8842b3963e9ebda6ef7f914"/>
     <w:p>
       <w:pPr>
         <w:pStyle w:val="Heading4"/>
@@ -4511,7 +4511,7 @@
       </w:r>
     </w:p>
     <w:bookmarkEnd w:id="75"/>
-    <w:bookmarkStart w:id="76" w:name="_0a61cb5ff4d96e0f817712a455ab9663fe1f99e"/>
+    <w:bookmarkStart w:id="76" w:name="rf-020-reactivar-una-oportunidad-perdida"/>
     <w:p>
       <w:pPr>
         <w:pStyle w:val="Heading4"/>
@@ -4665,7 +4665,7 @@
       </w:r>
     </w:p>
     <w:bookmarkEnd w:id="76"/>
-    <w:bookmarkStart w:id="77" w:name="_424611a846d7d27c900ec9fd1fb16e828702ce3"/>
+    <w:bookmarkStart w:id="77" w:name="X424611a846d7d27c900ec9fd1fb16e828702ce3"/>
     <w:p>
       <w:pPr>
         <w:pStyle w:val="Heading4"/>
@@ -4807,7 +4807,7 @@
       </w:r>
     </w:p>
     <w:bookmarkEnd w:id="77"/>
-    <w:bookmarkStart w:id="78" w:name="_8b1e7f6b2c47d2ad1656d47acd23f2e46dc041a"/>
+    <w:bookmarkStart w:id="78" w:name="X8b1e7f6b2c47d2ad1656d47acd23f2e46dc041a"/>
     <w:p>
       <w:pPr>
         <w:pStyle w:val="Heading4"/>
@@ -4946,7 +4946,7 @@
       </w:r>
     </w:p>
     <w:bookmarkEnd w:id="78"/>
-    <w:bookmarkStart w:id="79" w:name="_833a19dd82210a04c9ffc29174bfd5ee1696d04"/>
+    <w:bookmarkStart w:id="79" w:name="X833a19dd82210a04c9ffc29174bfd5ee1696d04"/>
     <w:p>
       <w:pPr>
         <w:pStyle w:val="Heading4"/>
@@ -5103,7 +5103,7 @@
       </w:r>
     </w:p>
     <w:bookmarkEnd w:id="79"/>
-    <w:bookmarkStart w:id="80" w:name="_b471d1dc24226920052457cee10bb907cf49f1c"/>
+    <w:bookmarkStart w:id="80" w:name="rf-024-versionar-las-cotizaciones"/>
     <w:p>
       <w:pPr>
         <w:pStyle w:val="Heading4"/>
@@ -5233,7 +5233,7 @@
       </w:r>
     </w:p>
     <w:bookmarkEnd w:id="80"/>
-    <w:bookmarkStart w:id="81" w:name="_42218d2d799b21dc75f011e69adb05758cf5a1d"/>
+    <w:bookmarkStart w:id="81" w:name="X42218d2d799b21dc75f011e69adb05758cf5a1d"/>
     <w:p>
       <w:pPr>
         <w:pStyle w:val="Heading4"/>
@@ -5390,7 +5390,7 @@
       </w:r>
     </w:p>
     <w:bookmarkEnd w:id="81"/>
-    <w:bookmarkStart w:id="82" w:name="_3bedad0c5fb1e464143c58cccecea55ef3c0207"/>
+    <w:bookmarkStart w:id="82" w:name="X3bedad0c5fb1e464143c58cccecea55ef3c0207"/>
     <w:p>
       <w:pPr>
         <w:pStyle w:val="Heading4"/>
@@ -5565,7 +5565,7 @@
       </w:r>
     </w:p>
     <w:bookmarkEnd w:id="82"/>
-    <w:bookmarkStart w:id="83" w:name="_1246cd3c0c8179e5ac0fb3f1dc9cae89b7db950"/>
+    <w:bookmarkStart w:id="83" w:name="X1246cd3c0c8179e5ac0fb3f1dc9cae89b7db950"/>
     <w:p>
       <w:pPr>
         <w:pStyle w:val="Heading4"/>
@@ -5695,7 +5695,7 @@
       </w:r>
     </w:p>
     <w:bookmarkEnd w:id="83"/>
-    <w:bookmarkStart w:id="84" w:name="_5ea6076400e2affef1b8bccd0875068a3b23b46"/>
+    <w:bookmarkStart w:id="84" w:name="rf-028-sugerir-el-recontacto"/>
     <w:p>
       <w:pPr>
         <w:pStyle w:val="Heading4"/>
@@ -5840,7 +5840,7 @@
       </w:r>
     </w:p>
     <w:bookmarkEnd w:id="84"/>
-    <w:bookmarkStart w:id="85" w:name="_7271c63fadb173c097c987bba4a4281faeb578b"/>
+    <w:bookmarkStart w:id="85" w:name="X7271c63fadb173c097c987bba4a4281faeb578b"/>
     <w:p>
       <w:pPr>
         <w:pStyle w:val="Heading4"/>
@@ -5970,7 +5970,7 @@
       </w:r>
     </w:p>
     <w:bookmarkEnd w:id="85"/>
-    <w:bookmarkStart w:id="86" w:name="_e2c92cf16aba308d734e557bf8ab06947635f41"/>
+    <w:bookmarkStart w:id="86" w:name="rf-030-excluir-clientes-del-recontacto"/>
     <w:p>
       <w:pPr>
         <w:pStyle w:val="Heading4"/>
@@ -6112,7 +6112,7 @@
       </w:r>
     </w:p>
     <w:bookmarkEnd w:id="86"/>
-    <w:bookmarkStart w:id="87" w:name="_3fab0786637ce0dca57d0243b8703ad02b42c55"/>
+    <w:bookmarkStart w:id="87" w:name="X3fab0786637ce0dca57d0243b8703ad02b42c55"/>
     <w:p>
       <w:pPr>
         <w:pStyle w:val="Heading4"/>
@@ -6243,7 +6243,7 @@
     </w:p>
     <w:bookmarkEnd w:id="87"/>
     <w:bookmarkEnd w:id="88"/>
-    <w:bookmarkStart w:id="111" w:name="_viajes"/>
+    <w:bookmarkStart w:id="111" w:name="viajes"/>
     <w:p>
       <w:pPr>
         <w:pStyle w:val="Heading1"/>
@@ -6284,7 +6284,7 @@
         <w:t xml:space="preserve">.</w:t>
       </w:r>
     </w:p>
-    <w:bookmarkStart w:id="89" w:name="_7179a4859f32b45ce55a67c78ca7a737291a9d0"/>
+    <w:bookmarkStart w:id="89" w:name="X7179a4859f32b45ce55a67c78ca7a737291a9d0"/>
     <w:p>
       <w:pPr>
         <w:pStyle w:val="Heading4"/>
@@ -6441,7 +6441,7 @@
       </w:r>
     </w:p>
     <w:bookmarkEnd w:id="89"/>
-    <w:bookmarkStart w:id="90" w:name="_bfe1eafabff0761ad8782a77e981b0697c5581c"/>
+    <w:bookmarkStart w:id="90" w:name="Xbfe1eafabff0761ad8782a77e981b0697c5581c"/>
     <w:p>
       <w:pPr>
         <w:pStyle w:val="Heading4"/>
@@ -6571,7 +6571,7 @@
       </w:r>
     </w:p>
     <w:bookmarkEnd w:id="90"/>
-    <w:bookmarkStart w:id="91" w:name="_e38bdc6ad1d8e7feaad308b282345ec5ecca497"/>
+    <w:bookmarkStart w:id="91" w:name="Xe38bdc6ad1d8e7feaad308b282345ec5ecca497"/>
     <w:p>
       <w:pPr>
         <w:pStyle w:val="Heading4"/>
@@ -6716,7 +6716,7 @@
       </w:r>
     </w:p>
     <w:bookmarkEnd w:id="91"/>
-    <w:bookmarkStart w:id="92" w:name="_4cb404a396274726b9552a14776d26b322cf9c6"/>
+    <w:bookmarkStart w:id="92" w:name="X4cb404a396274726b9552a14776d26b322cf9c6"/>
     <w:p>
       <w:pPr>
         <w:pStyle w:val="Heading4"/>
@@ -6861,7 +6861,7 @@
       </w:r>
     </w:p>
     <w:bookmarkEnd w:id="92"/>
-    <w:bookmarkStart w:id="93" w:name="_de41bc2ec3882883d6131de5a0ae9d4ecae1823"/>
+    <w:bookmarkStart w:id="93" w:name="Xde41bc2ec3882883d6131de5a0ae9d4ecae1823"/>
     <w:p>
       <w:pPr>
         <w:pStyle w:val="Heading4"/>
@@ -6991,7 +6991,7 @@
       </w:r>
     </w:p>
     <w:bookmarkEnd w:id="93"/>
-    <w:bookmarkStart w:id="94" w:name="_a2425786b12d83ac20a50b1eced7ac47222703c"/>
+    <w:bookmarkStart w:id="94" w:name="rf-037-consultar-la-situación-del-viaje"/>
     <w:p>
       <w:pPr>
         <w:pStyle w:val="Heading4"/>
@@ -7121,7 +7121,7 @@
       </w:r>
     </w:p>
     <w:bookmarkEnd w:id="94"/>
-    <w:bookmarkStart w:id="95" w:name="_97a14aa535677561928514041fe2c6fc249b067"/>
+    <w:bookmarkStart w:id="95" w:name="X97a14aa535677561928514041fe2c6fc249b067"/>
     <w:p>
       <w:pPr>
         <w:pStyle w:val="Heading4"/>
@@ -7311,7 +7311,7 @@
       </w:r>
     </w:p>
     <w:bookmarkEnd w:id="95"/>
-    <w:bookmarkStart w:id="96" w:name="_dc455a7839c00e11bd8b08511cbd96c7c8fac34"/>
+    <w:bookmarkStart w:id="96" w:name="Xdc455a7839c00e11bd8b08511cbd96c7c8fac34"/>
     <w:p>
       <w:pPr>
         <w:pStyle w:val="Heading4"/>
@@ -7498,7 +7498,7 @@
       </w:r>
     </w:p>
     <w:bookmarkEnd w:id="96"/>
-    <w:bookmarkStart w:id="97" w:name="_2a65693ea4bdd9d9e13cc96aea2a21843515a24"/>
+    <w:bookmarkStart w:id="97" w:name="X2a65693ea4bdd9d9e13cc96aea2a21843515a24"/>
     <w:p>
       <w:pPr>
         <w:pStyle w:val="Heading4"/>
@@ -7628,7 +7628,7 @@
       </w:r>
     </w:p>
     <w:bookmarkEnd w:id="97"/>
-    <w:bookmarkStart w:id="98" w:name="_a9a34ad1fc4ed84b833e892637d7de919589417"/>
+    <w:bookmarkStart w:id="98" w:name="rf-041-agendar-la-reseña-post-viaje"/>
     <w:p>
       <w:pPr>
         <w:pStyle w:val="Heading4"/>
@@ -7782,7 +7782,7 @@
       </w:r>
     </w:p>
     <w:bookmarkEnd w:id="98"/>
-    <w:bookmarkStart w:id="99" w:name="_79f735491889a02a25da8e049372c076a87f57c"/>
+    <w:bookmarkStart w:id="99" w:name="X79f735491889a02a25da8e049372c076a87f57c"/>
     <w:p>
       <w:pPr>
         <w:pStyle w:val="Heading4"/>
@@ -7939,7 +7939,7 @@
       </w:r>
     </w:p>
     <w:bookmarkEnd w:id="99"/>
-    <w:bookmarkStart w:id="100" w:name="_7a227bf6dd3fd353e9d20bcfde6a8735dde17fc"/>
+    <w:bookmarkStart w:id="100" w:name="rf-043-armar-el-itinerario-de-hoteles"/>
     <w:p>
       <w:pPr>
         <w:pStyle w:val="Heading4"/>
@@ -8069,7 +8069,7 @@
       </w:r>
     </w:p>
     <w:bookmarkEnd w:id="100"/>
-    <w:bookmarkStart w:id="101" w:name="_8da36a79f3295dc7c2183a526aee338686c8100"/>
+    <w:bookmarkStart w:id="101" w:name="rf-044-repetir-un-hotel-en-varios-tramos"/>
     <w:p>
       <w:pPr>
         <w:pStyle w:val="Heading4"/>
@@ -8199,7 +8199,7 @@
       </w:r>
     </w:p>
     <w:bookmarkEnd w:id="101"/>
-    <w:bookmarkStart w:id="102" w:name="_1a8d044c82e52c1cb7a87c1a71511f530de02ab"/>
+    <w:bookmarkStart w:id="102" w:name="X1a8d044c82e52c1cb7a87c1a71511f530de02ab"/>
     <w:p>
       <w:pPr>
         <w:pStyle w:val="Heading4"/>
@@ -8344,7 +8344,7 @@
       </w:r>
     </w:p>
     <w:bookmarkEnd w:id="102"/>
-    <w:bookmarkStart w:id="103" w:name="_59b5197e57529137d2eec3156d0114ed94c614c"/>
+    <w:bookmarkStart w:id="103" w:name="X59b5197e57529137d2eec3156d0114ed94c614c"/>
     <w:p>
       <w:pPr>
         <w:pStyle w:val="Heading4"/>
@@ -8474,7 +8474,7 @@
       </w:r>
     </w:p>
     <w:bookmarkEnd w:id="103"/>
-    <w:bookmarkStart w:id="104" w:name="_2a55db4a90a554ba9c48bd3c03328e84c078e74"/>
+    <w:bookmarkStart w:id="104" w:name="rf-047-registrar-el-pago-al-proveedor"/>
     <w:p>
       <w:pPr>
         <w:pStyle w:val="Heading4"/>
@@ -8604,7 +8604,7 @@
       </w:r>
     </w:p>
     <w:bookmarkEnd w:id="104"/>
-    <w:bookmarkStart w:id="105" w:name="_92d2b1772e7dae644b208f386a7484068e98546"/>
+    <w:bookmarkStart w:id="105" w:name="rf-048-cancelar-un-viaje"/>
     <w:p>
       <w:pPr>
         <w:pStyle w:val="Heading4"/>
@@ -8797,7 +8797,7 @@
       </w:r>
     </w:p>
     <w:bookmarkEnd w:id="105"/>
-    <w:bookmarkStart w:id="106" w:name="_f13d8c1b91d2adcd74e1eb410b139da86455d12"/>
+    <w:bookmarkStart w:id="106" w:name="Xf13d8c1b91d2adcd74e1eb410b139da86455d12"/>
     <w:p>
       <w:pPr>
         <w:pStyle w:val="Heading4"/>
@@ -8939,7 +8939,7 @@
       </w:r>
     </w:p>
     <w:bookmarkEnd w:id="106"/>
-    <w:bookmarkStart w:id="107" w:name="_b12ed3dcc7e36b75b860f600292c8254fd2b3e2"/>
+    <w:bookmarkStart w:id="107" w:name="Xb12ed3dcc7e36b75b860f600292c8254fd2b3e2"/>
     <w:p>
       <w:pPr>
         <w:pStyle w:val="Heading4"/>
@@ -9111,7 +9111,7 @@
       </w:r>
     </w:p>
     <w:bookmarkEnd w:id="107"/>
-    <w:bookmarkStart w:id="108" w:name="_37b5de033015b3905472fe22b3b413045ed8c04"/>
+    <w:bookmarkStart w:id="108" w:name="X37b5de033015b3905472fe22b3b413045ed8c04"/>
     <w:p>
       <w:pPr>
         <w:pStyle w:val="Heading4"/>
@@ -9289,7 +9289,7 @@
       </w:r>
     </w:p>
     <w:bookmarkEnd w:id="108"/>
-    <w:bookmarkStart w:id="109" w:name="_1f0c6367277a77ed62a3ba1f3ab24831ce4f475"/>
+    <w:bookmarkStart w:id="109" w:name="X1f0c6367277a77ed62a3ba1f3ab24831ce4f475"/>
     <w:p>
       <w:pPr>
         <w:pStyle w:val="Heading4"/>
@@ -9419,7 +9419,7 @@
       </w:r>
     </w:p>
     <w:bookmarkEnd w:id="109"/>
-    <w:bookmarkStart w:id="110" w:name="_d4efe67d70597f862f88936b294357b2a0cf7b2"/>
+    <w:bookmarkStart w:id="110" w:name="Xd4efe67d70597f862f88936b294357b2a0cf7b2"/>
     <w:p>
       <w:pPr>
         <w:pStyle w:val="Heading4"/>
@@ -9592,7 +9592,7 @@
     </w:p>
     <w:bookmarkEnd w:id="110"/>
     <w:bookmarkEnd w:id="111"/>
-    <w:bookmarkStart w:id="131" w:name="_1f7488dc20aa6c0bd511361ed6548d3fc91aa96"/>
+    <w:bookmarkStart w:id="131" w:name="economía-y-pagos"/>
     <w:p>
       <w:pPr>
         <w:pStyle w:val="Heading1"/>
@@ -9636,7 +9636,7 @@
         <w:t xml:space="preserve">y comisión del vendedor como concepto separado.</w:t>
       </w:r>
     </w:p>
-    <w:bookmarkStart w:id="112" w:name="_482f7c512719ec3a53aa7c60839df1d23d0bea9"/>
+    <w:bookmarkStart w:id="112" w:name="rf-054-registrar-la-economía-del-viaje"/>
     <w:p>
       <w:pPr>
         <w:pStyle w:val="Heading4"/>
@@ -9766,7 +9766,7 @@
       </w:r>
     </w:p>
     <w:bookmarkEnd w:id="112"/>
-    <w:bookmarkStart w:id="113" w:name="_aab3d8e1a4b217a2c6ab58634e417f7b7eb1b31"/>
+    <w:bookmarkStart w:id="113" w:name="rf-055-calcular-la-ganancia-y-el-margen"/>
     <w:p>
       <w:pPr>
         <w:pStyle w:val="Heading4"/>
@@ -9918,7 +9918,7 @@
       </w:r>
     </w:p>
     <w:bookmarkEnd w:id="113"/>
-    <w:bookmarkStart w:id="114" w:name="_f2488308b6fd8cdc155a1eb492a6f81fd7b604f"/>
+    <w:bookmarkStart w:id="114" w:name="Xf2488308b6fd8cdc155a1eb492a6f81fd7b604f"/>
     <w:p>
       <w:pPr>
         <w:pStyle w:val="Heading4"/>
@@ -10048,7 +10048,7 @@
       </w:r>
     </w:p>
     <w:bookmarkEnd w:id="114"/>
-    <w:bookmarkStart w:id="115" w:name="_e40c83f254e90efb1f7a7f9d87ae1e289bb5f3c"/>
+    <w:bookmarkStart w:id="115" w:name="rf-057-registrar-un-viaje-sin-vendedor"/>
     <w:p>
       <w:pPr>
         <w:pStyle w:val="Heading4"/>
@@ -10178,7 +10178,7 @@
       </w:r>
     </w:p>
     <w:bookmarkEnd w:id="115"/>
-    <w:bookmarkStart w:id="116" w:name="_1f10b9a713dbc8449d76629e06162ee0094f36c"/>
+    <w:bookmarkStart w:id="116" w:name="X1f10b9a713dbc8449d76629e06162ee0094f36c"/>
     <w:p>
       <w:pPr>
         <w:pStyle w:val="Heading4"/>
@@ -10308,7 +10308,7 @@
       </w:r>
     </w:p>
     <w:bookmarkEnd w:id="116"/>
-    <w:bookmarkStart w:id="117" w:name="_c8d98331a6b870d911d5aa29190ce1cd04cde7c"/>
+    <w:bookmarkStart w:id="117" w:name="Xc8d98331a6b870d911d5aa29190ce1cd04cde7c"/>
     <w:p>
       <w:pPr>
         <w:pStyle w:val="Heading4"/>
@@ -10438,7 +10438,7 @@
       </w:r>
     </w:p>
     <w:bookmarkEnd w:id="117"/>
-    <w:bookmarkStart w:id="118" w:name="_fd4a49a14d8203b549ae01c2205f7c636bbfff0"/>
+    <w:bookmarkStart w:id="118" w:name="Xfd4a49a14d8203b549ae01c2205f7c636bbfff0"/>
     <w:p>
       <w:pPr>
         <w:pStyle w:val="Heading4"/>
@@ -10568,7 +10568,7 @@
       </w:r>
     </w:p>
     <w:bookmarkEnd w:id="118"/>
-    <w:bookmarkStart w:id="119" w:name="_b09f4387e1cb2cd58c675a1227dbd8a4bb303cb"/>
+    <w:bookmarkStart w:id="119" w:name="Xb09f4387e1cb2cd58c675a1227dbd8a4bb303cb"/>
     <w:p>
       <w:pPr>
         <w:pStyle w:val="Heading4"/>
@@ -10698,7 +10698,7 @@
       </w:r>
     </w:p>
     <w:bookmarkEnd w:id="119"/>
-    <w:bookmarkStart w:id="120" w:name="_d0cb2d954c4cdf6ca4193ad519975a539e176e4"/>
+    <w:bookmarkStart w:id="120" w:name="Xd0cb2d954c4cdf6ca4193ad519975a539e176e4"/>
     <w:p>
       <w:pPr>
         <w:pStyle w:val="Heading4"/>
@@ -10840,7 +10840,7 @@
       </w:r>
     </w:p>
     <w:bookmarkEnd w:id="120"/>
-    <w:bookmarkStart w:id="121" w:name="_945535e9954a1257f5b6ed9b11b4f5d8551a919"/>
+    <w:bookmarkStart w:id="121" w:name="X945535e9954a1257f5b6ed9b11b4f5d8551a919"/>
     <w:p>
       <w:pPr>
         <w:pStyle w:val="Heading4"/>
@@ -10970,7 +10970,7 @@
       </w:r>
     </w:p>
     <w:bookmarkEnd w:id="121"/>
-    <w:bookmarkStart w:id="122" w:name="_fee83c1dcd99367500cf474e6456155c5618058"/>
+    <w:bookmarkStart w:id="122" w:name="Xfee83c1dcd99367500cf474e6456155c5618058"/>
     <w:p>
       <w:pPr>
         <w:pStyle w:val="Heading4"/>
@@ -11115,7 +11115,7 @@
       </w:r>
     </w:p>
     <w:bookmarkEnd w:id="122"/>
-    <w:bookmarkStart w:id="123" w:name="_261504640e5adca8a428d603f89827b35cd9113"/>
+    <w:bookmarkStart w:id="123" w:name="rf-065-reprogramar-un-pago-no-cobrado"/>
     <w:p>
       <w:pPr>
         <w:pStyle w:val="Heading4"/>
@@ -11299,7 +11299,7 @@
       </w:r>
     </w:p>
     <w:bookmarkEnd w:id="123"/>
-    <w:bookmarkStart w:id="124" w:name="_e390e70670baebec51d9a2d9ddc6e24c822a13d"/>
+    <w:bookmarkStart w:id="124" w:name="rf-066-anular-un-pago-del-plan"/>
     <w:p>
       <w:pPr>
         <w:pStyle w:val="Heading4"/>
@@ -11444,7 +11444,7 @@
       </w:r>
     </w:p>
     <w:bookmarkEnd w:id="124"/>
-    <w:bookmarkStart w:id="125" w:name="_dbb01d81756893249ae2171275b3ff5b40cda24"/>
+    <w:bookmarkStart w:id="125" w:name="rf-067-registrar-el-cobro-de-un-pago"/>
     <w:p>
       <w:pPr>
         <w:pStyle w:val="Heading4"/>
@@ -11616,7 +11616,7 @@
       </w:r>
     </w:p>
     <w:bookmarkEnd w:id="125"/>
-    <w:bookmarkStart w:id="126" w:name="_4c5d6d930e7a88fc8e15b1a3b638664969991a8"/>
+    <w:bookmarkStart w:id="126" w:name="rf-068-registrar-el-cobro-en-otra-moneda"/>
     <w:p>
       <w:pPr>
         <w:pStyle w:val="Heading4"/>
@@ -11746,7 +11746,7 @@
       </w:r>
     </w:p>
     <w:bookmarkEnd w:id="126"/>
-    <w:bookmarkStart w:id="127" w:name="_599175ddb16ecc8432787d5cfc147fbfabc9225"/>
+    <w:bookmarkStart w:id="127" w:name="X599175ddb16ecc8432787d5cfc147fbfabc9225"/>
     <w:p>
       <w:pPr>
         <w:pStyle w:val="Heading4"/>
@@ -11876,7 +11876,7 @@
       </w:r>
     </w:p>
     <w:bookmarkEnd w:id="127"/>
-    <w:bookmarkStart w:id="128" w:name="_259427e3fb99afd4b302ea42e192dc1b2be1ca9"/>
+    <w:bookmarkStart w:id="128" w:name="X259427e3fb99afd4b302ea42e192dc1b2be1ca9"/>
     <w:p>
       <w:pPr>
         <w:pStyle w:val="Heading4"/>
@@ -12075,7 +12075,7 @@
       </w:r>
     </w:p>
     <w:bookmarkEnd w:id="128"/>
-    <w:bookmarkStart w:id="129" w:name="_68b11f0083e7e937990c43e22bda5dc32f5acd5"/>
+    <w:bookmarkStart w:id="129" w:name="X68b11f0083e7e937990c43e22bda5dc32f5acd5"/>
     <w:p>
       <w:pPr>
         <w:pStyle w:val="Heading4"/>
@@ -12205,7 +12205,7 @@
       </w:r>
     </w:p>
     <w:bookmarkEnd w:id="129"/>
-    <w:bookmarkStart w:id="130" w:name="_f7f222c15cbfc35dd5d09c9800e0377ff6c07b1"/>
+    <w:bookmarkStart w:id="130" w:name="rf-072-cobrar-cada-pago-de-forma-íntegra"/>
     <w:p>
       <w:pPr>
         <w:pStyle w:val="Heading4"/>
@@ -12336,7 +12336,7 @@
     </w:p>
     <w:bookmarkEnd w:id="130"/>
     <w:bookmarkEnd w:id="131"/>
-    <w:bookmarkStart w:id="144" w:name="_alertas"/>
+    <w:bookmarkStart w:id="144" w:name="alertas"/>
     <w:p>
       <w:pPr>
         <w:pStyle w:val="Heading1"/>
@@ -12353,7 +12353,7 @@
         <w:t xml:space="preserve">Casos de uso que los realizan: CU-14 Ver y atender alertas del día y CU-28 Crear recordatorio manual. La mayoría de las Alertas las genera el sistema desde otros módulos; este módulo las consolida en una agenda y permite crearlas a mano.</w:t>
       </w:r>
     </w:p>
-    <w:bookmarkStart w:id="132" w:name="_845fa381e18b60af717c1e17d42b7e8f705308a"/>
+    <w:bookmarkStart w:id="132" w:name="rf-073-clasificar-las-alertas-por-tipo"/>
     <w:p>
       <w:pPr>
         <w:pStyle w:val="Heading4"/>
@@ -12582,7 +12582,7 @@
       </w:r>
     </w:p>
     <w:bookmarkEnd w:id="132"/>
-    <w:bookmarkStart w:id="133" w:name="_e2b08df1aca5d6a1ce0620879054f11c5faca77"/>
+    <w:bookmarkStart w:id="133" w:name="Xe2b08df1aca5d6a1ce0620879054f11c5faca77"/>
     <w:p>
       <w:pPr>
         <w:pStyle w:val="Heading4"/>
@@ -12724,7 +12724,7 @@
       </w:r>
     </w:p>
     <w:bookmarkEnd w:id="133"/>
-    <w:bookmarkStart w:id="134" w:name="_8041d21b9030f19dc4a27785b05e6aacafa0b75"/>
+    <w:bookmarkStart w:id="134" w:name="rf-075-mostrar-el-contexto-de-una-alerta"/>
     <w:p>
       <w:pPr>
         <w:pStyle w:val="Heading4"/>
@@ -12854,7 +12854,7 @@
       </w:r>
     </w:p>
     <w:bookmarkEnd w:id="134"/>
-    <w:bookmarkStart w:id="135" w:name="_1cb955bbc9062b41bf1ac19992242cb8a7673da"/>
+    <w:bookmarkStart w:id="135" w:name="X1cb955bbc9062b41bf1ac19992242cb8a7673da"/>
     <w:p>
       <w:pPr>
         <w:pStyle w:val="Heading4"/>
@@ -13014,7 +13014,7 @@
       </w:r>
     </w:p>
     <w:bookmarkEnd w:id="135"/>
-    <w:bookmarkStart w:id="136" w:name="_4e4537b48d50d4824f057e62173c55a65e6e579"/>
+    <w:bookmarkStart w:id="136" w:name="rf-077-posponer-una-alerta"/>
     <w:p>
       <w:pPr>
         <w:pStyle w:val="Heading4"/>
@@ -13144,7 +13144,7 @@
       </w:r>
     </w:p>
     <w:bookmarkEnd w:id="136"/>
-    <w:bookmarkStart w:id="137" w:name="_d8ca0a9f4c372bfa9fba40250d3cac49738cc74"/>
+    <w:bookmarkStart w:id="137" w:name="Xd8ca0a9f4c372bfa9fba40250d3cac49738cc74"/>
     <w:p>
       <w:pPr>
         <w:pStyle w:val="Heading4"/>
@@ -13301,7 +13301,7 @@
       </w:r>
     </w:p>
     <w:bookmarkEnd w:id="137"/>
-    <w:bookmarkStart w:id="138" w:name="_897712b274f4245a09b6098fa23b97c55fbf342"/>
+    <w:bookmarkStart w:id="138" w:name="X897712b274f4245a09b6098fa23b97c55fbf342"/>
     <w:p>
       <w:pPr>
         <w:pStyle w:val="Heading4"/>
@@ -13431,7 +13431,7 @@
       </w:r>
     </w:p>
     <w:bookmarkEnd w:id="138"/>
-    <w:bookmarkStart w:id="139" w:name="_82627a29cf88e6c950a10290a08df74b418950d"/>
+    <w:bookmarkStart w:id="139" w:name="rf-154-listar-las-próximas-alertas"/>
     <w:p>
       <w:pPr>
         <w:pStyle w:val="Heading4"/>
@@ -13576,7 +13576,7 @@
       </w:r>
     </w:p>
     <w:bookmarkEnd w:id="139"/>
-    <w:bookmarkStart w:id="140" w:name="_92b9e63136c1acf827a8d59129bb3c91b3e35f3"/>
+    <w:bookmarkStart w:id="140" w:name="rf-155-mostrar-el-progreso-del-día"/>
     <w:p>
       <w:pPr>
         <w:pStyle w:val="Heading4"/>
@@ -13721,7 +13721,7 @@
       </w:r>
     </w:p>
     <w:bookmarkEnd w:id="140"/>
-    <w:bookmarkStart w:id="141" w:name="_1796e425ec21395f6c8087d58f47d5bc6cde8f1"/>
+    <w:bookmarkStart w:id="141" w:name="rf-080-crear-un-recordatorio-manual"/>
     <w:p>
       <w:pPr>
         <w:pStyle w:val="Heading4"/>
@@ -13878,7 +13878,7 @@
       </w:r>
     </w:p>
     <w:bookmarkEnd w:id="141"/>
-    <w:bookmarkStart w:id="142" w:name="_e226a8cb3400124a2edc9277562999ad16bbaae"/>
+    <w:bookmarkStart w:id="142" w:name="Xe226a8cb3400124a2edc9277562999ad16bbaae"/>
     <w:p>
       <w:pPr>
         <w:pStyle w:val="Heading4"/>
@@ -14008,7 +14008,7 @@
       </w:r>
     </w:p>
     <w:bookmarkEnd w:id="142"/>
-    <w:bookmarkStart w:id="143" w:name="_d339871898216af14cb908ed292281719bde908"/>
+    <w:bookmarkStart w:id="143" w:name="rf-082-editar-un-recordatorio-pendiente"/>
     <w:p>
       <w:pPr>
         <w:pStyle w:val="Heading4"/>
@@ -14151,7 +14151,7 @@
     </w:p>
     <w:bookmarkEnd w:id="143"/>
     <w:bookmarkEnd w:id="144"/>
-    <w:bookmarkStart w:id="159" w:name="_22cf672f621a9ad43be29d2c3a0b5b6a74c621c"/>
+    <w:bookmarkStart w:id="159" w:name="configuración-y-catálogos"/>
     <w:p>
       <w:pPr>
         <w:pStyle w:val="Heading1"/>
@@ -14195,7 +14195,7 @@
         <w:t xml:space="preserve">habilitado.</w:t>
       </w:r>
     </w:p>
-    <w:bookmarkStart w:id="145" w:name="_68778cd10861e3f049949e15c7e7e59e1bbe635"/>
+    <w:bookmarkStart w:id="145" w:name="X68778cd10861e3f049949e15c7e7e59e1bbe635"/>
     <w:p>
       <w:pPr>
         <w:pStyle w:val="Heading4"/>
@@ -14325,7 +14325,7 @@
       </w:r>
     </w:p>
     <w:bookmarkEnd w:id="145"/>
-    <w:bookmarkStart w:id="146" w:name="_6d1f1bed1073176cb5f6375abdde77ae1faf7e1"/>
+    <w:bookmarkStart w:id="146" w:name="X6d1f1bed1073176cb5f6375abdde77ae1faf7e1"/>
     <w:p>
       <w:pPr>
         <w:pStyle w:val="Heading4"/>
@@ -14455,7 +14455,7 @@
       </w:r>
     </w:p>
     <w:bookmarkEnd w:id="146"/>
-    <w:bookmarkStart w:id="147" w:name="_7b3d5d0825829aaef2373ff793a30c6a8bbde0e"/>
+    <w:bookmarkStart w:id="147" w:name="X7b3d5d0825829aaef2373ff793a30c6a8bbde0e"/>
     <w:p>
       <w:pPr>
         <w:pStyle w:val="Heading4"/>
@@ -14585,7 +14585,7 @@
       </w:r>
     </w:p>
     <w:bookmarkEnd w:id="147"/>
-    <w:bookmarkStart w:id="148" w:name="_1963c1921c985227e99f3c13097f6600de45e5b"/>
+    <w:bookmarkStart w:id="148" w:name="X1963c1921c985227e99f3c13097f6600de45e5b"/>
     <w:p>
       <w:pPr>
         <w:pStyle w:val="Heading4"/>
@@ -14715,7 +14715,7 @@
       </w:r>
     </w:p>
     <w:bookmarkEnd w:id="148"/>
-    <w:bookmarkStart w:id="149" w:name="_12d24a7ff1b10f0aed85d8a871972ebf664ba9f"/>
+    <w:bookmarkStart w:id="149" w:name="X12d24a7ff1b10f0aed85d8a871972ebf664ba9f"/>
     <w:p>
       <w:pPr>
         <w:pStyle w:val="Heading4"/>
@@ -14845,7 +14845,7 @@
       </w:r>
     </w:p>
     <w:bookmarkEnd w:id="149"/>
-    <w:bookmarkStart w:id="150" w:name="_fd35488b36f3724ae76a9322425150639464d69"/>
+    <w:bookmarkStart w:id="150" w:name="Xfd35488b36f3724ae76a9322425150639464d69"/>
     <w:p>
       <w:pPr>
         <w:pStyle w:val="Heading4"/>
@@ -14975,7 +14975,7 @@
       </w:r>
     </w:p>
     <w:bookmarkEnd w:id="150"/>
-    <w:bookmarkStart w:id="151" w:name="_3dfe416a80ffa3bd4d66461ca5f95c1c729776e"/>
+    <w:bookmarkStart w:id="151" w:name="rf-089-gestionar-el-catálogo-de-destinos"/>
     <w:p>
       <w:pPr>
         <w:pStyle w:val="Heading4"/>
@@ -15105,7 +15105,7 @@
       </w:r>
     </w:p>
     <w:bookmarkEnd w:id="151"/>
-    <w:bookmarkStart w:id="152" w:name="_2936a1f3f1860f5fb41eb79d8e986b3932f17b1"/>
+    <w:bookmarkStart w:id="152" w:name="rf-090-impedir-destinos-duplicados"/>
     <w:p>
       <w:pPr>
         <w:pStyle w:val="Heading4"/>
@@ -15235,7 +15235,7 @@
       </w:r>
     </w:p>
     <w:bookmarkEnd w:id="152"/>
-    <w:bookmarkStart w:id="153" w:name="_a09afbb136401c67fbe2dbc317c811690e4ab02"/>
+    <w:bookmarkStart w:id="153" w:name="Xa09afbb136401c67fbe2dbc317c811690e4ab02"/>
     <w:p>
       <w:pPr>
         <w:pStyle w:val="Heading4"/>
@@ -15365,7 +15365,7 @@
       </w:r>
     </w:p>
     <w:bookmarkEnd w:id="153"/>
-    <w:bookmarkStart w:id="154" w:name="_bd42683fdc67af89b66232e92eceac4f601c383"/>
+    <w:bookmarkStart w:id="154" w:name="rf-092-reactivar-un-destino"/>
     <w:p>
       <w:pPr>
         <w:pStyle w:val="Heading4"/>
@@ -15495,7 +15495,7 @@
       </w:r>
     </w:p>
     <w:bookmarkEnd w:id="154"/>
-    <w:bookmarkStart w:id="155" w:name="_6a1d825bc06c00ff39779c51c52a41af6861e2d"/>
+    <w:bookmarkStart w:id="155" w:name="X6a1d825bc06c00ff39779c51c52a41af6861e2d"/>
     <w:p>
       <w:pPr>
         <w:pStyle w:val="Heading4"/>
@@ -15625,7 +15625,7 @@
       </w:r>
     </w:p>
     <w:bookmarkEnd w:id="155"/>
-    <w:bookmarkStart w:id="156" w:name="_bfcf68f9e97cab6e37f01308c279eb696668a19"/>
+    <w:bookmarkStart w:id="156" w:name="rf-094-impedir-operadores-duplicados"/>
     <w:p>
       <w:pPr>
         <w:pStyle w:val="Heading4"/>
@@ -15755,7 +15755,7 @@
       </w:r>
     </w:p>
     <w:bookmarkEnd w:id="156"/>
-    <w:bookmarkStart w:id="157" w:name="_c8e6e840b95d1294618614beafe83cb07d6f742"/>
+    <w:bookmarkStart w:id="157" w:name="Xc8e6e840b95d1294618614beafe83cb07d6f742"/>
     <w:p>
       <w:pPr>
         <w:pStyle w:val="Heading4"/>
@@ -15885,7 +15885,7 @@
       </w:r>
     </w:p>
     <w:bookmarkEnd w:id="157"/>
-    <w:bookmarkStart w:id="158" w:name="_e895b7b8f552d3651e5b9f214274d4eff7caa1f"/>
+    <w:bookmarkStart w:id="158" w:name="rf-096-reactivar-un-operador"/>
     <w:p>
       <w:pPr>
         <w:pStyle w:val="Heading4"/>
@@ -16016,7 +16016,7 @@
     </w:p>
     <w:bookmarkEnd w:id="158"/>
     <w:bookmarkEnd w:id="159"/>
-    <w:bookmarkStart w:id="176" w:name="_53fa968383fef0c11d16b634bd695b6cc12ca2c"/>
+    <w:bookmarkStart w:id="176" w:name="catálogo-de-hoteles"/>
     <w:p>
       <w:pPr>
         <w:pStyle w:val="Heading1"/>
@@ -16033,7 +16033,7 @@
         <w:t xml:space="preserve">Casos de uso que los realizan: CU-16 Gestionar hotel en catálogo, CU-17 Registrar reseña de hotel, CU-18 Buscar y recomendar hoteles y CU-29 Eliminar reseña. El catálogo es compartido por toda la agencia y alimenta la recomendación al cliente.</w:t>
       </w:r>
     </w:p>
-    <w:bookmarkStart w:id="160" w:name="_38ecdf77db1883ca1083019035ef67d90deeed0"/>
+    <w:bookmarkStart w:id="160" w:name="rf-097-dar-de-alta-y-editar-un-hotel"/>
     <w:p>
       <w:pPr>
         <w:pStyle w:val="Heading4"/>
@@ -16163,7 +16163,7 @@
       </w:r>
     </w:p>
     <w:bookmarkEnd w:id="160"/>
-    <w:bookmarkStart w:id="161" w:name="_1f695dc0c181fca710df9667aae54b7a6000edf"/>
+    <w:bookmarkStart w:id="161" w:name="X1f695dc0c181fca710df9667aae54b7a6000edf"/>
     <w:p>
       <w:pPr>
         <w:pStyle w:val="Heading4"/>
@@ -16293,7 +16293,7 @@
       </w:r>
     </w:p>
     <w:bookmarkEnd w:id="161"/>
-    <w:bookmarkStart w:id="162" w:name="_cadb1661c7e9ed627b8be436e55b1d128208d47"/>
+    <w:bookmarkStart w:id="162" w:name="rf-099-detectar-hoteles-duplicados"/>
     <w:p>
       <w:pPr>
         <w:pStyle w:val="Heading4"/>
@@ -16423,7 +16423,7 @@
       </w:r>
     </w:p>
     <w:bookmarkEnd w:id="162"/>
-    <w:bookmarkStart w:id="163" w:name="_bca5bea5e246c383e0d3fdf898e17a8b485ccf3"/>
+    <w:bookmarkStart w:id="163" w:name="rf-100-dar-de-baja-un-hotel"/>
     <w:p>
       <w:pPr>
         <w:pStyle w:val="Heading4"/>
@@ -16553,7 +16553,7 @@
       </w:r>
     </w:p>
     <w:bookmarkEnd w:id="163"/>
-    <w:bookmarkStart w:id="164" w:name="_014461e05af6b371b9d2ca707ea41110df64c8d"/>
+    <w:bookmarkStart w:id="164" w:name="rf-101-registrar-una-reseña-de-hotel"/>
     <w:p>
       <w:pPr>
         <w:pStyle w:val="Heading4"/>
@@ -16698,7 +16698,7 @@
       </w:r>
     </w:p>
     <w:bookmarkEnd w:id="164"/>
-    <w:bookmarkStart w:id="165" w:name="_4d05507e29081a2db1d1bae192b5f3576a998e5"/>
+    <w:bookmarkStart w:id="165" w:name="X4d05507e29081a2db1d1bae192b5f3576a998e5"/>
     <w:p>
       <w:pPr>
         <w:pStyle w:val="Heading4"/>
@@ -16828,7 +16828,7 @@
       </w:r>
     </w:p>
     <w:bookmarkEnd w:id="165"/>
-    <w:bookmarkStart w:id="166" w:name="_3650e1bab72f1425c7427823dd07c9fb1956807"/>
+    <w:bookmarkStart w:id="166" w:name="rf-103-validar-la-reseña"/>
     <w:p>
       <w:pPr>
         <w:pStyle w:val="Heading4"/>
@@ -16958,7 +16958,7 @@
       </w:r>
     </w:p>
     <w:bookmarkEnd w:id="166"/>
-    <w:bookmarkStart w:id="167" w:name="_5360a3393dfae35d209ed3070aa1589ee41aa5a"/>
+    <w:bookmarkStart w:id="167" w:name="X5360a3393dfae35d209ed3070aa1589ee41aa5a"/>
     <w:p>
       <w:pPr>
         <w:pStyle w:val="Heading4"/>
@@ -17088,7 +17088,7 @@
       </w:r>
     </w:p>
     <w:bookmarkEnd w:id="167"/>
-    <w:bookmarkStart w:id="168" w:name="_50ca400200550f27972fdc63b5746d5bb14099a"/>
+    <w:bookmarkStart w:id="168" w:name="rf-105-editar-una-reseña"/>
     <w:p>
       <w:pPr>
         <w:pStyle w:val="Heading4"/>
@@ -17218,7 +17218,7 @@
       </w:r>
     </w:p>
     <w:bookmarkEnd w:id="168"/>
-    <w:bookmarkStart w:id="169" w:name="_dc47af82714804159de48eecd772fbf5cdc7a81"/>
+    <w:bookmarkStart w:id="169" w:name="rf-106-buscar-hoteles-del-catálogo"/>
     <w:p>
       <w:pPr>
         <w:pStyle w:val="Heading4"/>
@@ -17348,7 +17348,7 @@
       </w:r>
     </w:p>
     <w:bookmarkEnd w:id="169"/>
-    <w:bookmarkStart w:id="170" w:name="_cf795dc260b94eaf7169be92baedd9b97698727"/>
+    <w:bookmarkStart w:id="170" w:name="Xcf795dc260b94eaf7169be92baedd9b97698727"/>
     <w:p>
       <w:pPr>
         <w:pStyle w:val="Heading4"/>
@@ -17478,7 +17478,7 @@
       </w:r>
     </w:p>
     <w:bookmarkEnd w:id="170"/>
-    <w:bookmarkStart w:id="171" w:name="_cc3de65d9cb395f2e9e513115f655530e474f01"/>
+    <w:bookmarkStart w:id="171" w:name="Xcc3de65d9cb395f2e9e513115f655530e474f01"/>
     <w:p>
       <w:pPr>
         <w:pStyle w:val="Heading4"/>
@@ -17608,7 +17608,7 @@
       </w:r>
     </w:p>
     <w:bookmarkEnd w:id="171"/>
-    <w:bookmarkStart w:id="172" w:name="_273980b768de40094487765088ef317119425ba"/>
+    <w:bookmarkStart w:id="172" w:name="X273980b768de40094487765088ef317119425ba"/>
     <w:p>
       <w:pPr>
         <w:pStyle w:val="Heading4"/>
@@ -17738,7 +17738,7 @@
       </w:r>
     </w:p>
     <w:bookmarkEnd w:id="172"/>
-    <w:bookmarkStart w:id="173" w:name="_4044d76728e836dcce16f0b72b57f474c4a8ea6"/>
+    <w:bookmarkStart w:id="173" w:name="X4044d76728e836dcce16f0b72b57f474c4a8ea6"/>
     <w:p>
       <w:pPr>
         <w:pStyle w:val="Heading4"/>
@@ -17868,7 +17868,7 @@
       </w:r>
     </w:p>
     <w:bookmarkEnd w:id="173"/>
-    <w:bookmarkStart w:id="174" w:name="_97f90ab95c317e565553c77e6ac19e087fdf74c"/>
+    <w:bookmarkStart w:id="174" w:name="rf-111-ocultar-una-reseña"/>
     <w:p>
       <w:pPr>
         <w:pStyle w:val="Heading4"/>
@@ -17998,7 +17998,7 @@
       </w:r>
     </w:p>
     <w:bookmarkEnd w:id="174"/>
-    <w:bookmarkStart w:id="175" w:name="_b8435924c0d77784e9fe7b5647f3e51e5d5d529"/>
+    <w:bookmarkStart w:id="175" w:name="rf-112-restaurar-una-reseña-oculta"/>
     <w:p>
       <w:pPr>
         <w:pStyle w:val="Heading4"/>
@@ -18129,7 +18129,7 @@
     </w:p>
     <w:bookmarkEnd w:id="175"/>
     <w:bookmarkEnd w:id="176"/>
-    <w:bookmarkStart w:id="187" w:name="_redes"/>
+    <w:bookmarkStart w:id="187" w:name="redes"/>
     <w:p>
       <w:pPr>
         <w:pStyle w:val="Heading1"/>
@@ -18146,7 +18146,7 @@
         <w:t xml:space="preserve">Casos de uso que los realizan: CU-19 Planificar contenido en redes y CU-20 Generar propuesta de contenido con IA. El sistema planifica y asiste, pero no publica: la publicación en la red la hace una persona.</w:t>
       </w:r>
     </w:p>
-    <w:bookmarkStart w:id="177" w:name="_8c1c15c5964e2a635e07b162b703182b60ce6ef"/>
+    <w:bookmarkStart w:id="177" w:name="rf-113-crear-una-pieza-de-contenido"/>
     <w:p>
       <w:pPr>
         <w:pStyle w:val="Heading4"/>
@@ -18291,7 +18291,7 @@
       </w:r>
     </w:p>
     <w:bookmarkEnd w:id="177"/>
-    <w:bookmarkStart w:id="178" w:name="_4d452aee8b1a1e8362b1d1d7ee5fbeb658dbc8d"/>
+    <w:bookmarkStart w:id="178" w:name="X4d452aee8b1a1e8362b1d1d7ee5fbeb658dbc8d"/>
     <w:p>
       <w:pPr>
         <w:pStyle w:val="Heading4"/>
@@ -18499,7 +18499,7 @@
       </w:r>
     </w:p>
     <w:bookmarkEnd w:id="178"/>
-    <w:bookmarkStart w:id="179" w:name="_9bb46db642873b2f271a21e6b7fbf886ff3ea03"/>
+    <w:bookmarkStart w:id="179" w:name="rf-115-editar-y-reprogramar-una-pieza"/>
     <w:p>
       <w:pPr>
         <w:pStyle w:val="Heading4"/>
@@ -18629,7 +18629,7 @@
       </w:r>
     </w:p>
     <w:bookmarkEnd w:id="179"/>
-    <w:bookmarkStart w:id="180" w:name="_088f0cff780f92884ae6542404ac4bb7f01393b"/>
+    <w:bookmarkStart w:id="180" w:name="X088f0cff780f92884ae6542404ac4bb7f01393b"/>
     <w:p>
       <w:pPr>
         <w:pStyle w:val="Heading4"/>
@@ -18759,7 +18759,7 @@
       </w:r>
     </w:p>
     <w:bookmarkEnd w:id="180"/>
-    <w:bookmarkStart w:id="181" w:name="_20b9a450706a99baabc612f9fcb8a9eb102627a"/>
+    <w:bookmarkStart w:id="181" w:name="rf-117-descartar-una-pieza-de-contenido"/>
     <w:p>
       <w:pPr>
         <w:pStyle w:val="Heading4"/>
@@ -18901,7 +18901,7 @@
       </w:r>
     </w:p>
     <w:bookmarkEnd w:id="181"/>
-    <w:bookmarkStart w:id="182" w:name="_bfcf2d81f82d841a56b4d96fafd10d452194dff"/>
+    <w:bookmarkStart w:id="182" w:name="Xbfcf2d81f82d841a56b4d96fafd10d452194dff"/>
     <w:p>
       <w:pPr>
         <w:pStyle w:val="Heading4"/>
@@ -19046,7 +19046,7 @@
       </w:r>
     </w:p>
     <w:bookmarkEnd w:id="182"/>
-    <w:bookmarkStart w:id="183" w:name="_11328e1f00dbfd81d54990aee8d17090d59da0d"/>
+    <w:bookmarkStart w:id="183" w:name="X11328e1f00dbfd81d54990aee8d17090d59da0d"/>
     <w:p>
       <w:pPr>
         <w:pStyle w:val="Heading4"/>
@@ -19176,7 +19176,7 @@
       </w:r>
     </w:p>
     <w:bookmarkEnd w:id="183"/>
-    <w:bookmarkStart w:id="184" w:name="_ed9b28ffb53924495f2a632632c9ecb13fe7b0b"/>
+    <w:bookmarkStart w:id="184" w:name="Xed9b28ffb53924495f2a632632c9ecb13fe7b0b"/>
     <w:p>
       <w:pPr>
         <w:pStyle w:val="Heading4"/>
@@ -19306,7 +19306,7 @@
       </w:r>
     </w:p>
     <w:bookmarkEnd w:id="184"/>
-    <w:bookmarkStart w:id="185" w:name="_2d45888c0ef4b9a35410f1491d55daf64e7fefb"/>
+    <w:bookmarkStart w:id="185" w:name="X2d45888c0ef4b9a35410f1491d55daf64e7fefb"/>
     <w:p>
       <w:pPr>
         <w:pStyle w:val="Heading4"/>
@@ -19463,7 +19463,7 @@
       </w:r>
     </w:p>
     <w:bookmarkEnd w:id="185"/>
-    <w:bookmarkStart w:id="186" w:name="_7e0d741b8e73c2ed700de9514509246a06ee7c8"/>
+    <w:bookmarkStart w:id="186" w:name="X7e0d741b8e73c2ed700de9514509246a06ee7c8"/>
     <w:p>
       <w:pPr>
         <w:pStyle w:val="Heading4"/>
@@ -19594,7 +19594,7 @@
     </w:p>
     <w:bookmarkEnd w:id="186"/>
     <w:bookmarkEnd w:id="187"/>
-    <w:bookmarkStart w:id="201" w:name="_a76dc780222b06da3f13657df0fd7fe7e2fa00c"/>
+    <w:bookmarkStart w:id="201" w:name="dashboard-y-reportes"/>
     <w:p>
       <w:pPr>
         <w:pStyle w:val="Heading1"/>
@@ -19611,7 +19611,7 @@
         <w:t xml:space="preserve">Casos de uso que los realizan: CU-21 Ver dashboard y embudo y CU-22 Generar reportes y estadísticas. Los indicadores y las métricas se derivan de los datos operativos: se calculan sobre el período, no se almacenan. Ambas vistas son de solo lectura.</w:t>
       </w:r>
     </w:p>
-    <w:bookmarkStart w:id="188" w:name="_ee5147a08dbe8b3a286c45629cdf6bdb05e1e62"/>
+    <w:bookmarkStart w:id="188" w:name="rf-123-mostrar-el-embudo-de-ventas"/>
     <w:p>
       <w:pPr>
         <w:pStyle w:val="Heading4"/>
@@ -19750,7 +19750,7 @@
       </w:r>
     </w:p>
     <w:bookmarkEnd w:id="188"/>
-    <w:bookmarkStart w:id="189" w:name="_5f7857deb156ed456e4b1916f8a5028511b7d7e"/>
+    <w:bookmarkStart w:id="189" w:name="X5f7857deb156ed456e4b1916f8a5028511b7d7e"/>
     <w:p>
       <w:pPr>
         <w:pStyle w:val="Heading4"/>
@@ -19880,7 +19880,7 @@
       </w:r>
     </w:p>
     <w:bookmarkEnd w:id="189"/>
-    <w:bookmarkStart w:id="190" w:name="_e28457863a67290209cd2a845e5927c30cff5af"/>
+    <w:bookmarkStart w:id="190" w:name="Xe28457863a67290209cd2a845e5927c30cff5af"/>
     <w:p>
       <w:pPr>
         <w:pStyle w:val="Heading4"/>
@@ -20010,7 +20010,7 @@
       </w:r>
     </w:p>
     <w:bookmarkEnd w:id="190"/>
-    <w:bookmarkStart w:id="191" w:name="_a1e4375caf58a09d9975b30d7870ec51dc18297"/>
+    <w:bookmarkStart w:id="191" w:name="rf-126-mostrar-la-analítica-comercial"/>
     <w:p>
       <w:pPr>
         <w:pStyle w:val="Heading4"/>
@@ -20140,7 +20140,7 @@
       </w:r>
     </w:p>
     <w:bookmarkEnd w:id="191"/>
-    <w:bookmarkStart w:id="192" w:name="_3d4af15bbfbf2f6c20d1c48f6ce778c8ae264a4"/>
+    <w:bookmarkStart w:id="192" w:name="X3d4af15bbfbf2f6c20d1c48f6ce778c8ae264a4"/>
     <w:p>
       <w:pPr>
         <w:pStyle w:val="Heading4"/>
@@ -20270,7 +20270,7 @@
       </w:r>
     </w:p>
     <w:bookmarkEnd w:id="192"/>
-    <w:bookmarkStart w:id="193" w:name="_8aa25ec19a8ce4c131fa7d4767e7c22e4b61bc5"/>
+    <w:bookmarkStart w:id="193" w:name="X8aa25ec19a8ce4c131fa7d4767e7c22e4b61bc5"/>
     <w:p>
       <w:pPr>
         <w:pStyle w:val="Heading4"/>
@@ -20400,7 +20400,7 @@
       </w:r>
     </w:p>
     <w:bookmarkEnd w:id="193"/>
-    <w:bookmarkStart w:id="194" w:name="_9cc9945e23550e9ce75a7060c90397c90255376"/>
+    <w:bookmarkStart w:id="194" w:name="rf-129-acotar-el-dashboard-según-el-rol"/>
     <w:p>
       <w:pPr>
         <w:pStyle w:val="Heading4"/>
@@ -20587,7 +20587,7 @@
       </w:r>
     </w:p>
     <w:bookmarkEnd w:id="194"/>
-    <w:bookmarkStart w:id="195" w:name="_4c1932ac24ea488a17f9994be49752f644b1b4a"/>
+    <w:bookmarkStart w:id="195" w:name="rf-130-calcular-los-indicadores-en-vivo"/>
     <w:p>
       <w:pPr>
         <w:pStyle w:val="Heading4"/>
@@ -20717,7 +20717,7 @@
       </w:r>
     </w:p>
     <w:bookmarkEnd w:id="195"/>
-    <w:bookmarkStart w:id="196" w:name="_bc38acbaf03db036e256573f6b9078b89bc7ec7"/>
+    <w:bookmarkStart w:id="196" w:name="rf-131-generar-un-reporte-del-período"/>
     <w:p>
       <w:pPr>
         <w:pStyle w:val="Heading4"/>
@@ -20847,7 +20847,7 @@
       </w:r>
     </w:p>
     <w:bookmarkEnd w:id="196"/>
-    <w:bookmarkStart w:id="197" w:name="_515adbb148107ac12418c8968cf8389122502d7"/>
+    <w:bookmarkStart w:id="197" w:name="rf-132-visualizar-el-reporte"/>
     <w:p>
       <w:pPr>
         <w:pStyle w:val="Heading4"/>
@@ -20977,7 +20977,7 @@
       </w:r>
     </w:p>
     <w:bookmarkEnd w:id="197"/>
-    <w:bookmarkStart w:id="198" w:name="_2731a50cb974dc7d2fa7f5fe8c09cbb746ae916"/>
+    <w:bookmarkStart w:id="198" w:name="rf-133-exportar-el-reporte"/>
     <w:p>
       <w:pPr>
         <w:pStyle w:val="Heading4"/>
@@ -21107,7 +21107,7 @@
       </w:r>
     </w:p>
     <w:bookmarkEnd w:id="198"/>
-    <w:bookmarkStart w:id="199" w:name="_fe2dd8ae337459ad9e0dcaef8b1fb4effc2306a"/>
+    <w:bookmarkStart w:id="199" w:name="rf-134-comparar-dos-períodos"/>
     <w:p>
       <w:pPr>
         <w:pStyle w:val="Heading4"/>
@@ -21237,7 +21237,7 @@
       </w:r>
     </w:p>
     <w:bookmarkEnd w:id="199"/>
-    <w:bookmarkStart w:id="200" w:name="_2e59ea2c2bc240631273c77d8f2087012bc8695"/>
+    <w:bookmarkStart w:id="200" w:name="rf-135-resolver-períodos-sin-datos"/>
     <w:p>
       <w:pPr>
         <w:pStyle w:val="Heading4"/>
@@ -21368,7 +21368,7 @@
     </w:p>
     <w:bookmarkEnd w:id="200"/>
     <w:bookmarkEnd w:id="201"/>
-    <w:bookmarkStart w:id="206" w:name="_calendario"/>
+    <w:bookmarkStart w:id="206" w:name="calendario"/>
     <w:p>
       <w:pPr>
         <w:pStyle w:val="Heading1"/>
@@ -21385,7 +21385,7 @@
         <w:t xml:space="preserve">Caso de uso que los realiza: CU-23 Ver calendario de viajes y vencimientos. Es una vista consolidada de fechas de toda la agencia, de solo lectura, con navegación a la gestión de cada ítem.</w:t>
       </w:r>
     </w:p>
-    <w:bookmarkStart w:id="202" w:name="_ceca69b3a695d7c04be79409986c9d45a7fa045"/>
+    <w:bookmarkStart w:id="202" w:name="rf-136-mostrar-el-calendario-consolidado"/>
     <w:p>
       <w:pPr>
         <w:pStyle w:val="Heading4"/>
@@ -21515,7 +21515,7 @@
       </w:r>
     </w:p>
     <w:bookmarkEnd w:id="202"/>
-    <w:bookmarkStart w:id="203" w:name="_b8ce495b500e04e0deb1f4ef40a450538f66726"/>
+    <w:bookmarkStart w:id="203" w:name="Xb8ce495b500e04e0deb1f4ef40a450538f66726"/>
     <w:p>
       <w:pPr>
         <w:pStyle w:val="Heading4"/>
@@ -21645,7 +21645,7 @@
       </w:r>
     </w:p>
     <w:bookmarkEnd w:id="203"/>
-    <w:bookmarkStart w:id="204" w:name="_c73bee0b0bdd5a795eb8a7453b42be2d427f88c"/>
+    <w:bookmarkStart w:id="204" w:name="rf-138-filtrar-el-calendario"/>
     <w:p>
       <w:pPr>
         <w:pStyle w:val="Heading4"/>
@@ -21775,7 +21775,7 @@
       </w:r>
     </w:p>
     <w:bookmarkEnd w:id="204"/>
-    <w:bookmarkStart w:id="205" w:name="_72fffd0adddc5806d434d71d5dae3152e9f2bab"/>
+    <w:bookmarkStart w:id="205" w:name="X72fffd0adddc5806d434d71d5dae3152e9f2bab"/>
     <w:p>
       <w:pPr>
         <w:pStyle w:val="Heading4"/>
@@ -21906,7 +21906,7 @@
     </w:p>
     <w:bookmarkEnd w:id="205"/>
     <w:bookmarkEnd w:id="206"/>
-    <w:bookmarkStart w:id="221" w:name="_372e14414a63d5d17a8fc641a85930640cdde28"/>
+    <w:bookmarkStart w:id="221" w:name="X372e14414a63d5d17a8fc641a85930640cdde28"/>
     <w:p>
       <w:pPr>
         <w:pStyle w:val="Heading1"/>
@@ -21923,7 +21923,7 @@
         <w:t xml:space="preserve">Casos de uso que los realizan: CU-24 Iniciar sesión y CU-25 Gestionar usuarios y roles. Los tres últimos requisitos son transversales: no pertenecen a un caso de uso puntual, sino que se aplican a todos los módulos.</w:t>
       </w:r>
     </w:p>
-    <w:bookmarkStart w:id="207" w:name="_9dfde36b5eed70841950e69a9c8e0764f4616c9"/>
+    <w:bookmarkStart w:id="207" w:name="rf-140-autenticar-al-usuario"/>
     <w:p>
       <w:pPr>
         <w:pStyle w:val="Heading4"/>
@@ -22053,7 +22053,7 @@
       </w:r>
     </w:p>
     <w:bookmarkEnd w:id="207"/>
-    <w:bookmarkStart w:id="208" w:name="_20d5e162034ed525bebf92e1f9035d73b5c6cc6"/>
+    <w:bookmarkStart w:id="208" w:name="X20d5e162034ed525bebf92e1f9035d73b5c6cc6"/>
     <w:p>
       <w:pPr>
         <w:pStyle w:val="Heading4"/>
@@ -22234,7 +22234,7 @@
       </w:r>
     </w:p>
     <w:bookmarkEnd w:id="208"/>
-    <w:bookmarkStart w:id="209" w:name="_cd9bd3fc44c183de7fa1b5c5ed14c7dc8967f6d"/>
+    <w:bookmarkStart w:id="209" w:name="rf-142-rechazar-credenciales-inválidas"/>
     <w:p>
       <w:pPr>
         <w:pStyle w:val="Heading4"/>
@@ -22364,7 +22364,7 @@
       </w:r>
     </w:p>
     <w:bookmarkEnd w:id="209"/>
-    <w:bookmarkStart w:id="210" w:name="_e8a34711c2edba4d80685d72840cf77fbf0331b"/>
+    <w:bookmarkStart w:id="210" w:name="rf-143-cerrar-la-sesión"/>
     <w:p>
       <w:pPr>
         <w:pStyle w:val="Heading4"/>
@@ -22494,7 +22494,7 @@
       </w:r>
     </w:p>
     <w:bookmarkEnd w:id="210"/>
-    <w:bookmarkStart w:id="211" w:name="_1ab48f26f427334831be10a218a6048c737aa66"/>
+    <w:bookmarkStart w:id="211" w:name="rf-144-listar-y-dar-de-alta-usuarios"/>
     <w:p>
       <w:pPr>
         <w:pStyle w:val="Heading4"/>
@@ -22678,7 +22678,7 @@
       </w:r>
     </w:p>
     <w:bookmarkEnd w:id="211"/>
-    <w:bookmarkStart w:id="212" w:name="_4f8770500b0da8756b5a5025defd05780a811cf"/>
+    <w:bookmarkStart w:id="212" w:name="X4f8770500b0da8756b5a5025defd05780a811cf"/>
     <w:p>
       <w:pPr>
         <w:pStyle w:val="Heading4"/>
@@ -22808,7 +22808,7 @@
       </w:r>
     </w:p>
     <w:bookmarkEnd w:id="212"/>
-    <w:bookmarkStart w:id="213" w:name="_b2a738fb96ba916c03736f78f4f2649abf3692e"/>
+    <w:bookmarkStart w:id="213" w:name="Xb2a738fb96ba916c03736f78f4f2649abf3692e"/>
     <w:p>
       <w:pPr>
         <w:pStyle w:val="Heading4"/>
@@ -22938,7 +22938,7 @@
       </w:r>
     </w:p>
     <w:bookmarkEnd w:id="213"/>
-    <w:bookmarkStart w:id="214" w:name="_af463b2bc205ee54fd8e179071e9f774d70d657"/>
+    <w:bookmarkStart w:id="214" w:name="Xaf463b2bc205ee54fd8e179071e9f774d70d657"/>
     <w:p>
       <w:pPr>
         <w:pStyle w:val="Heading4"/>
@@ -23068,7 +23068,7 @@
       </w:r>
     </w:p>
     <w:bookmarkEnd w:id="214"/>
-    <w:bookmarkStart w:id="215" w:name="_4bb38750358b0a59d384b3f48a17c6c65ff9aed"/>
+    <w:bookmarkStart w:id="215" w:name="rf-148-dar-de-baja-lógica-un-usuario"/>
     <w:p>
       <w:pPr>
         <w:pStyle w:val="Heading4"/>
@@ -23198,7 +23198,7 @@
       </w:r>
     </w:p>
     <w:bookmarkEnd w:id="215"/>
-    <w:bookmarkStart w:id="216" w:name="_01c7e8d279a99b7bd15c0f96371bf620914147e"/>
+    <w:bookmarkStart w:id="216" w:name="rf-149-proteger-al-último-administrador"/>
     <w:p>
       <w:pPr>
         <w:pStyle w:val="Heading4"/>
@@ -23343,7 +23343,7 @@
       </w:r>
     </w:p>
     <w:bookmarkEnd w:id="216"/>
-    <w:bookmarkStart w:id="217" w:name="_57fe8bc10b4f4e22871ea74aad61d9fece97fbf"/>
+    <w:bookmarkStart w:id="217" w:name="X57fe8bc10b4f4e22871ea74aad61d9fece97fbf"/>
     <w:p>
       <w:pPr>
         <w:pStyle w:val="Heading4"/>
@@ -23488,7 +23488,7 @@
       </w:r>
     </w:p>
     <w:bookmarkEnd w:id="217"/>
-    <w:bookmarkStart w:id="218" w:name="_d4dd5a8d2290d1099913e71519353d270d08e67"/>
+    <w:bookmarkStart w:id="218" w:name="Xd4dd5a8d2290d1099913e71519353d270d08e67"/>
     <w:p>
       <w:pPr>
         <w:pStyle w:val="Heading4"/>
@@ -23645,7 +23645,7 @@
       </w:r>
     </w:p>
     <w:bookmarkEnd w:id="218"/>
-    <w:bookmarkStart w:id="219" w:name="_495a0dd1a93ed416803b168cc83086211a75eb4"/>
+    <w:bookmarkStart w:id="219" w:name="X495a0dd1a93ed416803b168cc83086211a75eb4"/>
     <w:p>
       <w:pPr>
         <w:pStyle w:val="Heading4"/>
@@ -23775,7 +23775,7 @@
       </w:r>
     </w:p>
     <w:bookmarkEnd w:id="219"/>
-    <w:bookmarkStart w:id="220" w:name="_9329596266bbe32751d14998b83b5984cd4310f"/>
+    <w:bookmarkStart w:id="220" w:name="X9329596266bbe32751d14998b83b5984cd4310f"/>
     <w:p>
       <w:pPr>
         <w:pStyle w:val="Heading4"/>
@@ -23906,7 +23906,7 @@
     </w:p>
     <w:bookmarkEnd w:id="220"/>
     <w:bookmarkEnd w:id="221"/>
-    <w:bookmarkStart w:id="246" w:name="_49ddc605a55c686252368480f1d3ee80cdaa742"/>
+    <w:bookmarkStart w:id="246" w:name="requisitos-no-funcionales"/>
     <w:p>
       <w:pPr>
         <w:pStyle w:val="Heading1"/>
@@ -23968,7 +23968,7 @@
         <w:t xml:space="preserve">con el que se comprueba.</w:t>
       </w:r>
     </w:p>
-    <w:bookmarkStart w:id="226" w:name="_seguridad"/>
+    <w:bookmarkStart w:id="226" w:name="seguridad"/>
     <w:p>
       <w:pPr>
         <w:pStyle w:val="Heading2"/>
@@ -23977,7 +23977,7 @@
         <w:t xml:space="preserve">Seguridad</w:t>
       </w:r>
     </w:p>
-    <w:bookmarkStart w:id="222" w:name="_aec881bbbb2cc2da411c5fa94cc4f4225c6bfb2"/>
+    <w:bookmarkStart w:id="222" w:name="Xaec881bbbb2cc2da411c5fa94cc4f4225c6bfb2"/>
     <w:p>
       <w:pPr>
         <w:pStyle w:val="Heading4"/>
@@ -24053,7 +24053,7 @@
       </w:r>
     </w:p>
     <w:bookmarkEnd w:id="222"/>
-    <w:bookmarkStart w:id="223" w:name="_178598f79d04f64a483b6abfe32b64cda7340e3"/>
+    <w:bookmarkStart w:id="223" w:name="X178598f79d04f64a483b6abfe32b64cda7340e3"/>
     <w:p>
       <w:pPr>
         <w:pStyle w:val="Heading4"/>
@@ -24129,7 +24129,7 @@
       </w:r>
     </w:p>
     <w:bookmarkEnd w:id="223"/>
-    <w:bookmarkStart w:id="224" w:name="_912d4855bfae45c77c4dbea1f09806c85cdf7d1"/>
+    <w:bookmarkStart w:id="224" w:name="rnf-03-protección-de-las-credenciales"/>
     <w:p>
       <w:pPr>
         <w:pStyle w:val="Heading4"/>
@@ -24205,7 +24205,7 @@
       </w:r>
     </w:p>
     <w:bookmarkEnd w:id="224"/>
-    <w:bookmarkStart w:id="225" w:name="_eeec367fd95e4517705b6618d9626810aa4f540"/>
+    <w:bookmarkStart w:id="225" w:name="rnf-04-trazabilidad-de-las-operaciones"/>
     <w:p>
       <w:pPr>
         <w:pStyle w:val="Heading4"/>
@@ -24282,7 +24282,7 @@
     </w:p>
     <w:bookmarkEnd w:id="225"/>
     <w:bookmarkEnd w:id="226"/>
-    <w:bookmarkStart w:id="231" w:name="_3891bef5d07eb5d4dbe88dd3f28b3faff6da02f"/>
+    <w:bookmarkStart w:id="231" w:name="fiabilidad-y-robustez"/>
     <w:p>
       <w:pPr>
         <w:pStyle w:val="Heading2"/>
@@ -24291,7 +24291,7 @@
         <w:t xml:space="preserve">Fiabilidad y robustez</w:t>
       </w:r>
     </w:p>
-    <w:bookmarkStart w:id="227" w:name="_102730d760764af8ed806c24dcfad92c8afd156"/>
+    <w:bookmarkStart w:id="227" w:name="X102730d760764af8ed806c24dcfad92c8afd156"/>
     <w:p>
       <w:pPr>
         <w:pStyle w:val="Heading4"/>
@@ -24367,7 +24367,7 @@
       </w:r>
     </w:p>
     <w:bookmarkEnd w:id="227"/>
-    <w:bookmarkStart w:id="228" w:name="_2c65476595c99d3875f916aa4245c011a28e593"/>
+    <w:bookmarkStart w:id="228" w:name="rnf-06-tolerancia-al-error-del-usuario"/>
     <w:p>
       <w:pPr>
         <w:pStyle w:val="Heading4"/>
@@ -24443,7 +24443,7 @@
       </w:r>
     </w:p>
     <w:bookmarkEnd w:id="228"/>
-    <w:bookmarkStart w:id="229" w:name="_257266bfc5d3b2441c157e618f7c4a2e4270b27"/>
+    <w:bookmarkStart w:id="229" w:name="rnf-07-preservación-del-historial"/>
     <w:p>
       <w:pPr>
         <w:pStyle w:val="Heading4"/>
@@ -24519,7 +24519,7 @@
       </w:r>
     </w:p>
     <w:bookmarkEnd w:id="229"/>
-    <w:bookmarkStart w:id="230" w:name="_d0de6e2624136f4cc9cdc1d8d494de185f565f9"/>
+    <w:bookmarkStart w:id="230" w:name="rnf-08-resguardo-y-recuperación"/>
     <w:p>
       <w:pPr>
         <w:pStyle w:val="Heading4"/>
@@ -24596,7 +24596,7 @@
     </w:p>
     <w:bookmarkEnd w:id="230"/>
     <w:bookmarkEnd w:id="231"/>
-    <w:bookmarkStart w:id="234" w:name="_rendimiento"/>
+    <w:bookmarkStart w:id="234" w:name="rendimiento"/>
     <w:p>
       <w:pPr>
         <w:pStyle w:val="Heading2"/>
@@ -24605,7 +24605,7 @@
         <w:t xml:space="preserve">Rendimiento</w:t>
       </w:r>
     </w:p>
-    <w:bookmarkStart w:id="232" w:name="_51a6473284e85a6f469b242ab8ed93e4b8476aa"/>
+    <w:bookmarkStart w:id="232" w:name="X51a6473284e85a6f469b242ab8ed93e4b8476aa"/>
     <w:p>
       <w:pPr>
         <w:pStyle w:val="Heading4"/>
@@ -24681,7 +24681,7 @@
       </w:r>
     </w:p>
     <w:bookmarkEnd w:id="232"/>
-    <w:bookmarkStart w:id="233" w:name="_cc17109278ec2bc0d350e34478bddf8b4d8a51d"/>
+    <w:bookmarkStart w:id="233" w:name="Xcc17109278ec2bc0d350e34478bddf8b4d8a51d"/>
     <w:p>
       <w:pPr>
         <w:pStyle w:val="Heading4"/>
@@ -24758,7 +24758,7 @@
     </w:p>
     <w:bookmarkEnd w:id="233"/>
     <w:bookmarkEnd w:id="234"/>
-    <w:bookmarkStart w:id="237" w:name="_usabilidad"/>
+    <w:bookmarkStart w:id="237" w:name="usabilidad"/>
     <w:p>
       <w:pPr>
         <w:pStyle w:val="Heading2"/>
@@ -24767,7 +24767,7 @@
         <w:t xml:space="preserve">Usabilidad</w:t>
       </w:r>
     </w:p>
-    <w:bookmarkStart w:id="235" w:name="_d45db0fd6965d4abd07e6ae81ab181068ce905e"/>
+    <w:bookmarkStart w:id="235" w:name="Xd45db0fd6965d4abd07e6ae81ab181068ce905e"/>
     <w:p>
       <w:pPr>
         <w:pStyle w:val="Heading4"/>
@@ -24843,7 +24843,7 @@
       </w:r>
     </w:p>
     <w:bookmarkEnd w:id="235"/>
-    <w:bookmarkStart w:id="236" w:name="_6f9035ce647c78eda97c74a53eb052dd0520bae"/>
+    <w:bookmarkStart w:id="236" w:name="rnf-12-prevención-de-errores-de-carga"/>
     <w:p>
       <w:pPr>
         <w:pStyle w:val="Heading4"/>
@@ -24920,7 +24920,7 @@
     </w:p>
     <w:bookmarkEnd w:id="236"/>
     <w:bookmarkEnd w:id="237"/>
-    <w:bookmarkStart w:id="239" w:name="_disponibilidad"/>
+    <w:bookmarkStart w:id="239" w:name="disponibilidad"/>
     <w:p>
       <w:pPr>
         <w:pStyle w:val="Heading2"/>
@@ -24929,7 +24929,7 @@
         <w:t xml:space="preserve">Disponibilidad</w:t>
       </w:r>
     </w:p>
-    <w:bookmarkStart w:id="238" w:name="_211cbc0c2b3c5bdde3f11035ea3d11a2a687f85"/>
+    <w:bookmarkStart w:id="238" w:name="rnf-13-disponibilidad-permanente"/>
     <w:p>
       <w:pPr>
         <w:pStyle w:val="Heading4"/>
@@ -25006,7 +25006,7 @@
     </w:p>
     <w:bookmarkEnd w:id="238"/>
     <w:bookmarkEnd w:id="239"/>
-    <w:bookmarkStart w:id="241" w:name="_ae34cc7edf4f060db25c610a7f993505344a73f"/>
+    <w:bookmarkStart w:id="241" w:name="portabilidad-y-compatibilidad"/>
     <w:p>
       <w:pPr>
         <w:pStyle w:val="Heading2"/>
@@ -25015,7 +25015,7 @@
         <w:t xml:space="preserve">Portabilidad y compatibilidad</w:t>
       </w:r>
     </w:p>
-    <w:bookmarkStart w:id="240" w:name="_0aba705bcc96e5b76597fadf1477553eccdd6da"/>
+    <w:bookmarkStart w:id="240" w:name="X0aba705bcc96e5b76597fadf1477553eccdd6da"/>
     <w:p>
       <w:pPr>
         <w:pStyle w:val="Heading4"/>
@@ -25092,7 +25092,7 @@
     </w:p>
     <w:bookmarkEnd w:id="240"/>
     <w:bookmarkEnd w:id="241"/>
-    <w:bookmarkStart w:id="243" w:name="_mantenibilidad"/>
+    <w:bookmarkStart w:id="243" w:name="mantenibilidad"/>
     <w:p>
       <w:pPr>
         <w:pStyle w:val="Heading2"/>
@@ -25101,7 +25101,7 @@
         <w:t xml:space="preserve">Mantenibilidad</w:t>
       </w:r>
     </w:p>
-    <w:bookmarkStart w:id="242" w:name="_0a378e6e4e3360f8a9f95584c79d75cbe557d30"/>
+    <w:bookmarkStart w:id="242" w:name="rnf-15-evolución-sin-regresiones"/>
     <w:p>
       <w:pPr>
         <w:pStyle w:val="Heading4"/>
@@ -25178,7 +25178,7 @@
     </w:p>
     <w:bookmarkEnd w:id="242"/>
     <w:bookmarkEnd w:id="243"/>
-    <w:bookmarkStart w:id="245" w:name="_7c62cfc23b8195b57ead9f17a846f0b3a774662"/>
+    <w:bookmarkStart w:id="245" w:name="localización-y-privacidad"/>
     <w:p>
       <w:pPr>
         <w:pStyle w:val="Heading2"/>
@@ -25187,7 +25187,7 @@
         <w:t xml:space="preserve">Localización y privacidad</w:t>
       </w:r>
     </w:p>
-    <w:bookmarkStart w:id="244" w:name="_5be458164d2607eb21adc2d140d0c52dea7ede5"/>
+    <w:bookmarkStart w:id="244" w:name="X5be458164d2607eb21adc2d140d0c52dea7ede5"/>
     <w:p>
       <w:pPr>
         <w:pStyle w:val="Heading4"/>
@@ -25265,7 +25265,7 @@
     <w:bookmarkEnd w:id="244"/>
     <w:bookmarkEnd w:id="245"/>
     <w:bookmarkEnd w:id="246"/>
-    <w:bookmarkStart w:id="247" w:name="_7b7a73e0518380d71791912246da32213184fe5"/>
+    <w:bookmarkStart w:id="247" w:name="matriz-de-trazabilidad"/>
     <w:p>
       <w:pPr>
         <w:pStyle w:val="Heading1"/>
@@ -26077,7 +26077,7 @@
     </w:tbl>
     <w:p>
       <w:pPr>
-        <w:pStyle w:val="FirstParagraph"/>
+        <w:pStyle w:val="BodyText"/>
       </w:pPr>
       <w:r>
         <w:t xml:space="preserve">Los requisitos</w:t>
